--- a/Software Project Management/Anjan'sSPM lab report.docx
+++ b/Software Project Management/Anjan'sSPM lab report.docx
@@ -247,9 +247,7 @@
         <w:t>(113102067)</w:t>
       </w:r>
     </w:p>
-    <w:p>
-      <w:pPr/>
-    </w:p>
+    <w:p/>
     <w:p>
       <w:pPr>
         <w:jc w:val="center"/>
@@ -271,7 +269,6 @@
     </w:p>
     <w:p>
       <w:pPr>
-        <w:pStyle w:val="TitleChar"/>
         <w:jc w:val="center"/>
         <w:rPr>
           <w:rFonts w:ascii="Cambria Math" w:hAnsi="Cambria Math"/>
@@ -295,7 +292,6 @@
     </w:p>
     <w:p>
       <w:pPr>
-        <w:pStyle w:val="TitleChar"/>
         <w:jc w:val="center"/>
         <w:rPr>
           <w:rFonts w:ascii="Cambria Math" w:hAnsi="Cambria Math"/>
@@ -316,7 +312,6 @@
     </w:p>
     <w:p>
       <w:pPr>
-        <w:pStyle w:val="TitleChar"/>
         <w:jc w:val="center"/>
         <w:rPr>
           <w:rFonts w:ascii="Cambria Math" w:hAnsi="Cambria Math"/>
@@ -368,7 +363,7 @@
                     </pic:cNvPicPr>
                   </pic:nvPicPr>
                   <pic:blipFill>
-                    <a:blip r:embed="rId6">
+                    <a:blip r:embed="rId8">
                       <a:extLst>
                         <a:ext uri="{28A0092B-C50C-407E-A947-70E740481C1C}">
                           <a14:useLocalDpi xmlns:a14="http://schemas.microsoft.com/office/drawing/2010/main" val="0"/>
@@ -402,7 +397,6 @@
     </w:p>
     <w:p>
       <w:pPr>
-        <w:pStyle w:val="SubtitleChar"/>
         <w:jc w:val="center"/>
         <w:rPr>
           <w:rFonts w:ascii="Cambria" w:hAnsi="Cambria" w:cs="Times New Roman"/>
@@ -453,6 +447,812 @@
         <w:t>CHARDOBATO, BHAKTAPUR, NEPAL</w:t>
       </w:r>
     </w:p>
+    <w:p>
+      <w:pPr>
+        <w:rPr>
+          <w:rFonts w:ascii="Times New Roman" w:hAnsi="Times New Roman" w:cs="Times New Roman"/>
+          <w:b/>
+          <w:bCs/>
+          <w:sz w:val="28"/>
+          <w:szCs w:val="28"/>
+        </w:rPr>
+      </w:pPr>
+      <w:r>
+        <w:rPr>
+          <w:rFonts w:ascii="Times New Roman" w:hAnsi="Times New Roman" w:cs="Times New Roman"/>
+          <w:b/>
+          <w:bCs/>
+          <w:sz w:val="28"/>
+          <w:szCs w:val="28"/>
+        </w:rPr>
+        <w:br w:type="page"/>
+      </w:r>
+    </w:p>
+    <w:p>
+      <w:pPr>
+        <w:spacing w:line="360" w:lineRule="auto"/>
+        <w:jc w:val="center"/>
+        <w:rPr>
+          <w:rFonts w:ascii="Times New Roman" w:hAnsi="Times New Roman" w:cs="Times New Roman"/>
+          <w:b/>
+          <w:bCs/>
+          <w:sz w:val="32"/>
+          <w:szCs w:val="32"/>
+        </w:rPr>
+      </w:pPr>
+      <w:r>
+        <w:rPr>
+          <w:rFonts w:ascii="Times New Roman" w:hAnsi="Times New Roman" w:cs="Times New Roman"/>
+          <w:b/>
+          <w:bCs/>
+          <w:sz w:val="32"/>
+          <w:szCs w:val="32"/>
+        </w:rPr>
+        <w:lastRenderedPageBreak/>
+        <w:t>Acknowledgement</w:t>
+      </w:r>
+    </w:p>
+    <w:p>
+      <w:pPr>
+        <w:spacing w:line="360" w:lineRule="auto"/>
+        <w:jc w:val="both"/>
+        <w:rPr>
+          <w:rFonts w:ascii="Times New Roman" w:hAnsi="Times New Roman" w:cs="Times New Roman"/>
+        </w:rPr>
+      </w:pPr>
+      <w:r>
+        <w:rPr>
+          <w:rFonts w:ascii="Times New Roman" w:hAnsi="Times New Roman" w:cs="Times New Roman"/>
+        </w:rPr>
+        <w:t xml:space="preserve">I would like to express my sincere gratitude to </w:t>
+      </w:r>
+      <w:r>
+        <w:rPr>
+          <w:rFonts w:ascii="Times New Roman" w:hAnsi="Times New Roman" w:cs="Times New Roman"/>
+          <w:b/>
+          <w:bCs/>
+        </w:rPr>
+        <w:t>Mr.</w:t>
+      </w:r>
+      <w:r>
+        <w:rPr>
+          <w:rFonts w:ascii="Times New Roman" w:hAnsi="Times New Roman" w:cs="Times New Roman"/>
+        </w:rPr>
+        <w:t xml:space="preserve"> </w:t>
+      </w:r>
+      <w:r>
+        <w:rPr>
+          <w:rFonts w:ascii="Times New Roman" w:hAnsi="Times New Roman" w:cs="Times New Roman"/>
+          <w:b/>
+          <w:bCs/>
+        </w:rPr>
+        <w:t>Aayush Chaudhary</w:t>
+      </w:r>
+      <w:r>
+        <w:rPr>
+          <w:rFonts w:ascii="Times New Roman" w:hAnsi="Times New Roman" w:cs="Times New Roman"/>
+          <w:b/>
+          <w:bCs/>
+        </w:rPr>
+        <w:t xml:space="preserve">, </w:t>
+      </w:r>
+      <w:r>
+        <w:rPr>
+          <w:rFonts w:ascii="Times New Roman" w:hAnsi="Times New Roman" w:cs="Times New Roman"/>
+        </w:rPr>
+        <w:t>our</w:t>
+      </w:r>
+      <w:r>
+        <w:rPr>
+          <w:rFonts w:ascii="Times New Roman" w:hAnsi="Times New Roman" w:cs="Times New Roman"/>
+        </w:rPr>
+        <w:t xml:space="preserve"> course instructor for providing valuable guidance and support throughout the Software Project Management laboratory sessions. The practical exercises helped me understand important concepts such as project planning, task scheduling, precedence relationships, Gantt charts, network diagrams, and project management tools. I am thankful for the clear instructions and practical knowledge that made it easier to apply the concepts learned in class. I also appreciate the support and cooperation of my classmates during the completion of these experiments. These laboratory activities provided me with an opportunity to gain practical experience in planning and managing software projects. I am grateful to everyone who contributed directly or indirectly to the successful completion of this lab report. Finally, I would like to thank my instructor for encouraging us to learn and explore different project management techniques and tools.</w:t>
+      </w:r>
+    </w:p>
+    <w:p>
+      <w:pPr>
+        <w:rPr>
+          <w:rFonts w:ascii="Times New Roman" w:hAnsi="Times New Roman" w:cs="Times New Roman"/>
+          <w:b/>
+          <w:bCs/>
+          <w:sz w:val="28"/>
+          <w:szCs w:val="28"/>
+        </w:rPr>
+      </w:pPr>
+      <w:r>
+        <w:rPr>
+          <w:rFonts w:ascii="Times New Roman" w:hAnsi="Times New Roman" w:cs="Times New Roman"/>
+          <w:b/>
+          <w:bCs/>
+          <w:sz w:val="28"/>
+          <w:szCs w:val="28"/>
+        </w:rPr>
+        <w:br w:type="page"/>
+      </w:r>
+    </w:p>
+    <w:p>
+      <w:pPr>
+        <w:rPr>
+          <w:rFonts w:ascii="Times New Roman" w:hAnsi="Times New Roman" w:cs="Times New Roman"/>
+        </w:rPr>
+      </w:pPr>
+    </w:p>
+    <w:tbl>
+      <w:tblPr>
+        <w:tblStyle w:val="TableGrid"/>
+        <w:tblW w:w="0" w:type="auto"/>
+        <w:tblLook w:val="04A0" w:firstRow="1" w:lastRow="0" w:firstColumn="1" w:lastColumn="0" w:noHBand="0" w:noVBand="1"/>
+      </w:tblPr>
+      <w:tblGrid>
+        <w:gridCol w:w="1255"/>
+        <w:gridCol w:w="3150"/>
+        <w:gridCol w:w="1365"/>
+        <w:gridCol w:w="2886"/>
+      </w:tblGrid>
+      <w:tr>
+        <w:trPr>
+          <w:trHeight w:val="1223"/>
+        </w:trPr>
+        <w:tc>
+          <w:tcPr>
+            <w:tcW w:w="8656" w:type="dxa"/>
+            <w:gridSpan w:val="4"/>
+          </w:tcPr>
+          <w:p>
+            <w:pPr>
+              <w:spacing w:line="360" w:lineRule="auto"/>
+              <w:jc w:val="center"/>
+              <w:rPr>
+                <w:rFonts w:ascii="Times New Roman" w:hAnsi="Times New Roman" w:cs="Times New Roman"/>
+                <w:b/>
+                <w:bCs/>
+                <w:sz w:val="28"/>
+                <w:szCs w:val="28"/>
+              </w:rPr>
+            </w:pPr>
+          </w:p>
+          <w:p>
+            <w:pPr>
+              <w:spacing w:line="360" w:lineRule="auto"/>
+              <w:jc w:val="center"/>
+              <w:rPr>
+                <w:rFonts w:ascii="Times New Roman" w:hAnsi="Times New Roman" w:cs="Times New Roman"/>
+                <w:b/>
+                <w:bCs/>
+                <w:sz w:val="28"/>
+                <w:szCs w:val="28"/>
+              </w:rPr>
+            </w:pPr>
+            <w:r>
+              <w:rPr>
+                <w:rFonts w:ascii="Times New Roman" w:hAnsi="Times New Roman" w:cs="Times New Roman"/>
+                <w:b/>
+                <w:bCs/>
+                <w:sz w:val="28"/>
+                <w:szCs w:val="28"/>
+              </w:rPr>
+              <w:t>LAB REPORT OVERVIEW</w:t>
+            </w:r>
+          </w:p>
+          <w:p>
+            <w:pPr>
+              <w:spacing w:line="360" w:lineRule="auto"/>
+              <w:jc w:val="center"/>
+              <w:rPr>
+                <w:rFonts w:ascii="Times New Roman" w:hAnsi="Times New Roman" w:cs="Times New Roman"/>
+                <w:b/>
+                <w:bCs/>
+                <w:sz w:val="28"/>
+                <w:szCs w:val="28"/>
+              </w:rPr>
+            </w:pPr>
+            <w:r>
+              <w:rPr>
+                <w:rFonts w:ascii="Times New Roman" w:hAnsi="Times New Roman" w:cs="Times New Roman"/>
+                <w:b/>
+                <w:bCs/>
+                <w:sz w:val="28"/>
+                <w:szCs w:val="28"/>
+              </w:rPr>
+              <w:t>Software Project Management</w:t>
+            </w:r>
+          </w:p>
+          <w:p>
+            <w:pPr>
+              <w:spacing w:line="360" w:lineRule="auto"/>
+              <w:rPr>
+                <w:rFonts w:ascii="Times New Roman" w:hAnsi="Times New Roman" w:cs="Times New Roman"/>
+                <w:b/>
+                <w:bCs/>
+                <w:sz w:val="28"/>
+                <w:szCs w:val="28"/>
+              </w:rPr>
+            </w:pPr>
+          </w:p>
+        </w:tc>
+      </w:tr>
+      <w:tr>
+        <w:trPr>
+          <w:trHeight w:val="548"/>
+        </w:trPr>
+        <w:tc>
+          <w:tcPr>
+            <w:tcW w:w="1255" w:type="dxa"/>
+          </w:tcPr>
+          <w:p>
+            <w:pPr>
+              <w:spacing w:line="360" w:lineRule="auto"/>
+              <w:rPr>
+                <w:rFonts w:ascii="Times New Roman" w:hAnsi="Times New Roman" w:cs="Times New Roman"/>
+                <w:b/>
+                <w:bCs/>
+              </w:rPr>
+            </w:pPr>
+            <w:r>
+              <w:rPr>
+                <w:rFonts w:ascii="Times New Roman" w:hAnsi="Times New Roman" w:cs="Times New Roman"/>
+                <w:b/>
+                <w:bCs/>
+              </w:rPr>
+              <w:t>S.N.</w:t>
+            </w:r>
+          </w:p>
+        </w:tc>
+        <w:tc>
+          <w:tcPr>
+            <w:tcW w:w="4515" w:type="dxa"/>
+            <w:gridSpan w:val="2"/>
+          </w:tcPr>
+          <w:p>
+            <w:pPr>
+              <w:spacing w:line="360" w:lineRule="auto"/>
+              <w:rPr>
+                <w:rFonts w:ascii="Times New Roman" w:hAnsi="Times New Roman" w:cs="Times New Roman"/>
+                <w:b/>
+                <w:bCs/>
+              </w:rPr>
+            </w:pPr>
+            <w:r>
+              <w:rPr>
+                <w:rFonts w:ascii="Times New Roman" w:hAnsi="Times New Roman" w:cs="Times New Roman"/>
+                <w:b/>
+                <w:bCs/>
+              </w:rPr>
+              <w:t>Experiment / Question</w:t>
+            </w:r>
+          </w:p>
+        </w:tc>
+        <w:tc>
+          <w:tcPr>
+            <w:tcW w:w="2886" w:type="dxa"/>
+          </w:tcPr>
+          <w:p>
+            <w:pPr>
+              <w:spacing w:line="360" w:lineRule="auto"/>
+              <w:rPr>
+                <w:rFonts w:ascii="Times New Roman" w:hAnsi="Times New Roman" w:cs="Times New Roman"/>
+                <w:b/>
+                <w:bCs/>
+              </w:rPr>
+            </w:pPr>
+            <w:r>
+              <w:rPr>
+                <w:rFonts w:ascii="Times New Roman" w:hAnsi="Times New Roman" w:cs="Times New Roman"/>
+                <w:b/>
+                <w:bCs/>
+              </w:rPr>
+              <w:t>Page No.</w:t>
+            </w:r>
+          </w:p>
+        </w:tc>
+      </w:tr>
+      <w:tr>
+        <w:trPr>
+          <w:trHeight w:val="971"/>
+        </w:trPr>
+        <w:tc>
+          <w:tcPr>
+            <w:tcW w:w="1255" w:type="dxa"/>
+          </w:tcPr>
+          <w:p>
+            <w:pPr>
+              <w:spacing w:line="360" w:lineRule="auto"/>
+              <w:rPr>
+                <w:rFonts w:ascii="Times New Roman" w:hAnsi="Times New Roman" w:cs="Times New Roman"/>
+              </w:rPr>
+            </w:pPr>
+            <w:r>
+              <w:rPr>
+                <w:rFonts w:ascii="Times New Roman" w:hAnsi="Times New Roman" w:cs="Times New Roman"/>
+              </w:rPr>
+              <w:t>1</w:t>
+            </w:r>
+          </w:p>
+        </w:tc>
+        <w:tc>
+          <w:tcPr>
+            <w:tcW w:w="4515" w:type="dxa"/>
+            <w:gridSpan w:val="2"/>
+          </w:tcPr>
+          <w:p>
+            <w:pPr>
+              <w:spacing w:line="360" w:lineRule="auto"/>
+              <w:rPr>
+                <w:rFonts w:ascii="Times New Roman" w:hAnsi="Times New Roman" w:cs="Times New Roman"/>
+              </w:rPr>
+            </w:pPr>
+            <w:r>
+              <w:rPr>
+                <w:rFonts w:ascii="Times New Roman" w:hAnsi="Times New Roman" w:cs="Times New Roman"/>
+              </w:rPr>
+              <w:t>Trello features and project</w:t>
+            </w:r>
+          </w:p>
+          <w:p>
+            <w:pPr>
+              <w:spacing w:line="360" w:lineRule="auto"/>
+              <w:rPr>
+                <w:rFonts w:ascii="Times New Roman" w:hAnsi="Times New Roman" w:cs="Times New Roman"/>
+              </w:rPr>
+            </w:pPr>
+            <w:r>
+              <w:rPr>
+                <w:rFonts w:ascii="Times New Roman" w:hAnsi="Times New Roman" w:cs="Times New Roman"/>
+              </w:rPr>
+              <w:t>management</w:t>
+            </w:r>
+          </w:p>
+        </w:tc>
+        <w:tc>
+          <w:tcPr>
+            <w:tcW w:w="2886" w:type="dxa"/>
+          </w:tcPr>
+          <w:p>
+            <w:pPr>
+              <w:spacing w:line="360" w:lineRule="auto"/>
+              <w:rPr>
+                <w:rFonts w:ascii="Times New Roman" w:hAnsi="Times New Roman" w:cs="Times New Roman"/>
+              </w:rPr>
+            </w:pPr>
+          </w:p>
+        </w:tc>
+      </w:tr>
+      <w:tr>
+        <w:trPr>
+          <w:trHeight w:val="890"/>
+        </w:trPr>
+        <w:tc>
+          <w:tcPr>
+            <w:tcW w:w="1255" w:type="dxa"/>
+          </w:tcPr>
+          <w:p>
+            <w:pPr>
+              <w:spacing w:line="360" w:lineRule="auto"/>
+              <w:rPr>
+                <w:rFonts w:ascii="Times New Roman" w:hAnsi="Times New Roman" w:cs="Times New Roman"/>
+              </w:rPr>
+            </w:pPr>
+            <w:r>
+              <w:rPr>
+                <w:rFonts w:ascii="Times New Roman" w:hAnsi="Times New Roman" w:cs="Times New Roman"/>
+              </w:rPr>
+              <w:t>2</w:t>
+            </w:r>
+          </w:p>
+        </w:tc>
+        <w:tc>
+          <w:tcPr>
+            <w:tcW w:w="4515" w:type="dxa"/>
+            <w:gridSpan w:val="2"/>
+          </w:tcPr>
+          <w:p>
+            <w:pPr>
+              <w:spacing w:line="360" w:lineRule="auto"/>
+              <w:rPr>
+                <w:rFonts w:ascii="Times New Roman" w:hAnsi="Times New Roman" w:cs="Times New Roman"/>
+              </w:rPr>
+            </w:pPr>
+            <w:r>
+              <w:rPr>
+                <w:rFonts w:ascii="Times New Roman" w:hAnsi="Times New Roman" w:cs="Times New Roman"/>
+              </w:rPr>
+              <w:t>Precedence Diagram Method</w:t>
+            </w:r>
+          </w:p>
+        </w:tc>
+        <w:tc>
+          <w:tcPr>
+            <w:tcW w:w="2886" w:type="dxa"/>
+          </w:tcPr>
+          <w:p>
+            <w:pPr>
+              <w:spacing w:line="360" w:lineRule="auto"/>
+              <w:rPr>
+                <w:rFonts w:ascii="Times New Roman" w:hAnsi="Times New Roman" w:cs="Times New Roman"/>
+              </w:rPr>
+            </w:pPr>
+          </w:p>
+        </w:tc>
+      </w:tr>
+      <w:tr>
+        <w:trPr>
+          <w:trHeight w:val="800"/>
+        </w:trPr>
+        <w:tc>
+          <w:tcPr>
+            <w:tcW w:w="1255" w:type="dxa"/>
+          </w:tcPr>
+          <w:p>
+            <w:pPr>
+              <w:spacing w:line="360" w:lineRule="auto"/>
+              <w:rPr>
+                <w:rFonts w:ascii="Times New Roman" w:hAnsi="Times New Roman" w:cs="Times New Roman"/>
+              </w:rPr>
+            </w:pPr>
+            <w:r>
+              <w:rPr>
+                <w:rFonts w:ascii="Times New Roman" w:hAnsi="Times New Roman" w:cs="Times New Roman"/>
+              </w:rPr>
+              <w:t>3</w:t>
+            </w:r>
+          </w:p>
+        </w:tc>
+        <w:tc>
+          <w:tcPr>
+            <w:tcW w:w="4515" w:type="dxa"/>
+            <w:gridSpan w:val="2"/>
+          </w:tcPr>
+          <w:p>
+            <w:pPr>
+              <w:spacing w:line="360" w:lineRule="auto"/>
+              <w:rPr>
+                <w:rFonts w:ascii="Times New Roman" w:hAnsi="Times New Roman" w:cs="Times New Roman"/>
+              </w:rPr>
+            </w:pPr>
+            <w:r>
+              <w:rPr>
+                <w:rFonts w:ascii="Times New Roman" w:hAnsi="Times New Roman" w:cs="Times New Roman"/>
+              </w:rPr>
+              <w:t>Gantt Chart and Network Diagram</w:t>
+            </w:r>
+          </w:p>
+        </w:tc>
+        <w:tc>
+          <w:tcPr>
+            <w:tcW w:w="2886" w:type="dxa"/>
+          </w:tcPr>
+          <w:p>
+            <w:pPr>
+              <w:spacing w:line="360" w:lineRule="auto"/>
+              <w:rPr>
+                <w:rFonts w:ascii="Times New Roman" w:hAnsi="Times New Roman" w:cs="Times New Roman"/>
+              </w:rPr>
+            </w:pPr>
+          </w:p>
+        </w:tc>
+      </w:tr>
+      <w:tr>
+        <w:trPr>
+          <w:trHeight w:val="980"/>
+        </w:trPr>
+        <w:tc>
+          <w:tcPr>
+            <w:tcW w:w="1255" w:type="dxa"/>
+          </w:tcPr>
+          <w:p>
+            <w:pPr>
+              <w:spacing w:line="360" w:lineRule="auto"/>
+              <w:rPr>
+                <w:rFonts w:ascii="Times New Roman" w:hAnsi="Times New Roman" w:cs="Times New Roman"/>
+              </w:rPr>
+            </w:pPr>
+            <w:r>
+              <w:rPr>
+                <w:rFonts w:ascii="Times New Roman" w:hAnsi="Times New Roman" w:cs="Times New Roman"/>
+              </w:rPr>
+              <w:t>4</w:t>
+            </w:r>
+          </w:p>
+        </w:tc>
+        <w:tc>
+          <w:tcPr>
+            <w:tcW w:w="4515" w:type="dxa"/>
+            <w:gridSpan w:val="2"/>
+          </w:tcPr>
+          <w:p>
+            <w:pPr>
+              <w:spacing w:line="360" w:lineRule="auto"/>
+              <w:rPr>
+                <w:rFonts w:ascii="Times New Roman" w:hAnsi="Times New Roman" w:cs="Times New Roman"/>
+              </w:rPr>
+            </w:pPr>
+            <w:r>
+              <w:rPr>
+                <w:rFonts w:ascii="Times New Roman" w:hAnsi="Times New Roman" w:cs="Times New Roman"/>
+              </w:rPr>
+              <w:t>Purpose of PDM</w:t>
+            </w:r>
+          </w:p>
+        </w:tc>
+        <w:tc>
+          <w:tcPr>
+            <w:tcW w:w="2886" w:type="dxa"/>
+          </w:tcPr>
+          <w:p>
+            <w:pPr>
+              <w:spacing w:line="360" w:lineRule="auto"/>
+              <w:rPr>
+                <w:rFonts w:ascii="Times New Roman" w:hAnsi="Times New Roman" w:cs="Times New Roman"/>
+              </w:rPr>
+            </w:pPr>
+          </w:p>
+        </w:tc>
+      </w:tr>
+      <w:tr>
+        <w:trPr>
+          <w:trHeight w:val="1250"/>
+        </w:trPr>
+        <w:tc>
+          <w:tcPr>
+            <w:tcW w:w="1255" w:type="dxa"/>
+          </w:tcPr>
+          <w:p>
+            <w:pPr>
+              <w:spacing w:line="360" w:lineRule="auto"/>
+              <w:rPr>
+                <w:rFonts w:ascii="Times New Roman" w:hAnsi="Times New Roman" w:cs="Times New Roman"/>
+              </w:rPr>
+            </w:pPr>
+            <w:r>
+              <w:rPr>
+                <w:rFonts w:ascii="Times New Roman" w:hAnsi="Times New Roman" w:cs="Times New Roman"/>
+              </w:rPr>
+              <w:t>5</w:t>
+            </w:r>
+          </w:p>
+        </w:tc>
+        <w:tc>
+          <w:tcPr>
+            <w:tcW w:w="4515" w:type="dxa"/>
+            <w:gridSpan w:val="2"/>
+          </w:tcPr>
+          <w:p>
+            <w:pPr>
+              <w:spacing w:line="360" w:lineRule="auto"/>
+              <w:rPr>
+                <w:rFonts w:ascii="Times New Roman" w:hAnsi="Times New Roman" w:cs="Times New Roman"/>
+              </w:rPr>
+            </w:pPr>
+            <w:r>
+              <w:rPr>
+                <w:rFonts w:ascii="Times New Roman" w:hAnsi="Times New Roman" w:cs="Times New Roman"/>
+              </w:rPr>
+              <w:t>MS Project: Network Diagram &amp;</w:t>
+            </w:r>
+          </w:p>
+          <w:p>
+            <w:pPr>
+              <w:spacing w:line="360" w:lineRule="auto"/>
+              <w:rPr>
+                <w:rFonts w:ascii="Times New Roman" w:hAnsi="Times New Roman" w:cs="Times New Roman"/>
+              </w:rPr>
+            </w:pPr>
+            <w:r>
+              <w:rPr>
+                <w:rFonts w:ascii="Times New Roman" w:hAnsi="Times New Roman" w:cs="Times New Roman"/>
+              </w:rPr>
+              <w:t>Gantt Chart</w:t>
+            </w:r>
+          </w:p>
+        </w:tc>
+        <w:tc>
+          <w:tcPr>
+            <w:tcW w:w="2886" w:type="dxa"/>
+          </w:tcPr>
+          <w:p>
+            <w:pPr>
+              <w:spacing w:line="360" w:lineRule="auto"/>
+              <w:rPr>
+                <w:rFonts w:ascii="Times New Roman" w:hAnsi="Times New Roman" w:cs="Times New Roman"/>
+              </w:rPr>
+            </w:pPr>
+          </w:p>
+        </w:tc>
+      </w:tr>
+      <w:tr>
+        <w:trPr>
+          <w:trHeight w:val="494"/>
+        </w:trPr>
+        <w:tc>
+          <w:tcPr>
+            <w:tcW w:w="8656" w:type="dxa"/>
+            <w:gridSpan w:val="4"/>
+          </w:tcPr>
+          <w:p>
+            <w:pPr>
+              <w:spacing w:line="360" w:lineRule="auto"/>
+              <w:rPr>
+                <w:rFonts w:ascii="Times New Roman" w:hAnsi="Times New Roman" w:cs="Times New Roman"/>
+              </w:rPr>
+            </w:pPr>
+          </w:p>
+        </w:tc>
+      </w:tr>
+      <w:tr>
+        <w:trPr>
+          <w:trHeight w:val="3140"/>
+        </w:trPr>
+        <w:tc>
+          <w:tcPr>
+            <w:tcW w:w="4405" w:type="dxa"/>
+            <w:gridSpan w:val="2"/>
+          </w:tcPr>
+          <w:p>
+            <w:pPr>
+              <w:spacing w:line="360" w:lineRule="auto"/>
+              <w:rPr>
+                <w:rFonts w:ascii="Times New Roman" w:hAnsi="Times New Roman" w:cs="Times New Roman"/>
+              </w:rPr>
+            </w:pPr>
+          </w:p>
+          <w:p>
+            <w:pPr>
+              <w:spacing w:line="360" w:lineRule="auto"/>
+              <w:rPr>
+                <w:rFonts w:ascii="Times New Roman" w:hAnsi="Times New Roman" w:cs="Times New Roman"/>
+              </w:rPr>
+            </w:pPr>
+            <w:r>
+              <w:rPr>
+                <w:rFonts w:ascii="Times New Roman" w:hAnsi="Times New Roman" w:cs="Times New Roman"/>
+              </w:rPr>
+              <w:t>Course Instructor: Aayush Chaudhary</w:t>
+            </w:r>
+          </w:p>
+          <w:p>
+            <w:pPr>
+              <w:spacing w:line="360" w:lineRule="auto"/>
+              <w:rPr>
+                <w:rFonts w:ascii="Times New Roman" w:hAnsi="Times New Roman" w:cs="Times New Roman"/>
+              </w:rPr>
+            </w:pPr>
+          </w:p>
+          <w:p>
+            <w:pPr>
+              <w:spacing w:line="360" w:lineRule="auto"/>
+              <w:rPr>
+                <w:rFonts w:ascii="Times New Roman" w:hAnsi="Times New Roman" w:cs="Times New Roman"/>
+              </w:rPr>
+            </w:pPr>
+          </w:p>
+          <w:p>
+            <w:pPr>
+              <w:spacing w:line="360" w:lineRule="auto"/>
+              <w:jc w:val="center"/>
+              <w:rPr>
+                <w:rFonts w:ascii="Times New Roman" w:hAnsi="Times New Roman" w:cs="Times New Roman"/>
+              </w:rPr>
+            </w:pPr>
+            <w:r>
+              <w:rPr>
+                <w:rFonts w:ascii="Times New Roman" w:hAnsi="Times New Roman" w:cs="Times New Roman"/>
+              </w:rPr>
+              <w:t>………………………….</w:t>
+            </w:r>
+          </w:p>
+          <w:p>
+            <w:pPr>
+              <w:spacing w:line="360" w:lineRule="auto"/>
+              <w:jc w:val="center"/>
+              <w:rPr>
+                <w:rFonts w:ascii="Times New Roman" w:hAnsi="Times New Roman" w:cs="Times New Roman"/>
+              </w:rPr>
+            </w:pPr>
+            <w:r>
+              <w:rPr>
+                <w:rFonts w:ascii="Times New Roman" w:hAnsi="Times New Roman" w:cs="Times New Roman"/>
+              </w:rPr>
+              <w:t>Signature</w:t>
+            </w:r>
+          </w:p>
+          <w:p>
+            <w:pPr>
+              <w:spacing w:line="360" w:lineRule="auto"/>
+              <w:rPr>
+                <w:rFonts w:ascii="Times New Roman" w:hAnsi="Times New Roman" w:cs="Times New Roman"/>
+              </w:rPr>
+            </w:pPr>
+          </w:p>
+        </w:tc>
+        <w:tc>
+          <w:tcPr>
+            <w:tcW w:w="4251" w:type="dxa"/>
+            <w:gridSpan w:val="2"/>
+          </w:tcPr>
+          <w:p>
+            <w:pPr>
+              <w:spacing w:line="360" w:lineRule="auto"/>
+              <w:rPr>
+                <w:rFonts w:ascii="Times New Roman" w:hAnsi="Times New Roman" w:cs="Times New Roman"/>
+              </w:rPr>
+            </w:pPr>
+          </w:p>
+          <w:p>
+            <w:pPr>
+              <w:spacing w:line="360" w:lineRule="auto"/>
+              <w:jc w:val="center"/>
+              <w:rPr>
+                <w:rFonts w:ascii="Times New Roman" w:hAnsi="Times New Roman" w:cs="Times New Roman"/>
+              </w:rPr>
+            </w:pPr>
+          </w:p>
+          <w:p>
+            <w:pPr>
+              <w:spacing w:line="360" w:lineRule="auto"/>
+              <w:jc w:val="center"/>
+              <w:rPr>
+                <w:rFonts w:ascii="Times New Roman" w:hAnsi="Times New Roman" w:cs="Times New Roman"/>
+              </w:rPr>
+            </w:pPr>
+          </w:p>
+          <w:p>
+            <w:pPr>
+              <w:spacing w:line="360" w:lineRule="auto"/>
+              <w:jc w:val="center"/>
+              <w:rPr>
+                <w:rFonts w:ascii="Times New Roman" w:hAnsi="Times New Roman" w:cs="Times New Roman"/>
+              </w:rPr>
+            </w:pPr>
+          </w:p>
+          <w:p>
+            <w:pPr>
+              <w:spacing w:line="360" w:lineRule="auto"/>
+              <w:jc w:val="center"/>
+              <w:rPr>
+                <w:rFonts w:ascii="Times New Roman" w:hAnsi="Times New Roman" w:cs="Times New Roman"/>
+              </w:rPr>
+            </w:pPr>
+            <w:r>
+              <w:rPr>
+                <w:rFonts w:ascii="Times New Roman" w:hAnsi="Times New Roman" w:cs="Times New Roman"/>
+              </w:rPr>
+              <w:t>…….………………………….</w:t>
+            </w:r>
+          </w:p>
+          <w:p>
+            <w:pPr>
+              <w:spacing w:line="360" w:lineRule="auto"/>
+              <w:jc w:val="center"/>
+              <w:rPr>
+                <w:rFonts w:ascii="Times New Roman" w:hAnsi="Times New Roman" w:cs="Times New Roman"/>
+              </w:rPr>
+            </w:pPr>
+            <w:r>
+              <w:rPr>
+                <w:rFonts w:ascii="Times New Roman" w:hAnsi="Times New Roman" w:cs="Times New Roman"/>
+              </w:rPr>
+              <w:t>External Examiner (Signature)</w:t>
+            </w:r>
+          </w:p>
+          <w:p>
+            <w:pPr>
+              <w:spacing w:line="360" w:lineRule="auto"/>
+              <w:rPr>
+                <w:rFonts w:ascii="Times New Roman" w:hAnsi="Times New Roman" w:cs="Times New Roman"/>
+              </w:rPr>
+            </w:pPr>
+          </w:p>
+          <w:p>
+            <w:pPr>
+              <w:spacing w:line="360" w:lineRule="auto"/>
+              <w:rPr>
+                <w:rFonts w:ascii="Times New Roman" w:hAnsi="Times New Roman" w:cs="Times New Roman"/>
+              </w:rPr>
+            </w:pPr>
+          </w:p>
+        </w:tc>
+      </w:tr>
+    </w:tbl>
     <w:p>
       <w:pPr>
         <w:rPr>
@@ -603,195 +1403,13 @@
       <w:r>
         <w:rPr>
           <w:rFonts w:ascii="Times New Roman" w:hAnsi="Times New Roman" w:cs="Times New Roman"/>
+          <w:noProof/>
         </w:rPr>
         <w:drawing>
           <wp:inline distT="0" distB="0" distL="0" distR="0" wp14:anchorId="7F466928" wp14:editId="64434296">
             <wp:extent cx="5502910" cy="2977515"/>
             <wp:effectExtent l="0" t="0" r="2540" b="0"/>
             <wp:docPr id="29" name="Picture 29"/>
-            <wp:cNvGraphicFramePr>
-              <a:graphicFrameLocks xmlns:a="http://schemas.openxmlformats.org/drawingml/2006/main" noChangeAspect="1"/>
-            </wp:cNvGraphicFramePr>
-            <a:graphic xmlns:a="http://schemas.openxmlformats.org/drawingml/2006/main">
-              <a:graphicData uri="http://schemas.openxmlformats.org/drawingml/2006/picture">
-                <pic:pic xmlns:pic="http://schemas.openxmlformats.org/drawingml/2006/picture">
-                  <pic:nvPicPr>
-                    <pic:cNvPr id="1" name=""/>
-                    <pic:cNvPicPr/>
-                  </pic:nvPicPr>
-                  <pic:blipFill>
-                    <a:blip r:embed="rId7"/>
-                    <a:stretch>
-                      <a:fillRect/>
-                    </a:stretch>
-                  </pic:blipFill>
-                  <pic:spPr>
-                    <a:xfrm>
-                      <a:off x="0" y="0"/>
-                      <a:ext cx="5502910" cy="2977515"/>
-                    </a:xfrm>
-                    <a:prstGeom prst="rect">
-                      <a:avLst/>
-                    </a:prstGeom>
-                  </pic:spPr>
-                </pic:pic>
-              </a:graphicData>
-            </a:graphic>
-          </wp:inline>
-        </w:drawing>
-      </w:r>
-    </w:p>
-    <w:p>
-      <w:pPr>
-        <w:spacing w:line="360" w:lineRule="auto"/>
-        <w:ind w:left="720"/>
-        <w:jc w:val="center"/>
-        <w:rPr>
-          <w:rFonts w:ascii="Times New Roman" w:hAnsi="Times New Roman" w:cs="Times New Roman"/>
-          <w:i/>
-          <w:iCs/>
-          <w:u w:val="single"/>
-        </w:rPr>
-      </w:pPr>
-      <w:r>
-        <w:rPr>
-          <w:rFonts w:ascii="Times New Roman" w:hAnsi="Times New Roman" w:cs="Times New Roman"/>
-          <w:i/>
-          <w:iCs/>
-          <w:u w:val="single"/>
-        </w:rPr>
-        <w:t>Figure: Trello Auth Interface</w:t>
-      </w:r>
-    </w:p>
-    <w:p>
-      <w:pPr>
-        <w:numPr>
-          <w:ilvl w:val="0"/>
-          <w:numId w:val="1"/>
-        </w:numPr>
-        <w:spacing w:line="360" w:lineRule="auto"/>
-        <w:jc w:val="both"/>
-        <w:rPr>
-          <w:rFonts w:ascii="Times New Roman" w:hAnsi="Times New Roman" w:cs="Times New Roman"/>
-        </w:rPr>
-      </w:pPr>
-      <w:r>
-        <w:rPr>
-          <w:rFonts w:ascii="Times New Roman" w:hAnsi="Times New Roman" w:cs="Times New Roman"/>
-        </w:rPr>
-        <w:t>Click on the Create option and select Create Board.</w:t>
-      </w:r>
-    </w:p>
-    <w:p>
-      <w:pPr>
-        <w:spacing w:line="360" w:lineRule="auto"/>
-        <w:ind w:left="720"/>
-        <w:jc w:val="both"/>
-        <w:rPr>
-          <w:rFonts w:ascii="Times New Roman" w:hAnsi="Times New Roman" w:cs="Times New Roman"/>
-        </w:rPr>
-      </w:pPr>
-      <w:r>
-        <w:rPr>
-          <w:rFonts w:ascii="Times New Roman" w:hAnsi="Times New Roman" w:cs="Times New Roman"/>
-        </w:rPr>
-        <w:lastRenderedPageBreak/>
-        <w:drawing>
-          <wp:inline distT="0" distB="0" distL="0" distR="0" wp14:anchorId="713DD882" wp14:editId="703D9456">
-            <wp:extent cx="5502910" cy="3281680"/>
-            <wp:effectExtent l="0" t="0" r="2540" b="0"/>
-            <wp:docPr id="2" name="Picture 2"/>
-            <wp:cNvGraphicFramePr>
-              <a:graphicFrameLocks xmlns:a="http://schemas.openxmlformats.org/drawingml/2006/main" noChangeAspect="1"/>
-            </wp:cNvGraphicFramePr>
-            <a:graphic xmlns:a="http://schemas.openxmlformats.org/drawingml/2006/main">
-              <a:graphicData uri="http://schemas.openxmlformats.org/drawingml/2006/picture">
-                <pic:pic xmlns:pic="http://schemas.openxmlformats.org/drawingml/2006/picture">
-                  <pic:nvPicPr>
-                    <pic:cNvPr id="1" name=""/>
-                    <pic:cNvPicPr/>
-                  </pic:nvPicPr>
-                  <pic:blipFill>
-                    <a:blip r:embed="rId8"/>
-                    <a:stretch>
-                      <a:fillRect/>
-                    </a:stretch>
-                  </pic:blipFill>
-                  <pic:spPr>
-                    <a:xfrm>
-                      <a:off x="0" y="0"/>
-                      <a:ext cx="5502910" cy="3281680"/>
-                    </a:xfrm>
-                    <a:prstGeom prst="rect">
-                      <a:avLst/>
-                    </a:prstGeom>
-                  </pic:spPr>
-                </pic:pic>
-              </a:graphicData>
-            </a:graphic>
-          </wp:inline>
-        </w:drawing>
-      </w:r>
-    </w:p>
-    <w:p>
-      <w:pPr>
-        <w:spacing w:line="360" w:lineRule="auto"/>
-        <w:ind w:left="720"/>
-        <w:jc w:val="center"/>
-        <w:rPr>
-          <w:rFonts w:ascii="Times New Roman" w:hAnsi="Times New Roman" w:cs="Times New Roman"/>
-          <w:i/>
-          <w:iCs/>
-          <w:u w:val="single"/>
-        </w:rPr>
-      </w:pPr>
-      <w:r>
-        <w:rPr>
-          <w:rFonts w:ascii="Times New Roman" w:hAnsi="Times New Roman" w:cs="Times New Roman"/>
-          <w:i/>
-          <w:iCs/>
-          <w:u w:val="single"/>
-        </w:rPr>
-        <w:t>Figure: Trello Dashboard Interface</w:t>
-      </w:r>
-    </w:p>
-    <w:p>
-      <w:pPr>
-        <w:numPr>
-          <w:ilvl w:val="0"/>
-          <w:numId w:val="1"/>
-        </w:numPr>
-        <w:spacing w:line="360" w:lineRule="auto"/>
-        <w:jc w:val="both"/>
-        <w:rPr>
-          <w:rFonts w:ascii="Times New Roman" w:hAnsi="Times New Roman" w:cs="Times New Roman"/>
-        </w:rPr>
-      </w:pPr>
-      <w:r>
-        <w:rPr>
-          <w:rFonts w:ascii="Times New Roman" w:hAnsi="Times New Roman" w:cs="Times New Roman"/>
-        </w:rPr>
-        <w:t>Enter a relevant project name, such as SPM Lab – E-Commerce Website Development.</w:t>
-      </w:r>
-    </w:p>
-    <w:p>
-      <w:pPr>
-        <w:spacing w:line="360" w:lineRule="auto"/>
-        <w:ind w:left="720"/>
-        <w:jc w:val="both"/>
-        <w:rPr>
-          <w:rFonts w:ascii="Times New Roman" w:hAnsi="Times New Roman" w:cs="Times New Roman"/>
-        </w:rPr>
-      </w:pPr>
-      <w:r>
-        <w:rPr>
-          <w:rFonts w:ascii="Times New Roman" w:hAnsi="Times New Roman" w:cs="Times New Roman"/>
-        </w:rPr>
-        <w:drawing>
-          <wp:inline distT="0" distB="0" distL="0" distR="0" wp14:anchorId="17605D6F" wp14:editId="300F58C2">
-            <wp:extent cx="5502910" cy="3275330"/>
-            <wp:effectExtent l="0" t="0" r="2540" b="1270"/>
-            <wp:docPr id="3" name="Picture 3"/>
             <wp:cNvGraphicFramePr>
               <a:graphicFrameLocks xmlns:a="http://schemas.openxmlformats.org/drawingml/2006/main" noChangeAspect="1"/>
             </wp:cNvGraphicFramePr>
@@ -811,7 +1429,7 @@
                   <pic:spPr>
                     <a:xfrm>
                       <a:off x="0" y="0"/>
-                      <a:ext cx="5502910" cy="3275330"/>
+                      <a:ext cx="5502910" cy="2977515"/>
                     </a:xfrm>
                     <a:prstGeom prst="rect">
                       <a:avLst/>
@@ -831,18 +1449,60 @@
         <w:jc w:val="center"/>
         <w:rPr>
           <w:rFonts w:ascii="Times New Roman" w:hAnsi="Times New Roman" w:cs="Times New Roman"/>
-        </w:rPr>
-      </w:pPr>
-      <w:r>
-        <w:rPr>
-          <w:rFonts w:ascii="Times New Roman" w:hAnsi="Times New Roman" w:cs="Times New Roman"/>
+          <w:i/>
+          <w:iCs/>
+          <w:u w:val="single"/>
+        </w:rPr>
+      </w:pPr>
+      <w:r>
+        <w:rPr>
+          <w:rFonts w:ascii="Times New Roman" w:hAnsi="Times New Roman" w:cs="Times New Roman"/>
+          <w:i/>
+          <w:iCs/>
+          <w:u w:val="single"/>
+        </w:rPr>
+        <w:t>Figure: Trello Auth Interface</w:t>
+      </w:r>
+    </w:p>
+    <w:p>
+      <w:pPr>
+        <w:numPr>
+          <w:ilvl w:val="0"/>
+          <w:numId w:val="1"/>
+        </w:numPr>
+        <w:spacing w:line="360" w:lineRule="auto"/>
+        <w:jc w:val="both"/>
+        <w:rPr>
+          <w:rFonts w:ascii="Times New Roman" w:hAnsi="Times New Roman" w:cs="Times New Roman"/>
+        </w:rPr>
+      </w:pPr>
+      <w:r>
+        <w:rPr>
+          <w:rFonts w:ascii="Times New Roman" w:hAnsi="Times New Roman" w:cs="Times New Roman"/>
+        </w:rPr>
+        <w:t>Click on the Create option and select Create Board.</w:t>
+      </w:r>
+    </w:p>
+    <w:p>
+      <w:pPr>
+        <w:spacing w:line="360" w:lineRule="auto"/>
+        <w:ind w:left="720"/>
+        <w:jc w:val="both"/>
+        <w:rPr>
+          <w:rFonts w:ascii="Times New Roman" w:hAnsi="Times New Roman" w:cs="Times New Roman"/>
+        </w:rPr>
+      </w:pPr>
+      <w:r>
+        <w:rPr>
+          <w:rFonts w:ascii="Times New Roman" w:hAnsi="Times New Roman" w:cs="Times New Roman"/>
+          <w:noProof/>
         </w:rPr>
         <w:lastRenderedPageBreak/>
         <w:drawing>
-          <wp:inline distT="0" distB="0" distL="0" distR="0" wp14:anchorId="78973CD7" wp14:editId="5D060368">
-            <wp:extent cx="2827265" cy="4656223"/>
-            <wp:effectExtent l="0" t="0" r="0" b="0"/>
-            <wp:docPr id="4" name="Picture 4"/>
+          <wp:inline distT="0" distB="0" distL="0" distR="0" wp14:anchorId="713DD882" wp14:editId="703D9456">
+            <wp:extent cx="5502910" cy="3281680"/>
+            <wp:effectExtent l="0" t="0" r="2540" b="0"/>
+            <wp:docPr id="2" name="Picture 2"/>
             <wp:cNvGraphicFramePr>
               <a:graphicFrameLocks xmlns:a="http://schemas.openxmlformats.org/drawingml/2006/main" noChangeAspect="1"/>
             </wp:cNvGraphicFramePr>
@@ -862,7 +1522,7 @@
                   <pic:spPr>
                     <a:xfrm>
                       <a:off x="0" y="0"/>
-                      <a:ext cx="2827265" cy="4656223"/>
+                      <a:ext cx="5502910" cy="3281680"/>
                     </a:xfrm>
                     <a:prstGeom prst="rect">
                       <a:avLst/>
@@ -894,19 +1554,8 @@
           <w:iCs/>
           <w:u w:val="single"/>
         </w:rPr>
-        <w:t xml:space="preserve">Figure: Creating new Board on </w:t>
-      </w:r>
-      <w:proofErr w:type="spellStart"/>
-      <w:r>
-        <w:rPr>
-          <w:rFonts w:ascii="Times New Roman" w:hAnsi="Times New Roman" w:cs="Times New Roman"/>
-          <w:i/>
-          <w:iCs/>
-          <w:u w:val="single"/>
-        </w:rPr>
-        <w:t>trello</w:t>
-      </w:r>
-      <w:proofErr w:type="spellEnd"/>
+        <w:t>Figure: Trello Dashboard Interface</w:t>
+      </w:r>
     </w:p>
     <w:p>
       <w:pPr>
@@ -924,26 +1573,7 @@
         <w:rPr>
           <w:rFonts w:ascii="Times New Roman" w:hAnsi="Times New Roman" w:cs="Times New Roman"/>
         </w:rPr>
-        <w:t>Select a suitable background or theme for the board if required.</w:t>
-      </w:r>
-    </w:p>
-    <w:p>
-      <w:pPr>
-        <w:numPr>
-          <w:ilvl w:val="0"/>
-          <w:numId w:val="1"/>
-        </w:numPr>
-        <w:spacing w:line="360" w:lineRule="auto"/>
-        <w:jc w:val="both"/>
-        <w:rPr>
-          <w:rFonts w:ascii="Times New Roman" w:hAnsi="Times New Roman" w:cs="Times New Roman"/>
-        </w:rPr>
-      </w:pPr>
-      <w:r>
-        <w:rPr>
-          <w:rFonts w:ascii="Times New Roman" w:hAnsi="Times New Roman" w:cs="Times New Roman"/>
-        </w:rPr>
-        <w:t>Click Create to create the project board.</w:t>
+        <w:t>Enter a relevant project name, such as SPM Lab – E-Commerce Website Development.</w:t>
       </w:r>
     </w:p>
     <w:p>
@@ -958,13 +1588,13 @@
       <w:r>
         <w:rPr>
           <w:rFonts w:ascii="Times New Roman" w:hAnsi="Times New Roman" w:cs="Times New Roman"/>
-        </w:rPr>
-        <w:lastRenderedPageBreak/>
+          <w:noProof/>
+        </w:rPr>
         <w:drawing>
-          <wp:inline distT="0" distB="0" distL="0" distR="0" wp14:anchorId="2AA21B4E" wp14:editId="7EFE7938">
-            <wp:extent cx="5502910" cy="3280410"/>
-            <wp:effectExtent l="0" t="0" r="2540" b="0"/>
-            <wp:docPr id="5" name="Picture 5"/>
+          <wp:inline distT="0" distB="0" distL="0" distR="0" wp14:anchorId="17605D6F" wp14:editId="300F58C2">
+            <wp:extent cx="5502910" cy="3275330"/>
+            <wp:effectExtent l="0" t="0" r="2540" b="1270"/>
+            <wp:docPr id="3" name="Picture 3"/>
             <wp:cNvGraphicFramePr>
               <a:graphicFrameLocks xmlns:a="http://schemas.openxmlformats.org/drawingml/2006/main" noChangeAspect="1"/>
             </wp:cNvGraphicFramePr>
@@ -984,7 +1614,7 @@
                   <pic:spPr>
                     <a:xfrm>
                       <a:off x="0" y="0"/>
-                      <a:ext cx="5502910" cy="3280410"/>
+                      <a:ext cx="5502910" cy="3275330"/>
                     </a:xfrm>
                     <a:prstGeom prst="rect">
                       <a:avLst/>
@@ -1004,319 +1634,19 @@
         <w:jc w:val="center"/>
         <w:rPr>
           <w:rFonts w:ascii="Times New Roman" w:hAnsi="Times New Roman" w:cs="Times New Roman"/>
-          <w:i/>
-          <w:iCs/>
-          <w:u w:val="single"/>
-        </w:rPr>
-      </w:pPr>
-      <w:r>
-        <w:rPr>
-          <w:rFonts w:ascii="Times New Roman" w:hAnsi="Times New Roman" w:cs="Times New Roman"/>
-          <w:i/>
-          <w:iCs/>
-          <w:u w:val="single"/>
-        </w:rPr>
-        <w:t xml:space="preserve">Figure: Project board Interface of </w:t>
-      </w:r>
-      <w:proofErr w:type="spellStart"/>
-      <w:r>
-        <w:rPr>
-          <w:rFonts w:ascii="Times New Roman" w:hAnsi="Times New Roman" w:cs="Times New Roman"/>
-          <w:i/>
-          <w:iCs/>
-          <w:u w:val="single"/>
-        </w:rPr>
-        <w:t>trello</w:t>
-      </w:r>
-      <w:proofErr w:type="spellEnd"/>
-    </w:p>
-    <w:p>
-      <w:pPr>
-        <w:numPr>
-          <w:ilvl w:val="0"/>
-          <w:numId w:val="1"/>
-        </w:numPr>
-        <w:spacing w:line="360" w:lineRule="auto"/>
-        <w:jc w:val="both"/>
-        <w:rPr>
-          <w:rFonts w:ascii="Times New Roman" w:hAnsi="Times New Roman" w:cs="Times New Roman"/>
-        </w:rPr>
-      </w:pPr>
-      <w:r>
-        <w:rPr>
-          <w:rFonts w:ascii="Times New Roman" w:hAnsi="Times New Roman" w:cs="Times New Roman"/>
-        </w:rPr>
-        <w:t>The created board is then used by the team to manage and monitor the E-Commerce project.</w:t>
-      </w:r>
-    </w:p>
-    <w:p>
-      <w:pPr>
-        <w:spacing w:line="360" w:lineRule="auto"/>
-        <w:jc w:val="both"/>
-        <w:rPr>
-          <w:rFonts w:ascii="Times New Roman" w:hAnsi="Times New Roman" w:cs="Times New Roman"/>
-          <w:b/>
-          <w:bCs/>
-          <w:u w:val="single"/>
-        </w:rPr>
-      </w:pPr>
-      <w:r>
-        <w:rPr>
-          <w:rFonts w:ascii="Times New Roman" w:hAnsi="Times New Roman" w:cs="Times New Roman"/>
-          <w:b/>
-          <w:bCs/>
-          <w:u w:val="single"/>
-        </w:rPr>
-        <w:t>b. Lists and Cards</w:t>
-      </w:r>
-    </w:p>
-    <w:p>
-      <w:pPr>
-        <w:spacing w:line="360" w:lineRule="auto"/>
-        <w:jc w:val="both"/>
-        <w:rPr>
-          <w:rFonts w:ascii="Times New Roman" w:hAnsi="Times New Roman" w:cs="Times New Roman"/>
-        </w:rPr>
-      </w:pPr>
-      <w:r>
-        <w:rPr>
-          <w:rFonts w:ascii="Times New Roman" w:hAnsi="Times New Roman" w:cs="Times New Roman"/>
-        </w:rPr>
-        <w:t xml:space="preserve">Trello allows the project to be divided into different </w:t>
-      </w:r>
-      <w:r>
-        <w:rPr>
-          <w:rFonts w:ascii="Times New Roman" w:hAnsi="Times New Roman" w:cs="Times New Roman"/>
-          <w:b/>
-          <w:bCs/>
-        </w:rPr>
-        <w:t>lists</w:t>
-      </w:r>
-      <w:r>
-        <w:rPr>
-          <w:rFonts w:ascii="Times New Roman" w:hAnsi="Times New Roman" w:cs="Times New Roman"/>
-        </w:rPr>
-        <w:t>, where each list represents a particular stage of the project. Cards are then created inside these lists to represent individual tasks or activities.</w:t>
-      </w:r>
-    </w:p>
-    <w:p>
-      <w:pPr>
-        <w:spacing w:line="360" w:lineRule="auto"/>
-        <w:jc w:val="both"/>
-        <w:rPr>
-          <w:rFonts w:ascii="Times New Roman" w:hAnsi="Times New Roman" w:cs="Times New Roman"/>
-        </w:rPr>
-      </w:pPr>
-      <w:r>
-        <w:rPr>
-          <w:rFonts w:ascii="Times New Roman" w:hAnsi="Times New Roman" w:cs="Times New Roman"/>
-        </w:rPr>
-        <w:t>For our E-Commerce project, the following lists were created:</w:t>
-      </w:r>
-    </w:p>
-    <w:p>
-      <w:pPr>
-        <w:numPr>
-          <w:ilvl w:val="0"/>
-          <w:numId w:val="2"/>
-        </w:numPr>
-        <w:spacing w:line="360" w:lineRule="auto"/>
-        <w:jc w:val="both"/>
-        <w:rPr>
-          <w:rFonts w:ascii="Times New Roman" w:hAnsi="Times New Roman" w:cs="Times New Roman"/>
-        </w:rPr>
-      </w:pPr>
-      <w:r>
-        <w:rPr>
-          <w:rFonts w:ascii="Times New Roman" w:hAnsi="Times New Roman" w:cs="Times New Roman"/>
-        </w:rPr>
-        <w:t>Backlog</w:t>
-      </w:r>
-    </w:p>
-    <w:p>
-      <w:pPr>
-        <w:numPr>
-          <w:ilvl w:val="0"/>
-          <w:numId w:val="2"/>
-        </w:numPr>
-        <w:spacing w:line="360" w:lineRule="auto"/>
-        <w:jc w:val="both"/>
-        <w:rPr>
-          <w:rFonts w:ascii="Times New Roman" w:hAnsi="Times New Roman" w:cs="Times New Roman"/>
-        </w:rPr>
-      </w:pPr>
-      <w:r>
-        <w:rPr>
-          <w:rFonts w:ascii="Times New Roman" w:hAnsi="Times New Roman" w:cs="Times New Roman"/>
-        </w:rPr>
-        <w:t>To Do</w:t>
-      </w:r>
-    </w:p>
-    <w:p>
-      <w:pPr>
-        <w:numPr>
-          <w:ilvl w:val="0"/>
-          <w:numId w:val="2"/>
-        </w:numPr>
-        <w:spacing w:line="360" w:lineRule="auto"/>
-        <w:jc w:val="both"/>
-        <w:rPr>
-          <w:rFonts w:ascii="Times New Roman" w:hAnsi="Times New Roman" w:cs="Times New Roman"/>
-        </w:rPr>
-      </w:pPr>
-      <w:r>
-        <w:rPr>
-          <w:rFonts w:ascii="Times New Roman" w:hAnsi="Times New Roman" w:cs="Times New Roman"/>
-        </w:rPr>
-        <w:t>In Progress</w:t>
-      </w:r>
-    </w:p>
-    <w:p>
-      <w:pPr>
-        <w:numPr>
-          <w:ilvl w:val="0"/>
-          <w:numId w:val="2"/>
-        </w:numPr>
-        <w:spacing w:line="360" w:lineRule="auto"/>
-        <w:jc w:val="both"/>
-        <w:rPr>
-          <w:rFonts w:ascii="Times New Roman" w:hAnsi="Times New Roman" w:cs="Times New Roman"/>
-        </w:rPr>
-      </w:pPr>
-      <w:r>
-        <w:rPr>
-          <w:rFonts w:ascii="Times New Roman" w:hAnsi="Times New Roman" w:cs="Times New Roman"/>
-        </w:rPr>
-        <w:t>Review</w:t>
-      </w:r>
-    </w:p>
-    <w:p>
-      <w:pPr>
-        <w:numPr>
-          <w:ilvl w:val="0"/>
-          <w:numId w:val="2"/>
-        </w:numPr>
-        <w:spacing w:line="360" w:lineRule="auto"/>
-        <w:jc w:val="both"/>
-        <w:rPr>
-          <w:rFonts w:ascii="Times New Roman" w:hAnsi="Times New Roman" w:cs="Times New Roman"/>
-        </w:rPr>
-      </w:pPr>
-      <w:r>
-        <w:rPr>
-          <w:rFonts w:ascii="Times New Roman" w:hAnsi="Times New Roman" w:cs="Times New Roman"/>
-        </w:rPr>
-        <w:t>Testing</w:t>
-      </w:r>
-    </w:p>
-    <w:p>
-      <w:pPr>
-        <w:numPr>
-          <w:ilvl w:val="0"/>
-          <w:numId w:val="2"/>
-        </w:numPr>
-        <w:spacing w:line="360" w:lineRule="auto"/>
-        <w:jc w:val="both"/>
-        <w:rPr>
-          <w:rFonts w:ascii="Times New Roman" w:hAnsi="Times New Roman" w:cs="Times New Roman"/>
-        </w:rPr>
-      </w:pPr>
-      <w:r>
-        <w:rPr>
-          <w:rFonts w:ascii="Times New Roman" w:hAnsi="Times New Roman" w:cs="Times New Roman"/>
-        </w:rPr>
-        <w:t>Bug Fixing</w:t>
-      </w:r>
-    </w:p>
-    <w:p>
-      <w:pPr>
-        <w:numPr>
-          <w:ilvl w:val="0"/>
-          <w:numId w:val="2"/>
-        </w:numPr>
-        <w:spacing w:line="360" w:lineRule="auto"/>
-        <w:jc w:val="both"/>
-        <w:rPr>
-          <w:rFonts w:ascii="Times New Roman" w:hAnsi="Times New Roman" w:cs="Times New Roman"/>
-        </w:rPr>
-      </w:pPr>
-      <w:r>
-        <w:rPr>
-          <w:rFonts w:ascii="Times New Roman" w:hAnsi="Times New Roman" w:cs="Times New Roman"/>
-        </w:rPr>
-        <w:t>Done</w:t>
-      </w:r>
-    </w:p>
-    <w:p>
-      <w:pPr>
-        <w:spacing w:line="360" w:lineRule="auto"/>
-        <w:jc w:val="both"/>
-        <w:rPr>
-          <w:rFonts w:ascii="Times New Roman" w:hAnsi="Times New Roman" w:cs="Times New Roman"/>
-        </w:rPr>
-      </w:pPr>
-      <w:r>
-        <w:rPr>
-          <w:rFonts w:ascii="Times New Roman" w:hAnsi="Times New Roman" w:cs="Times New Roman"/>
-        </w:rPr>
-        <w:t>These lists represent the flow of tasks throughout the software development process.</w:t>
-      </w:r>
-    </w:p>
-    <w:p>
-      <w:pPr>
-        <w:spacing w:line="360" w:lineRule="auto"/>
-        <w:jc w:val="both"/>
-        <w:rPr>
-          <w:rFonts w:ascii="Times New Roman" w:hAnsi="Times New Roman" w:cs="Times New Roman"/>
-        </w:rPr>
-      </w:pPr>
-      <w:r>
-        <w:rPr>
-          <w:rFonts w:ascii="Times New Roman" w:hAnsi="Times New Roman" w:cs="Times New Roman"/>
-          <w:b/>
-          <w:bCs/>
+        </w:rPr>
+      </w:pPr>
+      <w:r>
+        <w:rPr>
+          <w:rFonts w:ascii="Times New Roman" w:hAnsi="Times New Roman" w:cs="Times New Roman"/>
+          <w:noProof/>
         </w:rPr>
         <w:lastRenderedPageBreak/>
-        <w:t>Steps:</w:t>
-      </w:r>
-    </w:p>
-    <w:p>
-      <w:pPr>
-        <w:numPr>
-          <w:ilvl w:val="0"/>
-          <w:numId w:val="3"/>
-        </w:numPr>
-        <w:spacing w:line="360" w:lineRule="auto"/>
-        <w:jc w:val="both"/>
-        <w:rPr>
-          <w:rFonts w:ascii="Times New Roman" w:hAnsi="Times New Roman" w:cs="Times New Roman"/>
-        </w:rPr>
-      </w:pPr>
-      <w:r>
-        <w:rPr>
-          <w:rFonts w:ascii="Times New Roman" w:hAnsi="Times New Roman" w:cs="Times New Roman"/>
-        </w:rPr>
-        <w:t>Click on Add another list to create a project stage.</w:t>
-      </w:r>
-    </w:p>
-    <w:p>
-      <w:pPr>
-        <w:spacing w:line="360" w:lineRule="auto"/>
-        <w:ind w:left="720"/>
-        <w:jc w:val="both"/>
-        <w:rPr>
-          <w:rFonts w:ascii="Times New Roman" w:hAnsi="Times New Roman" w:cs="Times New Roman"/>
-        </w:rPr>
-      </w:pPr>
-      <w:r>
-        <w:rPr>
-          <w:rFonts w:ascii="Times New Roman" w:hAnsi="Times New Roman" w:cs="Times New Roman"/>
-        </w:rPr>
         <w:drawing>
-          <wp:inline distT="0" distB="0" distL="0" distR="0" wp14:anchorId="60FE3EBD" wp14:editId="593277B7">
-            <wp:extent cx="5502910" cy="1786255"/>
-            <wp:effectExtent l="0" t="0" r="2540" b="4445"/>
-            <wp:docPr id="8" name="Picture 8"/>
+          <wp:inline distT="0" distB="0" distL="0" distR="0" wp14:anchorId="78973CD7" wp14:editId="5D060368">
+            <wp:extent cx="2827265" cy="4656223"/>
+            <wp:effectExtent l="0" t="0" r="0" b="0"/>
+            <wp:docPr id="4" name="Picture 4"/>
             <wp:cNvGraphicFramePr>
               <a:graphicFrameLocks xmlns:a="http://schemas.openxmlformats.org/drawingml/2006/main" noChangeAspect="1"/>
             </wp:cNvGraphicFramePr>
@@ -1336,7 +1666,7 @@
                   <pic:spPr>
                     <a:xfrm>
                       <a:off x="0" y="0"/>
-                      <a:ext cx="5502910" cy="1786255"/>
+                      <a:ext cx="2827265" cy="4656223"/>
                     </a:xfrm>
                     <a:prstGeom prst="rect">
                       <a:avLst/>
@@ -1368,8 +1698,9 @@
           <w:iCs/>
           <w:u w:val="single"/>
         </w:rPr>
-        <w:t xml:space="preserve">Figure: </w:t>
-      </w:r>
+        <w:t xml:space="preserve">Figure: Creating new Board on </w:t>
+      </w:r>
+      <w:proofErr w:type="spellStart"/>
       <w:r>
         <w:rPr>
           <w:rFonts w:ascii="Times New Roman" w:hAnsi="Times New Roman" w:cs="Times New Roman"/>
@@ -1377,14 +1708,15 @@
           <w:iCs/>
           <w:u w:val="single"/>
         </w:rPr>
-        <w:t xml:space="preserve">Adding another list on board </w:t>
-      </w:r>
+        <w:t>trello</w:t>
+      </w:r>
+      <w:proofErr w:type="spellEnd"/>
     </w:p>
     <w:p>
       <w:pPr>
         <w:numPr>
           <w:ilvl w:val="0"/>
-          <w:numId w:val="3"/>
+          <w:numId w:val="1"/>
         </w:numPr>
         <w:spacing w:line="360" w:lineRule="auto"/>
         <w:jc w:val="both"/>
@@ -1396,7 +1728,26 @@
         <w:rPr>
           <w:rFonts w:ascii="Times New Roman" w:hAnsi="Times New Roman" w:cs="Times New Roman"/>
         </w:rPr>
-        <w:t>Enter the name of the list, such as To Do.</w:t>
+        <w:t>Select a suitable background or theme for the board if required.</w:t>
+      </w:r>
+    </w:p>
+    <w:p>
+      <w:pPr>
+        <w:numPr>
+          <w:ilvl w:val="0"/>
+          <w:numId w:val="1"/>
+        </w:numPr>
+        <w:spacing w:line="360" w:lineRule="auto"/>
+        <w:jc w:val="both"/>
+        <w:rPr>
+          <w:rFonts w:ascii="Times New Roman" w:hAnsi="Times New Roman" w:cs="Times New Roman"/>
+        </w:rPr>
+      </w:pPr>
+      <w:r>
+        <w:rPr>
+          <w:rFonts w:ascii="Times New Roman" w:hAnsi="Times New Roman" w:cs="Times New Roman"/>
+        </w:rPr>
+        <w:t>Click Create to create the project board.</w:t>
       </w:r>
     </w:p>
     <w:p>
@@ -1411,12 +1762,14 @@
       <w:r>
         <w:rPr>
           <w:rFonts w:ascii="Times New Roman" w:hAnsi="Times New Roman" w:cs="Times New Roman"/>
-        </w:rPr>
+          <w:noProof/>
+        </w:rPr>
+        <w:lastRenderedPageBreak/>
         <w:drawing>
-          <wp:inline distT="0" distB="0" distL="0" distR="0" wp14:anchorId="24BD28AE" wp14:editId="75F87E30">
-            <wp:extent cx="5502910" cy="3274060"/>
-            <wp:effectExtent l="0" t="0" r="2540" b="2540"/>
-            <wp:docPr id="9" name="Picture 9"/>
+          <wp:inline distT="0" distB="0" distL="0" distR="0" wp14:anchorId="2AA21B4E" wp14:editId="7EFE7938">
+            <wp:extent cx="5502910" cy="3280410"/>
+            <wp:effectExtent l="0" t="0" r="2540" b="0"/>
+            <wp:docPr id="5" name="Picture 5"/>
             <wp:cNvGraphicFramePr>
               <a:graphicFrameLocks xmlns:a="http://schemas.openxmlformats.org/drawingml/2006/main" noChangeAspect="1"/>
             </wp:cNvGraphicFramePr>
@@ -1436,7 +1789,7 @@
                   <pic:spPr>
                     <a:xfrm>
                       <a:off x="0" y="0"/>
-                      <a:ext cx="5502910" cy="3274060"/>
+                      <a:ext cx="5502910" cy="3280410"/>
                     </a:xfrm>
                     <a:prstGeom prst="rect">
                       <a:avLst/>
@@ -1468,8 +1821,9 @@
           <w:iCs/>
           <w:u w:val="single"/>
         </w:rPr>
-        <w:t xml:space="preserve">Figure: </w:t>
-      </w:r>
+        <w:t xml:space="preserve">Figure: Project board Interface of </w:t>
+      </w:r>
+      <w:proofErr w:type="spellStart"/>
       <w:r>
         <w:rPr>
           <w:rFonts w:ascii="Times New Roman" w:hAnsi="Times New Roman" w:cs="Times New Roman"/>
@@ -1477,7 +1831,258 @@
           <w:iCs/>
           <w:u w:val="single"/>
         </w:rPr>
-        <w:t>lists on board</w:t>
+        <w:t>trello</w:t>
+      </w:r>
+      <w:proofErr w:type="spellEnd"/>
+    </w:p>
+    <w:p>
+      <w:pPr>
+        <w:numPr>
+          <w:ilvl w:val="0"/>
+          <w:numId w:val="1"/>
+        </w:numPr>
+        <w:spacing w:line="360" w:lineRule="auto"/>
+        <w:jc w:val="both"/>
+        <w:rPr>
+          <w:rFonts w:ascii="Times New Roman" w:hAnsi="Times New Roman" w:cs="Times New Roman"/>
+        </w:rPr>
+      </w:pPr>
+      <w:r>
+        <w:rPr>
+          <w:rFonts w:ascii="Times New Roman" w:hAnsi="Times New Roman" w:cs="Times New Roman"/>
+        </w:rPr>
+        <w:t>The created board is then used by the team to manage and monitor the E-Commerce project.</w:t>
+      </w:r>
+    </w:p>
+    <w:p>
+      <w:pPr>
+        <w:spacing w:line="360" w:lineRule="auto"/>
+        <w:jc w:val="both"/>
+        <w:rPr>
+          <w:rFonts w:ascii="Times New Roman" w:hAnsi="Times New Roman" w:cs="Times New Roman"/>
+          <w:b/>
+          <w:bCs/>
+          <w:u w:val="single"/>
+        </w:rPr>
+      </w:pPr>
+      <w:r>
+        <w:rPr>
+          <w:rFonts w:ascii="Times New Roman" w:hAnsi="Times New Roman" w:cs="Times New Roman"/>
+          <w:b/>
+          <w:bCs/>
+          <w:u w:val="single"/>
+        </w:rPr>
+        <w:t>b. Lists and Cards</w:t>
+      </w:r>
+    </w:p>
+    <w:p>
+      <w:pPr>
+        <w:spacing w:line="360" w:lineRule="auto"/>
+        <w:jc w:val="both"/>
+        <w:rPr>
+          <w:rFonts w:ascii="Times New Roman" w:hAnsi="Times New Roman" w:cs="Times New Roman"/>
+        </w:rPr>
+      </w:pPr>
+      <w:r>
+        <w:rPr>
+          <w:rFonts w:ascii="Times New Roman" w:hAnsi="Times New Roman" w:cs="Times New Roman"/>
+        </w:rPr>
+        <w:t xml:space="preserve">Trello allows the project to be divided into different </w:t>
+      </w:r>
+      <w:r>
+        <w:rPr>
+          <w:rFonts w:ascii="Times New Roman" w:hAnsi="Times New Roman" w:cs="Times New Roman"/>
+          <w:b/>
+          <w:bCs/>
+        </w:rPr>
+        <w:t>lists</w:t>
+      </w:r>
+      <w:r>
+        <w:rPr>
+          <w:rFonts w:ascii="Times New Roman" w:hAnsi="Times New Roman" w:cs="Times New Roman"/>
+        </w:rPr>
+        <w:t>, where each list represents a particular stage of the project. Cards are then created inside these lists to represent individual tasks or activities.</w:t>
+      </w:r>
+    </w:p>
+    <w:p>
+      <w:pPr>
+        <w:spacing w:line="360" w:lineRule="auto"/>
+        <w:jc w:val="both"/>
+        <w:rPr>
+          <w:rFonts w:ascii="Times New Roman" w:hAnsi="Times New Roman" w:cs="Times New Roman"/>
+        </w:rPr>
+      </w:pPr>
+      <w:r>
+        <w:rPr>
+          <w:rFonts w:ascii="Times New Roman" w:hAnsi="Times New Roman" w:cs="Times New Roman"/>
+        </w:rPr>
+        <w:t>For our E-Commerce project, the following lists were created:</w:t>
+      </w:r>
+    </w:p>
+    <w:p>
+      <w:pPr>
+        <w:numPr>
+          <w:ilvl w:val="0"/>
+          <w:numId w:val="2"/>
+        </w:numPr>
+        <w:spacing w:line="360" w:lineRule="auto"/>
+        <w:jc w:val="both"/>
+        <w:rPr>
+          <w:rFonts w:ascii="Times New Roman" w:hAnsi="Times New Roman" w:cs="Times New Roman"/>
+        </w:rPr>
+      </w:pPr>
+      <w:r>
+        <w:rPr>
+          <w:rFonts w:ascii="Times New Roman" w:hAnsi="Times New Roman" w:cs="Times New Roman"/>
+        </w:rPr>
+        <w:t>Backlog</w:t>
+      </w:r>
+    </w:p>
+    <w:p>
+      <w:pPr>
+        <w:numPr>
+          <w:ilvl w:val="0"/>
+          <w:numId w:val="2"/>
+        </w:numPr>
+        <w:spacing w:line="360" w:lineRule="auto"/>
+        <w:jc w:val="both"/>
+        <w:rPr>
+          <w:rFonts w:ascii="Times New Roman" w:hAnsi="Times New Roman" w:cs="Times New Roman"/>
+        </w:rPr>
+      </w:pPr>
+      <w:r>
+        <w:rPr>
+          <w:rFonts w:ascii="Times New Roman" w:hAnsi="Times New Roman" w:cs="Times New Roman"/>
+        </w:rPr>
+        <w:t>To Do</w:t>
+      </w:r>
+    </w:p>
+    <w:p>
+      <w:pPr>
+        <w:numPr>
+          <w:ilvl w:val="0"/>
+          <w:numId w:val="2"/>
+        </w:numPr>
+        <w:spacing w:line="360" w:lineRule="auto"/>
+        <w:jc w:val="both"/>
+        <w:rPr>
+          <w:rFonts w:ascii="Times New Roman" w:hAnsi="Times New Roman" w:cs="Times New Roman"/>
+        </w:rPr>
+      </w:pPr>
+      <w:r>
+        <w:rPr>
+          <w:rFonts w:ascii="Times New Roman" w:hAnsi="Times New Roman" w:cs="Times New Roman"/>
+        </w:rPr>
+        <w:t>In Progress</w:t>
+      </w:r>
+    </w:p>
+    <w:p>
+      <w:pPr>
+        <w:numPr>
+          <w:ilvl w:val="0"/>
+          <w:numId w:val="2"/>
+        </w:numPr>
+        <w:spacing w:line="360" w:lineRule="auto"/>
+        <w:jc w:val="both"/>
+        <w:rPr>
+          <w:rFonts w:ascii="Times New Roman" w:hAnsi="Times New Roman" w:cs="Times New Roman"/>
+        </w:rPr>
+      </w:pPr>
+      <w:r>
+        <w:rPr>
+          <w:rFonts w:ascii="Times New Roman" w:hAnsi="Times New Roman" w:cs="Times New Roman"/>
+        </w:rPr>
+        <w:t>Review</w:t>
+      </w:r>
+    </w:p>
+    <w:p>
+      <w:pPr>
+        <w:numPr>
+          <w:ilvl w:val="0"/>
+          <w:numId w:val="2"/>
+        </w:numPr>
+        <w:spacing w:line="360" w:lineRule="auto"/>
+        <w:jc w:val="both"/>
+        <w:rPr>
+          <w:rFonts w:ascii="Times New Roman" w:hAnsi="Times New Roman" w:cs="Times New Roman"/>
+        </w:rPr>
+      </w:pPr>
+      <w:r>
+        <w:rPr>
+          <w:rFonts w:ascii="Times New Roman" w:hAnsi="Times New Roman" w:cs="Times New Roman"/>
+        </w:rPr>
+        <w:t>Testing</w:t>
+      </w:r>
+    </w:p>
+    <w:p>
+      <w:pPr>
+        <w:numPr>
+          <w:ilvl w:val="0"/>
+          <w:numId w:val="2"/>
+        </w:numPr>
+        <w:spacing w:line="360" w:lineRule="auto"/>
+        <w:jc w:val="both"/>
+        <w:rPr>
+          <w:rFonts w:ascii="Times New Roman" w:hAnsi="Times New Roman" w:cs="Times New Roman"/>
+        </w:rPr>
+      </w:pPr>
+      <w:r>
+        <w:rPr>
+          <w:rFonts w:ascii="Times New Roman" w:hAnsi="Times New Roman" w:cs="Times New Roman"/>
+        </w:rPr>
+        <w:t>Bug Fixing</w:t>
+      </w:r>
+    </w:p>
+    <w:p>
+      <w:pPr>
+        <w:numPr>
+          <w:ilvl w:val="0"/>
+          <w:numId w:val="2"/>
+        </w:numPr>
+        <w:spacing w:line="360" w:lineRule="auto"/>
+        <w:jc w:val="both"/>
+        <w:rPr>
+          <w:rFonts w:ascii="Times New Roman" w:hAnsi="Times New Roman" w:cs="Times New Roman"/>
+        </w:rPr>
+      </w:pPr>
+      <w:r>
+        <w:rPr>
+          <w:rFonts w:ascii="Times New Roman" w:hAnsi="Times New Roman" w:cs="Times New Roman"/>
+        </w:rPr>
+        <w:t>Done</w:t>
+      </w:r>
+    </w:p>
+    <w:p>
+      <w:pPr>
+        <w:spacing w:line="360" w:lineRule="auto"/>
+        <w:jc w:val="both"/>
+        <w:rPr>
+          <w:rFonts w:ascii="Times New Roman" w:hAnsi="Times New Roman" w:cs="Times New Roman"/>
+        </w:rPr>
+      </w:pPr>
+      <w:r>
+        <w:rPr>
+          <w:rFonts w:ascii="Times New Roman" w:hAnsi="Times New Roman" w:cs="Times New Roman"/>
+        </w:rPr>
+        <w:t>These lists represent the flow of tasks throughout the software development process.</w:t>
+      </w:r>
+    </w:p>
+    <w:p>
+      <w:pPr>
+        <w:spacing w:line="360" w:lineRule="auto"/>
+        <w:jc w:val="both"/>
+        <w:rPr>
+          <w:rFonts w:ascii="Times New Roman" w:hAnsi="Times New Roman" w:cs="Times New Roman"/>
+        </w:rPr>
+      </w:pPr>
+      <w:r>
+        <w:rPr>
+          <w:rFonts w:ascii="Times New Roman" w:hAnsi="Times New Roman" w:cs="Times New Roman"/>
+          <w:b/>
+          <w:bCs/>
+        </w:rPr>
+        <w:lastRenderedPageBreak/>
+        <w:t>Steps:</w:t>
       </w:r>
     </w:p>
     <w:p>
@@ -1496,26 +2101,7 @@
         <w:rPr>
           <w:rFonts w:ascii="Times New Roman" w:hAnsi="Times New Roman" w:cs="Times New Roman"/>
         </w:rPr>
-        <w:t>Repeat the process to create the remaining project stages.</w:t>
-      </w:r>
-    </w:p>
-    <w:p>
-      <w:pPr>
-        <w:numPr>
-          <w:ilvl w:val="0"/>
-          <w:numId w:val="3"/>
-        </w:numPr>
-        <w:spacing w:line="360" w:lineRule="auto"/>
-        <w:jc w:val="both"/>
-        <w:rPr>
-          <w:rFonts w:ascii="Times New Roman" w:hAnsi="Times New Roman" w:cs="Times New Roman"/>
-        </w:rPr>
-      </w:pPr>
-      <w:r>
-        <w:rPr>
-          <w:rFonts w:ascii="Times New Roman" w:hAnsi="Times New Roman" w:cs="Times New Roman"/>
-        </w:rPr>
-        <w:t>Click Add a card inside the appropriate list.</w:t>
+        <w:t>Click on Add another list to create a project stage.</w:t>
       </w:r>
     </w:p>
     <w:p>
@@ -1530,13 +2116,13 @@
       <w:r>
         <w:rPr>
           <w:rFonts w:ascii="Times New Roman" w:hAnsi="Times New Roman" w:cs="Times New Roman"/>
-        </w:rPr>
-        <w:lastRenderedPageBreak/>
+          <w:noProof/>
+        </w:rPr>
         <w:drawing>
-          <wp:inline distT="0" distB="0" distL="0" distR="0" wp14:anchorId="3DD0209B" wp14:editId="6894934E">
-            <wp:extent cx="5502910" cy="3284220"/>
-            <wp:effectExtent l="0" t="0" r="2540" b="0"/>
-            <wp:docPr id="10" name="Picture 10"/>
+          <wp:inline distT="0" distB="0" distL="0" distR="0" wp14:anchorId="60FE3EBD" wp14:editId="593277B7">
+            <wp:extent cx="5502910" cy="1786255"/>
+            <wp:effectExtent l="0" t="0" r="2540" b="4445"/>
+            <wp:docPr id="8" name="Picture 8"/>
             <wp:cNvGraphicFramePr>
               <a:graphicFrameLocks xmlns:a="http://schemas.openxmlformats.org/drawingml/2006/main" noChangeAspect="1"/>
             </wp:cNvGraphicFramePr>
@@ -1556,7 +2142,7 @@
                   <pic:spPr>
                     <a:xfrm>
                       <a:off x="0" y="0"/>
-                      <a:ext cx="5502910" cy="3284220"/>
+                      <a:ext cx="5502910" cy="1786255"/>
                     </a:xfrm>
                     <a:prstGeom prst="rect">
                       <a:avLst/>
@@ -1588,16 +2174,7 @@
           <w:iCs/>
           <w:u w:val="single"/>
         </w:rPr>
-        <w:t xml:space="preserve">Figure: </w:t>
-      </w:r>
-      <w:r>
-        <w:rPr>
-          <w:rFonts w:ascii="Times New Roman" w:hAnsi="Times New Roman" w:cs="Times New Roman"/>
-          <w:i/>
-          <w:iCs/>
-          <w:u w:val="single"/>
-        </w:rPr>
-        <w:t>Adding card to the appropriate list</w:t>
+        <w:t xml:space="preserve">Figure: Adding another list on board </w:t>
       </w:r>
     </w:p>
     <w:p>
@@ -1616,141 +2193,28 @@
         <w:rPr>
           <w:rFonts w:ascii="Times New Roman" w:hAnsi="Times New Roman" w:cs="Times New Roman"/>
         </w:rPr>
-        <w:t>Enter the name of the task and create the card.</w:t>
-      </w:r>
-    </w:p>
-    <w:p>
-      <w:pPr>
-        <w:numPr>
-          <w:ilvl w:val="0"/>
-          <w:numId w:val="3"/>
-        </w:numPr>
-        <w:spacing w:line="360" w:lineRule="auto"/>
-        <w:jc w:val="both"/>
-        <w:rPr>
-          <w:rFonts w:ascii="Times New Roman" w:hAnsi="Times New Roman" w:cs="Times New Roman"/>
-        </w:rPr>
-      </w:pPr>
-      <w:r>
-        <w:rPr>
-          <w:rFonts w:ascii="Times New Roman" w:hAnsi="Times New Roman" w:cs="Times New Roman"/>
-        </w:rPr>
-        <w:t>Tasks can later be moved between lists according to their progress.</w:t>
-      </w:r>
-    </w:p>
-    <w:p>
-      <w:pPr>
-        <w:spacing w:line="360" w:lineRule="auto"/>
-        <w:jc w:val="both"/>
-        <w:rPr>
-          <w:rFonts w:ascii="Times New Roman" w:hAnsi="Times New Roman" w:cs="Times New Roman"/>
-        </w:rPr>
-      </w:pPr>
-      <w:r>
-        <w:rPr>
-          <w:rFonts w:ascii="Times New Roman" w:hAnsi="Times New Roman" w:cs="Times New Roman"/>
-        </w:rPr>
-        <w:t>For example, a “Design UI/UX” card can initially be placed in To Do, moved to In Progress when development starts, and finally moved to Done after review and approval.</w:t>
-      </w:r>
-    </w:p>
-    <w:p>
-      <w:pPr>
-        <w:spacing w:line="360" w:lineRule="auto"/>
-        <w:jc w:val="both"/>
-        <w:rPr>
-          <w:rFonts w:ascii="Times New Roman" w:hAnsi="Times New Roman" w:cs="Times New Roman"/>
-          <w:b/>
-          <w:bCs/>
-          <w:u w:val="single"/>
-        </w:rPr>
-      </w:pPr>
-      <w:r>
-        <w:rPr>
-          <w:rFonts w:ascii="Times New Roman" w:hAnsi="Times New Roman" w:cs="Times New Roman"/>
-          <w:b/>
-          <w:bCs/>
-          <w:u w:val="single"/>
-        </w:rPr>
-        <w:t>c. Task Management</w:t>
-      </w:r>
-    </w:p>
-    <w:p>
-      <w:pPr>
-        <w:spacing w:line="360" w:lineRule="auto"/>
-        <w:jc w:val="both"/>
-        <w:rPr>
-          <w:rFonts w:ascii="Times New Roman" w:hAnsi="Times New Roman" w:cs="Times New Roman"/>
-        </w:rPr>
-      </w:pPr>
-      <w:r>
-        <w:rPr>
-          <w:rFonts w:ascii="Times New Roman" w:hAnsi="Times New Roman" w:cs="Times New Roman"/>
-        </w:rPr>
-        <w:t>Trello cards are used to represent individual tasks or activities within the E-Commerce project. Each card can contain additional information such as descriptions, checklists, due dates, attachments, and labels. This helps the team understand the task clearly and manage it effectively.</w:t>
-      </w:r>
-    </w:p>
-    <w:p>
-      <w:pPr>
-        <w:spacing w:line="360" w:lineRule="auto"/>
-        <w:jc w:val="both"/>
-        <w:rPr>
-          <w:rFonts w:ascii="Times New Roman" w:hAnsi="Times New Roman" w:cs="Times New Roman"/>
-        </w:rPr>
-      </w:pPr>
-      <w:r>
-        <w:rPr>
-          <w:rFonts w:ascii="Times New Roman" w:hAnsi="Times New Roman" w:cs="Times New Roman"/>
-        </w:rPr>
-        <w:t>For example, the “Prepare SRS Document” card was created to manage the preparation of the Software Requirements Specification.</w:t>
-      </w:r>
-    </w:p>
-    <w:p>
-      <w:pPr>
-        <w:spacing w:line="360" w:lineRule="auto"/>
-        <w:jc w:val="both"/>
-        <w:rPr>
-          <w:rFonts w:ascii="Times New Roman" w:hAnsi="Times New Roman" w:cs="Times New Roman"/>
-        </w:rPr>
-      </w:pPr>
-      <w:r>
-        <w:rPr>
-          <w:rFonts w:ascii="Times New Roman" w:hAnsi="Times New Roman" w:cs="Times New Roman"/>
-          <w:b/>
-          <w:bCs/>
-        </w:rPr>
-        <w:t>Adding Description:</w:t>
-      </w:r>
-      <w:r>
-        <w:rPr>
-          <w:rFonts w:ascii="Times New Roman" w:hAnsi="Times New Roman" w:cs="Times New Roman"/>
-        </w:rPr>
-        <w:t xml:space="preserve"> </w:t>
-      </w:r>
-      <w:r>
-        <w:rPr>
-          <w:rFonts w:ascii="Times New Roman" w:hAnsi="Times New Roman" w:cs="Times New Roman"/>
-        </w:rPr>
-        <w:t>A description was added to explain the purpose and scope of the task.</w:t>
-      </w:r>
-    </w:p>
-    <w:p>
-      <w:pPr>
-        <w:spacing w:line="360" w:lineRule="auto"/>
-        <w:jc w:val="both"/>
-        <w:rPr>
-          <w:rFonts w:ascii="Times New Roman" w:hAnsi="Times New Roman" w:cs="Times New Roman"/>
-        </w:rPr>
-      </w:pPr>
-      <w:r>
-        <w:rPr>
-          <w:rFonts w:ascii="Times New Roman" w:hAnsi="Times New Roman" w:cs="Times New Roman"/>
-        </w:rPr>
-        <w:lastRenderedPageBreak/>
+        <w:t>Enter the name of the list, such as To Do.</w:t>
+      </w:r>
+    </w:p>
+    <w:p>
+      <w:pPr>
+        <w:spacing w:line="360" w:lineRule="auto"/>
+        <w:ind w:left="720"/>
+        <w:jc w:val="both"/>
+        <w:rPr>
+          <w:rFonts w:ascii="Times New Roman" w:hAnsi="Times New Roman" w:cs="Times New Roman"/>
+        </w:rPr>
+      </w:pPr>
+      <w:r>
+        <w:rPr>
+          <w:rFonts w:ascii="Times New Roman" w:hAnsi="Times New Roman" w:cs="Times New Roman"/>
+          <w:noProof/>
+        </w:rPr>
         <w:drawing>
-          <wp:inline distT="0" distB="0" distL="0" distR="0" wp14:anchorId="53A519FA" wp14:editId="464DDC69">
-            <wp:extent cx="5502910" cy="3285490"/>
-            <wp:effectExtent l="0" t="0" r="2540" b="0"/>
-            <wp:docPr id="15" name="Picture 15"/>
+          <wp:inline distT="0" distB="0" distL="0" distR="0" wp14:anchorId="24BD28AE" wp14:editId="75F87E30">
+            <wp:extent cx="5502910" cy="3274060"/>
+            <wp:effectExtent l="0" t="0" r="2540" b="2540"/>
+            <wp:docPr id="9" name="Picture 9"/>
             <wp:cNvGraphicFramePr>
               <a:graphicFrameLocks xmlns:a="http://schemas.openxmlformats.org/drawingml/2006/main" noChangeAspect="1"/>
             </wp:cNvGraphicFramePr>
@@ -1770,7 +2234,7 @@
                   <pic:spPr>
                     <a:xfrm>
                       <a:off x="0" y="0"/>
-                      <a:ext cx="5502910" cy="3285490"/>
+                      <a:ext cx="5502910" cy="3274060"/>
                     </a:xfrm>
                     <a:prstGeom prst="rect">
                       <a:avLst/>
@@ -1802,67 +2266,14 @@
           <w:iCs/>
           <w:u w:val="single"/>
         </w:rPr>
-        <w:t xml:space="preserve">Figure: </w:t>
-      </w:r>
-      <w:r>
-        <w:rPr>
-          <w:rFonts w:ascii="Times New Roman" w:hAnsi="Times New Roman" w:cs="Times New Roman"/>
-          <w:i/>
-          <w:iCs/>
-          <w:u w:val="single"/>
-        </w:rPr>
-        <w:t>Adding description on particular card</w:t>
-      </w:r>
-    </w:p>
-    <w:p>
-      <w:pPr>
-        <w:spacing w:line="360" w:lineRule="auto"/>
-        <w:jc w:val="both"/>
-        <w:rPr>
-          <w:rFonts w:ascii="Times New Roman" w:hAnsi="Times New Roman" w:cs="Times New Roman"/>
-        </w:rPr>
-      </w:pPr>
-      <w:r>
-        <w:rPr>
-          <w:rFonts w:ascii="Times New Roman" w:hAnsi="Times New Roman" w:cs="Times New Roman"/>
-        </w:rPr>
-        <w:t>Prepare the Software Requirements Specification (SRS) for the E-Commerce Website, including project scope, functional requirements, non-functional requirements, user roles, and system constraints.</w:t>
-      </w:r>
-    </w:p>
-    <w:p>
-      <w:pPr>
-        <w:spacing w:line="360" w:lineRule="auto"/>
-        <w:jc w:val="both"/>
-        <w:rPr>
-          <w:rFonts w:ascii="Times New Roman" w:hAnsi="Times New Roman" w:cs="Times New Roman"/>
-        </w:rPr>
-      </w:pPr>
-      <w:r>
-        <w:rPr>
-          <w:rFonts w:ascii="Times New Roman" w:hAnsi="Times New Roman" w:cs="Times New Roman"/>
-          <w:b/>
-          <w:bCs/>
-        </w:rPr>
-        <w:t>Adding Checklists:</w:t>
-      </w:r>
-      <w:r>
-        <w:rPr>
-          <w:rFonts w:ascii="Times New Roman" w:hAnsi="Times New Roman" w:cs="Times New Roman"/>
-        </w:rPr>
-        <w:t xml:space="preserve"> </w:t>
-      </w:r>
-      <w:r>
-        <w:rPr>
-          <w:rFonts w:ascii="Times New Roman" w:hAnsi="Times New Roman" w:cs="Times New Roman"/>
-        </w:rPr>
-        <w:t>A checklist was added to divide the task into smaller activities.</w:t>
+        <w:t>Figure: lists on board</w:t>
       </w:r>
     </w:p>
     <w:p>
       <w:pPr>
         <w:numPr>
           <w:ilvl w:val="0"/>
-          <w:numId w:val="4"/>
+          <w:numId w:val="3"/>
         </w:numPr>
         <w:spacing w:line="360" w:lineRule="auto"/>
         <w:jc w:val="both"/>
@@ -1874,14 +2285,14 @@
         <w:rPr>
           <w:rFonts w:ascii="Times New Roman" w:hAnsi="Times New Roman" w:cs="Times New Roman"/>
         </w:rPr>
-        <w:t>Gather project requirements</w:t>
+        <w:t>Repeat the process to create the remaining project stages.</w:t>
       </w:r>
     </w:p>
     <w:p>
       <w:pPr>
         <w:numPr>
           <w:ilvl w:val="0"/>
-          <w:numId w:val="4"/>
+          <w:numId w:val="3"/>
         </w:numPr>
         <w:spacing w:line="360" w:lineRule="auto"/>
         <w:jc w:val="both"/>
@@ -1893,122 +2304,29 @@
         <w:rPr>
           <w:rFonts w:ascii="Times New Roman" w:hAnsi="Times New Roman" w:cs="Times New Roman"/>
         </w:rPr>
-        <w:t>Define project scope</w:t>
-      </w:r>
-    </w:p>
-    <w:p>
-      <w:pPr>
-        <w:numPr>
-          <w:ilvl w:val="0"/>
-          <w:numId w:val="4"/>
-        </w:numPr>
-        <w:spacing w:line="360" w:lineRule="auto"/>
-        <w:jc w:val="both"/>
-        <w:rPr>
-          <w:rFonts w:ascii="Times New Roman" w:hAnsi="Times New Roman" w:cs="Times New Roman"/>
-        </w:rPr>
-      </w:pPr>
-      <w:r>
-        <w:rPr>
-          <w:rFonts w:ascii="Times New Roman" w:hAnsi="Times New Roman" w:cs="Times New Roman"/>
-        </w:rPr>
-        <w:t>Identify functional requirements</w:t>
-      </w:r>
-    </w:p>
-    <w:p>
-      <w:pPr>
-        <w:numPr>
-          <w:ilvl w:val="0"/>
-          <w:numId w:val="4"/>
-        </w:numPr>
-        <w:spacing w:line="360" w:lineRule="auto"/>
-        <w:jc w:val="both"/>
-        <w:rPr>
-          <w:rFonts w:ascii="Times New Roman" w:hAnsi="Times New Roman" w:cs="Times New Roman"/>
-        </w:rPr>
-      </w:pPr>
-      <w:r>
-        <w:rPr>
-          <w:rFonts w:ascii="Times New Roman" w:hAnsi="Times New Roman" w:cs="Times New Roman"/>
-        </w:rPr>
-        <w:t>Identify non-functional requirements</w:t>
-      </w:r>
-    </w:p>
-    <w:p>
-      <w:pPr>
-        <w:numPr>
-          <w:ilvl w:val="0"/>
-          <w:numId w:val="4"/>
-        </w:numPr>
-        <w:spacing w:line="360" w:lineRule="auto"/>
-        <w:jc w:val="both"/>
-        <w:rPr>
-          <w:rFonts w:ascii="Times New Roman" w:hAnsi="Times New Roman" w:cs="Times New Roman"/>
-        </w:rPr>
-      </w:pPr>
-      <w:r>
-        <w:rPr>
-          <w:rFonts w:ascii="Times New Roman" w:hAnsi="Times New Roman" w:cs="Times New Roman"/>
-        </w:rPr>
-        <w:t>Define user roles</w:t>
-      </w:r>
-    </w:p>
-    <w:p>
-      <w:pPr>
-        <w:numPr>
-          <w:ilvl w:val="0"/>
-          <w:numId w:val="4"/>
-        </w:numPr>
-        <w:spacing w:line="360" w:lineRule="auto"/>
-        <w:jc w:val="both"/>
-        <w:rPr>
-          <w:rFonts w:ascii="Times New Roman" w:hAnsi="Times New Roman" w:cs="Times New Roman"/>
-        </w:rPr>
-      </w:pPr>
-      <w:r>
-        <w:rPr>
-          <w:rFonts w:ascii="Times New Roman" w:hAnsi="Times New Roman" w:cs="Times New Roman"/>
-        </w:rPr>
-        <w:t>Review SRS with the team</w:t>
-      </w:r>
-    </w:p>
-    <w:p>
-      <w:pPr>
-        <w:numPr>
-          <w:ilvl w:val="0"/>
-          <w:numId w:val="4"/>
-        </w:numPr>
-        <w:spacing w:line="360" w:lineRule="auto"/>
-        <w:jc w:val="both"/>
-        <w:rPr>
-          <w:rFonts w:ascii="Times New Roman" w:hAnsi="Times New Roman" w:cs="Times New Roman"/>
-        </w:rPr>
-      </w:pPr>
-      <w:r>
-        <w:rPr>
-          <w:rFonts w:ascii="Times New Roman" w:hAnsi="Times New Roman" w:cs="Times New Roman"/>
-        </w:rPr>
-        <w:t>Finalize SRS</w:t>
-      </w:r>
-    </w:p>
-    <w:p>
-      <w:pPr>
-        <w:spacing w:line="360" w:lineRule="auto"/>
-        <w:jc w:val="both"/>
-        <w:rPr>
-          <w:rFonts w:ascii="Times New Roman" w:hAnsi="Times New Roman" w:cs="Times New Roman"/>
-        </w:rPr>
-      </w:pPr>
-      <w:r>
-        <w:rPr>
-          <w:rFonts w:ascii="Times New Roman" w:hAnsi="Times New Roman" w:cs="Times New Roman"/>
+        <w:t>Click Add a card inside the appropriate list.</w:t>
+      </w:r>
+    </w:p>
+    <w:p>
+      <w:pPr>
+        <w:spacing w:line="360" w:lineRule="auto"/>
+        <w:ind w:left="720"/>
+        <w:jc w:val="both"/>
+        <w:rPr>
+          <w:rFonts w:ascii="Times New Roman" w:hAnsi="Times New Roman" w:cs="Times New Roman"/>
+        </w:rPr>
+      </w:pPr>
+      <w:r>
+        <w:rPr>
+          <w:rFonts w:ascii="Times New Roman" w:hAnsi="Times New Roman" w:cs="Times New Roman"/>
+          <w:noProof/>
         </w:rPr>
         <w:lastRenderedPageBreak/>
         <w:drawing>
-          <wp:inline distT="0" distB="0" distL="0" distR="0" wp14:anchorId="477A2FA1" wp14:editId="4EC11478">
-            <wp:extent cx="5502910" cy="3528695"/>
+          <wp:inline distT="0" distB="0" distL="0" distR="0" wp14:anchorId="3DD0209B" wp14:editId="6894934E">
+            <wp:extent cx="5502910" cy="3284220"/>
             <wp:effectExtent l="0" t="0" r="2540" b="0"/>
-            <wp:docPr id="14" name="Picture 14"/>
+            <wp:docPr id="10" name="Picture 10"/>
             <wp:cNvGraphicFramePr>
               <a:graphicFrameLocks xmlns:a="http://schemas.openxmlformats.org/drawingml/2006/main" noChangeAspect="1"/>
             </wp:cNvGraphicFramePr>
@@ -2028,7 +2346,7 @@
                   <pic:spPr>
                     <a:xfrm>
                       <a:off x="0" y="0"/>
-                      <a:ext cx="5502910" cy="3528695"/>
+                      <a:ext cx="5502910" cy="3284220"/>
                     </a:xfrm>
                     <a:prstGeom prst="rect">
                       <a:avLst/>
@@ -2044,20 +2362,177 @@
     <w:p>
       <w:pPr>
         <w:spacing w:line="360" w:lineRule="auto"/>
-        <w:jc w:val="both"/>
-        <w:rPr>
-          <w:rFonts w:ascii="Times New Roman" w:hAnsi="Times New Roman" w:cs="Times New Roman"/>
-        </w:rPr>
-      </w:pPr>
-      <w:r>
-        <w:rPr>
-          <w:rFonts w:ascii="Times New Roman" w:hAnsi="Times New Roman" w:cs="Times New Roman"/>
-        </w:rPr>
+        <w:ind w:left="720"/>
+        <w:jc w:val="center"/>
+        <w:rPr>
+          <w:rFonts w:ascii="Times New Roman" w:hAnsi="Times New Roman" w:cs="Times New Roman"/>
+          <w:i/>
+          <w:iCs/>
+          <w:u w:val="single"/>
+        </w:rPr>
+      </w:pPr>
+      <w:r>
+        <w:rPr>
+          <w:rFonts w:ascii="Times New Roman" w:hAnsi="Times New Roman" w:cs="Times New Roman"/>
+          <w:i/>
+          <w:iCs/>
+          <w:u w:val="single"/>
+        </w:rPr>
+        <w:t>Figure: Adding card to the appropriate list</w:t>
+      </w:r>
+    </w:p>
+    <w:p>
+      <w:pPr>
+        <w:numPr>
+          <w:ilvl w:val="0"/>
+          <w:numId w:val="3"/>
+        </w:numPr>
+        <w:spacing w:line="360" w:lineRule="auto"/>
+        <w:jc w:val="both"/>
+        <w:rPr>
+          <w:rFonts w:ascii="Times New Roman" w:hAnsi="Times New Roman" w:cs="Times New Roman"/>
+        </w:rPr>
+      </w:pPr>
+      <w:r>
+        <w:rPr>
+          <w:rFonts w:ascii="Times New Roman" w:hAnsi="Times New Roman" w:cs="Times New Roman"/>
+        </w:rPr>
+        <w:t>Enter the name of the task and create the card.</w:t>
+      </w:r>
+    </w:p>
+    <w:p>
+      <w:pPr>
+        <w:numPr>
+          <w:ilvl w:val="0"/>
+          <w:numId w:val="3"/>
+        </w:numPr>
+        <w:spacing w:line="360" w:lineRule="auto"/>
+        <w:jc w:val="both"/>
+        <w:rPr>
+          <w:rFonts w:ascii="Times New Roman" w:hAnsi="Times New Roman" w:cs="Times New Roman"/>
+        </w:rPr>
+      </w:pPr>
+      <w:r>
+        <w:rPr>
+          <w:rFonts w:ascii="Times New Roman" w:hAnsi="Times New Roman" w:cs="Times New Roman"/>
+        </w:rPr>
+        <w:t>Tasks can later be moved between lists according to their progress.</w:t>
+      </w:r>
+    </w:p>
+    <w:p>
+      <w:pPr>
+        <w:spacing w:line="360" w:lineRule="auto"/>
+        <w:jc w:val="both"/>
+        <w:rPr>
+          <w:rFonts w:ascii="Times New Roman" w:hAnsi="Times New Roman" w:cs="Times New Roman"/>
+        </w:rPr>
+      </w:pPr>
+      <w:r>
+        <w:rPr>
+          <w:rFonts w:ascii="Times New Roman" w:hAnsi="Times New Roman" w:cs="Times New Roman"/>
+        </w:rPr>
+        <w:t>For example, a “Design UI/UX” card can initially be placed in To Do, moved to In Progress when development starts, and finally moved to Done after review and approval.</w:t>
+      </w:r>
+    </w:p>
+    <w:p>
+      <w:pPr>
+        <w:spacing w:line="360" w:lineRule="auto"/>
+        <w:jc w:val="both"/>
+        <w:rPr>
+          <w:rFonts w:ascii="Times New Roman" w:hAnsi="Times New Roman" w:cs="Times New Roman"/>
+          <w:b/>
+          <w:bCs/>
+          <w:u w:val="single"/>
+        </w:rPr>
+      </w:pPr>
+      <w:r>
+        <w:rPr>
+          <w:rFonts w:ascii="Times New Roman" w:hAnsi="Times New Roman" w:cs="Times New Roman"/>
+          <w:b/>
+          <w:bCs/>
+          <w:u w:val="single"/>
+        </w:rPr>
+        <w:t>c. Task Management</w:t>
+      </w:r>
+    </w:p>
+    <w:p>
+      <w:pPr>
+        <w:spacing w:line="360" w:lineRule="auto"/>
+        <w:jc w:val="both"/>
+        <w:rPr>
+          <w:rFonts w:ascii="Times New Roman" w:hAnsi="Times New Roman" w:cs="Times New Roman"/>
+        </w:rPr>
+      </w:pPr>
+      <w:r>
+        <w:rPr>
+          <w:rFonts w:ascii="Times New Roman" w:hAnsi="Times New Roman" w:cs="Times New Roman"/>
+        </w:rPr>
+        <w:t>Trello cards are used to represent individual tasks or activities within the E-Commerce project. Each card can contain additional information such as descriptions, checklists, due dates, attachments, and labels. This helps the team understand the task clearly and manage it effectively.</w:t>
+      </w:r>
+    </w:p>
+    <w:p>
+      <w:pPr>
+        <w:spacing w:line="360" w:lineRule="auto"/>
+        <w:jc w:val="both"/>
+        <w:rPr>
+          <w:rFonts w:ascii="Times New Roman" w:hAnsi="Times New Roman" w:cs="Times New Roman"/>
+        </w:rPr>
+      </w:pPr>
+      <w:r>
+        <w:rPr>
+          <w:rFonts w:ascii="Times New Roman" w:hAnsi="Times New Roman" w:cs="Times New Roman"/>
+        </w:rPr>
+        <w:t>For example, the “Prepare SRS Document” card was created to manage the preparation of the Software Requirements Specification.</w:t>
+      </w:r>
+    </w:p>
+    <w:p>
+      <w:pPr>
+        <w:spacing w:line="360" w:lineRule="auto"/>
+        <w:jc w:val="both"/>
+        <w:rPr>
+          <w:rFonts w:ascii="Times New Roman" w:hAnsi="Times New Roman" w:cs="Times New Roman"/>
+        </w:rPr>
+      </w:pPr>
+      <w:r>
+        <w:rPr>
+          <w:rFonts w:ascii="Times New Roman" w:hAnsi="Times New Roman" w:cs="Times New Roman"/>
+          <w:b/>
+          <w:bCs/>
+        </w:rPr>
+        <w:t>Adding Description:</w:t>
+      </w:r>
+      <w:r>
+        <w:rPr>
+          <w:rFonts w:ascii="Times New Roman" w:hAnsi="Times New Roman" w:cs="Times New Roman"/>
+        </w:rPr>
+        <w:t xml:space="preserve"> </w:t>
+      </w:r>
+      <w:r>
+        <w:rPr>
+          <w:rFonts w:ascii="Times New Roman" w:hAnsi="Times New Roman" w:cs="Times New Roman"/>
+        </w:rPr>
+        <w:t>A description was added to explain the purpose and scope of the task.</w:t>
+      </w:r>
+    </w:p>
+    <w:p>
+      <w:pPr>
+        <w:spacing w:line="360" w:lineRule="auto"/>
+        <w:jc w:val="both"/>
+        <w:rPr>
+          <w:rFonts w:ascii="Times New Roman" w:hAnsi="Times New Roman" w:cs="Times New Roman"/>
+        </w:rPr>
+      </w:pPr>
+      <w:r>
+        <w:rPr>
+          <w:rFonts w:ascii="Times New Roman" w:hAnsi="Times New Roman" w:cs="Times New Roman"/>
+          <w:noProof/>
+        </w:rPr>
+        <w:lastRenderedPageBreak/>
         <w:drawing>
-          <wp:inline distT="0" distB="0" distL="0" distR="0" wp14:anchorId="058D3B80" wp14:editId="238E57A3">
-            <wp:extent cx="5502910" cy="3279140"/>
+          <wp:inline distT="0" distB="0" distL="0" distR="0" wp14:anchorId="53A519FA" wp14:editId="464DDC69">
+            <wp:extent cx="5502910" cy="3285490"/>
             <wp:effectExtent l="0" t="0" r="2540" b="0"/>
-            <wp:docPr id="13" name="Picture 13"/>
+            <wp:docPr id="15" name="Picture 15"/>
             <wp:cNvGraphicFramePr>
               <a:graphicFrameLocks xmlns:a="http://schemas.openxmlformats.org/drawingml/2006/main" noChangeAspect="1"/>
             </wp:cNvGraphicFramePr>
@@ -2077,6 +2552,306 @@
                   <pic:spPr>
                     <a:xfrm>
                       <a:off x="0" y="0"/>
+                      <a:ext cx="5502910" cy="3285490"/>
+                    </a:xfrm>
+                    <a:prstGeom prst="rect">
+                      <a:avLst/>
+                    </a:prstGeom>
+                  </pic:spPr>
+                </pic:pic>
+              </a:graphicData>
+            </a:graphic>
+          </wp:inline>
+        </w:drawing>
+      </w:r>
+    </w:p>
+    <w:p>
+      <w:pPr>
+        <w:spacing w:line="360" w:lineRule="auto"/>
+        <w:ind w:left="720"/>
+        <w:jc w:val="center"/>
+        <w:rPr>
+          <w:rFonts w:ascii="Times New Roman" w:hAnsi="Times New Roman" w:cs="Times New Roman"/>
+          <w:i/>
+          <w:iCs/>
+          <w:u w:val="single"/>
+        </w:rPr>
+      </w:pPr>
+      <w:r>
+        <w:rPr>
+          <w:rFonts w:ascii="Times New Roman" w:hAnsi="Times New Roman" w:cs="Times New Roman"/>
+          <w:i/>
+          <w:iCs/>
+          <w:u w:val="single"/>
+        </w:rPr>
+        <w:t>Figure: Adding description on particular card</w:t>
+      </w:r>
+    </w:p>
+    <w:p>
+      <w:pPr>
+        <w:spacing w:line="360" w:lineRule="auto"/>
+        <w:jc w:val="both"/>
+        <w:rPr>
+          <w:rFonts w:ascii="Times New Roman" w:hAnsi="Times New Roman" w:cs="Times New Roman"/>
+        </w:rPr>
+      </w:pPr>
+      <w:r>
+        <w:rPr>
+          <w:rFonts w:ascii="Times New Roman" w:hAnsi="Times New Roman" w:cs="Times New Roman"/>
+        </w:rPr>
+        <w:t>Prepare the Software Requirements Specification (SRS) for the E-Commerce Website, including project scope, functional requirements, non-functional requirements, user roles, and system constraints.</w:t>
+      </w:r>
+    </w:p>
+    <w:p>
+      <w:pPr>
+        <w:spacing w:line="360" w:lineRule="auto"/>
+        <w:jc w:val="both"/>
+        <w:rPr>
+          <w:rFonts w:ascii="Times New Roman" w:hAnsi="Times New Roman" w:cs="Times New Roman"/>
+        </w:rPr>
+      </w:pPr>
+      <w:r>
+        <w:rPr>
+          <w:rFonts w:ascii="Times New Roman" w:hAnsi="Times New Roman" w:cs="Times New Roman"/>
+          <w:b/>
+          <w:bCs/>
+        </w:rPr>
+        <w:t>Adding Checklists:</w:t>
+      </w:r>
+      <w:r>
+        <w:rPr>
+          <w:rFonts w:ascii="Times New Roman" w:hAnsi="Times New Roman" w:cs="Times New Roman"/>
+        </w:rPr>
+        <w:t xml:space="preserve"> </w:t>
+      </w:r>
+      <w:r>
+        <w:rPr>
+          <w:rFonts w:ascii="Times New Roman" w:hAnsi="Times New Roman" w:cs="Times New Roman"/>
+        </w:rPr>
+        <w:t>A checklist was added to divide the task into smaller activities.</w:t>
+      </w:r>
+    </w:p>
+    <w:p>
+      <w:pPr>
+        <w:numPr>
+          <w:ilvl w:val="0"/>
+          <w:numId w:val="4"/>
+        </w:numPr>
+        <w:spacing w:line="360" w:lineRule="auto"/>
+        <w:jc w:val="both"/>
+        <w:rPr>
+          <w:rFonts w:ascii="Times New Roman" w:hAnsi="Times New Roman" w:cs="Times New Roman"/>
+        </w:rPr>
+      </w:pPr>
+      <w:r>
+        <w:rPr>
+          <w:rFonts w:ascii="Times New Roman" w:hAnsi="Times New Roman" w:cs="Times New Roman"/>
+        </w:rPr>
+        <w:t>Gather project requirements</w:t>
+      </w:r>
+    </w:p>
+    <w:p>
+      <w:pPr>
+        <w:numPr>
+          <w:ilvl w:val="0"/>
+          <w:numId w:val="4"/>
+        </w:numPr>
+        <w:spacing w:line="360" w:lineRule="auto"/>
+        <w:jc w:val="both"/>
+        <w:rPr>
+          <w:rFonts w:ascii="Times New Roman" w:hAnsi="Times New Roman" w:cs="Times New Roman"/>
+        </w:rPr>
+      </w:pPr>
+      <w:r>
+        <w:rPr>
+          <w:rFonts w:ascii="Times New Roman" w:hAnsi="Times New Roman" w:cs="Times New Roman"/>
+        </w:rPr>
+        <w:t>Define project scope</w:t>
+      </w:r>
+    </w:p>
+    <w:p>
+      <w:pPr>
+        <w:numPr>
+          <w:ilvl w:val="0"/>
+          <w:numId w:val="4"/>
+        </w:numPr>
+        <w:spacing w:line="360" w:lineRule="auto"/>
+        <w:jc w:val="both"/>
+        <w:rPr>
+          <w:rFonts w:ascii="Times New Roman" w:hAnsi="Times New Roman" w:cs="Times New Roman"/>
+        </w:rPr>
+      </w:pPr>
+      <w:r>
+        <w:rPr>
+          <w:rFonts w:ascii="Times New Roman" w:hAnsi="Times New Roman" w:cs="Times New Roman"/>
+        </w:rPr>
+        <w:t>Identify functional requirements</w:t>
+      </w:r>
+    </w:p>
+    <w:p>
+      <w:pPr>
+        <w:numPr>
+          <w:ilvl w:val="0"/>
+          <w:numId w:val="4"/>
+        </w:numPr>
+        <w:spacing w:line="360" w:lineRule="auto"/>
+        <w:jc w:val="both"/>
+        <w:rPr>
+          <w:rFonts w:ascii="Times New Roman" w:hAnsi="Times New Roman" w:cs="Times New Roman"/>
+        </w:rPr>
+      </w:pPr>
+      <w:r>
+        <w:rPr>
+          <w:rFonts w:ascii="Times New Roman" w:hAnsi="Times New Roman" w:cs="Times New Roman"/>
+        </w:rPr>
+        <w:t>Identify non-functional requirements</w:t>
+      </w:r>
+    </w:p>
+    <w:p>
+      <w:pPr>
+        <w:numPr>
+          <w:ilvl w:val="0"/>
+          <w:numId w:val="4"/>
+        </w:numPr>
+        <w:spacing w:line="360" w:lineRule="auto"/>
+        <w:jc w:val="both"/>
+        <w:rPr>
+          <w:rFonts w:ascii="Times New Roman" w:hAnsi="Times New Roman" w:cs="Times New Roman"/>
+        </w:rPr>
+      </w:pPr>
+      <w:r>
+        <w:rPr>
+          <w:rFonts w:ascii="Times New Roman" w:hAnsi="Times New Roman" w:cs="Times New Roman"/>
+        </w:rPr>
+        <w:t>Define user roles</w:t>
+      </w:r>
+    </w:p>
+    <w:p>
+      <w:pPr>
+        <w:numPr>
+          <w:ilvl w:val="0"/>
+          <w:numId w:val="4"/>
+        </w:numPr>
+        <w:spacing w:line="360" w:lineRule="auto"/>
+        <w:jc w:val="both"/>
+        <w:rPr>
+          <w:rFonts w:ascii="Times New Roman" w:hAnsi="Times New Roman" w:cs="Times New Roman"/>
+        </w:rPr>
+      </w:pPr>
+      <w:r>
+        <w:rPr>
+          <w:rFonts w:ascii="Times New Roman" w:hAnsi="Times New Roman" w:cs="Times New Roman"/>
+        </w:rPr>
+        <w:t>Review SRS with the team</w:t>
+      </w:r>
+    </w:p>
+    <w:p>
+      <w:pPr>
+        <w:numPr>
+          <w:ilvl w:val="0"/>
+          <w:numId w:val="4"/>
+        </w:numPr>
+        <w:spacing w:line="360" w:lineRule="auto"/>
+        <w:jc w:val="both"/>
+        <w:rPr>
+          <w:rFonts w:ascii="Times New Roman" w:hAnsi="Times New Roman" w:cs="Times New Roman"/>
+        </w:rPr>
+      </w:pPr>
+      <w:r>
+        <w:rPr>
+          <w:rFonts w:ascii="Times New Roman" w:hAnsi="Times New Roman" w:cs="Times New Roman"/>
+        </w:rPr>
+        <w:t>Finalize SRS</w:t>
+      </w:r>
+    </w:p>
+    <w:p>
+      <w:pPr>
+        <w:spacing w:line="360" w:lineRule="auto"/>
+        <w:jc w:val="both"/>
+        <w:rPr>
+          <w:rFonts w:ascii="Times New Roman" w:hAnsi="Times New Roman" w:cs="Times New Roman"/>
+        </w:rPr>
+      </w:pPr>
+      <w:r>
+        <w:rPr>
+          <w:rFonts w:ascii="Times New Roman" w:hAnsi="Times New Roman" w:cs="Times New Roman"/>
+          <w:noProof/>
+        </w:rPr>
+        <w:lastRenderedPageBreak/>
+        <w:drawing>
+          <wp:inline distT="0" distB="0" distL="0" distR="0" wp14:anchorId="477A2FA1" wp14:editId="4EC11478">
+            <wp:extent cx="5502910" cy="3528695"/>
+            <wp:effectExtent l="0" t="0" r="2540" b="0"/>
+            <wp:docPr id="14" name="Picture 14"/>
+            <wp:cNvGraphicFramePr>
+              <a:graphicFrameLocks xmlns:a="http://schemas.openxmlformats.org/drawingml/2006/main" noChangeAspect="1"/>
+            </wp:cNvGraphicFramePr>
+            <a:graphic xmlns:a="http://schemas.openxmlformats.org/drawingml/2006/main">
+              <a:graphicData uri="http://schemas.openxmlformats.org/drawingml/2006/picture">
+                <pic:pic xmlns:pic="http://schemas.openxmlformats.org/drawingml/2006/picture">
+                  <pic:nvPicPr>
+                    <pic:cNvPr id="1" name=""/>
+                    <pic:cNvPicPr/>
+                  </pic:nvPicPr>
+                  <pic:blipFill>
+                    <a:blip r:embed="rId18"/>
+                    <a:stretch>
+                      <a:fillRect/>
+                    </a:stretch>
+                  </pic:blipFill>
+                  <pic:spPr>
+                    <a:xfrm>
+                      <a:off x="0" y="0"/>
+                      <a:ext cx="5502910" cy="3528695"/>
+                    </a:xfrm>
+                    <a:prstGeom prst="rect">
+                      <a:avLst/>
+                    </a:prstGeom>
+                  </pic:spPr>
+                </pic:pic>
+              </a:graphicData>
+            </a:graphic>
+          </wp:inline>
+        </w:drawing>
+      </w:r>
+    </w:p>
+    <w:p>
+      <w:pPr>
+        <w:spacing w:line="360" w:lineRule="auto"/>
+        <w:jc w:val="both"/>
+        <w:rPr>
+          <w:rFonts w:ascii="Times New Roman" w:hAnsi="Times New Roman" w:cs="Times New Roman"/>
+        </w:rPr>
+      </w:pPr>
+      <w:r>
+        <w:rPr>
+          <w:rFonts w:ascii="Times New Roman" w:hAnsi="Times New Roman" w:cs="Times New Roman"/>
+          <w:noProof/>
+        </w:rPr>
+        <w:drawing>
+          <wp:inline distT="0" distB="0" distL="0" distR="0" wp14:anchorId="058D3B80" wp14:editId="238E57A3">
+            <wp:extent cx="5502910" cy="3279140"/>
+            <wp:effectExtent l="0" t="0" r="2540" b="0"/>
+            <wp:docPr id="13" name="Picture 13"/>
+            <wp:cNvGraphicFramePr>
+              <a:graphicFrameLocks xmlns:a="http://schemas.openxmlformats.org/drawingml/2006/main" noChangeAspect="1"/>
+            </wp:cNvGraphicFramePr>
+            <a:graphic xmlns:a="http://schemas.openxmlformats.org/drawingml/2006/main">
+              <a:graphicData uri="http://schemas.openxmlformats.org/drawingml/2006/picture">
+                <pic:pic xmlns:pic="http://schemas.openxmlformats.org/drawingml/2006/picture">
+                  <pic:nvPicPr>
+                    <pic:cNvPr id="1" name=""/>
+                    <pic:cNvPicPr/>
+                  </pic:nvPicPr>
+                  <pic:blipFill>
+                    <a:blip r:embed="rId19"/>
+                    <a:stretch>
+                      <a:fillRect/>
+                    </a:stretch>
+                  </pic:blipFill>
+                  <pic:spPr>
+                    <a:xfrm>
+                      <a:off x="0" y="0"/>
                       <a:ext cx="5502910" cy="3279140"/>
                     </a:xfrm>
                     <a:prstGeom prst="rect">
@@ -2109,16 +2884,7 @@
           <w:iCs/>
           <w:u w:val="single"/>
         </w:rPr>
-        <w:t xml:space="preserve">Figure: </w:t>
-      </w:r>
-      <w:r>
-        <w:rPr>
-          <w:rFonts w:ascii="Times New Roman" w:hAnsi="Times New Roman" w:cs="Times New Roman"/>
-          <w:i/>
-          <w:iCs/>
-          <w:u w:val="single"/>
-        </w:rPr>
-        <w:t>Adding checklist on card</w:t>
+        <w:t>Figure: Adding checklist on card</w:t>
       </w:r>
     </w:p>
     <w:p>
@@ -2161,6 +2927,7 @@
       <w:r>
         <w:rPr>
           <w:rFonts w:ascii="Times New Roman" w:hAnsi="Times New Roman" w:cs="Times New Roman"/>
+          <w:noProof/>
         </w:rPr>
         <w:lastRenderedPageBreak/>
         <w:drawing>
@@ -2187,7 +2954,7 @@
                     <pic:cNvPicPr/>
                   </pic:nvPicPr>
                   <pic:blipFill>
-                    <a:blip r:embed="rId18">
+                    <a:blip r:embed="rId20">
                       <a:extLst>
                         <a:ext uri="{28A0092B-C50C-407E-A947-70E740481C1C}">
                           <a14:useLocalDpi xmlns:a14="http://schemas.microsoft.com/office/drawing/2010/main" val="0"/>
@@ -2233,25 +3000,7 @@
           <w:iCs/>
           <w:u w:val="single"/>
         </w:rPr>
-        <w:t xml:space="preserve">Figure: Adding </w:t>
-      </w:r>
-      <w:r>
-        <w:rPr>
-          <w:rFonts w:ascii="Times New Roman" w:hAnsi="Times New Roman" w:cs="Times New Roman"/>
-          <w:i/>
-          <w:iCs/>
-          <w:u w:val="single"/>
-        </w:rPr>
-        <w:t>due date</w:t>
-      </w:r>
-      <w:r>
-        <w:rPr>
-          <w:rFonts w:ascii="Times New Roman" w:hAnsi="Times New Roman" w:cs="Times New Roman"/>
-          <w:i/>
-          <w:iCs/>
-          <w:u w:val="single"/>
-        </w:rPr>
-        <w:t xml:space="preserve"> on card</w:t>
+        <w:t>Figure: Adding due date on card</w:t>
       </w:r>
     </w:p>
     <w:p>
@@ -2294,293 +3043,13 @@
       <w:r>
         <w:rPr>
           <w:rFonts w:ascii="Times New Roman" w:hAnsi="Times New Roman" w:cs="Times New Roman"/>
+          <w:noProof/>
         </w:rPr>
         <w:drawing>
           <wp:inline distT="0" distB="0" distL="0" distR="0" wp14:anchorId="248A081A" wp14:editId="458BC06A">
             <wp:extent cx="5502910" cy="2390140"/>
             <wp:effectExtent l="0" t="0" r="2540" b="0"/>
             <wp:docPr id="17" name="Picture 17"/>
-            <wp:cNvGraphicFramePr>
-              <a:graphicFrameLocks xmlns:a="http://schemas.openxmlformats.org/drawingml/2006/main" noChangeAspect="1"/>
-            </wp:cNvGraphicFramePr>
-            <a:graphic xmlns:a="http://schemas.openxmlformats.org/drawingml/2006/main">
-              <a:graphicData uri="http://schemas.openxmlformats.org/drawingml/2006/picture">
-                <pic:pic xmlns:pic="http://schemas.openxmlformats.org/drawingml/2006/picture">
-                  <pic:nvPicPr>
-                    <pic:cNvPr id="1" name=""/>
-                    <pic:cNvPicPr/>
-                  </pic:nvPicPr>
-                  <pic:blipFill>
-                    <a:blip r:embed="rId19"/>
-                    <a:stretch>
-                      <a:fillRect/>
-                    </a:stretch>
-                  </pic:blipFill>
-                  <pic:spPr>
-                    <a:xfrm>
-                      <a:off x="0" y="0"/>
-                      <a:ext cx="5502910" cy="2390140"/>
-                    </a:xfrm>
-                    <a:prstGeom prst="rect">
-                      <a:avLst/>
-                    </a:prstGeom>
-                  </pic:spPr>
-                </pic:pic>
-              </a:graphicData>
-            </a:graphic>
-          </wp:inline>
-        </w:drawing>
-      </w:r>
-    </w:p>
-    <w:p>
-      <w:pPr>
-        <w:spacing w:line="360" w:lineRule="auto"/>
-        <w:ind w:left="720"/>
-        <w:jc w:val="center"/>
-        <w:rPr>
-          <w:rFonts w:ascii="Times New Roman" w:hAnsi="Times New Roman" w:cs="Times New Roman"/>
-          <w:i/>
-          <w:iCs/>
-          <w:u w:val="single"/>
-        </w:rPr>
-      </w:pPr>
-      <w:r>
-        <w:rPr>
-          <w:rFonts w:ascii="Times New Roman" w:hAnsi="Times New Roman" w:cs="Times New Roman"/>
-          <w:i/>
-          <w:iCs/>
-          <w:u w:val="single"/>
-        </w:rPr>
-        <w:t xml:space="preserve">Figure: Adding </w:t>
-      </w:r>
-      <w:r>
-        <w:rPr>
-          <w:rFonts w:ascii="Times New Roman" w:hAnsi="Times New Roman" w:cs="Times New Roman"/>
-          <w:i/>
-          <w:iCs/>
-          <w:u w:val="single"/>
-        </w:rPr>
-        <w:t>attachment</w:t>
-      </w:r>
-      <w:r>
-        <w:rPr>
-          <w:rFonts w:ascii="Times New Roman" w:hAnsi="Times New Roman" w:cs="Times New Roman"/>
-          <w:i/>
-          <w:iCs/>
-          <w:u w:val="single"/>
-        </w:rPr>
-        <w:t xml:space="preserve"> on card</w:t>
-      </w:r>
-    </w:p>
-    <w:p>
-      <w:pPr>
-        <w:spacing w:line="360" w:lineRule="auto"/>
-        <w:jc w:val="both"/>
-        <w:rPr>
-          <w:rFonts w:ascii="Times New Roman" w:hAnsi="Times New Roman" w:cs="Times New Roman"/>
-        </w:rPr>
-      </w:pPr>
-      <w:r>
-        <w:rPr>
-          <w:rFonts w:ascii="Times New Roman" w:hAnsi="Times New Roman" w:cs="Times New Roman"/>
-          <w:b/>
-          <w:bCs/>
-        </w:rPr>
-        <w:t>Adding Labels:</w:t>
-      </w:r>
-      <w:r>
-        <w:rPr>
-          <w:rFonts w:ascii="Times New Roman" w:hAnsi="Times New Roman" w:cs="Times New Roman"/>
-        </w:rPr>
-        <w:t xml:space="preserve"> </w:t>
-      </w:r>
-      <w:r>
-        <w:rPr>
-          <w:rFonts w:ascii="Times New Roman" w:hAnsi="Times New Roman" w:cs="Times New Roman"/>
-        </w:rPr>
-        <w:t>Labels were added to categorize and identify the task easily. For example, the Documentation label was used for the SRS task.</w:t>
-      </w:r>
-    </w:p>
-    <w:p>
-      <w:pPr>
-        <w:spacing w:line="360" w:lineRule="auto"/>
-        <w:jc w:val="both"/>
-        <w:rPr>
-          <w:rFonts w:ascii="Times New Roman" w:hAnsi="Times New Roman" w:cs="Times New Roman"/>
-        </w:rPr>
-      </w:pPr>
-      <w:r>
-        <w:rPr>
-          <w:rFonts w:ascii="Times New Roman" w:hAnsi="Times New Roman" w:cs="Times New Roman"/>
-        </w:rPr>
-        <w:lastRenderedPageBreak/>
-        <w:drawing>
-          <wp:inline distT="0" distB="0" distL="0" distR="0" wp14:anchorId="7B3BCBC0" wp14:editId="46858E23">
-            <wp:extent cx="5502910" cy="2853055"/>
-            <wp:effectExtent l="0" t="0" r="2540" b="4445"/>
-            <wp:docPr id="18" name="Picture 18"/>
-            <wp:cNvGraphicFramePr>
-              <a:graphicFrameLocks xmlns:a="http://schemas.openxmlformats.org/drawingml/2006/main" noChangeAspect="1"/>
-            </wp:cNvGraphicFramePr>
-            <a:graphic xmlns:a="http://schemas.openxmlformats.org/drawingml/2006/main">
-              <a:graphicData uri="http://schemas.openxmlformats.org/drawingml/2006/picture">
-                <pic:pic xmlns:pic="http://schemas.openxmlformats.org/drawingml/2006/picture">
-                  <pic:nvPicPr>
-                    <pic:cNvPr id="1" name=""/>
-                    <pic:cNvPicPr/>
-                  </pic:nvPicPr>
-                  <pic:blipFill>
-                    <a:blip r:embed="rId20"/>
-                    <a:stretch>
-                      <a:fillRect/>
-                    </a:stretch>
-                  </pic:blipFill>
-                  <pic:spPr>
-                    <a:xfrm>
-                      <a:off x="0" y="0"/>
-                      <a:ext cx="5502910" cy="2853055"/>
-                    </a:xfrm>
-                    <a:prstGeom prst="rect">
-                      <a:avLst/>
-                    </a:prstGeom>
-                  </pic:spPr>
-                </pic:pic>
-              </a:graphicData>
-            </a:graphic>
-          </wp:inline>
-        </w:drawing>
-      </w:r>
-    </w:p>
-    <w:p>
-      <w:pPr>
-        <w:spacing w:line="360" w:lineRule="auto"/>
-        <w:ind w:left="720"/>
-        <w:jc w:val="center"/>
-        <w:rPr>
-          <w:rFonts w:ascii="Times New Roman" w:hAnsi="Times New Roman" w:cs="Times New Roman"/>
-          <w:i/>
-          <w:iCs/>
-          <w:u w:val="single"/>
-        </w:rPr>
-      </w:pPr>
-      <w:r>
-        <w:rPr>
-          <w:rFonts w:ascii="Times New Roman" w:hAnsi="Times New Roman" w:cs="Times New Roman"/>
-          <w:i/>
-          <w:iCs/>
-          <w:u w:val="single"/>
-        </w:rPr>
-        <w:t xml:space="preserve">Figure: Adding </w:t>
-      </w:r>
-      <w:r>
-        <w:rPr>
-          <w:rFonts w:ascii="Times New Roman" w:hAnsi="Times New Roman" w:cs="Times New Roman"/>
-          <w:i/>
-          <w:iCs/>
-          <w:u w:val="single"/>
-        </w:rPr>
-        <w:t>label</w:t>
-      </w:r>
-      <w:r>
-        <w:rPr>
-          <w:rFonts w:ascii="Times New Roman" w:hAnsi="Times New Roman" w:cs="Times New Roman"/>
-          <w:i/>
-          <w:iCs/>
-          <w:u w:val="single"/>
-        </w:rPr>
-        <w:t xml:space="preserve"> on card</w:t>
-      </w:r>
-    </w:p>
-    <w:p>
-      <w:pPr>
-        <w:spacing w:line="360" w:lineRule="auto"/>
-        <w:jc w:val="both"/>
-        <w:rPr>
-          <w:rFonts w:ascii="Times New Roman" w:hAnsi="Times New Roman" w:cs="Times New Roman"/>
-          <w:b/>
-          <w:bCs/>
-          <w:u w:val="single"/>
-        </w:rPr>
-      </w:pPr>
-      <w:r>
-        <w:rPr>
-          <w:rFonts w:ascii="Times New Roman" w:hAnsi="Times New Roman" w:cs="Times New Roman"/>
-          <w:b/>
-          <w:bCs/>
-          <w:u w:val="single"/>
-        </w:rPr>
-        <w:t>d. Assigning Tasks</w:t>
-      </w:r>
-    </w:p>
-    <w:p>
-      <w:pPr>
-        <w:spacing w:line="360" w:lineRule="auto"/>
-        <w:jc w:val="both"/>
-        <w:rPr>
-          <w:rFonts w:ascii="Times New Roman" w:hAnsi="Times New Roman" w:cs="Times New Roman"/>
-        </w:rPr>
-      </w:pPr>
-      <w:r>
-        <w:rPr>
-          <w:rFonts w:ascii="Times New Roman" w:hAnsi="Times New Roman" w:cs="Times New Roman"/>
-        </w:rPr>
-        <w:t>Trello allows tasks to be assigned to specific team members. This helps distribute responsibilities among team members and makes it clear who is responsible for completing each task.</w:t>
-      </w:r>
-    </w:p>
-    <w:p>
-      <w:pPr>
-        <w:spacing w:line="360" w:lineRule="auto"/>
-        <w:jc w:val="both"/>
-        <w:rPr>
-          <w:rFonts w:ascii="Times New Roman" w:hAnsi="Times New Roman" w:cs="Times New Roman"/>
-        </w:rPr>
-      </w:pPr>
-      <w:r>
-        <w:rPr>
-          <w:rFonts w:ascii="Times New Roman" w:hAnsi="Times New Roman" w:cs="Times New Roman"/>
-          <w:b/>
-          <w:bCs/>
-        </w:rPr>
-        <w:t>Steps:</w:t>
-      </w:r>
-    </w:p>
-    <w:p>
-      <w:pPr>
-        <w:numPr>
-          <w:ilvl w:val="0"/>
-          <w:numId w:val="5"/>
-        </w:numPr>
-        <w:spacing w:line="360" w:lineRule="auto"/>
-        <w:jc w:val="both"/>
-        <w:rPr>
-          <w:rFonts w:ascii="Times New Roman" w:hAnsi="Times New Roman" w:cs="Times New Roman"/>
-        </w:rPr>
-      </w:pPr>
-      <w:r>
-        <w:rPr>
-          <w:rFonts w:ascii="Times New Roman" w:hAnsi="Times New Roman" w:cs="Times New Roman"/>
-        </w:rPr>
-        <w:t>Add the required team members to the Trello board/workspace.</w:t>
-      </w:r>
-    </w:p>
-    <w:p>
-      <w:pPr>
-        <w:spacing w:line="360" w:lineRule="auto"/>
-        <w:ind w:left="720"/>
-        <w:jc w:val="both"/>
-        <w:rPr>
-          <w:rFonts w:ascii="Times New Roman" w:hAnsi="Times New Roman" w:cs="Times New Roman"/>
-        </w:rPr>
-      </w:pPr>
-      <w:r>
-        <w:rPr>
-          <w:rFonts w:ascii="Times New Roman" w:hAnsi="Times New Roman" w:cs="Times New Roman"/>
-        </w:rPr>
-        <w:drawing>
-          <wp:inline distT="0" distB="0" distL="0" distR="0" wp14:anchorId="7C75BFF1" wp14:editId="4DC255BE">
-            <wp:extent cx="5502910" cy="2651760"/>
-            <wp:effectExtent l="0" t="0" r="2540" b="0"/>
-            <wp:docPr id="19" name="Picture 19"/>
             <wp:cNvGraphicFramePr>
               <a:graphicFrameLocks xmlns:a="http://schemas.openxmlformats.org/drawingml/2006/main" noChangeAspect="1"/>
             </wp:cNvGraphicFramePr>
@@ -2600,7 +3069,7 @@
                   <pic:spPr>
                     <a:xfrm>
                       <a:off x="0" y="0"/>
-                      <a:ext cx="5502910" cy="2651760"/>
+                      <a:ext cx="5502910" cy="2390140"/>
                     </a:xfrm>
                     <a:prstGeom prst="rect">
                       <a:avLst/>
@@ -2632,56 +3101,57 @@
           <w:iCs/>
           <w:u w:val="single"/>
         </w:rPr>
-        <w:t xml:space="preserve">Figure: </w:t>
-      </w:r>
-      <w:r>
-        <w:rPr>
-          <w:rFonts w:ascii="Times New Roman" w:hAnsi="Times New Roman" w:cs="Times New Roman"/>
-          <w:i/>
-          <w:iCs/>
-          <w:u w:val="single"/>
-        </w:rPr>
-        <w:t>Trello Dashboard Interface</w:t>
-      </w:r>
-    </w:p>
-    <w:p>
-      <w:pPr>
-        <w:numPr>
-          <w:ilvl w:val="0"/>
-          <w:numId w:val="5"/>
-        </w:numPr>
-        <w:spacing w:line="360" w:lineRule="auto"/>
-        <w:jc w:val="both"/>
-        <w:rPr>
-          <w:rFonts w:ascii="Times New Roman" w:hAnsi="Times New Roman" w:cs="Times New Roman"/>
-        </w:rPr>
-      </w:pPr>
-      <w:r>
-        <w:rPr>
-          <w:rFonts w:ascii="Times New Roman" w:hAnsi="Times New Roman" w:cs="Times New Roman"/>
-        </w:rPr>
-        <w:t>Open the card for which a member needs to be assigned.</w:t>
-      </w:r>
-    </w:p>
-    <w:p>
-      <w:pPr>
-        <w:spacing w:line="360" w:lineRule="auto"/>
-        <w:ind w:left="720"/>
-        <w:jc w:val="both"/>
-        <w:rPr>
-          <w:rFonts w:ascii="Times New Roman" w:hAnsi="Times New Roman" w:cs="Times New Roman"/>
-        </w:rPr>
-      </w:pPr>
-      <w:r>
-        <w:rPr>
-          <w:rFonts w:ascii="Times New Roman" w:hAnsi="Times New Roman" w:cs="Times New Roman"/>
+        <w:t>Figure: Adding attachment on card</w:t>
+      </w:r>
+    </w:p>
+    <w:p>
+      <w:pPr>
+        <w:spacing w:line="360" w:lineRule="auto"/>
+        <w:jc w:val="both"/>
+        <w:rPr>
+          <w:rFonts w:ascii="Times New Roman" w:hAnsi="Times New Roman" w:cs="Times New Roman"/>
+        </w:rPr>
+      </w:pPr>
+      <w:r>
+        <w:rPr>
+          <w:rFonts w:ascii="Times New Roman" w:hAnsi="Times New Roman" w:cs="Times New Roman"/>
+          <w:b/>
+          <w:bCs/>
+        </w:rPr>
+        <w:t>Adding Labels:</w:t>
+      </w:r>
+      <w:r>
+        <w:rPr>
+          <w:rFonts w:ascii="Times New Roman" w:hAnsi="Times New Roman" w:cs="Times New Roman"/>
+        </w:rPr>
+        <w:t xml:space="preserve"> </w:t>
+      </w:r>
+      <w:r>
+        <w:rPr>
+          <w:rFonts w:ascii="Times New Roman" w:hAnsi="Times New Roman" w:cs="Times New Roman"/>
+        </w:rPr>
+        <w:t>Labels were added to categorize and identify the task easily. For example, the Documentation label was used for the SRS task.</w:t>
+      </w:r>
+    </w:p>
+    <w:p>
+      <w:pPr>
+        <w:spacing w:line="360" w:lineRule="auto"/>
+        <w:jc w:val="both"/>
+        <w:rPr>
+          <w:rFonts w:ascii="Times New Roman" w:hAnsi="Times New Roman" w:cs="Times New Roman"/>
+        </w:rPr>
+      </w:pPr>
+      <w:r>
+        <w:rPr>
+          <w:rFonts w:ascii="Times New Roman" w:hAnsi="Times New Roman" w:cs="Times New Roman"/>
+          <w:noProof/>
         </w:rPr>
         <w:lastRenderedPageBreak/>
         <w:drawing>
-          <wp:inline distT="0" distB="0" distL="0" distR="0" wp14:anchorId="623030C7" wp14:editId="2651762F">
-            <wp:extent cx="5502910" cy="3761740"/>
-            <wp:effectExtent l="0" t="0" r="2540" b="0"/>
-            <wp:docPr id="20" name="Picture 20"/>
+          <wp:inline distT="0" distB="0" distL="0" distR="0" wp14:anchorId="7B3BCBC0" wp14:editId="46858E23">
+            <wp:extent cx="5502910" cy="2853055"/>
+            <wp:effectExtent l="0" t="0" r="2540" b="4445"/>
+            <wp:docPr id="18" name="Picture 18"/>
             <wp:cNvGraphicFramePr>
               <a:graphicFrameLocks xmlns:a="http://schemas.openxmlformats.org/drawingml/2006/main" noChangeAspect="1"/>
             </wp:cNvGraphicFramePr>
@@ -2701,7 +3171,7 @@
                   <pic:spPr>
                     <a:xfrm>
                       <a:off x="0" y="0"/>
-                      <a:ext cx="5502910" cy="3761740"/>
+                      <a:ext cx="5502910" cy="2853055"/>
                     </a:xfrm>
                     <a:prstGeom prst="rect">
                       <a:avLst/>
@@ -2733,25 +3203,60 @@
           <w:iCs/>
           <w:u w:val="single"/>
         </w:rPr>
-        <w:t xml:space="preserve">Figure: Adding </w:t>
-      </w:r>
-      <w:r>
-        <w:rPr>
-          <w:rFonts w:ascii="Times New Roman" w:hAnsi="Times New Roman" w:cs="Times New Roman"/>
-          <w:i/>
-          <w:iCs/>
-          <w:u w:val="single"/>
-        </w:rPr>
-        <w:t xml:space="preserve">members </w:t>
-      </w:r>
-      <w:r>
-        <w:rPr>
-          <w:rFonts w:ascii="Times New Roman" w:hAnsi="Times New Roman" w:cs="Times New Roman"/>
-          <w:i/>
-          <w:iCs/>
-          <w:u w:val="single"/>
-        </w:rPr>
-        <w:t>on specific workspace</w:t>
+        <w:t>Figure: Adding label on card</w:t>
+      </w:r>
+    </w:p>
+    <w:p>
+      <w:pPr>
+        <w:spacing w:line="360" w:lineRule="auto"/>
+        <w:jc w:val="both"/>
+        <w:rPr>
+          <w:rFonts w:ascii="Times New Roman" w:hAnsi="Times New Roman" w:cs="Times New Roman"/>
+          <w:b/>
+          <w:bCs/>
+          <w:u w:val="single"/>
+        </w:rPr>
+      </w:pPr>
+      <w:r>
+        <w:rPr>
+          <w:rFonts w:ascii="Times New Roman" w:hAnsi="Times New Roman" w:cs="Times New Roman"/>
+          <w:b/>
+          <w:bCs/>
+          <w:u w:val="single"/>
+        </w:rPr>
+        <w:t>d. Assigning Tasks</w:t>
+      </w:r>
+    </w:p>
+    <w:p>
+      <w:pPr>
+        <w:spacing w:line="360" w:lineRule="auto"/>
+        <w:jc w:val="both"/>
+        <w:rPr>
+          <w:rFonts w:ascii="Times New Roman" w:hAnsi="Times New Roman" w:cs="Times New Roman"/>
+        </w:rPr>
+      </w:pPr>
+      <w:r>
+        <w:rPr>
+          <w:rFonts w:ascii="Times New Roman" w:hAnsi="Times New Roman" w:cs="Times New Roman"/>
+        </w:rPr>
+        <w:t>Trello allows tasks to be assigned to specific team members. This helps distribute responsibilities among team members and makes it clear who is responsible for completing each task.</w:t>
+      </w:r>
+    </w:p>
+    <w:p>
+      <w:pPr>
+        <w:spacing w:line="360" w:lineRule="auto"/>
+        <w:jc w:val="both"/>
+        <w:rPr>
+          <w:rFonts w:ascii="Times New Roman" w:hAnsi="Times New Roman" w:cs="Times New Roman"/>
+        </w:rPr>
+      </w:pPr>
+      <w:r>
+        <w:rPr>
+          <w:rFonts w:ascii="Times New Roman" w:hAnsi="Times New Roman" w:cs="Times New Roman"/>
+          <w:b/>
+          <w:bCs/>
+        </w:rPr>
+        <w:t>Steps:</w:t>
       </w:r>
     </w:p>
     <w:p>
@@ -2770,64 +3275,28 @@
         <w:rPr>
           <w:rFonts w:ascii="Times New Roman" w:hAnsi="Times New Roman" w:cs="Times New Roman"/>
         </w:rPr>
-        <w:t>Select the Members option.</w:t>
-      </w:r>
-    </w:p>
-    <w:p>
-      <w:pPr>
-        <w:numPr>
-          <w:ilvl w:val="0"/>
-          <w:numId w:val="5"/>
-        </w:numPr>
-        <w:spacing w:line="360" w:lineRule="auto"/>
-        <w:jc w:val="both"/>
-        <w:rPr>
-          <w:rFonts w:ascii="Times New Roman" w:hAnsi="Times New Roman" w:cs="Times New Roman"/>
-        </w:rPr>
-      </w:pPr>
-      <w:r>
-        <w:rPr>
-          <w:rFonts w:ascii="Times New Roman" w:hAnsi="Times New Roman" w:cs="Times New Roman"/>
-        </w:rPr>
-        <w:t>Select the appropriate team member.</w:t>
-      </w:r>
-    </w:p>
-    <w:p>
-      <w:pPr>
-        <w:numPr>
-          <w:ilvl w:val="0"/>
-          <w:numId w:val="5"/>
-        </w:numPr>
-        <w:spacing w:line="360" w:lineRule="auto"/>
-        <w:jc w:val="both"/>
-        <w:rPr>
-          <w:rFonts w:ascii="Times New Roman" w:hAnsi="Times New Roman" w:cs="Times New Roman"/>
-        </w:rPr>
-      </w:pPr>
-      <w:r>
-        <w:rPr>
-          <w:rFonts w:ascii="Times New Roman" w:hAnsi="Times New Roman" w:cs="Times New Roman"/>
-        </w:rPr>
-        <w:t>The member's profile will then appear on the card.</w:t>
-      </w:r>
-    </w:p>
-    <w:p>
-      <w:pPr>
-        <w:spacing w:line="360" w:lineRule="auto"/>
-        <w:jc w:val="both"/>
-        <w:rPr>
-          <w:rFonts w:ascii="Times New Roman" w:hAnsi="Times New Roman" w:cs="Times New Roman"/>
-        </w:rPr>
-      </w:pPr>
-      <w:r>
-        <w:rPr>
-          <w:rFonts w:ascii="Times New Roman" w:hAnsi="Times New Roman" w:cs="Times New Roman"/>
+        <w:t>Add the required team members to the Trello board/workspace.</w:t>
+      </w:r>
+    </w:p>
+    <w:p>
+      <w:pPr>
+        <w:spacing w:line="360" w:lineRule="auto"/>
+        <w:ind w:left="720"/>
+        <w:jc w:val="both"/>
+        <w:rPr>
+          <w:rFonts w:ascii="Times New Roman" w:hAnsi="Times New Roman" w:cs="Times New Roman"/>
+        </w:rPr>
+      </w:pPr>
+      <w:r>
+        <w:rPr>
+          <w:rFonts w:ascii="Times New Roman" w:hAnsi="Times New Roman" w:cs="Times New Roman"/>
+          <w:noProof/>
         </w:rPr>
         <w:drawing>
-          <wp:inline distT="0" distB="0" distL="0" distR="0" wp14:anchorId="01379872" wp14:editId="70CE7337">
-            <wp:extent cx="5502910" cy="3206750"/>
+          <wp:inline distT="0" distB="0" distL="0" distR="0" wp14:anchorId="7C75BFF1" wp14:editId="4DC255BE">
+            <wp:extent cx="5502910" cy="2651760"/>
             <wp:effectExtent l="0" t="0" r="2540" b="0"/>
-            <wp:docPr id="21" name="Picture 21"/>
+            <wp:docPr id="19" name="Picture 19"/>
             <wp:cNvGraphicFramePr>
               <a:graphicFrameLocks xmlns:a="http://schemas.openxmlformats.org/drawingml/2006/main" noChangeAspect="1"/>
             </wp:cNvGraphicFramePr>
@@ -2847,7 +3316,7 @@
                   <pic:spPr>
                     <a:xfrm>
                       <a:off x="0" y="0"/>
-                      <a:ext cx="5502910" cy="3206750"/>
+                      <a:ext cx="5502910" cy="2651760"/>
                     </a:xfrm>
                     <a:prstGeom prst="rect">
                       <a:avLst/>
@@ -2879,51 +3348,48 @@
           <w:iCs/>
           <w:u w:val="single"/>
         </w:rPr>
+        <w:t>Figure: Trello Dashboard Interface</w:t>
+      </w:r>
+    </w:p>
+    <w:p>
+      <w:pPr>
+        <w:numPr>
+          <w:ilvl w:val="0"/>
+          <w:numId w:val="5"/>
+        </w:numPr>
+        <w:spacing w:line="360" w:lineRule="auto"/>
+        <w:jc w:val="both"/>
+        <w:rPr>
+          <w:rFonts w:ascii="Times New Roman" w:hAnsi="Times New Roman" w:cs="Times New Roman"/>
+        </w:rPr>
+      </w:pPr>
+      <w:r>
+        <w:rPr>
+          <w:rFonts w:ascii="Times New Roman" w:hAnsi="Times New Roman" w:cs="Times New Roman"/>
+        </w:rPr>
+        <w:t>Open the card for which a member needs to be assigned.</w:t>
+      </w:r>
+    </w:p>
+    <w:p>
+      <w:pPr>
+        <w:spacing w:line="360" w:lineRule="auto"/>
+        <w:ind w:left="720"/>
+        <w:jc w:val="both"/>
+        <w:rPr>
+          <w:rFonts w:ascii="Times New Roman" w:hAnsi="Times New Roman" w:cs="Times New Roman"/>
+        </w:rPr>
+      </w:pPr>
+      <w:r>
+        <w:rPr>
+          <w:rFonts w:ascii="Times New Roman" w:hAnsi="Times New Roman" w:cs="Times New Roman"/>
+          <w:noProof/>
+        </w:rPr>
         <w:lastRenderedPageBreak/>
-        <w:t xml:space="preserve">Figure: </w:t>
-      </w:r>
-      <w:r>
-        <w:rPr>
-          <w:rFonts w:ascii="Times New Roman" w:hAnsi="Times New Roman" w:cs="Times New Roman"/>
-          <w:i/>
-          <w:iCs/>
-          <w:u w:val="single"/>
-        </w:rPr>
-        <w:t>Collaborators list on workspace</w:t>
-      </w:r>
-    </w:p>
-    <w:p>
-      <w:pPr>
-        <w:spacing w:line="360" w:lineRule="auto"/>
-        <w:jc w:val="both"/>
-        <w:rPr>
-          <w:rFonts w:ascii="Times New Roman" w:hAnsi="Times New Roman" w:cs="Times New Roman"/>
-        </w:rPr>
-      </w:pPr>
-      <w:r>
-        <w:rPr>
-          <w:rFonts w:ascii="Times New Roman" w:hAnsi="Times New Roman" w:cs="Times New Roman"/>
-        </w:rPr>
-        <w:t>For example, the “Design UI/UX” card can be assigned to the team member responsible for UI/UX design, while “Design Database” can be assigned to the member responsible for database-related activities.</w:t>
-      </w:r>
-    </w:p>
-    <w:p>
-      <w:pPr>
-        <w:spacing w:line="360" w:lineRule="auto"/>
-        <w:jc w:val="both"/>
-        <w:rPr>
-          <w:rFonts w:ascii="Times New Roman" w:hAnsi="Times New Roman" w:cs="Times New Roman"/>
-        </w:rPr>
-      </w:pPr>
-      <w:r>
-        <w:rPr>
-          <w:rFonts w:ascii="Times New Roman" w:hAnsi="Times New Roman" w:cs="Times New Roman"/>
-        </w:rPr>
         <w:drawing>
-          <wp:inline distT="0" distB="0" distL="0" distR="0" wp14:anchorId="2F3BA429" wp14:editId="599A13E2">
-            <wp:extent cx="5502910" cy="3450590"/>
+          <wp:inline distT="0" distB="0" distL="0" distR="0" wp14:anchorId="623030C7" wp14:editId="2651762F">
+            <wp:extent cx="5502910" cy="3761740"/>
             <wp:effectExtent l="0" t="0" r="2540" b="0"/>
-            <wp:docPr id="22" name="Picture 22"/>
+            <wp:docPr id="20" name="Picture 20"/>
             <wp:cNvGraphicFramePr>
               <a:graphicFrameLocks xmlns:a="http://schemas.openxmlformats.org/drawingml/2006/main" noChangeAspect="1"/>
             </wp:cNvGraphicFramePr>
@@ -2943,7 +3409,7 @@
                   <pic:spPr>
                     <a:xfrm>
                       <a:off x="0" y="0"/>
-                      <a:ext cx="5502910" cy="3450590"/>
+                      <a:ext cx="5502910" cy="3761740"/>
                     </a:xfrm>
                     <a:prstGeom prst="rect">
                       <a:avLst/>
@@ -2959,20 +3425,109 @@
     <w:p>
       <w:pPr>
         <w:spacing w:line="360" w:lineRule="auto"/>
-        <w:jc w:val="both"/>
-        <w:rPr>
-          <w:rFonts w:ascii="Times New Roman" w:hAnsi="Times New Roman" w:cs="Times New Roman"/>
-        </w:rPr>
-      </w:pPr>
-      <w:r>
-        <w:rPr>
-          <w:rFonts w:ascii="Times New Roman" w:hAnsi="Times New Roman" w:cs="Times New Roman"/>
+        <w:ind w:left="720"/>
+        <w:jc w:val="center"/>
+        <w:rPr>
+          <w:rFonts w:ascii="Times New Roman" w:hAnsi="Times New Roman" w:cs="Times New Roman"/>
+          <w:i/>
+          <w:iCs/>
+          <w:u w:val="single"/>
+        </w:rPr>
+      </w:pPr>
+      <w:r>
+        <w:rPr>
+          <w:rFonts w:ascii="Times New Roman" w:hAnsi="Times New Roman" w:cs="Times New Roman"/>
+          <w:i/>
+          <w:iCs/>
+          <w:u w:val="single"/>
+        </w:rPr>
+        <w:t xml:space="preserve">Figure: Adding members </w:t>
+      </w:r>
+      <w:r>
+        <w:rPr>
+          <w:rFonts w:ascii="Times New Roman" w:hAnsi="Times New Roman" w:cs="Times New Roman"/>
+          <w:i/>
+          <w:iCs/>
+          <w:u w:val="single"/>
+        </w:rPr>
+        <w:t>on specific workspace</w:t>
+      </w:r>
+    </w:p>
+    <w:p>
+      <w:pPr>
+        <w:numPr>
+          <w:ilvl w:val="0"/>
+          <w:numId w:val="5"/>
+        </w:numPr>
+        <w:spacing w:line="360" w:lineRule="auto"/>
+        <w:jc w:val="both"/>
+        <w:rPr>
+          <w:rFonts w:ascii="Times New Roman" w:hAnsi="Times New Roman" w:cs="Times New Roman"/>
+        </w:rPr>
+      </w:pPr>
+      <w:r>
+        <w:rPr>
+          <w:rFonts w:ascii="Times New Roman" w:hAnsi="Times New Roman" w:cs="Times New Roman"/>
+        </w:rPr>
+        <w:t>Select the Members option.</w:t>
+      </w:r>
+    </w:p>
+    <w:p>
+      <w:pPr>
+        <w:numPr>
+          <w:ilvl w:val="0"/>
+          <w:numId w:val="5"/>
+        </w:numPr>
+        <w:spacing w:line="360" w:lineRule="auto"/>
+        <w:jc w:val="both"/>
+        <w:rPr>
+          <w:rFonts w:ascii="Times New Roman" w:hAnsi="Times New Roman" w:cs="Times New Roman"/>
+        </w:rPr>
+      </w:pPr>
+      <w:r>
+        <w:rPr>
+          <w:rFonts w:ascii="Times New Roman" w:hAnsi="Times New Roman" w:cs="Times New Roman"/>
+        </w:rPr>
+        <w:t>Select the appropriate team member.</w:t>
+      </w:r>
+    </w:p>
+    <w:p>
+      <w:pPr>
+        <w:numPr>
+          <w:ilvl w:val="0"/>
+          <w:numId w:val="5"/>
+        </w:numPr>
+        <w:spacing w:line="360" w:lineRule="auto"/>
+        <w:jc w:val="both"/>
+        <w:rPr>
+          <w:rFonts w:ascii="Times New Roman" w:hAnsi="Times New Roman" w:cs="Times New Roman"/>
+        </w:rPr>
+      </w:pPr>
+      <w:r>
+        <w:rPr>
+          <w:rFonts w:ascii="Times New Roman" w:hAnsi="Times New Roman" w:cs="Times New Roman"/>
+        </w:rPr>
+        <w:t>The member's profile will then appear on the card.</w:t>
+      </w:r>
+    </w:p>
+    <w:p>
+      <w:pPr>
+        <w:spacing w:line="360" w:lineRule="auto"/>
+        <w:jc w:val="both"/>
+        <w:rPr>
+          <w:rFonts w:ascii="Times New Roman" w:hAnsi="Times New Roman" w:cs="Times New Roman"/>
+        </w:rPr>
+      </w:pPr>
+      <w:r>
+        <w:rPr>
+          <w:rFonts w:ascii="Times New Roman" w:hAnsi="Times New Roman" w:cs="Times New Roman"/>
+          <w:noProof/>
         </w:rPr>
         <w:drawing>
-          <wp:inline distT="0" distB="0" distL="0" distR="0" wp14:anchorId="498A304B" wp14:editId="0F0C5CAC">
-            <wp:extent cx="5502910" cy="3216275"/>
-            <wp:effectExtent l="0" t="0" r="2540" b="3175"/>
-            <wp:docPr id="23" name="Picture 23"/>
+          <wp:inline distT="0" distB="0" distL="0" distR="0" wp14:anchorId="01379872" wp14:editId="70CE7337">
+            <wp:extent cx="5502910" cy="3206750"/>
+            <wp:effectExtent l="0" t="0" r="2540" b="0"/>
+            <wp:docPr id="21" name="Picture 21"/>
             <wp:cNvGraphicFramePr>
               <a:graphicFrameLocks xmlns:a="http://schemas.openxmlformats.org/drawingml/2006/main" noChangeAspect="1"/>
             </wp:cNvGraphicFramePr>
@@ -2992,7 +3547,7 @@
                   <pic:spPr>
                     <a:xfrm>
                       <a:off x="0" y="0"/>
-                      <a:ext cx="5502910" cy="3216275"/>
+                      <a:ext cx="5502910" cy="3206750"/>
                     </a:xfrm>
                     <a:prstGeom prst="rect">
                       <a:avLst/>
@@ -3024,105 +3579,43 @@
           <w:iCs/>
           <w:u w:val="single"/>
         </w:rPr>
-        <w:t xml:space="preserve">Figure: </w:t>
-      </w:r>
-      <w:r>
-        <w:rPr>
-          <w:rFonts w:ascii="Times New Roman" w:hAnsi="Times New Roman" w:cs="Times New Roman"/>
-          <w:i/>
-          <w:iCs/>
-          <w:u w:val="single"/>
-        </w:rPr>
-        <w:t xml:space="preserve">Assigning </w:t>
-      </w:r>
-      <w:r>
-        <w:rPr>
-          <w:rFonts w:ascii="Times New Roman" w:hAnsi="Times New Roman" w:cs="Times New Roman"/>
-          <w:i/>
-          <w:iCs/>
-          <w:u w:val="single"/>
-        </w:rPr>
-        <w:t>card</w:t>
-      </w:r>
-      <w:r>
-        <w:rPr>
-          <w:rFonts w:ascii="Times New Roman" w:hAnsi="Times New Roman" w:cs="Times New Roman"/>
-          <w:i/>
-          <w:iCs/>
-          <w:u w:val="single"/>
-        </w:rPr>
-        <w:t xml:space="preserve"> to members</w:t>
-      </w:r>
-    </w:p>
-    <w:p>
-      <w:pPr>
-        <w:spacing w:line="360" w:lineRule="auto"/>
-        <w:jc w:val="both"/>
-        <w:rPr>
-          <w:rFonts w:ascii="Times New Roman" w:hAnsi="Times New Roman" w:cs="Times New Roman"/>
-          <w:b/>
-          <w:bCs/>
-          <w:u w:val="single"/>
-        </w:rPr>
-      </w:pPr>
-      <w:r>
-        <w:rPr>
-          <w:rFonts w:ascii="Times New Roman" w:hAnsi="Times New Roman" w:cs="Times New Roman"/>
-          <w:b/>
-          <w:bCs/>
-          <w:u w:val="single"/>
-        </w:rPr>
-        <w:t>e. Collaboration</w:t>
-      </w:r>
-    </w:p>
-    <w:p>
-      <w:pPr>
-        <w:spacing w:line="360" w:lineRule="auto"/>
-        <w:jc w:val="both"/>
-        <w:rPr>
-          <w:rFonts w:ascii="Times New Roman" w:hAnsi="Times New Roman" w:cs="Times New Roman"/>
-        </w:rPr>
-      </w:pPr>
-      <w:r>
-        <w:rPr>
-          <w:rFonts w:ascii="Times New Roman" w:hAnsi="Times New Roman" w:cs="Times New Roman"/>
-        </w:rPr>
         <w:lastRenderedPageBreak/>
-        <w:t>Trello provides collaboration features that allow team members to communicate and share information directly within project cards. Team members can add comments, mention other members, and attach relevant files.</w:t>
-      </w:r>
-    </w:p>
-    <w:p>
-      <w:pPr>
-        <w:spacing w:line="360" w:lineRule="auto"/>
-        <w:jc w:val="both"/>
-        <w:rPr>
-          <w:rFonts w:ascii="Times New Roman" w:hAnsi="Times New Roman" w:cs="Times New Roman"/>
-        </w:rPr>
-      </w:pPr>
-      <w:r>
-        <w:rPr>
-          <w:rFonts w:ascii="Times New Roman" w:hAnsi="Times New Roman" w:cs="Times New Roman"/>
-        </w:rPr>
-        <w:t>For example, while preparing the SRS, a team member can leave a comment requesting a review from another member.</w:t>
-      </w:r>
-    </w:p>
-    <w:p>
-      <w:pPr>
-        <w:spacing w:line="360" w:lineRule="auto"/>
-        <w:jc w:val="both"/>
-        <w:rPr>
-          <w:rFonts w:ascii="Times New Roman" w:hAnsi="Times New Roman" w:cs="Times New Roman"/>
-        </w:rPr>
-      </w:pPr>
-      <w:r>
-        <w:rPr>
-          <w:rFonts w:ascii="Times New Roman" w:hAnsi="Times New Roman" w:cs="Times New Roman"/>
+        <w:t>Figure: Collaborators list on workspace</w:t>
+      </w:r>
+    </w:p>
+    <w:p>
+      <w:pPr>
+        <w:spacing w:line="360" w:lineRule="auto"/>
+        <w:jc w:val="both"/>
+        <w:rPr>
+          <w:rFonts w:ascii="Times New Roman" w:hAnsi="Times New Roman" w:cs="Times New Roman"/>
+        </w:rPr>
+      </w:pPr>
+      <w:r>
+        <w:rPr>
+          <w:rFonts w:ascii="Times New Roman" w:hAnsi="Times New Roman" w:cs="Times New Roman"/>
+        </w:rPr>
+        <w:t>For example, the “Design UI/UX” card can be assigned to the team member responsible for UI/UX design, while “Design Database” can be assigned to the member responsible for database-related activities.</w:t>
+      </w:r>
+    </w:p>
+    <w:p>
+      <w:pPr>
+        <w:spacing w:line="360" w:lineRule="auto"/>
+        <w:jc w:val="both"/>
+        <w:rPr>
+          <w:rFonts w:ascii="Times New Roman" w:hAnsi="Times New Roman" w:cs="Times New Roman"/>
+        </w:rPr>
+      </w:pPr>
+      <w:r>
+        <w:rPr>
+          <w:rFonts w:ascii="Times New Roman" w:hAnsi="Times New Roman" w:cs="Times New Roman"/>
+          <w:noProof/>
         </w:rPr>
         <w:drawing>
-          <wp:inline distT="0" distB="0" distL="0" distR="0" wp14:anchorId="3C33714A" wp14:editId="7D02CA56">
-            <wp:extent cx="5502910" cy="3112770"/>
+          <wp:inline distT="0" distB="0" distL="0" distR="0" wp14:anchorId="2F3BA429" wp14:editId="599A13E2">
+            <wp:extent cx="5502910" cy="3450590"/>
             <wp:effectExtent l="0" t="0" r="2540" b="0"/>
-            <wp:docPr id="24" name="Picture 24"/>
+            <wp:docPr id="22" name="Picture 22"/>
             <wp:cNvGraphicFramePr>
               <a:graphicFrameLocks xmlns:a="http://schemas.openxmlformats.org/drawingml/2006/main" noChangeAspect="1"/>
             </wp:cNvGraphicFramePr>
@@ -3142,7 +3635,7 @@
                   <pic:spPr>
                     <a:xfrm>
                       <a:off x="0" y="0"/>
-                      <a:ext cx="5502910" cy="3112770"/>
+                      <a:ext cx="5502910" cy="3450590"/>
                     </a:xfrm>
                     <a:prstGeom prst="rect">
                       <a:avLst/>
@@ -3158,20 +3651,21 @@
     <w:p>
       <w:pPr>
         <w:spacing w:line="360" w:lineRule="auto"/>
-        <w:jc w:val="center"/>
-        <w:rPr>
-          <w:rFonts w:ascii="Times New Roman" w:hAnsi="Times New Roman" w:cs="Times New Roman"/>
-        </w:rPr>
-      </w:pPr>
-      <w:r>
-        <w:rPr>
-          <w:rFonts w:ascii="Times New Roman" w:hAnsi="Times New Roman" w:cs="Times New Roman"/>
+        <w:jc w:val="both"/>
+        <w:rPr>
+          <w:rFonts w:ascii="Times New Roman" w:hAnsi="Times New Roman" w:cs="Times New Roman"/>
+        </w:rPr>
+      </w:pPr>
+      <w:r>
+        <w:rPr>
+          <w:rFonts w:ascii="Times New Roman" w:hAnsi="Times New Roman" w:cs="Times New Roman"/>
+          <w:noProof/>
         </w:rPr>
         <w:drawing>
-          <wp:inline distT="0" distB="0" distL="0" distR="0" wp14:anchorId="260F857E" wp14:editId="3C810B1D">
-            <wp:extent cx="3444538" cy="3871295"/>
-            <wp:effectExtent l="0" t="0" r="3810" b="0"/>
-            <wp:docPr id="25" name="Picture 25"/>
+          <wp:inline distT="0" distB="0" distL="0" distR="0" wp14:anchorId="498A304B" wp14:editId="0F0C5CAC">
+            <wp:extent cx="5502910" cy="3216275"/>
+            <wp:effectExtent l="0" t="0" r="2540" b="3175"/>
+            <wp:docPr id="23" name="Picture 23"/>
             <wp:cNvGraphicFramePr>
               <a:graphicFrameLocks xmlns:a="http://schemas.openxmlformats.org/drawingml/2006/main" noChangeAspect="1"/>
             </wp:cNvGraphicFramePr>
@@ -3191,7 +3685,7 @@
                   <pic:spPr>
                     <a:xfrm>
                       <a:off x="0" y="0"/>
-                      <a:ext cx="3444538" cy="3871295"/>
+                      <a:ext cx="5502910" cy="3216275"/>
                     </a:xfrm>
                     <a:prstGeom prst="rect">
                       <a:avLst/>
@@ -3223,8 +3717,7 @@
           <w:iCs/>
           <w:u w:val="single"/>
         </w:rPr>
-        <w:lastRenderedPageBreak/>
-        <w:t xml:space="preserve">Figure: </w:t>
+        <w:t xml:space="preserve">Figure: Assigning </w:t>
       </w:r>
       <w:r>
         <w:rPr>
@@ -3233,37 +3726,16 @@
           <w:iCs/>
           <w:u w:val="single"/>
         </w:rPr>
-        <w:t>Communication within project cards</w:t>
-      </w:r>
-    </w:p>
-    <w:p>
-      <w:pPr>
-        <w:spacing w:line="360" w:lineRule="auto"/>
-        <w:jc w:val="both"/>
-        <w:rPr>
-          <w:rFonts w:ascii="Times New Roman" w:hAnsi="Times New Roman" w:cs="Times New Roman"/>
-        </w:rPr>
-      </w:pPr>
-      <w:r>
-        <w:rPr>
-          <w:rFonts w:ascii="Times New Roman" w:hAnsi="Times New Roman" w:cs="Times New Roman"/>
-        </w:rPr>
-        <w:t>Another team member can reply to the comment and provide feedback or confirm that the document has been reviewed.</w:t>
-      </w:r>
-    </w:p>
-    <w:p>
-      <w:pPr>
-        <w:spacing w:line="360" w:lineRule="auto"/>
-        <w:jc w:val="both"/>
-        <w:rPr>
-          <w:rFonts w:ascii="Times New Roman" w:hAnsi="Times New Roman" w:cs="Times New Roman"/>
-        </w:rPr>
-      </w:pPr>
-      <w:r>
-        <w:rPr>
-          <w:rFonts w:ascii="Times New Roman" w:hAnsi="Times New Roman" w:cs="Times New Roman"/>
-        </w:rPr>
-        <w:t>This helps maintain project-related communication in one place instead of relying only on external communication tools.</w:t>
+        <w:t>card</w:t>
+      </w:r>
+      <w:r>
+        <w:rPr>
+          <w:rFonts w:ascii="Times New Roman" w:hAnsi="Times New Roman" w:cs="Times New Roman"/>
+          <w:i/>
+          <w:iCs/>
+          <w:u w:val="single"/>
+        </w:rPr>
+        <w:t xml:space="preserve"> to members</w:t>
       </w:r>
     </w:p>
     <w:p>
@@ -3284,222 +3756,58 @@
           <w:bCs/>
           <w:u w:val="single"/>
         </w:rPr>
-        <w:t>f. Prioritization</w:t>
-      </w:r>
-    </w:p>
-    <w:p>
-      <w:pPr>
-        <w:spacing w:line="360" w:lineRule="auto"/>
-        <w:jc w:val="both"/>
-        <w:rPr>
-          <w:rFonts w:ascii="Times New Roman" w:hAnsi="Times New Roman" w:cs="Times New Roman"/>
-        </w:rPr>
-      </w:pPr>
-      <w:r>
-        <w:rPr>
-          <w:rFonts w:ascii="Times New Roman" w:hAnsi="Times New Roman" w:cs="Times New Roman"/>
-        </w:rPr>
-        <w:t>Trello allows tasks to be prioritized by rearranging cards within a list using its drag-and-drop interface. This helps the team focus on the most important or urgent activities first.</w:t>
-      </w:r>
-    </w:p>
-    <w:p>
-      <w:pPr>
-        <w:spacing w:line="360" w:lineRule="auto"/>
-        <w:jc w:val="both"/>
-        <w:rPr>
-          <w:rFonts w:ascii="Times New Roman" w:hAnsi="Times New Roman" w:cs="Times New Roman"/>
-        </w:rPr>
-      </w:pPr>
-      <w:r>
-        <w:rPr>
-          <w:rFonts w:ascii="Times New Roman" w:hAnsi="Times New Roman" w:cs="Times New Roman"/>
-        </w:rPr>
-        <w:t>For example, within the To Do list, tasks can be arranged according to their importance:</w:t>
-      </w:r>
-    </w:p>
-    <w:p>
-      <w:pPr>
-        <w:numPr>
-          <w:ilvl w:val="0"/>
-          <w:numId w:val="6"/>
-        </w:numPr>
-        <w:spacing w:line="360" w:lineRule="auto"/>
-        <w:jc w:val="both"/>
-        <w:rPr>
-          <w:rFonts w:ascii="Times New Roman" w:hAnsi="Times New Roman" w:cs="Times New Roman"/>
-        </w:rPr>
-      </w:pPr>
-      <w:r>
-        <w:rPr>
-          <w:rFonts w:ascii="Times New Roman" w:hAnsi="Times New Roman" w:cs="Times New Roman"/>
-        </w:rPr>
-        <w:t>Finalize Project Requirements</w:t>
-      </w:r>
-    </w:p>
-    <w:p>
-      <w:pPr>
-        <w:numPr>
-          <w:ilvl w:val="0"/>
-          <w:numId w:val="6"/>
-        </w:numPr>
-        <w:spacing w:line="360" w:lineRule="auto"/>
-        <w:jc w:val="both"/>
-        <w:rPr>
-          <w:rFonts w:ascii="Times New Roman" w:hAnsi="Times New Roman" w:cs="Times New Roman"/>
-        </w:rPr>
-      </w:pPr>
-      <w:r>
-        <w:rPr>
-          <w:rFonts w:ascii="Times New Roman" w:hAnsi="Times New Roman" w:cs="Times New Roman"/>
-        </w:rPr>
-        <w:t>Prepare SRS</w:t>
-      </w:r>
-    </w:p>
-    <w:p>
-      <w:pPr>
-        <w:numPr>
-          <w:ilvl w:val="0"/>
-          <w:numId w:val="6"/>
-        </w:numPr>
-        <w:spacing w:line="360" w:lineRule="auto"/>
-        <w:jc w:val="both"/>
-        <w:rPr>
-          <w:rFonts w:ascii="Times New Roman" w:hAnsi="Times New Roman" w:cs="Times New Roman"/>
-        </w:rPr>
-      </w:pPr>
-      <w:r>
-        <w:rPr>
-          <w:rFonts w:ascii="Times New Roman" w:hAnsi="Times New Roman" w:cs="Times New Roman"/>
-        </w:rPr>
-        <w:t>Design UI/UX</w:t>
-      </w:r>
-    </w:p>
-    <w:p>
-      <w:pPr>
-        <w:numPr>
-          <w:ilvl w:val="0"/>
-          <w:numId w:val="6"/>
-        </w:numPr>
-        <w:spacing w:line="360" w:lineRule="auto"/>
-        <w:jc w:val="both"/>
-        <w:rPr>
-          <w:rFonts w:ascii="Times New Roman" w:hAnsi="Times New Roman" w:cs="Times New Roman"/>
-        </w:rPr>
-      </w:pPr>
-      <w:r>
-        <w:rPr>
-          <w:rFonts w:ascii="Times New Roman" w:hAnsi="Times New Roman" w:cs="Times New Roman"/>
-        </w:rPr>
-        <w:t>Design Database</w:t>
-      </w:r>
-    </w:p>
-    <w:p>
-      <w:pPr>
-        <w:numPr>
-          <w:ilvl w:val="0"/>
-          <w:numId w:val="6"/>
-        </w:numPr>
-        <w:spacing w:line="360" w:lineRule="auto"/>
-        <w:jc w:val="both"/>
-        <w:rPr>
-          <w:rFonts w:ascii="Times New Roman" w:hAnsi="Times New Roman" w:cs="Times New Roman"/>
-        </w:rPr>
-      </w:pPr>
-      <w:r>
-        <w:rPr>
-          <w:rFonts w:ascii="Times New Roman" w:hAnsi="Times New Roman" w:cs="Times New Roman"/>
-        </w:rPr>
-        <w:t>Prepare Project Documentation</w:t>
-      </w:r>
-    </w:p>
-    <w:p>
-      <w:pPr>
-        <w:spacing w:line="360" w:lineRule="auto"/>
-        <w:jc w:val="both"/>
-        <w:rPr>
-          <w:rFonts w:ascii="Times New Roman" w:hAnsi="Times New Roman" w:cs="Times New Roman"/>
-        </w:rPr>
-      </w:pPr>
-      <w:r>
-        <w:rPr>
-          <w:rFonts w:ascii="Times New Roman" w:hAnsi="Times New Roman" w:cs="Times New Roman"/>
-        </w:rPr>
-        <w:t>The most important tasks are placed near the top of the list. If project requirements are still being finalized, the SRS task can be given higher priority because other activities may depend on the finalized requirements.</w:t>
-      </w:r>
-    </w:p>
-    <w:p>
-      <w:pPr>
-        <w:spacing w:line="360" w:lineRule="auto"/>
-        <w:jc w:val="both"/>
-        <w:rPr>
-          <w:rFonts w:ascii="Times New Roman" w:hAnsi="Times New Roman" w:cs="Times New Roman"/>
-          <w:b/>
-          <w:bCs/>
-          <w:u w:val="single"/>
-        </w:rPr>
-      </w:pPr>
-      <w:r>
-        <w:rPr>
-          <w:rFonts w:ascii="Times New Roman" w:hAnsi="Times New Roman" w:cs="Times New Roman"/>
-          <w:b/>
-          <w:bCs/>
-          <w:u w:val="single"/>
-        </w:rPr>
-        <w:t>g. Tracking Progress</w:t>
-      </w:r>
-    </w:p>
-    <w:p>
-      <w:pPr>
-        <w:spacing w:line="360" w:lineRule="auto"/>
-        <w:jc w:val="both"/>
-        <w:rPr>
-          <w:rFonts w:ascii="Times New Roman" w:hAnsi="Times New Roman" w:cs="Times New Roman"/>
-        </w:rPr>
-      </w:pPr>
-      <w:r>
-        <w:rPr>
-          <w:rFonts w:ascii="Times New Roman" w:hAnsi="Times New Roman" w:cs="Times New Roman"/>
-        </w:rPr>
-        <w:t>Trello provides a visual way to monitor the progress of the project. As tasks move through different lists, team members can easily identify which tasks are pending, currently being worked on, under review, being tested, or completed.</w:t>
-      </w:r>
-    </w:p>
-    <w:p>
-      <w:pPr>
-        <w:spacing w:line="360" w:lineRule="auto"/>
-        <w:jc w:val="both"/>
-        <w:rPr>
-          <w:rFonts w:ascii="Times New Roman" w:hAnsi="Times New Roman" w:cs="Times New Roman"/>
-        </w:rPr>
-      </w:pPr>
-      <w:r>
-        <w:rPr>
-          <w:rFonts w:ascii="Times New Roman" w:hAnsi="Times New Roman" w:cs="Times New Roman"/>
-        </w:rPr>
-        <w:t>For example, a task can follow the workflow:</w:t>
-      </w:r>
-    </w:p>
-    <w:p>
-      <w:pPr>
-        <w:spacing w:line="360" w:lineRule="auto"/>
-        <w:jc w:val="center"/>
-        <w:rPr>
-          <w:rFonts w:ascii="Times New Roman" w:hAnsi="Times New Roman" w:cs="Times New Roman"/>
-          <w:b/>
-          <w:bCs/>
-        </w:rPr>
-      </w:pPr>
-      <w:r>
-        <w:rPr>
-          <w:rFonts w:ascii="Times New Roman" w:hAnsi="Times New Roman" w:cs="Times New Roman"/>
-          <w:b/>
-          <w:bCs/>
+        <w:t>e. Collaboration</w:t>
+      </w:r>
+    </w:p>
+    <w:p>
+      <w:pPr>
+        <w:spacing w:line="360" w:lineRule="auto"/>
+        <w:jc w:val="both"/>
+        <w:rPr>
+          <w:rFonts w:ascii="Times New Roman" w:hAnsi="Times New Roman" w:cs="Times New Roman"/>
+        </w:rPr>
+      </w:pPr>
+      <w:r>
+        <w:rPr>
+          <w:rFonts w:ascii="Times New Roman" w:hAnsi="Times New Roman" w:cs="Times New Roman"/>
         </w:rPr>
         <w:lastRenderedPageBreak/>
+        <w:t>Trello provides collaboration features that allow team members to communicate and share information directly within project cards. Team members can add comments, mention other members, and attach relevant files.</w:t>
+      </w:r>
+    </w:p>
+    <w:p>
+      <w:pPr>
+        <w:spacing w:line="360" w:lineRule="auto"/>
+        <w:jc w:val="both"/>
+        <w:rPr>
+          <w:rFonts w:ascii="Times New Roman" w:hAnsi="Times New Roman" w:cs="Times New Roman"/>
+        </w:rPr>
+      </w:pPr>
+      <w:r>
+        <w:rPr>
+          <w:rFonts w:ascii="Times New Roman" w:hAnsi="Times New Roman" w:cs="Times New Roman"/>
+        </w:rPr>
+        <w:t>For example, while preparing the SRS, a team member can leave a comment requesting a review from another member.</w:t>
+      </w:r>
+    </w:p>
+    <w:p>
+      <w:pPr>
+        <w:spacing w:line="360" w:lineRule="auto"/>
+        <w:jc w:val="both"/>
+        <w:rPr>
+          <w:rFonts w:ascii="Times New Roman" w:hAnsi="Times New Roman" w:cs="Times New Roman"/>
+        </w:rPr>
+      </w:pPr>
+      <w:r>
+        <w:rPr>
+          <w:rFonts w:ascii="Times New Roman" w:hAnsi="Times New Roman" w:cs="Times New Roman"/>
+          <w:noProof/>
+        </w:rPr>
         <w:drawing>
-          <wp:inline distT="0" distB="0" distL="0" distR="0" wp14:anchorId="7CA6A341" wp14:editId="1FD1F8CA">
-            <wp:extent cx="4160881" cy="6035563"/>
-            <wp:effectExtent l="0" t="0" r="0" b="3810"/>
-            <wp:docPr id="1" name="Picture 1"/>
+          <wp:inline distT="0" distB="0" distL="0" distR="0" wp14:anchorId="3C33714A" wp14:editId="7D02CA56">
+            <wp:extent cx="5502910" cy="3112770"/>
+            <wp:effectExtent l="0" t="0" r="2540" b="0"/>
+            <wp:docPr id="24" name="Picture 24"/>
             <wp:cNvGraphicFramePr>
               <a:graphicFrameLocks xmlns:a="http://schemas.openxmlformats.org/drawingml/2006/main" noChangeAspect="1"/>
             </wp:cNvGraphicFramePr>
@@ -3519,7 +3827,7 @@
                   <pic:spPr>
                     <a:xfrm>
                       <a:off x="0" y="0"/>
-                      <a:ext cx="4160881" cy="6035563"/>
+                      <a:ext cx="5502910" cy="3112770"/>
                     </a:xfrm>
                     <a:prstGeom prst="rect">
                       <a:avLst/>
@@ -3535,154 +3843,21 @@
     <w:p>
       <w:pPr>
         <w:spacing w:line="360" w:lineRule="auto"/>
-        <w:ind w:left="720"/>
         <w:jc w:val="center"/>
         <w:rPr>
           <w:rFonts w:ascii="Times New Roman" w:hAnsi="Times New Roman" w:cs="Times New Roman"/>
-          <w:i/>
-          <w:iCs/>
-          <w:u w:val="single"/>
-        </w:rPr>
-      </w:pPr>
-      <w:r>
-        <w:rPr>
-          <w:rFonts w:ascii="Times New Roman" w:hAnsi="Times New Roman" w:cs="Times New Roman"/>
-          <w:i/>
-          <w:iCs/>
-          <w:u w:val="single"/>
-        </w:rPr>
-        <w:t>Figure:</w:t>
-      </w:r>
-      <w:r>
-        <w:rPr>
-          <w:rFonts w:ascii="Times New Roman" w:hAnsi="Times New Roman" w:cs="Times New Roman"/>
-          <w:i/>
-          <w:iCs/>
-          <w:u w:val="single"/>
-        </w:rPr>
-        <w:t xml:space="preserve"> Task Workflow </w:t>
-      </w:r>
-      <w:r>
-        <w:rPr>
-          <w:rFonts w:ascii="Times New Roman" w:hAnsi="Times New Roman" w:cs="Times New Roman"/>
-          <w:i/>
-          <w:iCs/>
-          <w:u w:val="single"/>
-        </w:rPr>
-        <w:t>of project</w:t>
-      </w:r>
-    </w:p>
-    <w:p>
-      <w:pPr>
-        <w:spacing w:line="360" w:lineRule="auto"/>
-        <w:jc w:val="both"/>
-        <w:rPr>
-          <w:rFonts w:ascii="Times New Roman" w:hAnsi="Times New Roman" w:cs="Times New Roman"/>
-        </w:rPr>
-      </w:pPr>
-      <w:r>
-        <w:rPr>
-          <w:rFonts w:ascii="Times New Roman" w:hAnsi="Times New Roman" w:cs="Times New Roman"/>
-        </w:rPr>
-        <w:t xml:space="preserve">If a problem is identified during testing, the task can be moved to Bug Fixing. After the issue is resolved, it can be moved back to Testing for verification. Once it passes testing, it can be moved to </w:t>
-      </w:r>
-      <w:r>
-        <w:rPr>
-          <w:rFonts w:ascii="Times New Roman" w:hAnsi="Times New Roman" w:cs="Times New Roman"/>
-        </w:rPr>
-        <w:t>Completed</w:t>
-      </w:r>
-      <w:r>
-        <w:rPr>
-          <w:rFonts w:ascii="Times New Roman" w:hAnsi="Times New Roman" w:cs="Times New Roman"/>
-        </w:rPr>
-        <w:t>.</w:t>
-      </w:r>
-    </w:p>
-    <w:p>
-      <w:pPr>
-        <w:spacing w:line="360" w:lineRule="auto"/>
-        <w:jc w:val="both"/>
-        <w:rPr>
-          <w:rFonts w:ascii="Times New Roman" w:hAnsi="Times New Roman" w:cs="Times New Roman"/>
-        </w:rPr>
-      </w:pPr>
-      <w:r>
-        <w:rPr>
-          <w:rFonts w:ascii="Times New Roman" w:hAnsi="Times New Roman" w:cs="Times New Roman"/>
-        </w:rPr>
-        <w:t>Trello also provides different views for monitoring the project.</w:t>
-      </w:r>
-    </w:p>
-    <w:p>
-      <w:pPr>
-        <w:spacing w:line="360" w:lineRule="auto"/>
-        <w:jc w:val="both"/>
-        <w:rPr>
-          <w:rFonts w:ascii="Times New Roman" w:hAnsi="Times New Roman" w:cs="Times New Roman"/>
-          <w:b/>
-          <w:bCs/>
-          <w:u w:val="single"/>
-        </w:rPr>
-      </w:pPr>
-      <w:r>
-        <w:rPr>
-          <w:rFonts w:ascii="Times New Roman" w:hAnsi="Times New Roman" w:cs="Times New Roman"/>
-          <w:b/>
-          <w:bCs/>
-          <w:u w:val="single"/>
-        </w:rPr>
-        <w:t>1. Timeline View</w:t>
-      </w:r>
-    </w:p>
-    <w:p>
-      <w:pPr>
-        <w:spacing w:line="360" w:lineRule="auto"/>
-        <w:jc w:val="both"/>
-        <w:rPr>
-          <w:rFonts w:ascii="Times New Roman" w:hAnsi="Times New Roman" w:cs="Times New Roman"/>
-        </w:rPr>
-      </w:pPr>
-      <w:r>
-        <w:rPr>
-          <w:rFonts w:ascii="Times New Roman" w:hAnsi="Times New Roman" w:cs="Times New Roman"/>
-        </w:rPr>
-        <w:t>The Timeline View provides a visual representation of project activities over a period of time. It helps the team plan tasks, understand deadlines, and identify overlapping activities.</w:t>
-      </w:r>
-    </w:p>
-    <w:p>
-      <w:pPr>
-        <w:spacing w:line="360" w:lineRule="auto"/>
-        <w:jc w:val="both"/>
-        <w:rPr>
-          <w:rFonts w:ascii="Times New Roman" w:hAnsi="Times New Roman" w:cs="Times New Roman"/>
-        </w:rPr>
-      </w:pPr>
-      <w:r>
-        <w:rPr>
-          <w:rFonts w:ascii="Times New Roman" w:hAnsi="Times New Roman" w:cs="Times New Roman"/>
-        </w:rPr>
-        <w:lastRenderedPageBreak/>
-        <w:t>For example, the team can use the timeline to schedule activities such as SRS preparation, UI/UX design, database design, development, and testing.</w:t>
-      </w:r>
-    </w:p>
-    <w:p>
-      <w:pPr>
-        <w:spacing w:line="360" w:lineRule="auto"/>
-        <w:jc w:val="both"/>
-        <w:rPr>
-          <w:rFonts w:ascii="Times New Roman" w:hAnsi="Times New Roman" w:cs="Times New Roman"/>
-        </w:rPr>
-      </w:pPr>
-      <w:r>
-        <w:rPr>
-          <w:rFonts w:ascii="Times New Roman" w:hAnsi="Times New Roman" w:cs="Times New Roman"/>
+        </w:rPr>
+      </w:pPr>
+      <w:r>
+        <w:rPr>
+          <w:rFonts w:ascii="Times New Roman" w:hAnsi="Times New Roman" w:cs="Times New Roman"/>
+          <w:noProof/>
         </w:rPr>
         <w:drawing>
-          <wp:inline distT="0" distB="0" distL="0" distR="0" wp14:anchorId="549DFB46" wp14:editId="34ADCC2E">
-            <wp:extent cx="5502910" cy="3289300"/>
-            <wp:effectExtent l="0" t="0" r="2540" b="6350"/>
-            <wp:docPr id="26" name="Picture 26"/>
+          <wp:inline distT="0" distB="0" distL="0" distR="0" wp14:anchorId="260F857E" wp14:editId="3C810B1D">
+            <wp:extent cx="3444538" cy="3871295"/>
+            <wp:effectExtent l="0" t="0" r="3810" b="0"/>
+            <wp:docPr id="25" name="Picture 25"/>
             <wp:cNvGraphicFramePr>
               <a:graphicFrameLocks xmlns:a="http://schemas.openxmlformats.org/drawingml/2006/main" noChangeAspect="1"/>
             </wp:cNvGraphicFramePr>
@@ -3702,7 +3877,7 @@
                   <pic:spPr>
                     <a:xfrm>
                       <a:off x="0" y="0"/>
-                      <a:ext cx="5502910" cy="3289300"/>
+                      <a:ext cx="3444538" cy="3871295"/>
                     </a:xfrm>
                     <a:prstGeom prst="rect">
                       <a:avLst/>
@@ -3718,21 +3893,15 @@
     <w:p>
       <w:pPr>
         <w:spacing w:line="360" w:lineRule="auto"/>
+        <w:ind w:left="720"/>
         <w:jc w:val="center"/>
-        <w:rPr>
-          <w:rFonts w:ascii="Times New Roman" w:hAnsi="Times New Roman" w:cs="Times New Roman"/>
-          <w:u w:val="single"/>
-        </w:rPr>
-      </w:pPr>
-      <w:r>
         <w:rPr>
           <w:rFonts w:ascii="Times New Roman" w:hAnsi="Times New Roman" w:cs="Times New Roman"/>
           <w:i/>
           <w:iCs/>
           <w:u w:val="single"/>
         </w:rPr>
-        <w:t xml:space="preserve">Figure: </w:t>
-      </w:r>
+      </w:pPr>
       <w:r>
         <w:rPr>
           <w:rFonts w:ascii="Times New Roman" w:hAnsi="Times New Roman" w:cs="Times New Roman"/>
@@ -3740,7 +3909,38 @@
           <w:iCs/>
           <w:u w:val="single"/>
         </w:rPr>
-        <w:t xml:space="preserve"> Timeline View of the project.</w:t>
+        <w:lastRenderedPageBreak/>
+        <w:t>Figure: Communication within project cards</w:t>
+      </w:r>
+    </w:p>
+    <w:p>
+      <w:pPr>
+        <w:spacing w:line="360" w:lineRule="auto"/>
+        <w:jc w:val="both"/>
+        <w:rPr>
+          <w:rFonts w:ascii="Times New Roman" w:hAnsi="Times New Roman" w:cs="Times New Roman"/>
+        </w:rPr>
+      </w:pPr>
+      <w:r>
+        <w:rPr>
+          <w:rFonts w:ascii="Times New Roman" w:hAnsi="Times New Roman" w:cs="Times New Roman"/>
+        </w:rPr>
+        <w:t>Another team member can reply to the comment and provide feedback or confirm that the document has been reviewed.</w:t>
+      </w:r>
+    </w:p>
+    <w:p>
+      <w:pPr>
+        <w:spacing w:line="360" w:lineRule="auto"/>
+        <w:jc w:val="both"/>
+        <w:rPr>
+          <w:rFonts w:ascii="Times New Roman" w:hAnsi="Times New Roman" w:cs="Times New Roman"/>
+        </w:rPr>
+      </w:pPr>
+      <w:r>
+        <w:rPr>
+          <w:rFonts w:ascii="Times New Roman" w:hAnsi="Times New Roman" w:cs="Times New Roman"/>
+        </w:rPr>
+        <w:t>This helps maintain project-related communication in one place instead of relying only on external communication tools.</w:t>
       </w:r>
     </w:p>
     <w:p>
@@ -3761,68 +3961,223 @@
           <w:bCs/>
           <w:u w:val="single"/>
         </w:rPr>
-        <w:t>2. Dashboard View</w:t>
-      </w:r>
-    </w:p>
-    <w:p>
-      <w:pPr>
-        <w:spacing w:line="360" w:lineRule="auto"/>
-        <w:jc w:val="both"/>
-        <w:rPr>
-          <w:rFonts w:ascii="Times New Roman" w:hAnsi="Times New Roman" w:cs="Times New Roman"/>
-        </w:rPr>
-      </w:pPr>
-      <w:r>
-        <w:rPr>
-          <w:rFonts w:ascii="Times New Roman" w:hAnsi="Times New Roman" w:cs="Times New Roman"/>
-        </w:rPr>
-        <w:t>The Dashboard View provides an overview of the project's current status. It can help the team understand the number of tasks in different stages and monitor the overall workload and progress.</w:t>
-      </w:r>
-    </w:p>
-    <w:p>
-      <w:pPr>
-        <w:spacing w:line="360" w:lineRule="auto"/>
-        <w:jc w:val="both"/>
-        <w:rPr>
-          <w:rFonts w:ascii="Times New Roman" w:hAnsi="Times New Roman" w:cs="Times New Roman"/>
-        </w:rPr>
-      </w:pPr>
-      <w:r>
-        <w:rPr>
-          <w:rFonts w:ascii="Times New Roman" w:hAnsi="Times New Roman" w:cs="Times New Roman"/>
-        </w:rPr>
-        <w:t>For example, the team can see how many tasks are currently in To Do, In Progress, Testing, Bug Fixing, and Done.</w:t>
-      </w:r>
-    </w:p>
-    <w:p>
-      <w:pPr>
-        <w:spacing w:line="360" w:lineRule="auto"/>
-        <w:jc w:val="both"/>
-        <w:rPr>
-          <w:rFonts w:ascii="Times New Roman" w:hAnsi="Times New Roman" w:cs="Times New Roman"/>
-        </w:rPr>
-      </w:pPr>
-    </w:p>
-    <w:p>
-      <w:pPr>
-        <w:spacing w:line="360" w:lineRule="auto"/>
-        <w:jc w:val="both"/>
-        <w:rPr>
-          <w:rFonts w:ascii="Times New Roman" w:hAnsi="Times New Roman" w:cs="Times New Roman"/>
-          <w:i/>
-          <w:iCs/>
-        </w:rPr>
-      </w:pPr>
-      <w:r>
-        <w:rPr>
-          <w:rFonts w:ascii="Times New Roman" w:hAnsi="Times New Roman" w:cs="Times New Roman"/>
+        <w:t>f. Prioritization</w:t>
+      </w:r>
+    </w:p>
+    <w:p>
+      <w:pPr>
+        <w:spacing w:line="360" w:lineRule="auto"/>
+        <w:jc w:val="both"/>
+        <w:rPr>
+          <w:rFonts w:ascii="Times New Roman" w:hAnsi="Times New Roman" w:cs="Times New Roman"/>
+        </w:rPr>
+      </w:pPr>
+      <w:r>
+        <w:rPr>
+          <w:rFonts w:ascii="Times New Roman" w:hAnsi="Times New Roman" w:cs="Times New Roman"/>
+        </w:rPr>
+        <w:t>Trello allows tasks to be prioritized by rearranging cards within a list using its drag-and-drop interface. This helps the team focus on the most important or urgent activities first.</w:t>
+      </w:r>
+    </w:p>
+    <w:p>
+      <w:pPr>
+        <w:spacing w:line="360" w:lineRule="auto"/>
+        <w:jc w:val="both"/>
+        <w:rPr>
+          <w:rFonts w:ascii="Times New Roman" w:hAnsi="Times New Roman" w:cs="Times New Roman"/>
+        </w:rPr>
+      </w:pPr>
+      <w:r>
+        <w:rPr>
+          <w:rFonts w:ascii="Times New Roman" w:hAnsi="Times New Roman" w:cs="Times New Roman"/>
+        </w:rPr>
+        <w:t>For example, within the To Do list, tasks can be arranged according to their importance:</w:t>
+      </w:r>
+    </w:p>
+    <w:p>
+      <w:pPr>
+        <w:numPr>
+          <w:ilvl w:val="0"/>
+          <w:numId w:val="6"/>
+        </w:numPr>
+        <w:spacing w:line="360" w:lineRule="auto"/>
+        <w:jc w:val="both"/>
+        <w:rPr>
+          <w:rFonts w:ascii="Times New Roman" w:hAnsi="Times New Roman" w:cs="Times New Roman"/>
+        </w:rPr>
+      </w:pPr>
+      <w:r>
+        <w:rPr>
+          <w:rFonts w:ascii="Times New Roman" w:hAnsi="Times New Roman" w:cs="Times New Roman"/>
+        </w:rPr>
+        <w:t>Finalize Project Requirements</w:t>
+      </w:r>
+    </w:p>
+    <w:p>
+      <w:pPr>
+        <w:numPr>
+          <w:ilvl w:val="0"/>
+          <w:numId w:val="6"/>
+        </w:numPr>
+        <w:spacing w:line="360" w:lineRule="auto"/>
+        <w:jc w:val="both"/>
+        <w:rPr>
+          <w:rFonts w:ascii="Times New Roman" w:hAnsi="Times New Roman" w:cs="Times New Roman"/>
+        </w:rPr>
+      </w:pPr>
+      <w:r>
+        <w:rPr>
+          <w:rFonts w:ascii="Times New Roman" w:hAnsi="Times New Roman" w:cs="Times New Roman"/>
+        </w:rPr>
+        <w:t>Prepare SRS</w:t>
+      </w:r>
+    </w:p>
+    <w:p>
+      <w:pPr>
+        <w:numPr>
+          <w:ilvl w:val="0"/>
+          <w:numId w:val="6"/>
+        </w:numPr>
+        <w:spacing w:line="360" w:lineRule="auto"/>
+        <w:jc w:val="both"/>
+        <w:rPr>
+          <w:rFonts w:ascii="Times New Roman" w:hAnsi="Times New Roman" w:cs="Times New Roman"/>
+        </w:rPr>
+      </w:pPr>
+      <w:r>
+        <w:rPr>
+          <w:rFonts w:ascii="Times New Roman" w:hAnsi="Times New Roman" w:cs="Times New Roman"/>
+        </w:rPr>
+        <w:t>Design UI/UX</w:t>
+      </w:r>
+    </w:p>
+    <w:p>
+      <w:pPr>
+        <w:numPr>
+          <w:ilvl w:val="0"/>
+          <w:numId w:val="6"/>
+        </w:numPr>
+        <w:spacing w:line="360" w:lineRule="auto"/>
+        <w:jc w:val="both"/>
+        <w:rPr>
+          <w:rFonts w:ascii="Times New Roman" w:hAnsi="Times New Roman" w:cs="Times New Roman"/>
+        </w:rPr>
+      </w:pPr>
+      <w:r>
+        <w:rPr>
+          <w:rFonts w:ascii="Times New Roman" w:hAnsi="Times New Roman" w:cs="Times New Roman"/>
+        </w:rPr>
+        <w:t>Design Database</w:t>
+      </w:r>
+    </w:p>
+    <w:p>
+      <w:pPr>
+        <w:numPr>
+          <w:ilvl w:val="0"/>
+          <w:numId w:val="6"/>
+        </w:numPr>
+        <w:spacing w:line="360" w:lineRule="auto"/>
+        <w:jc w:val="both"/>
+        <w:rPr>
+          <w:rFonts w:ascii="Times New Roman" w:hAnsi="Times New Roman" w:cs="Times New Roman"/>
+        </w:rPr>
+      </w:pPr>
+      <w:r>
+        <w:rPr>
+          <w:rFonts w:ascii="Times New Roman" w:hAnsi="Times New Roman" w:cs="Times New Roman"/>
+        </w:rPr>
+        <w:t>Prepare Project Documentation</w:t>
+      </w:r>
+    </w:p>
+    <w:p>
+      <w:pPr>
+        <w:spacing w:line="360" w:lineRule="auto"/>
+        <w:jc w:val="both"/>
+        <w:rPr>
+          <w:rFonts w:ascii="Times New Roman" w:hAnsi="Times New Roman" w:cs="Times New Roman"/>
+        </w:rPr>
+      </w:pPr>
+      <w:r>
+        <w:rPr>
+          <w:rFonts w:ascii="Times New Roman" w:hAnsi="Times New Roman" w:cs="Times New Roman"/>
+        </w:rPr>
+        <w:t>The most important tasks are placed near the top of the list. If project requirements are still being finalized, the SRS task can be given higher priority because other activities may depend on the finalized requirements.</w:t>
+      </w:r>
+    </w:p>
+    <w:p>
+      <w:pPr>
+        <w:spacing w:line="360" w:lineRule="auto"/>
+        <w:jc w:val="both"/>
+        <w:rPr>
+          <w:rFonts w:ascii="Times New Roman" w:hAnsi="Times New Roman" w:cs="Times New Roman"/>
+          <w:b/>
+          <w:bCs/>
+          <w:u w:val="single"/>
+        </w:rPr>
+      </w:pPr>
+      <w:r>
+        <w:rPr>
+          <w:rFonts w:ascii="Times New Roman" w:hAnsi="Times New Roman" w:cs="Times New Roman"/>
+          <w:b/>
+          <w:bCs/>
+          <w:u w:val="single"/>
+        </w:rPr>
+        <w:t>g. Tracking Progress</w:t>
+      </w:r>
+    </w:p>
+    <w:p>
+      <w:pPr>
+        <w:spacing w:line="360" w:lineRule="auto"/>
+        <w:jc w:val="both"/>
+        <w:rPr>
+          <w:rFonts w:ascii="Times New Roman" w:hAnsi="Times New Roman" w:cs="Times New Roman"/>
+        </w:rPr>
+      </w:pPr>
+      <w:r>
+        <w:rPr>
+          <w:rFonts w:ascii="Times New Roman" w:hAnsi="Times New Roman" w:cs="Times New Roman"/>
+        </w:rPr>
+        <w:t>Trello provides a visual way to monitor the progress of the project. As tasks move through different lists, team members can easily identify which tasks are pending, currently being worked on, under review, being tested, or completed.</w:t>
+      </w:r>
+    </w:p>
+    <w:p>
+      <w:pPr>
+        <w:spacing w:line="360" w:lineRule="auto"/>
+        <w:jc w:val="both"/>
+        <w:rPr>
+          <w:rFonts w:ascii="Times New Roman" w:hAnsi="Times New Roman" w:cs="Times New Roman"/>
+        </w:rPr>
+      </w:pPr>
+      <w:r>
+        <w:rPr>
+          <w:rFonts w:ascii="Times New Roman" w:hAnsi="Times New Roman" w:cs="Times New Roman"/>
+        </w:rPr>
+        <w:t>For example, a task can follow the workflow:</w:t>
+      </w:r>
+    </w:p>
+    <w:p>
+      <w:pPr>
+        <w:spacing w:line="360" w:lineRule="auto"/>
+        <w:jc w:val="center"/>
+        <w:rPr>
+          <w:rFonts w:ascii="Times New Roman" w:hAnsi="Times New Roman" w:cs="Times New Roman"/>
+          <w:b/>
+          <w:bCs/>
+        </w:rPr>
+      </w:pPr>
+      <w:r>
+        <w:rPr>
+          <w:rFonts w:ascii="Times New Roman" w:hAnsi="Times New Roman" w:cs="Times New Roman"/>
+          <w:b/>
+          <w:bCs/>
+          <w:noProof/>
         </w:rPr>
         <w:lastRenderedPageBreak/>
         <w:drawing>
-          <wp:inline distT="0" distB="0" distL="0" distR="0" wp14:anchorId="3D72720B" wp14:editId="4D2F0D26">
-            <wp:extent cx="5502910" cy="3136900"/>
-            <wp:effectExtent l="0" t="0" r="2540" b="6350"/>
-            <wp:docPr id="27" name="Picture 27"/>
+          <wp:inline distT="0" distB="0" distL="0" distR="0" wp14:anchorId="7CA6A341" wp14:editId="1FD1F8CA">
+            <wp:extent cx="4160881" cy="6035563"/>
+            <wp:effectExtent l="0" t="0" r="0" b="3810"/>
+            <wp:docPr id="1" name="Picture 1"/>
             <wp:cNvGraphicFramePr>
               <a:graphicFrameLocks xmlns:a="http://schemas.openxmlformats.org/drawingml/2006/main" noChangeAspect="1"/>
             </wp:cNvGraphicFramePr>
@@ -3842,7 +4197,7 @@
                   <pic:spPr>
                     <a:xfrm>
                       <a:off x="0" y="0"/>
-                      <a:ext cx="5502910" cy="3136900"/>
+                      <a:ext cx="4160881" cy="6035563"/>
                     </a:xfrm>
                     <a:prstGeom prst="rect">
                       <a:avLst/>
@@ -3858,21 +4213,15 @@
     <w:p>
       <w:pPr>
         <w:spacing w:line="360" w:lineRule="auto"/>
+        <w:ind w:left="720"/>
         <w:jc w:val="center"/>
-        <w:rPr>
-          <w:rFonts w:ascii="Times New Roman" w:hAnsi="Times New Roman" w:cs="Times New Roman"/>
-          <w:u w:val="single"/>
-        </w:rPr>
-      </w:pPr>
-      <w:r>
         <w:rPr>
           <w:rFonts w:ascii="Times New Roman" w:hAnsi="Times New Roman" w:cs="Times New Roman"/>
           <w:i/>
           <w:iCs/>
           <w:u w:val="single"/>
         </w:rPr>
-        <w:t>Figure:</w:t>
-      </w:r>
+      </w:pPr>
       <w:r>
         <w:rPr>
           <w:rFonts w:ascii="Times New Roman" w:hAnsi="Times New Roman" w:cs="Times New Roman"/>
@@ -3880,7 +4229,58 @@
           <w:iCs/>
           <w:u w:val="single"/>
         </w:rPr>
-        <w:t xml:space="preserve"> Dashboard View.</w:t>
+        <w:t xml:space="preserve">Figure: Task Workflow </w:t>
+      </w:r>
+      <w:r>
+        <w:rPr>
+          <w:rFonts w:ascii="Times New Roman" w:hAnsi="Times New Roman" w:cs="Times New Roman"/>
+          <w:i/>
+          <w:iCs/>
+          <w:u w:val="single"/>
+        </w:rPr>
+        <w:t>of project</w:t>
+      </w:r>
+    </w:p>
+    <w:p>
+      <w:pPr>
+        <w:spacing w:line="360" w:lineRule="auto"/>
+        <w:jc w:val="both"/>
+        <w:rPr>
+          <w:rFonts w:ascii="Times New Roman" w:hAnsi="Times New Roman" w:cs="Times New Roman"/>
+        </w:rPr>
+      </w:pPr>
+      <w:r>
+        <w:rPr>
+          <w:rFonts w:ascii="Times New Roman" w:hAnsi="Times New Roman" w:cs="Times New Roman"/>
+        </w:rPr>
+        <w:t xml:space="preserve">If a problem is identified during testing, the task can be moved to Bug Fixing. After the issue is resolved, it can be moved back to Testing for verification. Once it passes testing, it can be moved to </w:t>
+      </w:r>
+      <w:r>
+        <w:rPr>
+          <w:rFonts w:ascii="Times New Roman" w:hAnsi="Times New Roman" w:cs="Times New Roman"/>
+        </w:rPr>
+        <w:t>Completed</w:t>
+      </w:r>
+      <w:r>
+        <w:rPr>
+          <w:rFonts w:ascii="Times New Roman" w:hAnsi="Times New Roman" w:cs="Times New Roman"/>
+        </w:rPr>
+        <w:t>.</w:t>
+      </w:r>
+    </w:p>
+    <w:p>
+      <w:pPr>
+        <w:spacing w:line="360" w:lineRule="auto"/>
+        <w:jc w:val="both"/>
+        <w:rPr>
+          <w:rFonts w:ascii="Times New Roman" w:hAnsi="Times New Roman" w:cs="Times New Roman"/>
+        </w:rPr>
+      </w:pPr>
+      <w:r>
+        <w:rPr>
+          <w:rFonts w:ascii="Times New Roman" w:hAnsi="Times New Roman" w:cs="Times New Roman"/>
+        </w:rPr>
+        <w:t>Trello also provides different views for monitoring the project.</w:t>
       </w:r>
     </w:p>
     <w:p>
@@ -3901,37 +4301,22 @@
           <w:bCs/>
           <w:u w:val="single"/>
         </w:rPr>
-        <w:t>3. Calendar View</w:t>
-      </w:r>
-    </w:p>
-    <w:p>
-      <w:pPr>
-        <w:spacing w:line="360" w:lineRule="auto"/>
-        <w:jc w:val="both"/>
-        <w:rPr>
-          <w:rFonts w:ascii="Times New Roman" w:hAnsi="Times New Roman" w:cs="Times New Roman"/>
-        </w:rPr>
-      </w:pPr>
-      <w:r>
-        <w:rPr>
-          <w:rFonts w:ascii="Times New Roman" w:hAnsi="Times New Roman" w:cs="Times New Roman"/>
-        </w:rPr>
-        <w:t>The Calendar View displays tasks according to their assigned due dates. It helps the team keep track of upcoming deadlines and ensures that important activities are completed on time.</w:t>
-      </w:r>
-    </w:p>
-    <w:p>
-      <w:pPr>
-        <w:spacing w:line="360" w:lineRule="auto"/>
-        <w:jc w:val="both"/>
-        <w:rPr>
-          <w:rFonts w:ascii="Times New Roman" w:hAnsi="Times New Roman" w:cs="Times New Roman"/>
-        </w:rPr>
-      </w:pPr>
-      <w:r>
-        <w:rPr>
-          <w:rFonts w:ascii="Times New Roman" w:hAnsi="Times New Roman" w:cs="Times New Roman"/>
-        </w:rPr>
-        <w:t>For example, deadlines for SRS preparation, wireframe design, database design, testing, and project documentation can be viewed through the calendar.</w:t>
+        <w:t>1. Timeline View</w:t>
+      </w:r>
+    </w:p>
+    <w:p>
+      <w:pPr>
+        <w:spacing w:line="360" w:lineRule="auto"/>
+        <w:jc w:val="both"/>
+        <w:rPr>
+          <w:rFonts w:ascii="Times New Roman" w:hAnsi="Times New Roman" w:cs="Times New Roman"/>
+        </w:rPr>
+      </w:pPr>
+      <w:r>
+        <w:rPr>
+          <w:rFonts w:ascii="Times New Roman" w:hAnsi="Times New Roman" w:cs="Times New Roman"/>
+        </w:rPr>
+        <w:t>The Timeline View provides a visual representation of project activities over a period of time. It helps the team plan tasks, understand deadlines, and identify overlapping activities.</w:t>
       </w:r>
     </w:p>
     <w:p>
@@ -3947,11 +4332,27 @@
           <w:rFonts w:ascii="Times New Roman" w:hAnsi="Times New Roman" w:cs="Times New Roman"/>
         </w:rPr>
         <w:lastRenderedPageBreak/>
+        <w:t>For example, the team can use the timeline to schedule activities such as SRS preparation, UI/UX design, database design, development, and testing.</w:t>
+      </w:r>
+    </w:p>
+    <w:p>
+      <w:pPr>
+        <w:spacing w:line="360" w:lineRule="auto"/>
+        <w:jc w:val="both"/>
+        <w:rPr>
+          <w:rFonts w:ascii="Times New Roman" w:hAnsi="Times New Roman" w:cs="Times New Roman"/>
+        </w:rPr>
+      </w:pPr>
+      <w:r>
+        <w:rPr>
+          <w:rFonts w:ascii="Times New Roman" w:hAnsi="Times New Roman" w:cs="Times New Roman"/>
+          <w:noProof/>
+        </w:rPr>
         <w:drawing>
-          <wp:inline distT="0" distB="0" distL="0" distR="0" wp14:anchorId="350025DD" wp14:editId="62EA92BF">
-            <wp:extent cx="5502910" cy="3435985"/>
-            <wp:effectExtent l="0" t="0" r="2540" b="0"/>
-            <wp:docPr id="28" name="Picture 28"/>
+          <wp:inline distT="0" distB="0" distL="0" distR="0" wp14:anchorId="549DFB46" wp14:editId="34ADCC2E">
+            <wp:extent cx="5502910" cy="3289300"/>
+            <wp:effectExtent l="0" t="0" r="2540" b="6350"/>
+            <wp:docPr id="26" name="Picture 26"/>
             <wp:cNvGraphicFramePr>
               <a:graphicFrameLocks xmlns:a="http://schemas.openxmlformats.org/drawingml/2006/main" noChangeAspect="1"/>
             </wp:cNvGraphicFramePr>
@@ -3971,6 +4372,277 @@
                   <pic:spPr>
                     <a:xfrm>
                       <a:off x="0" y="0"/>
+                      <a:ext cx="5502910" cy="3289300"/>
+                    </a:xfrm>
+                    <a:prstGeom prst="rect">
+                      <a:avLst/>
+                    </a:prstGeom>
+                  </pic:spPr>
+                </pic:pic>
+              </a:graphicData>
+            </a:graphic>
+          </wp:inline>
+        </w:drawing>
+      </w:r>
+    </w:p>
+    <w:p>
+      <w:pPr>
+        <w:spacing w:line="360" w:lineRule="auto"/>
+        <w:jc w:val="center"/>
+        <w:rPr>
+          <w:rFonts w:ascii="Times New Roman" w:hAnsi="Times New Roman" w:cs="Times New Roman"/>
+          <w:u w:val="single"/>
+        </w:rPr>
+      </w:pPr>
+      <w:r>
+        <w:rPr>
+          <w:rFonts w:ascii="Times New Roman" w:hAnsi="Times New Roman" w:cs="Times New Roman"/>
+          <w:i/>
+          <w:iCs/>
+          <w:u w:val="single"/>
+        </w:rPr>
+        <w:t xml:space="preserve">Figure: </w:t>
+      </w:r>
+      <w:r>
+        <w:rPr>
+          <w:rFonts w:ascii="Times New Roman" w:hAnsi="Times New Roman" w:cs="Times New Roman"/>
+          <w:i/>
+          <w:iCs/>
+          <w:u w:val="single"/>
+        </w:rPr>
+        <w:t xml:space="preserve"> Timeline View of the project.</w:t>
+      </w:r>
+    </w:p>
+    <w:p>
+      <w:pPr>
+        <w:spacing w:line="360" w:lineRule="auto"/>
+        <w:jc w:val="both"/>
+        <w:rPr>
+          <w:rFonts w:ascii="Times New Roman" w:hAnsi="Times New Roman" w:cs="Times New Roman"/>
+          <w:b/>
+          <w:bCs/>
+          <w:u w:val="single"/>
+        </w:rPr>
+      </w:pPr>
+      <w:r>
+        <w:rPr>
+          <w:rFonts w:ascii="Times New Roman" w:hAnsi="Times New Roman" w:cs="Times New Roman"/>
+          <w:b/>
+          <w:bCs/>
+          <w:u w:val="single"/>
+        </w:rPr>
+        <w:t>2. Dashboard View</w:t>
+      </w:r>
+    </w:p>
+    <w:p>
+      <w:pPr>
+        <w:spacing w:line="360" w:lineRule="auto"/>
+        <w:jc w:val="both"/>
+        <w:rPr>
+          <w:rFonts w:ascii="Times New Roman" w:hAnsi="Times New Roman" w:cs="Times New Roman"/>
+        </w:rPr>
+      </w:pPr>
+      <w:r>
+        <w:rPr>
+          <w:rFonts w:ascii="Times New Roman" w:hAnsi="Times New Roman" w:cs="Times New Roman"/>
+        </w:rPr>
+        <w:t>The Dashboard View provides an overview of the project's current status. It can help the team understand the number of tasks in different stages and monitor the overall workload and progress.</w:t>
+      </w:r>
+    </w:p>
+    <w:p>
+      <w:pPr>
+        <w:spacing w:line="360" w:lineRule="auto"/>
+        <w:jc w:val="both"/>
+        <w:rPr>
+          <w:rFonts w:ascii="Times New Roman" w:hAnsi="Times New Roman" w:cs="Times New Roman"/>
+        </w:rPr>
+      </w:pPr>
+      <w:r>
+        <w:rPr>
+          <w:rFonts w:ascii="Times New Roman" w:hAnsi="Times New Roman" w:cs="Times New Roman"/>
+        </w:rPr>
+        <w:t>For example, the team can see how many tasks are currently in To Do, In Progress, Testing, Bug Fixing, and Done.</w:t>
+      </w:r>
+    </w:p>
+    <w:p>
+      <w:pPr>
+        <w:spacing w:line="360" w:lineRule="auto"/>
+        <w:jc w:val="both"/>
+        <w:rPr>
+          <w:rFonts w:ascii="Times New Roman" w:hAnsi="Times New Roman" w:cs="Times New Roman"/>
+        </w:rPr>
+      </w:pPr>
+    </w:p>
+    <w:p>
+      <w:pPr>
+        <w:spacing w:line="360" w:lineRule="auto"/>
+        <w:jc w:val="both"/>
+        <w:rPr>
+          <w:rFonts w:ascii="Times New Roman" w:hAnsi="Times New Roman" w:cs="Times New Roman"/>
+          <w:i/>
+          <w:iCs/>
+        </w:rPr>
+      </w:pPr>
+      <w:r>
+        <w:rPr>
+          <w:rFonts w:ascii="Times New Roman" w:hAnsi="Times New Roman" w:cs="Times New Roman"/>
+          <w:noProof/>
+        </w:rPr>
+        <w:lastRenderedPageBreak/>
+        <w:drawing>
+          <wp:inline distT="0" distB="0" distL="0" distR="0" wp14:anchorId="3D72720B" wp14:editId="4D2F0D26">
+            <wp:extent cx="5502910" cy="3136900"/>
+            <wp:effectExtent l="0" t="0" r="2540" b="6350"/>
+            <wp:docPr id="27" name="Picture 27"/>
+            <wp:cNvGraphicFramePr>
+              <a:graphicFrameLocks xmlns:a="http://schemas.openxmlformats.org/drawingml/2006/main" noChangeAspect="1"/>
+            </wp:cNvGraphicFramePr>
+            <a:graphic xmlns:a="http://schemas.openxmlformats.org/drawingml/2006/main">
+              <a:graphicData uri="http://schemas.openxmlformats.org/drawingml/2006/picture">
+                <pic:pic xmlns:pic="http://schemas.openxmlformats.org/drawingml/2006/picture">
+                  <pic:nvPicPr>
+                    <pic:cNvPr id="1" name=""/>
+                    <pic:cNvPicPr/>
+                  </pic:nvPicPr>
+                  <pic:blipFill>
+                    <a:blip r:embed="rId32"/>
+                    <a:stretch>
+                      <a:fillRect/>
+                    </a:stretch>
+                  </pic:blipFill>
+                  <pic:spPr>
+                    <a:xfrm>
+                      <a:off x="0" y="0"/>
+                      <a:ext cx="5502910" cy="3136900"/>
+                    </a:xfrm>
+                    <a:prstGeom prst="rect">
+                      <a:avLst/>
+                    </a:prstGeom>
+                  </pic:spPr>
+                </pic:pic>
+              </a:graphicData>
+            </a:graphic>
+          </wp:inline>
+        </w:drawing>
+      </w:r>
+    </w:p>
+    <w:p>
+      <w:pPr>
+        <w:spacing w:line="360" w:lineRule="auto"/>
+        <w:jc w:val="center"/>
+        <w:rPr>
+          <w:rFonts w:ascii="Times New Roman" w:hAnsi="Times New Roman" w:cs="Times New Roman"/>
+          <w:u w:val="single"/>
+        </w:rPr>
+      </w:pPr>
+      <w:r>
+        <w:rPr>
+          <w:rFonts w:ascii="Times New Roman" w:hAnsi="Times New Roman" w:cs="Times New Roman"/>
+          <w:i/>
+          <w:iCs/>
+          <w:u w:val="single"/>
+        </w:rPr>
+        <w:t>Figure:</w:t>
+      </w:r>
+      <w:r>
+        <w:rPr>
+          <w:rFonts w:ascii="Times New Roman" w:hAnsi="Times New Roman" w:cs="Times New Roman"/>
+          <w:i/>
+          <w:iCs/>
+          <w:u w:val="single"/>
+        </w:rPr>
+        <w:t xml:space="preserve"> Dashboard View.</w:t>
+      </w:r>
+    </w:p>
+    <w:p>
+      <w:pPr>
+        <w:spacing w:line="360" w:lineRule="auto"/>
+        <w:jc w:val="both"/>
+        <w:rPr>
+          <w:rFonts w:ascii="Times New Roman" w:hAnsi="Times New Roman" w:cs="Times New Roman"/>
+          <w:b/>
+          <w:bCs/>
+          <w:u w:val="single"/>
+        </w:rPr>
+      </w:pPr>
+      <w:r>
+        <w:rPr>
+          <w:rFonts w:ascii="Times New Roman" w:hAnsi="Times New Roman" w:cs="Times New Roman"/>
+          <w:b/>
+          <w:bCs/>
+          <w:u w:val="single"/>
+        </w:rPr>
+        <w:t>3. Calendar View</w:t>
+      </w:r>
+    </w:p>
+    <w:p>
+      <w:pPr>
+        <w:spacing w:line="360" w:lineRule="auto"/>
+        <w:jc w:val="both"/>
+        <w:rPr>
+          <w:rFonts w:ascii="Times New Roman" w:hAnsi="Times New Roman" w:cs="Times New Roman"/>
+        </w:rPr>
+      </w:pPr>
+      <w:r>
+        <w:rPr>
+          <w:rFonts w:ascii="Times New Roman" w:hAnsi="Times New Roman" w:cs="Times New Roman"/>
+        </w:rPr>
+        <w:t>The Calendar View displays tasks according to their assigned due dates. It helps the team keep track of upcoming deadlines and ensures that important activities are completed on time.</w:t>
+      </w:r>
+    </w:p>
+    <w:p>
+      <w:pPr>
+        <w:spacing w:line="360" w:lineRule="auto"/>
+        <w:jc w:val="both"/>
+        <w:rPr>
+          <w:rFonts w:ascii="Times New Roman" w:hAnsi="Times New Roman" w:cs="Times New Roman"/>
+        </w:rPr>
+      </w:pPr>
+      <w:r>
+        <w:rPr>
+          <w:rFonts w:ascii="Times New Roman" w:hAnsi="Times New Roman" w:cs="Times New Roman"/>
+        </w:rPr>
+        <w:t>For example, deadlines for SRS preparation, wireframe design, database design, testing, and project documentation can be viewed through the calendar.</w:t>
+      </w:r>
+    </w:p>
+    <w:p>
+      <w:pPr>
+        <w:spacing w:line="360" w:lineRule="auto"/>
+        <w:jc w:val="both"/>
+        <w:rPr>
+          <w:rFonts w:ascii="Times New Roman" w:hAnsi="Times New Roman" w:cs="Times New Roman"/>
+        </w:rPr>
+      </w:pPr>
+      <w:r>
+        <w:rPr>
+          <w:rFonts w:ascii="Times New Roman" w:hAnsi="Times New Roman" w:cs="Times New Roman"/>
+          <w:noProof/>
+        </w:rPr>
+        <w:lastRenderedPageBreak/>
+        <w:drawing>
+          <wp:inline distT="0" distB="0" distL="0" distR="0" wp14:anchorId="350025DD" wp14:editId="62EA92BF">
+            <wp:extent cx="5502910" cy="3435985"/>
+            <wp:effectExtent l="0" t="0" r="2540" b="0"/>
+            <wp:docPr id="28" name="Picture 28"/>
+            <wp:cNvGraphicFramePr>
+              <a:graphicFrameLocks xmlns:a="http://schemas.openxmlformats.org/drawingml/2006/main" noChangeAspect="1"/>
+            </wp:cNvGraphicFramePr>
+            <a:graphic xmlns:a="http://schemas.openxmlformats.org/drawingml/2006/main">
+              <a:graphicData uri="http://schemas.openxmlformats.org/drawingml/2006/picture">
+                <pic:pic xmlns:pic="http://schemas.openxmlformats.org/drawingml/2006/picture">
+                  <pic:nvPicPr>
+                    <pic:cNvPr id="1" name=""/>
+                    <pic:cNvPicPr/>
+                  </pic:nvPicPr>
+                  <pic:blipFill>
+                    <a:blip r:embed="rId33"/>
+                    <a:stretch>
+                      <a:fillRect/>
+                    </a:stretch>
+                  </pic:blipFill>
+                  <pic:spPr>
+                    <a:xfrm>
+                      <a:off x="0" y="0"/>
                       <a:ext cx="5502910" cy="3435985"/>
                     </a:xfrm>
                     <a:prstGeom prst="rect">
@@ -4042,8 +4714,2462 @@
         <w:jc w:val="both"/>
         <w:rPr>
           <w:rFonts w:ascii="Times New Roman" w:hAnsi="Times New Roman" w:cs="Times New Roman"/>
-        </w:rPr>
-      </w:pPr>
+          <w:b/>
+          <w:bCs/>
+          <w:sz w:val="28"/>
+          <w:szCs w:val="28"/>
+        </w:rPr>
+      </w:pPr>
+      <w:r>
+        <w:rPr>
+          <w:rFonts w:ascii="Times New Roman" w:hAnsi="Times New Roman" w:cs="Times New Roman"/>
+          <w:b/>
+          <w:bCs/>
+          <w:sz w:val="28"/>
+          <w:szCs w:val="28"/>
+        </w:rPr>
+        <w:lastRenderedPageBreak/>
+        <w:t>2. What is a Precedence Diagram Method?</w:t>
+      </w:r>
+    </w:p>
+    <w:p>
+      <w:pPr>
+        <w:spacing w:line="360" w:lineRule="auto"/>
+        <w:jc w:val="both"/>
+        <w:rPr>
+          <w:rFonts w:ascii="Times New Roman" w:hAnsi="Times New Roman" w:cs="Times New Roman"/>
+        </w:rPr>
+      </w:pPr>
+      <w:r>
+        <w:rPr>
+          <w:rFonts w:ascii="Times New Roman" w:hAnsi="Times New Roman" w:cs="Times New Roman"/>
+        </w:rPr>
+        <w:t>The Precedence Diagram Method (PDM) is a widely used project scheduling technique for representing the logical relationships and dependencies among various project activities. It provides a graphical representation of a project schedule network in which activities are represented by nodes or boxes, while arrows indicate the logical relationships between those activities. PDM is also commonly referred to as the Activity-on-Node (AON) method.</w:t>
+      </w:r>
+    </w:p>
+    <w:p>
+      <w:pPr>
+        <w:spacing w:line="360" w:lineRule="auto"/>
+        <w:jc w:val="both"/>
+        <w:rPr>
+          <w:rFonts w:ascii="Times New Roman" w:hAnsi="Times New Roman" w:cs="Times New Roman"/>
+        </w:rPr>
+      </w:pPr>
+      <w:r>
+        <w:rPr>
+          <w:rFonts w:ascii="Times New Roman" w:hAnsi="Times New Roman" w:cs="Times New Roman"/>
+        </w:rPr>
+        <w:t>The primary objective of PDM is to develop a clear and logically structured project schedule that accurately illustrates the sequence in which activities should be performed. Unlike traditional scheduling approaches such as Program Evaluation and Review Technique (PERT) and the Critical Path Method (CPM), which were initially focused primarily on finish-to-start relationships, PDM allows a project schedule to incorporate a wider range of dependency relationships. This provides greater flexibility and enables project managers to represent complex activity sequences more realistically.</w:t>
+      </w:r>
+    </w:p>
+    <w:p>
+      <w:pPr>
+        <w:spacing w:line="360" w:lineRule="auto"/>
+        <w:jc w:val="both"/>
+        <w:rPr>
+          <w:rFonts w:ascii="Times New Roman" w:hAnsi="Times New Roman" w:cs="Times New Roman"/>
+        </w:rPr>
+      </w:pPr>
+      <w:r>
+        <w:rPr>
+          <w:rFonts w:ascii="Times New Roman" w:hAnsi="Times New Roman" w:cs="Times New Roman"/>
+        </w:rPr>
+        <w:t>PDM is particularly valuable during project planning and scheduling because it enables project managers to visualize the interrelationships among activities, determine their logical sequence, and establish the overall duration of the project. By identifying the dependencies between activities, PDM also supports the determination of the critical path, which consists of activities that collectively influence the minimum time required to complete the project.</w:t>
+      </w:r>
+    </w:p>
+    <w:p>
+      <w:pPr>
+        <w:spacing w:line="360" w:lineRule="auto"/>
+        <w:jc w:val="both"/>
+        <w:rPr>
+          <w:rFonts w:ascii="Times New Roman" w:hAnsi="Times New Roman" w:cs="Times New Roman"/>
+        </w:rPr>
+      </w:pPr>
+      <w:r>
+        <w:rPr>
+          <w:rFonts w:ascii="Times New Roman" w:hAnsi="Times New Roman" w:cs="Times New Roman"/>
+        </w:rPr>
+        <w:t>The Precedence Diagram Method provides several important advantages in project planning and control:</w:t>
+      </w:r>
+    </w:p>
+    <w:p>
+      <w:pPr>
+        <w:numPr>
+          <w:ilvl w:val="0"/>
+          <w:numId w:val="7"/>
+        </w:numPr>
+        <w:spacing w:line="360" w:lineRule="auto"/>
+        <w:jc w:val="both"/>
+        <w:rPr>
+          <w:rFonts w:ascii="Times New Roman" w:hAnsi="Times New Roman" w:cs="Times New Roman"/>
+        </w:rPr>
+      </w:pPr>
+      <w:r>
+        <w:rPr>
+          <w:rFonts w:ascii="Times New Roman" w:hAnsi="Times New Roman" w:cs="Times New Roman"/>
+          <w:b/>
+          <w:bCs/>
+        </w:rPr>
+        <w:t>Improved visualization:</w:t>
+      </w:r>
+      <w:r>
+        <w:rPr>
+          <w:rFonts w:ascii="Times New Roman" w:hAnsi="Times New Roman" w:cs="Times New Roman"/>
+        </w:rPr>
+        <w:t xml:space="preserve"> PDM presents project activities and their relationships in a graphical form, making the overall project structure easier to understand and communicate.</w:t>
+      </w:r>
+    </w:p>
+    <w:p>
+      <w:pPr>
+        <w:numPr>
+          <w:ilvl w:val="0"/>
+          <w:numId w:val="7"/>
+        </w:numPr>
+        <w:spacing w:line="360" w:lineRule="auto"/>
+        <w:jc w:val="both"/>
+        <w:rPr>
+          <w:rFonts w:ascii="Times New Roman" w:hAnsi="Times New Roman" w:cs="Times New Roman"/>
+        </w:rPr>
+      </w:pPr>
+      <w:r>
+        <w:rPr>
+          <w:rFonts w:ascii="Times New Roman" w:hAnsi="Times New Roman" w:cs="Times New Roman"/>
+          <w:b/>
+          <w:bCs/>
+        </w:rPr>
+        <w:t>Clear identification of dependencies:</w:t>
+      </w:r>
+      <w:r>
+        <w:rPr>
+          <w:rFonts w:ascii="Times New Roman" w:hAnsi="Times New Roman" w:cs="Times New Roman"/>
+        </w:rPr>
+        <w:t xml:space="preserve"> It helps determine which activities must be completed or initiated before other activities can proceed.</w:t>
+      </w:r>
+    </w:p>
+    <w:p>
+      <w:pPr>
+        <w:numPr>
+          <w:ilvl w:val="0"/>
+          <w:numId w:val="7"/>
+        </w:numPr>
+        <w:spacing w:line="360" w:lineRule="auto"/>
+        <w:jc w:val="both"/>
+        <w:rPr>
+          <w:rFonts w:ascii="Times New Roman" w:hAnsi="Times New Roman" w:cs="Times New Roman"/>
+        </w:rPr>
+      </w:pPr>
+      <w:r>
+        <w:rPr>
+          <w:rFonts w:ascii="Times New Roman" w:hAnsi="Times New Roman" w:cs="Times New Roman"/>
+          <w:b/>
+          <w:bCs/>
+        </w:rPr>
+        <w:t>Effective schedule development:</w:t>
+      </w:r>
+      <w:r>
+        <w:rPr>
+          <w:rFonts w:ascii="Times New Roman" w:hAnsi="Times New Roman" w:cs="Times New Roman"/>
+        </w:rPr>
+        <w:t xml:space="preserve"> PDM assists in establishing the planned start and finish times of activities, thereby supporting the development of a comprehensive project schedule.</w:t>
+      </w:r>
+    </w:p>
+    <w:p>
+      <w:pPr>
+        <w:numPr>
+          <w:ilvl w:val="0"/>
+          <w:numId w:val="7"/>
+        </w:numPr>
+        <w:spacing w:line="360" w:lineRule="auto"/>
+        <w:jc w:val="both"/>
+        <w:rPr>
+          <w:rFonts w:ascii="Times New Roman" w:hAnsi="Times New Roman" w:cs="Times New Roman"/>
+        </w:rPr>
+      </w:pPr>
+      <w:r>
+        <w:rPr>
+          <w:rFonts w:ascii="Times New Roman" w:hAnsi="Times New Roman" w:cs="Times New Roman"/>
+          <w:b/>
+          <w:bCs/>
+        </w:rPr>
+        <w:lastRenderedPageBreak/>
+        <w:t>Critical path identification:</w:t>
+      </w:r>
+      <w:r>
+        <w:rPr>
+          <w:rFonts w:ascii="Times New Roman" w:hAnsi="Times New Roman" w:cs="Times New Roman"/>
+        </w:rPr>
+        <w:t xml:space="preserve"> By analyzing activity dependencies and durations, PDM can be used in conjunction with CPM to identify the sequence of activities that determines the project's overall completion time.</w:t>
+      </w:r>
+    </w:p>
+    <w:p>
+      <w:pPr>
+        <w:numPr>
+          <w:ilvl w:val="0"/>
+          <w:numId w:val="7"/>
+        </w:numPr>
+        <w:spacing w:line="360" w:lineRule="auto"/>
+        <w:jc w:val="both"/>
+        <w:rPr>
+          <w:rFonts w:ascii="Times New Roman" w:hAnsi="Times New Roman" w:cs="Times New Roman"/>
+        </w:rPr>
+      </w:pPr>
+      <w:r>
+        <w:rPr>
+          <w:rFonts w:ascii="Times New Roman" w:hAnsi="Times New Roman" w:cs="Times New Roman"/>
+          <w:b/>
+          <w:bCs/>
+        </w:rPr>
+        <w:t>Identification of scheduling constraints:</w:t>
+      </w:r>
+      <w:r>
+        <w:rPr>
+          <w:rFonts w:ascii="Times New Roman" w:hAnsi="Times New Roman" w:cs="Times New Roman"/>
+        </w:rPr>
+        <w:t xml:space="preserve"> The diagram can reveal potential bottlenecks, delays, and dependency-related constraints, allowing project managers to take appropriate corrective measures.</w:t>
+      </w:r>
+    </w:p>
+    <w:p>
+      <w:pPr>
+        <w:numPr>
+          <w:ilvl w:val="0"/>
+          <w:numId w:val="7"/>
+        </w:numPr>
+        <w:spacing w:line="360" w:lineRule="auto"/>
+        <w:jc w:val="both"/>
+        <w:rPr>
+          <w:rFonts w:ascii="Times New Roman" w:hAnsi="Times New Roman" w:cs="Times New Roman"/>
+        </w:rPr>
+      </w:pPr>
+      <w:r>
+        <w:rPr>
+          <w:rFonts w:ascii="Times New Roman" w:hAnsi="Times New Roman" w:cs="Times New Roman"/>
+          <w:b/>
+          <w:bCs/>
+        </w:rPr>
+        <w:t>Better project coordination:</w:t>
+      </w:r>
+      <w:r>
+        <w:rPr>
+          <w:rFonts w:ascii="Times New Roman" w:hAnsi="Times New Roman" w:cs="Times New Roman"/>
+        </w:rPr>
+        <w:t xml:space="preserve"> PDM facilitates coordination among different project teams by providing a common visual representation of activity sequences and dependencies.</w:t>
+      </w:r>
+    </w:p>
+    <w:p>
+      <w:pPr>
+        <w:numPr>
+          <w:ilvl w:val="0"/>
+          <w:numId w:val="7"/>
+        </w:numPr>
+        <w:spacing w:line="360" w:lineRule="auto"/>
+        <w:jc w:val="both"/>
+        <w:rPr>
+          <w:rFonts w:ascii="Times New Roman" w:hAnsi="Times New Roman" w:cs="Times New Roman"/>
+        </w:rPr>
+      </w:pPr>
+      <w:r>
+        <w:rPr>
+          <w:rFonts w:ascii="Times New Roman" w:hAnsi="Times New Roman" w:cs="Times New Roman"/>
+          <w:b/>
+          <w:bCs/>
+        </w:rPr>
+        <w:t>Integration with project management techniques:</w:t>
+      </w:r>
+      <w:r>
+        <w:rPr>
+          <w:rFonts w:ascii="Times New Roman" w:hAnsi="Times New Roman" w:cs="Times New Roman"/>
+        </w:rPr>
+        <w:t xml:space="preserve"> PDM can be effectively combined with techniques such as CPM and other scheduling tools to improve project planning, monitoring, and control.</w:t>
+      </w:r>
+    </w:p>
+    <w:p>
+      <w:pPr>
+        <w:spacing w:line="360" w:lineRule="auto"/>
+        <w:jc w:val="center"/>
+        <w:rPr>
+          <w:rFonts w:ascii="Times New Roman" w:hAnsi="Times New Roman" w:cs="Times New Roman"/>
+        </w:rPr>
+      </w:pPr>
+      <w:r>
+        <w:rPr>
+          <w:rFonts w:ascii="Times New Roman" w:hAnsi="Times New Roman" w:cs="Times New Roman"/>
+          <w:noProof/>
+        </w:rPr>
+        <w:drawing>
+          <wp:inline distT="0" distB="0" distL="0" distR="0" wp14:anchorId="3CEA8377" wp14:editId="6B0D3191">
+            <wp:extent cx="5279366" cy="1842234"/>
+            <wp:effectExtent l="0" t="0" r="0" b="5715"/>
+            <wp:docPr id="7" name="Picture 7"/>
+            <wp:cNvGraphicFramePr>
+              <a:graphicFrameLocks xmlns:a="http://schemas.openxmlformats.org/drawingml/2006/main" noChangeAspect="1"/>
+            </wp:cNvGraphicFramePr>
+            <a:graphic xmlns:a="http://schemas.openxmlformats.org/drawingml/2006/main">
+              <a:graphicData uri="http://schemas.openxmlformats.org/drawingml/2006/picture">
+                <pic:pic xmlns:pic="http://schemas.openxmlformats.org/drawingml/2006/picture">
+                  <pic:nvPicPr>
+                    <pic:cNvPr id="1" name=""/>
+                    <pic:cNvPicPr/>
+                  </pic:nvPicPr>
+                  <pic:blipFill>
+                    <a:blip r:embed="rId34"/>
+                    <a:stretch>
+                      <a:fillRect/>
+                    </a:stretch>
+                  </pic:blipFill>
+                  <pic:spPr>
+                    <a:xfrm>
+                      <a:off x="0" y="0"/>
+                      <a:ext cx="5286203" cy="1844620"/>
+                    </a:xfrm>
+                    <a:prstGeom prst="rect">
+                      <a:avLst/>
+                    </a:prstGeom>
+                  </pic:spPr>
+                </pic:pic>
+              </a:graphicData>
+            </a:graphic>
+          </wp:inline>
+        </w:drawing>
+      </w:r>
+    </w:p>
+    <w:p>
+      <w:pPr>
+        <w:spacing w:line="360" w:lineRule="auto"/>
+        <w:jc w:val="center"/>
+        <w:rPr>
+          <w:rFonts w:ascii="Times New Roman" w:hAnsi="Times New Roman" w:cs="Times New Roman"/>
+          <w:i/>
+          <w:iCs/>
+          <w:u w:val="single"/>
+        </w:rPr>
+      </w:pPr>
+      <w:r>
+        <w:rPr>
+          <w:rFonts w:ascii="Times New Roman" w:hAnsi="Times New Roman" w:cs="Times New Roman"/>
+          <w:i/>
+          <w:iCs/>
+          <w:u w:val="single"/>
+        </w:rPr>
+        <w:t xml:space="preserve">Figure: </w:t>
+      </w:r>
+      <w:r>
+        <w:rPr>
+          <w:rFonts w:ascii="Times New Roman" w:hAnsi="Times New Roman" w:cs="Times New Roman"/>
+          <w:i/>
+          <w:iCs/>
+          <w:u w:val="single"/>
+        </w:rPr>
+        <w:t>Precedence Diagram Method</w:t>
+      </w:r>
+    </w:p>
+    <w:p>
+      <w:pPr>
+        <w:spacing w:line="360" w:lineRule="auto"/>
+        <w:jc w:val="both"/>
+        <w:rPr>
+          <w:rFonts w:ascii="Times New Roman" w:hAnsi="Times New Roman" w:cs="Times New Roman"/>
+        </w:rPr>
+      </w:pPr>
+      <w:r>
+        <w:rPr>
+          <w:rFonts w:ascii="Times New Roman" w:hAnsi="Times New Roman" w:cs="Times New Roman"/>
+        </w:rPr>
+        <w:t>The Precedence Diagram Method supports four fundamental types of logical relationships between predecessor and successor activities. These relationships provide flexibility in representing the actual sequence of work within a project.</w:t>
+      </w:r>
+    </w:p>
+    <w:p>
+      <w:pPr>
+        <w:spacing w:line="360" w:lineRule="auto"/>
+        <w:ind w:left="720"/>
+        <w:jc w:val="both"/>
+        <w:rPr>
+          <w:rFonts w:ascii="Times New Roman" w:hAnsi="Times New Roman" w:cs="Times New Roman"/>
+        </w:rPr>
+      </w:pPr>
+      <w:r>
+        <w:rPr>
+          <w:rFonts w:ascii="Times New Roman" w:hAnsi="Times New Roman" w:cs="Times New Roman"/>
+        </w:rPr>
+        <w:t xml:space="preserve">1. </w:t>
+      </w:r>
+      <w:r>
+        <w:rPr>
+          <w:rFonts w:ascii="Times New Roman" w:hAnsi="Times New Roman" w:cs="Times New Roman"/>
+          <w:b/>
+          <w:bCs/>
+        </w:rPr>
+        <w:t>Finish-to-Start (FS):</w:t>
+      </w:r>
+      <w:r>
+        <w:rPr>
+          <w:rFonts w:ascii="Times New Roman" w:hAnsi="Times New Roman" w:cs="Times New Roman"/>
+        </w:rPr>
+        <w:t xml:space="preserve"> In a Finish-to-Start relationship, the successor activity cannot begin until the predecessor activity has been completed. This is the most commonly used dependency in project scheduling.</w:t>
+      </w:r>
+    </w:p>
+    <w:p>
+      <w:pPr>
+        <w:spacing w:line="360" w:lineRule="auto"/>
+        <w:ind w:left="720"/>
+        <w:jc w:val="both"/>
+        <w:rPr>
+          <w:rFonts w:ascii="Times New Roman" w:hAnsi="Times New Roman" w:cs="Times New Roman"/>
+        </w:rPr>
+      </w:pPr>
+      <w:r>
+        <w:rPr>
+          <w:rFonts w:ascii="Times New Roman" w:hAnsi="Times New Roman" w:cs="Times New Roman"/>
+          <w:b/>
+          <w:bCs/>
+        </w:rPr>
+        <w:t>2. Start-to-Start (SS):</w:t>
+      </w:r>
+      <w:r>
+        <w:rPr>
+          <w:rFonts w:ascii="Times New Roman" w:hAnsi="Times New Roman" w:cs="Times New Roman"/>
+        </w:rPr>
+        <w:t xml:space="preserve"> </w:t>
+      </w:r>
+      <w:r>
+        <w:rPr>
+          <w:rFonts w:ascii="Times New Roman" w:hAnsi="Times New Roman" w:cs="Times New Roman"/>
+        </w:rPr>
+        <w:t>In a Start-to-Start relationship, the successor activity can begin only after the predecessor activity has started. This relationship is useful when two activities can be performed concurrently but require a defined starting relationship.</w:t>
+      </w:r>
+    </w:p>
+    <w:p>
+      <w:pPr>
+        <w:spacing w:line="360" w:lineRule="auto"/>
+        <w:ind w:left="720"/>
+        <w:jc w:val="both"/>
+        <w:rPr>
+          <w:rFonts w:ascii="Times New Roman" w:hAnsi="Times New Roman" w:cs="Times New Roman"/>
+        </w:rPr>
+      </w:pPr>
+      <w:r>
+        <w:rPr>
+          <w:rFonts w:ascii="Times New Roman" w:hAnsi="Times New Roman" w:cs="Times New Roman"/>
+          <w:b/>
+          <w:bCs/>
+        </w:rPr>
+        <w:lastRenderedPageBreak/>
+        <w:t>3. Finish-to-Finish (FF):</w:t>
+      </w:r>
+      <w:r>
+        <w:rPr>
+          <w:rFonts w:ascii="Times New Roman" w:hAnsi="Times New Roman" w:cs="Times New Roman"/>
+        </w:rPr>
+        <w:t xml:space="preserve"> </w:t>
+      </w:r>
+      <w:r>
+        <w:rPr>
+          <w:rFonts w:ascii="Times New Roman" w:hAnsi="Times New Roman" w:cs="Times New Roman"/>
+        </w:rPr>
+        <w:t>In a Finish-to-Finish relationship, the completion of the successor activity is dependent on the completion of the predecessor activity. Both activities may proceed simultaneously, but their finishing points are logically related.</w:t>
+      </w:r>
+    </w:p>
+    <w:p>
+      <w:pPr>
+        <w:spacing w:line="360" w:lineRule="auto"/>
+        <w:ind w:left="720"/>
+        <w:jc w:val="both"/>
+        <w:rPr>
+          <w:rFonts w:ascii="Times New Roman" w:hAnsi="Times New Roman" w:cs="Times New Roman"/>
+        </w:rPr>
+      </w:pPr>
+      <w:r>
+        <w:rPr>
+          <w:rFonts w:ascii="Times New Roman" w:hAnsi="Times New Roman" w:cs="Times New Roman"/>
+          <w:b/>
+          <w:bCs/>
+        </w:rPr>
+        <w:t>4. Start-to-Finish (SF):</w:t>
+      </w:r>
+      <w:r>
+        <w:rPr>
+          <w:rFonts w:ascii="Times New Roman" w:hAnsi="Times New Roman" w:cs="Times New Roman"/>
+        </w:rPr>
+        <w:t xml:space="preserve"> </w:t>
+      </w:r>
+      <w:r>
+        <w:rPr>
+          <w:rFonts w:ascii="Times New Roman" w:hAnsi="Times New Roman" w:cs="Times New Roman"/>
+        </w:rPr>
+        <w:t>In a Start-to-Finish relationship, the successor activity cannot finish until the predecessor activity has started. This type of relationship is rarely used in conventional project scheduling but can be applicable in specific operational situations.</w:t>
+      </w:r>
+    </w:p>
+    <w:p>
+      <w:pPr>
+        <w:spacing w:line="360" w:lineRule="auto"/>
+        <w:ind w:left="720"/>
+        <w:jc w:val="center"/>
+        <w:rPr>
+          <w:rFonts w:ascii="Times New Roman" w:hAnsi="Times New Roman" w:cs="Times New Roman"/>
+        </w:rPr>
+      </w:pPr>
+      <w:r>
+        <w:rPr>
+          <w:rFonts w:ascii="Times New Roman" w:hAnsi="Times New Roman" w:cs="Times New Roman"/>
+          <w:noProof/>
+        </w:rPr>
+        <w:drawing>
+          <wp:inline distT="0" distB="0" distL="0" distR="0" wp14:anchorId="1815CAE3" wp14:editId="0C5DFA27">
+            <wp:extent cx="4511615" cy="2638977"/>
+            <wp:effectExtent l="0" t="0" r="3810" b="9525"/>
+            <wp:docPr id="11" name="Picture 11"/>
+            <wp:cNvGraphicFramePr>
+              <a:graphicFrameLocks xmlns:a="http://schemas.openxmlformats.org/drawingml/2006/main" noChangeAspect="1"/>
+            </wp:cNvGraphicFramePr>
+            <a:graphic xmlns:a="http://schemas.openxmlformats.org/drawingml/2006/main">
+              <a:graphicData uri="http://schemas.openxmlformats.org/drawingml/2006/picture">
+                <pic:pic xmlns:pic="http://schemas.openxmlformats.org/drawingml/2006/picture">
+                  <pic:nvPicPr>
+                    <pic:cNvPr id="1" name=""/>
+                    <pic:cNvPicPr/>
+                  </pic:nvPicPr>
+                  <pic:blipFill>
+                    <a:blip r:embed="rId35"/>
+                    <a:stretch>
+                      <a:fillRect/>
+                    </a:stretch>
+                  </pic:blipFill>
+                  <pic:spPr>
+                    <a:xfrm>
+                      <a:off x="0" y="0"/>
+                      <a:ext cx="4521401" cy="2644701"/>
+                    </a:xfrm>
+                    <a:prstGeom prst="rect">
+                      <a:avLst/>
+                    </a:prstGeom>
+                  </pic:spPr>
+                </pic:pic>
+              </a:graphicData>
+            </a:graphic>
+          </wp:inline>
+        </w:drawing>
+      </w:r>
+    </w:p>
+    <w:p>
+      <w:pPr>
+        <w:spacing w:line="360" w:lineRule="auto"/>
+        <w:ind w:left="720"/>
+        <w:jc w:val="center"/>
+        <w:rPr>
+          <w:rFonts w:ascii="Times New Roman" w:hAnsi="Times New Roman" w:cs="Times New Roman"/>
+          <w:i/>
+          <w:iCs/>
+          <w:u w:val="single"/>
+        </w:rPr>
+      </w:pPr>
+      <w:r>
+        <w:rPr>
+          <w:rFonts w:ascii="Times New Roman" w:hAnsi="Times New Roman" w:cs="Times New Roman"/>
+          <w:i/>
+          <w:iCs/>
+          <w:u w:val="single"/>
+        </w:rPr>
+        <w:t>Figure: PDM Logical Relation</w:t>
+      </w:r>
+      <w:r>
+        <w:rPr>
+          <w:rFonts w:ascii="Times New Roman" w:hAnsi="Times New Roman" w:cs="Times New Roman"/>
+          <w:i/>
+          <w:iCs/>
+          <w:u w:val="single"/>
+        </w:rPr>
+        <w:t>s</w:t>
+      </w:r>
+      <w:r>
+        <w:rPr>
+          <w:rFonts w:ascii="Times New Roman" w:hAnsi="Times New Roman" w:cs="Times New Roman"/>
+          <w:i/>
+          <w:iCs/>
+          <w:u w:val="single"/>
+        </w:rPr>
+        <w:t>hip</w:t>
+      </w:r>
+    </w:p>
+    <w:p>
+      <w:pPr>
+        <w:spacing w:line="360" w:lineRule="auto"/>
+        <w:jc w:val="both"/>
+        <w:rPr>
+          <w:rFonts w:ascii="Times New Roman" w:hAnsi="Times New Roman" w:cs="Times New Roman"/>
+        </w:rPr>
+      </w:pPr>
+      <w:r>
+        <w:rPr>
+          <w:rFonts w:ascii="Times New Roman" w:hAnsi="Times New Roman" w:cs="Times New Roman"/>
+        </w:rPr>
+        <w:t>The Precedence Diagram Method (PDM) is an effective scheduling technique that provides a structured and visual representation of project activities and their logical dependencies. By incorporating four different types of activity relationships—Finish-to-Start, Start-to-Start, Finish-to-Finish, and Start-to-Finish—PDM enables project schedules to represent complex sequences of work more accurately than methods based solely on finish-to-start relationships. Consequently, it serves as an important tool for project planning, scheduling, critical path analysis, dependency management, and overall project control.</w:t>
+      </w:r>
+    </w:p>
+    <w:p>
+      <w:pPr>
+        <w:rPr>
+          <w:rFonts w:ascii="Times New Roman" w:hAnsi="Times New Roman" w:cs="Times New Roman"/>
+        </w:rPr>
+      </w:pPr>
+      <w:r>
+        <w:rPr>
+          <w:rFonts w:ascii="Times New Roman" w:hAnsi="Times New Roman" w:cs="Times New Roman"/>
+        </w:rPr>
+        <w:br w:type="page"/>
+      </w:r>
+    </w:p>
+    <w:p>
+      <w:pPr>
+        <w:spacing w:line="360" w:lineRule="auto"/>
+        <w:jc w:val="both"/>
+        <w:rPr>
+          <w:rFonts w:ascii="Times New Roman" w:hAnsi="Times New Roman" w:cs="Times New Roman"/>
+          <w:b/>
+          <w:bCs/>
+          <w:sz w:val="28"/>
+          <w:szCs w:val="28"/>
+        </w:rPr>
+      </w:pPr>
+      <w:r>
+        <w:rPr>
+          <w:rFonts w:ascii="Times New Roman" w:hAnsi="Times New Roman" w:cs="Times New Roman"/>
+          <w:b/>
+          <w:bCs/>
+          <w:sz w:val="28"/>
+          <w:szCs w:val="28"/>
+        </w:rPr>
+        <w:lastRenderedPageBreak/>
+        <w:t>3.What is a Gantt Chart and Network Diagram?</w:t>
+      </w:r>
+    </w:p>
+    <w:p>
+      <w:pPr>
+        <w:spacing w:line="360" w:lineRule="auto"/>
+        <w:jc w:val="both"/>
+        <w:rPr>
+          <w:rFonts w:ascii="Times New Roman" w:hAnsi="Times New Roman" w:cs="Times New Roman"/>
+          <w:b/>
+          <w:bCs/>
+          <w:u w:val="single"/>
+        </w:rPr>
+      </w:pPr>
+      <w:r>
+        <w:rPr>
+          <w:rFonts w:ascii="Times New Roman" w:hAnsi="Times New Roman" w:cs="Times New Roman"/>
+          <w:b/>
+          <w:bCs/>
+          <w:u w:val="single"/>
+        </w:rPr>
+        <w:t>Gantt Chart</w:t>
+      </w:r>
+    </w:p>
+    <w:p>
+      <w:pPr>
+        <w:spacing w:line="360" w:lineRule="auto"/>
+        <w:jc w:val="both"/>
+        <w:rPr>
+          <w:rFonts w:ascii="Times New Roman" w:hAnsi="Times New Roman" w:cs="Times New Roman"/>
+        </w:rPr>
+      </w:pPr>
+      <w:r>
+        <w:rPr>
+          <w:rFonts w:ascii="Times New Roman" w:hAnsi="Times New Roman" w:cs="Times New Roman"/>
+        </w:rPr>
+        <w:t>A Gantt chart is a project management tool used to plan, schedule, and track tasks. It shows tasks on a timeline using horizontal bars. The length of each bar shows how long a task will take, while its position shows when the task starts and ends. Gantt charts also show task dependencies, milestones, and progress. They help project managers understand the project schedule and monitor its progress easily.</w:t>
+      </w:r>
+    </w:p>
+    <w:p>
+      <w:pPr>
+        <w:spacing w:line="360" w:lineRule="auto"/>
+        <w:jc w:val="both"/>
+        <w:rPr>
+          <w:rFonts w:ascii="Times New Roman" w:hAnsi="Times New Roman" w:cs="Times New Roman"/>
+          <w:b/>
+          <w:bCs/>
+        </w:rPr>
+      </w:pPr>
+      <w:r>
+        <w:rPr>
+          <w:rFonts w:ascii="Times New Roman" w:hAnsi="Times New Roman" w:cs="Times New Roman"/>
+          <w:b/>
+          <w:bCs/>
+        </w:rPr>
+        <w:t>Features of a Gantt Chart:</w:t>
+      </w:r>
+    </w:p>
+    <w:p>
+      <w:pPr>
+        <w:numPr>
+          <w:ilvl w:val="0"/>
+          <w:numId w:val="8"/>
+        </w:numPr>
+        <w:spacing w:line="360" w:lineRule="auto"/>
+        <w:jc w:val="both"/>
+        <w:rPr>
+          <w:rFonts w:ascii="Times New Roman" w:hAnsi="Times New Roman" w:cs="Times New Roman"/>
+          <w:u w:val="single"/>
+        </w:rPr>
+      </w:pPr>
+      <w:r>
+        <w:rPr>
+          <w:rFonts w:ascii="Times New Roman" w:hAnsi="Times New Roman" w:cs="Times New Roman"/>
+          <w:u w:val="single"/>
+        </w:rPr>
+        <w:t>Timeline:</w:t>
+      </w:r>
+    </w:p>
+    <w:p>
+      <w:pPr>
+        <w:numPr>
+          <w:ilvl w:val="1"/>
+          <w:numId w:val="8"/>
+        </w:numPr>
+        <w:spacing w:line="360" w:lineRule="auto"/>
+        <w:jc w:val="both"/>
+        <w:rPr>
+          <w:rFonts w:ascii="Times New Roman" w:hAnsi="Times New Roman" w:cs="Times New Roman"/>
+        </w:rPr>
+      </w:pPr>
+      <w:r>
+        <w:rPr>
+          <w:rFonts w:ascii="Times New Roman" w:hAnsi="Times New Roman" w:cs="Times New Roman"/>
+        </w:rPr>
+        <w:t>Shows time in days, weeks, months, or other periods.</w:t>
+      </w:r>
+    </w:p>
+    <w:p>
+      <w:pPr>
+        <w:numPr>
+          <w:ilvl w:val="1"/>
+          <w:numId w:val="8"/>
+        </w:numPr>
+        <w:spacing w:line="360" w:lineRule="auto"/>
+        <w:jc w:val="both"/>
+        <w:rPr>
+          <w:rFonts w:ascii="Times New Roman" w:hAnsi="Times New Roman" w:cs="Times New Roman"/>
+        </w:rPr>
+      </w:pPr>
+      <w:r>
+        <w:rPr>
+          <w:rFonts w:ascii="Times New Roman" w:hAnsi="Times New Roman" w:cs="Times New Roman"/>
+        </w:rPr>
+        <w:t>Helps identify when tasks start and finish.</w:t>
+      </w:r>
+    </w:p>
+    <w:p>
+      <w:pPr>
+        <w:numPr>
+          <w:ilvl w:val="0"/>
+          <w:numId w:val="8"/>
+        </w:numPr>
+        <w:spacing w:line="360" w:lineRule="auto"/>
+        <w:jc w:val="both"/>
+        <w:rPr>
+          <w:rFonts w:ascii="Times New Roman" w:hAnsi="Times New Roman" w:cs="Times New Roman"/>
+          <w:u w:val="single"/>
+        </w:rPr>
+      </w:pPr>
+      <w:r>
+        <w:rPr>
+          <w:rFonts w:ascii="Times New Roman" w:hAnsi="Times New Roman" w:cs="Times New Roman"/>
+          <w:u w:val="single"/>
+        </w:rPr>
+        <w:t>Activities:</w:t>
+      </w:r>
+    </w:p>
+    <w:p>
+      <w:pPr>
+        <w:numPr>
+          <w:ilvl w:val="1"/>
+          <w:numId w:val="8"/>
+        </w:numPr>
+        <w:spacing w:line="360" w:lineRule="auto"/>
+        <w:jc w:val="both"/>
+        <w:rPr>
+          <w:rFonts w:ascii="Times New Roman" w:hAnsi="Times New Roman" w:cs="Times New Roman"/>
+        </w:rPr>
+      </w:pPr>
+      <w:r>
+        <w:rPr>
+          <w:rFonts w:ascii="Times New Roman" w:hAnsi="Times New Roman" w:cs="Times New Roman"/>
+        </w:rPr>
+        <w:t>Lists project tasks on the left side.</w:t>
+      </w:r>
+    </w:p>
+    <w:p>
+      <w:pPr>
+        <w:numPr>
+          <w:ilvl w:val="1"/>
+          <w:numId w:val="8"/>
+        </w:numPr>
+        <w:spacing w:line="360" w:lineRule="auto"/>
+        <w:jc w:val="both"/>
+        <w:rPr>
+          <w:rFonts w:ascii="Times New Roman" w:hAnsi="Times New Roman" w:cs="Times New Roman"/>
+        </w:rPr>
+      </w:pPr>
+      <w:r>
+        <w:rPr>
+          <w:rFonts w:ascii="Times New Roman" w:hAnsi="Times New Roman" w:cs="Times New Roman"/>
+        </w:rPr>
+        <w:t>Each task is shown as a horizontal bar.</w:t>
+      </w:r>
+    </w:p>
+    <w:p>
+      <w:pPr>
+        <w:numPr>
+          <w:ilvl w:val="0"/>
+          <w:numId w:val="8"/>
+        </w:numPr>
+        <w:spacing w:line="360" w:lineRule="auto"/>
+        <w:jc w:val="both"/>
+        <w:rPr>
+          <w:rFonts w:ascii="Times New Roman" w:hAnsi="Times New Roman" w:cs="Times New Roman"/>
+          <w:u w:val="single"/>
+        </w:rPr>
+      </w:pPr>
+      <w:r>
+        <w:rPr>
+          <w:rFonts w:ascii="Times New Roman" w:hAnsi="Times New Roman" w:cs="Times New Roman"/>
+          <w:u w:val="single"/>
+        </w:rPr>
+        <w:t>Task Duration:</w:t>
+      </w:r>
+    </w:p>
+    <w:p>
+      <w:pPr>
+        <w:numPr>
+          <w:ilvl w:val="1"/>
+          <w:numId w:val="8"/>
+        </w:numPr>
+        <w:spacing w:line="360" w:lineRule="auto"/>
+        <w:jc w:val="both"/>
+        <w:rPr>
+          <w:rFonts w:ascii="Times New Roman" w:hAnsi="Times New Roman" w:cs="Times New Roman"/>
+        </w:rPr>
+      </w:pPr>
+      <w:r>
+        <w:rPr>
+          <w:rFonts w:ascii="Times New Roman" w:hAnsi="Times New Roman" w:cs="Times New Roman"/>
+        </w:rPr>
+        <w:t>The length of the bar represents the time needed to complete the task.</w:t>
+      </w:r>
+    </w:p>
+    <w:p>
+      <w:pPr>
+        <w:numPr>
+          <w:ilvl w:val="1"/>
+          <w:numId w:val="8"/>
+        </w:numPr>
+        <w:spacing w:line="360" w:lineRule="auto"/>
+        <w:jc w:val="both"/>
+        <w:rPr>
+          <w:rFonts w:ascii="Times New Roman" w:hAnsi="Times New Roman" w:cs="Times New Roman"/>
+        </w:rPr>
+      </w:pPr>
+      <w:r>
+        <w:rPr>
+          <w:rFonts w:ascii="Times New Roman" w:hAnsi="Times New Roman" w:cs="Times New Roman"/>
+        </w:rPr>
+        <w:t>The position of the bar shows its start and end dates.</w:t>
+      </w:r>
+    </w:p>
+    <w:p>
+      <w:pPr>
+        <w:numPr>
+          <w:ilvl w:val="0"/>
+          <w:numId w:val="8"/>
+        </w:numPr>
+        <w:spacing w:line="360" w:lineRule="auto"/>
+        <w:jc w:val="both"/>
+        <w:rPr>
+          <w:rFonts w:ascii="Times New Roman" w:hAnsi="Times New Roman" w:cs="Times New Roman"/>
+          <w:u w:val="single"/>
+        </w:rPr>
+      </w:pPr>
+      <w:r>
+        <w:rPr>
+          <w:rFonts w:ascii="Times New Roman" w:hAnsi="Times New Roman" w:cs="Times New Roman"/>
+          <w:u w:val="single"/>
+        </w:rPr>
+        <w:t>Dependencies:</w:t>
+      </w:r>
+    </w:p>
+    <w:p>
+      <w:pPr>
+        <w:numPr>
+          <w:ilvl w:val="1"/>
+          <w:numId w:val="8"/>
+        </w:numPr>
+        <w:spacing w:line="360" w:lineRule="auto"/>
+        <w:jc w:val="both"/>
+        <w:rPr>
+          <w:rFonts w:ascii="Times New Roman" w:hAnsi="Times New Roman" w:cs="Times New Roman"/>
+        </w:rPr>
+      </w:pPr>
+      <w:r>
+        <w:rPr>
+          <w:rFonts w:ascii="Times New Roman" w:hAnsi="Times New Roman" w:cs="Times New Roman"/>
+        </w:rPr>
+        <w:t>Lines or arrows show the relationship between tasks.</w:t>
+      </w:r>
+    </w:p>
+    <w:p>
+      <w:pPr>
+        <w:numPr>
+          <w:ilvl w:val="1"/>
+          <w:numId w:val="8"/>
+        </w:numPr>
+        <w:spacing w:line="360" w:lineRule="auto"/>
+        <w:jc w:val="both"/>
+        <w:rPr>
+          <w:rFonts w:ascii="Times New Roman" w:hAnsi="Times New Roman" w:cs="Times New Roman"/>
+        </w:rPr>
+      </w:pPr>
+      <w:r>
+        <w:rPr>
+          <w:rFonts w:ascii="Times New Roman" w:hAnsi="Times New Roman" w:cs="Times New Roman"/>
+        </w:rPr>
+        <w:t>They indicate which task needs to be completed before another begins.</w:t>
+      </w:r>
+    </w:p>
+    <w:p>
+      <w:pPr>
+        <w:numPr>
+          <w:ilvl w:val="0"/>
+          <w:numId w:val="8"/>
+        </w:numPr>
+        <w:spacing w:line="360" w:lineRule="auto"/>
+        <w:jc w:val="both"/>
+        <w:rPr>
+          <w:rFonts w:ascii="Times New Roman" w:hAnsi="Times New Roman" w:cs="Times New Roman"/>
+          <w:u w:val="single"/>
+        </w:rPr>
+      </w:pPr>
+      <w:r>
+        <w:rPr>
+          <w:rFonts w:ascii="Times New Roman" w:hAnsi="Times New Roman" w:cs="Times New Roman"/>
+          <w:u w:val="single"/>
+        </w:rPr>
+        <w:t>Milestones:</w:t>
+      </w:r>
+    </w:p>
+    <w:p>
+      <w:pPr>
+        <w:numPr>
+          <w:ilvl w:val="1"/>
+          <w:numId w:val="8"/>
+        </w:numPr>
+        <w:spacing w:line="360" w:lineRule="auto"/>
+        <w:jc w:val="both"/>
+        <w:rPr>
+          <w:rFonts w:ascii="Times New Roman" w:hAnsi="Times New Roman" w:cs="Times New Roman"/>
+        </w:rPr>
+      </w:pPr>
+      <w:r>
+        <w:rPr>
+          <w:rFonts w:ascii="Times New Roman" w:hAnsi="Times New Roman" w:cs="Times New Roman"/>
+        </w:rPr>
+        <w:t>Important events or achievements are shown as milestones.</w:t>
+      </w:r>
+    </w:p>
+    <w:p>
+      <w:pPr>
+        <w:numPr>
+          <w:ilvl w:val="1"/>
+          <w:numId w:val="8"/>
+        </w:numPr>
+        <w:spacing w:line="360" w:lineRule="auto"/>
+        <w:jc w:val="both"/>
+        <w:rPr>
+          <w:rFonts w:ascii="Times New Roman" w:hAnsi="Times New Roman" w:cs="Times New Roman"/>
+        </w:rPr>
+      </w:pPr>
+      <w:r>
+        <w:rPr>
+          <w:rFonts w:ascii="Times New Roman" w:hAnsi="Times New Roman" w:cs="Times New Roman"/>
+        </w:rPr>
+        <w:t>They are often represented by diamond shapes.</w:t>
+      </w:r>
+    </w:p>
+    <w:p>
+      <w:pPr>
+        <w:numPr>
+          <w:ilvl w:val="0"/>
+          <w:numId w:val="8"/>
+        </w:numPr>
+        <w:spacing w:line="360" w:lineRule="auto"/>
+        <w:jc w:val="both"/>
+        <w:rPr>
+          <w:rFonts w:ascii="Times New Roman" w:hAnsi="Times New Roman" w:cs="Times New Roman"/>
+          <w:u w:val="single"/>
+        </w:rPr>
+      </w:pPr>
+      <w:r>
+        <w:rPr>
+          <w:rFonts w:ascii="Times New Roman" w:hAnsi="Times New Roman" w:cs="Times New Roman"/>
+          <w:u w:val="single"/>
+        </w:rPr>
+        <w:t>Progress Tracking:</w:t>
+      </w:r>
+    </w:p>
+    <w:p>
+      <w:pPr>
+        <w:numPr>
+          <w:ilvl w:val="1"/>
+          <w:numId w:val="8"/>
+        </w:numPr>
+        <w:spacing w:line="360" w:lineRule="auto"/>
+        <w:jc w:val="both"/>
+        <w:rPr>
+          <w:rFonts w:ascii="Times New Roman" w:hAnsi="Times New Roman" w:cs="Times New Roman"/>
+        </w:rPr>
+      </w:pPr>
+      <w:r>
+        <w:rPr>
+          <w:rFonts w:ascii="Times New Roman" w:hAnsi="Times New Roman" w:cs="Times New Roman"/>
+        </w:rPr>
+        <w:t>Different colors or shading can show how much of a task has been completed.</w:t>
+      </w:r>
+    </w:p>
+    <w:p>
+      <w:pPr>
+        <w:numPr>
+          <w:ilvl w:val="1"/>
+          <w:numId w:val="8"/>
+        </w:numPr>
+        <w:spacing w:line="360" w:lineRule="auto"/>
+        <w:jc w:val="both"/>
+        <w:rPr>
+          <w:rFonts w:ascii="Times New Roman" w:hAnsi="Times New Roman" w:cs="Times New Roman"/>
+        </w:rPr>
+      </w:pPr>
+      <w:r>
+        <w:rPr>
+          <w:rFonts w:ascii="Times New Roman" w:hAnsi="Times New Roman" w:cs="Times New Roman"/>
+        </w:rPr>
+        <w:lastRenderedPageBreak/>
+        <w:t>This helps in monitoring project progress.</w:t>
+      </w:r>
+    </w:p>
+    <w:p>
+      <w:pPr>
+        <w:spacing w:line="360" w:lineRule="auto"/>
+        <w:jc w:val="both"/>
+        <w:rPr>
+          <w:rFonts w:ascii="Times New Roman" w:hAnsi="Times New Roman" w:cs="Times New Roman"/>
+        </w:rPr>
+      </w:pPr>
+      <w:r>
+        <w:rPr>
+          <w:noProof/>
+        </w:rPr>
+        <w:drawing>
+          <wp:inline distT="0" distB="0" distL="0" distR="0" wp14:anchorId="0120A857" wp14:editId="5CE6D317">
+            <wp:extent cx="5300133" cy="3307327"/>
+            <wp:effectExtent l="0" t="0" r="0" b="7620"/>
+            <wp:docPr id="12" name="Picture 12"/>
+            <wp:cNvGraphicFramePr>
+              <a:graphicFrameLocks xmlns:a="http://schemas.openxmlformats.org/drawingml/2006/main" noChangeAspect="1"/>
+            </wp:cNvGraphicFramePr>
+            <a:graphic xmlns:a="http://schemas.openxmlformats.org/drawingml/2006/main">
+              <a:graphicData uri="http://schemas.openxmlformats.org/drawingml/2006/picture">
+                <pic:pic xmlns:pic="http://schemas.openxmlformats.org/drawingml/2006/picture">
+                  <pic:nvPicPr>
+                    <pic:cNvPr id="10" name="Picture 10"/>
+                    <pic:cNvPicPr/>
+                  </pic:nvPicPr>
+                  <pic:blipFill rotWithShape="1">
+                    <a:blip r:embed="rId36">
+                      <a:extLst>
+                        <a:ext uri="{28A0092B-C50C-407E-A947-70E740481C1C}">
+                          <a14:useLocalDpi xmlns:a14="http://schemas.microsoft.com/office/drawing/2010/main" val="0"/>
+                        </a:ext>
+                      </a:extLst>
+                    </a:blip>
+                    <a:srcRect l="1481" t="1382" r="1629" b="18005"/>
+                    <a:stretch/>
+                  </pic:blipFill>
+                  <pic:spPr bwMode="auto">
+                    <a:xfrm>
+                      <a:off x="0" y="0"/>
+                      <a:ext cx="5309295" cy="3313044"/>
+                    </a:xfrm>
+                    <a:prstGeom prst="rect">
+                      <a:avLst/>
+                    </a:prstGeom>
+                    <a:ln>
+                      <a:noFill/>
+                    </a:ln>
+                    <a:extLst>
+                      <a:ext uri="{53640926-AAD7-44D8-BBD7-CCE9431645EC}">
+                        <a14:shadowObscured xmlns:a14="http://schemas.microsoft.com/office/drawing/2010/main"/>
+                      </a:ext>
+                    </a:extLst>
+                  </pic:spPr>
+                </pic:pic>
+              </a:graphicData>
+            </a:graphic>
+          </wp:inline>
+        </w:drawing>
+      </w:r>
+    </w:p>
+    <w:p>
+      <w:pPr>
+        <w:spacing w:line="360" w:lineRule="auto"/>
+        <w:jc w:val="both"/>
+        <w:rPr>
+          <w:rFonts w:ascii="Times New Roman" w:hAnsi="Times New Roman" w:cs="Times New Roman"/>
+          <w:b/>
+          <w:bCs/>
+        </w:rPr>
+      </w:pPr>
+      <w:r>
+        <w:rPr>
+          <w:rFonts w:ascii="Times New Roman" w:hAnsi="Times New Roman" w:cs="Times New Roman"/>
+          <w:b/>
+          <w:bCs/>
+        </w:rPr>
+        <w:t>Network Diagram</w:t>
+      </w:r>
+    </w:p>
+    <w:p>
+      <w:pPr>
+        <w:spacing w:line="360" w:lineRule="auto"/>
+        <w:jc w:val="both"/>
+        <w:rPr>
+          <w:rFonts w:ascii="Times New Roman" w:hAnsi="Times New Roman" w:cs="Times New Roman"/>
+        </w:rPr>
+      </w:pPr>
+      <w:r>
+        <w:rPr>
+          <w:rFonts w:ascii="Times New Roman" w:hAnsi="Times New Roman" w:cs="Times New Roman"/>
+        </w:rPr>
+        <w:t>A network diagram is a visual representation of project activities and the dependencies between them. It shows the logical sequence of tasks and how they are connected from the beginning to the completion of a project. Network diagrams are useful for project scheduling, dependency analysis, and identifying the critical path.</w:t>
+      </w:r>
+    </w:p>
+    <w:p>
+      <w:pPr>
+        <w:spacing w:line="360" w:lineRule="auto"/>
+        <w:jc w:val="both"/>
+        <w:rPr>
+          <w:rFonts w:ascii="Times New Roman" w:hAnsi="Times New Roman" w:cs="Times New Roman"/>
+          <w:b/>
+          <w:bCs/>
+        </w:rPr>
+      </w:pPr>
+      <w:r>
+        <w:rPr>
+          <w:rFonts w:ascii="Times New Roman" w:hAnsi="Times New Roman" w:cs="Times New Roman"/>
+          <w:b/>
+          <w:bCs/>
+        </w:rPr>
+        <w:t>Features of a Network Diagram:</w:t>
+      </w:r>
+    </w:p>
+    <w:p>
+      <w:pPr>
+        <w:numPr>
+          <w:ilvl w:val="0"/>
+          <w:numId w:val="9"/>
+        </w:numPr>
+        <w:spacing w:line="360" w:lineRule="auto"/>
+        <w:jc w:val="both"/>
+        <w:rPr>
+          <w:rFonts w:ascii="Times New Roman" w:hAnsi="Times New Roman" w:cs="Times New Roman"/>
+          <w:u w:val="single"/>
+        </w:rPr>
+      </w:pPr>
+      <w:r>
+        <w:rPr>
+          <w:rFonts w:ascii="Times New Roman" w:hAnsi="Times New Roman" w:cs="Times New Roman"/>
+          <w:u w:val="single"/>
+        </w:rPr>
+        <w:t>Activities/Nodes:</w:t>
+      </w:r>
+    </w:p>
+    <w:p>
+      <w:pPr>
+        <w:numPr>
+          <w:ilvl w:val="1"/>
+          <w:numId w:val="9"/>
+        </w:numPr>
+        <w:spacing w:line="360" w:lineRule="auto"/>
+        <w:jc w:val="both"/>
+        <w:rPr>
+          <w:rFonts w:ascii="Times New Roman" w:hAnsi="Times New Roman" w:cs="Times New Roman"/>
+        </w:rPr>
+      </w:pPr>
+      <w:r>
+        <w:rPr>
+          <w:rFonts w:ascii="Times New Roman" w:hAnsi="Times New Roman" w:cs="Times New Roman"/>
+        </w:rPr>
+        <w:t>Represent project tasks or activities.</w:t>
+      </w:r>
+    </w:p>
+    <w:p>
+      <w:pPr>
+        <w:numPr>
+          <w:ilvl w:val="1"/>
+          <w:numId w:val="9"/>
+        </w:numPr>
+        <w:spacing w:line="360" w:lineRule="auto"/>
+        <w:jc w:val="both"/>
+        <w:rPr>
+          <w:rFonts w:ascii="Times New Roman" w:hAnsi="Times New Roman" w:cs="Times New Roman"/>
+        </w:rPr>
+      </w:pPr>
+      <w:r>
+        <w:rPr>
+          <w:rFonts w:ascii="Times New Roman" w:hAnsi="Times New Roman" w:cs="Times New Roman"/>
+        </w:rPr>
+        <w:t>May include information such as duration and resources.</w:t>
+      </w:r>
+    </w:p>
+    <w:p>
+      <w:pPr>
+        <w:numPr>
+          <w:ilvl w:val="0"/>
+          <w:numId w:val="9"/>
+        </w:numPr>
+        <w:spacing w:line="360" w:lineRule="auto"/>
+        <w:jc w:val="both"/>
+        <w:rPr>
+          <w:rFonts w:ascii="Times New Roman" w:hAnsi="Times New Roman" w:cs="Times New Roman"/>
+          <w:u w:val="single"/>
+        </w:rPr>
+      </w:pPr>
+      <w:r>
+        <w:rPr>
+          <w:rFonts w:ascii="Times New Roman" w:hAnsi="Times New Roman" w:cs="Times New Roman"/>
+          <w:u w:val="single"/>
+        </w:rPr>
+        <w:t>Arrows/Connections:</w:t>
+      </w:r>
+    </w:p>
+    <w:p>
+      <w:pPr>
+        <w:numPr>
+          <w:ilvl w:val="1"/>
+          <w:numId w:val="9"/>
+        </w:numPr>
+        <w:spacing w:line="360" w:lineRule="auto"/>
+        <w:jc w:val="both"/>
+        <w:rPr>
+          <w:rFonts w:ascii="Times New Roman" w:hAnsi="Times New Roman" w:cs="Times New Roman"/>
+        </w:rPr>
+      </w:pPr>
+      <w:r>
+        <w:rPr>
+          <w:rFonts w:ascii="Times New Roman" w:hAnsi="Times New Roman" w:cs="Times New Roman"/>
+        </w:rPr>
+        <w:t>Show the relationship and flow between activities.</w:t>
+      </w:r>
+    </w:p>
+    <w:p>
+      <w:pPr>
+        <w:numPr>
+          <w:ilvl w:val="1"/>
+          <w:numId w:val="9"/>
+        </w:numPr>
+        <w:spacing w:line="360" w:lineRule="auto"/>
+        <w:jc w:val="both"/>
+        <w:rPr>
+          <w:rFonts w:ascii="Times New Roman" w:hAnsi="Times New Roman" w:cs="Times New Roman"/>
+        </w:rPr>
+      </w:pPr>
+      <w:r>
+        <w:rPr>
+          <w:rFonts w:ascii="Times New Roman" w:hAnsi="Times New Roman" w:cs="Times New Roman"/>
+        </w:rPr>
+        <w:t>Indicate the order in which tasks should be completed.</w:t>
+      </w:r>
+    </w:p>
+    <w:p>
+      <w:pPr>
+        <w:numPr>
+          <w:ilvl w:val="0"/>
+          <w:numId w:val="9"/>
+        </w:numPr>
+        <w:spacing w:line="360" w:lineRule="auto"/>
+        <w:jc w:val="both"/>
+        <w:rPr>
+          <w:rFonts w:ascii="Times New Roman" w:hAnsi="Times New Roman" w:cs="Times New Roman"/>
+          <w:u w:val="single"/>
+        </w:rPr>
+      </w:pPr>
+      <w:r>
+        <w:rPr>
+          <w:rFonts w:ascii="Times New Roman" w:hAnsi="Times New Roman" w:cs="Times New Roman"/>
+          <w:u w:val="single"/>
+        </w:rPr>
+        <w:t>Dependencies:</w:t>
+      </w:r>
+    </w:p>
+    <w:p>
+      <w:pPr>
+        <w:numPr>
+          <w:ilvl w:val="1"/>
+          <w:numId w:val="9"/>
+        </w:numPr>
+        <w:spacing w:line="360" w:lineRule="auto"/>
+        <w:jc w:val="both"/>
+        <w:rPr>
+          <w:rFonts w:ascii="Times New Roman" w:hAnsi="Times New Roman" w:cs="Times New Roman"/>
+        </w:rPr>
+      </w:pPr>
+      <w:r>
+        <w:rPr>
+          <w:rFonts w:ascii="Times New Roman" w:hAnsi="Times New Roman" w:cs="Times New Roman"/>
+        </w:rPr>
+        <w:t>Show which activities depend on other activities.</w:t>
+      </w:r>
+    </w:p>
+    <w:p>
+      <w:pPr>
+        <w:numPr>
+          <w:ilvl w:val="1"/>
+          <w:numId w:val="9"/>
+        </w:numPr>
+        <w:spacing w:line="360" w:lineRule="auto"/>
+        <w:jc w:val="both"/>
+        <w:rPr>
+          <w:rFonts w:ascii="Times New Roman" w:hAnsi="Times New Roman" w:cs="Times New Roman"/>
+        </w:rPr>
+      </w:pPr>
+      <w:r>
+        <w:rPr>
+          <w:rFonts w:ascii="Times New Roman" w:hAnsi="Times New Roman" w:cs="Times New Roman"/>
+        </w:rPr>
+        <w:t>Help identify tasks that can be performed in parallel.</w:t>
+      </w:r>
+    </w:p>
+    <w:p>
+      <w:pPr>
+        <w:numPr>
+          <w:ilvl w:val="0"/>
+          <w:numId w:val="9"/>
+        </w:numPr>
+        <w:spacing w:line="360" w:lineRule="auto"/>
+        <w:jc w:val="both"/>
+        <w:rPr>
+          <w:rFonts w:ascii="Times New Roman" w:hAnsi="Times New Roman" w:cs="Times New Roman"/>
+          <w:u w:val="single"/>
+        </w:rPr>
+      </w:pPr>
+      <w:r>
+        <w:rPr>
+          <w:rFonts w:ascii="Times New Roman" w:hAnsi="Times New Roman" w:cs="Times New Roman"/>
+          <w:u w:val="single"/>
+        </w:rPr>
+        <w:lastRenderedPageBreak/>
+        <w:t>Critical Path:</w:t>
+      </w:r>
+    </w:p>
+    <w:p>
+      <w:pPr>
+        <w:numPr>
+          <w:ilvl w:val="1"/>
+          <w:numId w:val="9"/>
+        </w:numPr>
+        <w:spacing w:line="360" w:lineRule="auto"/>
+        <w:jc w:val="both"/>
+        <w:rPr>
+          <w:rFonts w:ascii="Times New Roman" w:hAnsi="Times New Roman" w:cs="Times New Roman"/>
+        </w:rPr>
+      </w:pPr>
+      <w:r>
+        <w:rPr>
+          <w:rFonts w:ascii="Times New Roman" w:hAnsi="Times New Roman" w:cs="Times New Roman"/>
+        </w:rPr>
+        <w:t>The longest sequence of dependent activities in the project.</w:t>
+      </w:r>
+    </w:p>
+    <w:p>
+      <w:pPr>
+        <w:numPr>
+          <w:ilvl w:val="1"/>
+          <w:numId w:val="9"/>
+        </w:numPr>
+        <w:spacing w:line="360" w:lineRule="auto"/>
+        <w:jc w:val="both"/>
+        <w:rPr>
+          <w:rFonts w:ascii="Times New Roman" w:hAnsi="Times New Roman" w:cs="Times New Roman"/>
+        </w:rPr>
+      </w:pPr>
+      <w:r>
+        <w:rPr>
+          <w:rFonts w:ascii="Times New Roman" w:hAnsi="Times New Roman" w:cs="Times New Roman"/>
+        </w:rPr>
+        <w:t>Determines the minimum time required to complete the project.</w:t>
+      </w:r>
+    </w:p>
+    <w:p>
+      <w:pPr>
+        <w:numPr>
+          <w:ilvl w:val="0"/>
+          <w:numId w:val="9"/>
+        </w:numPr>
+        <w:spacing w:line="360" w:lineRule="auto"/>
+        <w:jc w:val="both"/>
+        <w:rPr>
+          <w:rFonts w:ascii="Times New Roman" w:hAnsi="Times New Roman" w:cs="Times New Roman"/>
+          <w:u w:val="single"/>
+        </w:rPr>
+      </w:pPr>
+      <w:r>
+        <w:rPr>
+          <w:rFonts w:ascii="Times New Roman" w:hAnsi="Times New Roman" w:cs="Times New Roman"/>
+          <w:u w:val="single"/>
+        </w:rPr>
+        <w:t>Project Timeline:</w:t>
+      </w:r>
+    </w:p>
+    <w:p>
+      <w:pPr>
+        <w:numPr>
+          <w:ilvl w:val="1"/>
+          <w:numId w:val="9"/>
+        </w:numPr>
+        <w:spacing w:line="360" w:lineRule="auto"/>
+        <w:jc w:val="both"/>
+        <w:rPr>
+          <w:rFonts w:ascii="Times New Roman" w:hAnsi="Times New Roman" w:cs="Times New Roman"/>
+        </w:rPr>
+      </w:pPr>
+      <w:r>
+        <w:rPr>
+          <w:rFonts w:ascii="Times New Roman" w:hAnsi="Times New Roman" w:cs="Times New Roman"/>
+        </w:rPr>
+        <w:t>Helps visualize the overall flow and schedule of project activities.</w:t>
+      </w:r>
+    </w:p>
+    <w:p>
+      <w:pPr>
+        <w:spacing w:line="360" w:lineRule="auto"/>
+        <w:jc w:val="both"/>
+        <w:rPr>
+          <w:rFonts w:ascii="Times New Roman" w:hAnsi="Times New Roman" w:cs="Times New Roman"/>
+          <w:b/>
+          <w:bCs/>
+        </w:rPr>
+      </w:pPr>
+      <w:r>
+        <w:rPr>
+          <w:rFonts w:ascii="Times New Roman" w:hAnsi="Times New Roman" w:cs="Times New Roman"/>
+          <w:b/>
+          <w:bCs/>
+        </w:rPr>
+        <w:t>Types of Network Diagram:</w:t>
+      </w:r>
+    </w:p>
+    <w:p>
+      <w:pPr>
+        <w:numPr>
+          <w:ilvl w:val="0"/>
+          <w:numId w:val="10"/>
+        </w:numPr>
+        <w:spacing w:line="360" w:lineRule="auto"/>
+        <w:jc w:val="both"/>
+        <w:rPr>
+          <w:rFonts w:ascii="Times New Roman" w:hAnsi="Times New Roman" w:cs="Times New Roman"/>
+        </w:rPr>
+      </w:pPr>
+      <w:r>
+        <w:rPr>
+          <w:rFonts w:ascii="Times New Roman" w:hAnsi="Times New Roman" w:cs="Times New Roman"/>
+          <w:u w:val="single"/>
+        </w:rPr>
+        <w:t>Activity-on-Arrow (AOA):</w:t>
+      </w:r>
+      <w:r>
+        <w:rPr>
+          <w:rFonts w:ascii="Times New Roman" w:hAnsi="Times New Roman" w:cs="Times New Roman"/>
+        </w:rPr>
+        <w:t xml:space="preserve"> Activities are represented by arrows, while nodes represent events. Dummy activities may be used to show certain dependencies.</w:t>
+      </w:r>
+    </w:p>
+    <w:p>
+      <w:pPr>
+        <w:numPr>
+          <w:ilvl w:val="0"/>
+          <w:numId w:val="10"/>
+        </w:numPr>
+        <w:spacing w:line="360" w:lineRule="auto"/>
+        <w:jc w:val="both"/>
+        <w:rPr>
+          <w:rFonts w:ascii="Times New Roman" w:hAnsi="Times New Roman" w:cs="Times New Roman"/>
+        </w:rPr>
+      </w:pPr>
+      <w:r>
+        <w:rPr>
+          <w:rFonts w:ascii="Times New Roman" w:hAnsi="Times New Roman" w:cs="Times New Roman"/>
+          <w:u w:val="single"/>
+        </w:rPr>
+        <w:t>Activity-on-Node (AON):</w:t>
+      </w:r>
+      <w:r>
+        <w:rPr>
+          <w:rFonts w:ascii="Times New Roman" w:hAnsi="Times New Roman" w:cs="Times New Roman"/>
+        </w:rPr>
+        <w:t xml:space="preserve"> Activities are represented by nodes, while arrows show the relationships between activities. It can represent different dependency types such as Finish-to-Start and Start-to-Start.</w:t>
+      </w:r>
+    </w:p>
+    <w:p>
+      <w:pPr>
+        <w:spacing w:line="360" w:lineRule="auto"/>
+        <w:jc w:val="both"/>
+        <w:rPr>
+          <w:rFonts w:ascii="Times New Roman" w:hAnsi="Times New Roman" w:cs="Times New Roman"/>
+        </w:rPr>
+      </w:pPr>
+      <w:r>
+        <w:rPr>
+          <w:rFonts w:ascii="Times New Roman" w:hAnsi="Times New Roman" w:cs="Times New Roman"/>
+        </w:rPr>
+        <w:t>Network diagrams provide a clear view of task relationships, project flow, dependencies, and scheduling, making them useful for project planning and analysis.</w:t>
+      </w:r>
+    </w:p>
+    <w:p>
+      <w:pPr>
+        <w:spacing w:line="360" w:lineRule="auto"/>
+        <w:jc w:val="center"/>
+        <w:rPr>
+          <w:rFonts w:ascii="Times New Roman" w:hAnsi="Times New Roman" w:cs="Times New Roman"/>
+        </w:rPr>
+      </w:pPr>
+      <w:r>
+        <w:rPr>
+          <w:rFonts w:ascii="Times New Roman" w:hAnsi="Times New Roman" w:cs="Times New Roman"/>
+          <w:noProof/>
+        </w:rPr>
+        <w:drawing>
+          <wp:inline distT="0" distB="0" distL="0" distR="0" wp14:anchorId="3655D2F9" wp14:editId="67F4C58B">
+            <wp:extent cx="5502910" cy="1995170"/>
+            <wp:effectExtent l="0" t="0" r="2540" b="5080"/>
+            <wp:docPr id="30" name="Picture 30"/>
+            <wp:cNvGraphicFramePr>
+              <a:graphicFrameLocks xmlns:a="http://schemas.openxmlformats.org/drawingml/2006/main" noChangeAspect="1"/>
+            </wp:cNvGraphicFramePr>
+            <a:graphic xmlns:a="http://schemas.openxmlformats.org/drawingml/2006/main">
+              <a:graphicData uri="http://schemas.openxmlformats.org/drawingml/2006/picture">
+                <pic:pic xmlns:pic="http://schemas.openxmlformats.org/drawingml/2006/picture">
+                  <pic:nvPicPr>
+                    <pic:cNvPr id="1" name=""/>
+                    <pic:cNvPicPr/>
+                  </pic:nvPicPr>
+                  <pic:blipFill>
+                    <a:blip r:embed="rId37"/>
+                    <a:stretch>
+                      <a:fillRect/>
+                    </a:stretch>
+                  </pic:blipFill>
+                  <pic:spPr>
+                    <a:xfrm>
+                      <a:off x="0" y="0"/>
+                      <a:ext cx="5502910" cy="1995170"/>
+                    </a:xfrm>
+                    <a:prstGeom prst="rect">
+                      <a:avLst/>
+                    </a:prstGeom>
+                  </pic:spPr>
+                </pic:pic>
+              </a:graphicData>
+            </a:graphic>
+          </wp:inline>
+        </w:drawing>
+      </w:r>
+    </w:p>
+    <w:p>
+      <w:pPr>
+        <w:spacing w:line="360" w:lineRule="auto"/>
+        <w:jc w:val="center"/>
+        <w:rPr>
+          <w:rFonts w:ascii="Times New Roman" w:hAnsi="Times New Roman" w:cs="Times New Roman"/>
+          <w:i/>
+          <w:iCs/>
+          <w:u w:val="single"/>
+        </w:rPr>
+      </w:pPr>
+      <w:r>
+        <w:rPr>
+          <w:rFonts w:ascii="Times New Roman" w:hAnsi="Times New Roman" w:cs="Times New Roman"/>
+          <w:i/>
+          <w:iCs/>
+          <w:u w:val="single"/>
+        </w:rPr>
+        <w:t>Figure: Network Diagram</w:t>
+      </w:r>
+    </w:p>
+    <w:p>
+      <w:pPr>
+        <w:rPr>
+          <w:rFonts w:ascii="Times New Roman" w:hAnsi="Times New Roman" w:cs="Times New Roman"/>
+          <w:i/>
+          <w:iCs/>
+          <w:u w:val="single"/>
+        </w:rPr>
+      </w:pPr>
+      <w:r>
+        <w:rPr>
+          <w:rFonts w:ascii="Times New Roman" w:hAnsi="Times New Roman" w:cs="Times New Roman"/>
+          <w:i/>
+          <w:iCs/>
+          <w:u w:val="single"/>
+        </w:rPr>
+        <w:br w:type="page"/>
+      </w:r>
+    </w:p>
+    <w:p>
+      <w:pPr>
+        <w:spacing w:line="360" w:lineRule="auto"/>
+        <w:jc w:val="both"/>
+        <w:rPr>
+          <w:rFonts w:ascii="Times New Roman" w:hAnsi="Times New Roman" w:cs="Times New Roman"/>
+          <w:b/>
+          <w:bCs/>
+          <w:sz w:val="28"/>
+          <w:szCs w:val="28"/>
+        </w:rPr>
+      </w:pPr>
+      <w:r>
+        <w:rPr>
+          <w:rFonts w:ascii="Times New Roman" w:hAnsi="Times New Roman" w:cs="Times New Roman"/>
+          <w:b/>
+          <w:bCs/>
+          <w:sz w:val="28"/>
+          <w:szCs w:val="28"/>
+        </w:rPr>
+        <w:lastRenderedPageBreak/>
+        <w:t>4.What is the purpose of the precedence diagram method?</w:t>
+      </w:r>
+    </w:p>
+    <w:p>
+      <w:pPr>
+        <w:spacing w:line="360" w:lineRule="auto"/>
+        <w:jc w:val="both"/>
+        <w:rPr>
+          <w:rFonts w:ascii="Times New Roman" w:hAnsi="Times New Roman" w:cs="Times New Roman"/>
+        </w:rPr>
+      </w:pPr>
+      <w:r>
+        <w:rPr>
+          <w:rFonts w:ascii="Times New Roman" w:hAnsi="Times New Roman" w:cs="Times New Roman"/>
+        </w:rPr>
+        <w:t>The Precedence Diagram Method (PDM) is a project scheduling technique used to represent activities and their dependencies in a logical sequence. It helps project managers plan, schedule, and analyze project activities effectively.</w:t>
+      </w:r>
+    </w:p>
+    <w:p>
+      <w:pPr>
+        <w:spacing w:line="360" w:lineRule="auto"/>
+        <w:jc w:val="both"/>
+        <w:rPr>
+          <w:rFonts w:ascii="Times New Roman" w:hAnsi="Times New Roman" w:cs="Times New Roman"/>
+          <w:b/>
+          <w:bCs/>
+        </w:rPr>
+      </w:pPr>
+      <w:r>
+        <w:rPr>
+          <w:rFonts w:ascii="Times New Roman" w:hAnsi="Times New Roman" w:cs="Times New Roman"/>
+          <w:b/>
+          <w:bCs/>
+        </w:rPr>
+        <w:t>Purposes of PDM:</w:t>
+      </w:r>
+    </w:p>
+    <w:p>
+      <w:pPr>
+        <w:numPr>
+          <w:ilvl w:val="0"/>
+          <w:numId w:val="11"/>
+        </w:numPr>
+        <w:spacing w:line="360" w:lineRule="auto"/>
+        <w:jc w:val="both"/>
+        <w:rPr>
+          <w:rFonts w:ascii="Times New Roman" w:hAnsi="Times New Roman" w:cs="Times New Roman"/>
+        </w:rPr>
+      </w:pPr>
+      <w:r>
+        <w:rPr>
+          <w:rFonts w:ascii="Times New Roman" w:hAnsi="Times New Roman" w:cs="Times New Roman"/>
+          <w:u w:val="single"/>
+        </w:rPr>
+        <w:t>Identify Dependencies:</w:t>
+      </w:r>
+      <w:r>
+        <w:rPr>
+          <w:rFonts w:ascii="Times New Roman" w:hAnsi="Times New Roman" w:cs="Times New Roman"/>
+        </w:rPr>
+        <w:t xml:space="preserve"> Shows the relationships between activities and their required sequence.</w:t>
+      </w:r>
+    </w:p>
+    <w:p>
+      <w:pPr>
+        <w:numPr>
+          <w:ilvl w:val="0"/>
+          <w:numId w:val="11"/>
+        </w:numPr>
+        <w:spacing w:line="360" w:lineRule="auto"/>
+        <w:jc w:val="both"/>
+        <w:rPr>
+          <w:rFonts w:ascii="Times New Roman" w:hAnsi="Times New Roman" w:cs="Times New Roman"/>
+        </w:rPr>
+      </w:pPr>
+      <w:r>
+        <w:rPr>
+          <w:rFonts w:ascii="Times New Roman" w:hAnsi="Times New Roman" w:cs="Times New Roman"/>
+          <w:u w:val="single"/>
+        </w:rPr>
+        <w:t>Improve Scheduling:</w:t>
+      </w:r>
+      <w:r>
+        <w:rPr>
+          <w:rFonts w:ascii="Times New Roman" w:hAnsi="Times New Roman" w:cs="Times New Roman"/>
+        </w:rPr>
+        <w:t xml:space="preserve"> Helps create a clear and realistic project schedule.</w:t>
+      </w:r>
+    </w:p>
+    <w:p>
+      <w:pPr>
+        <w:numPr>
+          <w:ilvl w:val="0"/>
+          <w:numId w:val="11"/>
+        </w:numPr>
+        <w:spacing w:line="360" w:lineRule="auto"/>
+        <w:jc w:val="both"/>
+        <w:rPr>
+          <w:rFonts w:ascii="Times New Roman" w:hAnsi="Times New Roman" w:cs="Times New Roman"/>
+        </w:rPr>
+      </w:pPr>
+      <w:r>
+        <w:rPr>
+          <w:rFonts w:ascii="Times New Roman" w:hAnsi="Times New Roman" w:cs="Times New Roman"/>
+          <w:u w:val="single"/>
+        </w:rPr>
+        <w:t>Identify the Critical Path:</w:t>
+      </w:r>
+      <w:r>
+        <w:rPr>
+          <w:rFonts w:ascii="Times New Roman" w:hAnsi="Times New Roman" w:cs="Times New Roman"/>
+        </w:rPr>
+        <w:t xml:space="preserve"> Shows activities that directly affect the project completion time.</w:t>
+      </w:r>
+    </w:p>
+    <w:p>
+      <w:pPr>
+        <w:numPr>
+          <w:ilvl w:val="0"/>
+          <w:numId w:val="11"/>
+        </w:numPr>
+        <w:spacing w:line="360" w:lineRule="auto"/>
+        <w:jc w:val="both"/>
+        <w:rPr>
+          <w:rFonts w:ascii="Times New Roman" w:hAnsi="Times New Roman" w:cs="Times New Roman"/>
+        </w:rPr>
+      </w:pPr>
+      <w:r>
+        <w:rPr>
+          <w:rFonts w:ascii="Times New Roman" w:hAnsi="Times New Roman" w:cs="Times New Roman"/>
+          <w:u w:val="single"/>
+        </w:rPr>
+        <w:t>Determine Float:</w:t>
+      </w:r>
+      <w:r>
+        <w:rPr>
+          <w:rFonts w:ascii="Times New Roman" w:hAnsi="Times New Roman" w:cs="Times New Roman"/>
+        </w:rPr>
+        <w:t xml:space="preserve"> Identifies activities that can be delayed without affecting the overall schedule.</w:t>
+      </w:r>
+    </w:p>
+    <w:p>
+      <w:pPr>
+        <w:numPr>
+          <w:ilvl w:val="0"/>
+          <w:numId w:val="11"/>
+        </w:numPr>
+        <w:spacing w:line="360" w:lineRule="auto"/>
+        <w:jc w:val="both"/>
+        <w:rPr>
+          <w:rFonts w:ascii="Times New Roman" w:hAnsi="Times New Roman" w:cs="Times New Roman"/>
+        </w:rPr>
+      </w:pPr>
+      <w:r>
+        <w:rPr>
+          <w:rFonts w:ascii="Times New Roman" w:hAnsi="Times New Roman" w:cs="Times New Roman"/>
+          <w:u w:val="single"/>
+        </w:rPr>
+        <w:t>Support Resource Planning</w:t>
+      </w:r>
+      <w:r>
+        <w:rPr>
+          <w:rFonts w:ascii="Times New Roman" w:hAnsi="Times New Roman" w:cs="Times New Roman"/>
+          <w:b/>
+          <w:bCs/>
+        </w:rPr>
+        <w:t>:</w:t>
+      </w:r>
+      <w:r>
+        <w:rPr>
+          <w:rFonts w:ascii="Times New Roman" w:hAnsi="Times New Roman" w:cs="Times New Roman"/>
+        </w:rPr>
+        <w:t xml:space="preserve"> Helps organize resources according to task requirements and dependencies.</w:t>
+      </w:r>
+    </w:p>
+    <w:p>
+      <w:pPr>
+        <w:numPr>
+          <w:ilvl w:val="0"/>
+          <w:numId w:val="11"/>
+        </w:numPr>
+        <w:spacing w:line="360" w:lineRule="auto"/>
+        <w:jc w:val="both"/>
+        <w:rPr>
+          <w:rFonts w:ascii="Times New Roman" w:hAnsi="Times New Roman" w:cs="Times New Roman"/>
+        </w:rPr>
+      </w:pPr>
+      <w:r>
+        <w:rPr>
+          <w:rFonts w:ascii="Times New Roman" w:hAnsi="Times New Roman" w:cs="Times New Roman"/>
+          <w:u w:val="single"/>
+        </w:rPr>
+        <w:t>Improve Communication:</w:t>
+      </w:r>
+      <w:r>
+        <w:rPr>
+          <w:rFonts w:ascii="Times New Roman" w:hAnsi="Times New Roman" w:cs="Times New Roman"/>
+        </w:rPr>
+        <w:t xml:space="preserve"> Provides a simple visual representation of the project workflow for teams and stakeholders.</w:t>
+      </w:r>
+    </w:p>
+    <w:p>
+      <w:pPr>
+        <w:rPr>
+          <w:rFonts w:ascii="Times New Roman" w:hAnsi="Times New Roman" w:cs="Times New Roman"/>
+        </w:rPr>
+      </w:pPr>
+      <w:r>
+        <w:rPr>
+          <w:rFonts w:ascii="Times New Roman" w:hAnsi="Times New Roman" w:cs="Times New Roman"/>
+        </w:rPr>
+        <w:br w:type="page"/>
+      </w:r>
+    </w:p>
+    <w:p>
+      <w:pPr>
+        <w:spacing w:line="360" w:lineRule="auto"/>
+        <w:jc w:val="both"/>
+        <w:rPr>
+          <w:rFonts w:ascii="Times New Roman" w:hAnsi="Times New Roman" w:cs="Times New Roman"/>
+          <w:b/>
+          <w:bCs/>
+          <w:sz w:val="28"/>
+          <w:szCs w:val="28"/>
+        </w:rPr>
+      </w:pPr>
+      <w:r>
+        <w:rPr>
+          <w:rFonts w:ascii="Times New Roman" w:hAnsi="Times New Roman" w:cs="Times New Roman"/>
+          <w:b/>
+          <w:bCs/>
+          <w:sz w:val="28"/>
+          <w:szCs w:val="28"/>
+        </w:rPr>
+        <w:lastRenderedPageBreak/>
+        <w:t>5.</w:t>
+      </w:r>
+      <w:r>
+        <w:rPr>
+          <w:rFonts w:ascii="Times New Roman" w:hAnsi="Times New Roman" w:cs="Times New Roman"/>
+          <w:b/>
+          <w:bCs/>
+          <w:sz w:val="28"/>
+          <w:szCs w:val="28"/>
+        </w:rPr>
+        <w:t xml:space="preserve"> </w:t>
+      </w:r>
+      <w:r>
+        <w:rPr>
+          <w:rFonts w:ascii="Times New Roman" w:hAnsi="Times New Roman" w:cs="Times New Roman"/>
+          <w:b/>
+          <w:bCs/>
+          <w:sz w:val="28"/>
+          <w:szCs w:val="28"/>
+        </w:rPr>
+        <w:t>Draw the precedence network diagram and Gantt Chart using MS Project.</w:t>
+      </w:r>
+    </w:p>
+    <w:p>
+      <w:pPr>
+        <w:spacing w:line="360" w:lineRule="auto"/>
+        <w:jc w:val="center"/>
+        <w:rPr>
+          <w:rFonts w:ascii="Times New Roman" w:hAnsi="Times New Roman" w:cs="Times New Roman"/>
+        </w:rPr>
+      </w:pPr>
+      <w:r>
+        <w:rPr>
+          <w:rFonts w:ascii="Times New Roman" w:hAnsi="Times New Roman" w:cs="Times New Roman"/>
+          <w:noProof/>
+        </w:rPr>
+        <w:drawing>
+          <wp:inline distT="0" distB="0" distL="0" distR="0" wp14:anchorId="6EFD628D" wp14:editId="2DAC5A9D">
+            <wp:extent cx="4072269" cy="2714846"/>
+            <wp:effectExtent l="0" t="0" r="4445" b="9525"/>
+            <wp:docPr id="32" name="Picture 32"/>
+            <wp:cNvGraphicFramePr>
+              <a:graphicFrameLocks xmlns:a="http://schemas.openxmlformats.org/drawingml/2006/main" noChangeAspect="1"/>
+            </wp:cNvGraphicFramePr>
+            <a:graphic xmlns:a="http://schemas.openxmlformats.org/drawingml/2006/main">
+              <a:graphicData uri="http://schemas.openxmlformats.org/drawingml/2006/picture">
+                <pic:pic xmlns:pic="http://schemas.openxmlformats.org/drawingml/2006/picture">
+                  <pic:nvPicPr>
+                    <pic:cNvPr id="1" name=""/>
+                    <pic:cNvPicPr/>
+                  </pic:nvPicPr>
+                  <pic:blipFill>
+                    <a:blip r:embed="rId38"/>
+                    <a:stretch>
+                      <a:fillRect/>
+                    </a:stretch>
+                  </pic:blipFill>
+                  <pic:spPr>
+                    <a:xfrm>
+                      <a:off x="0" y="0"/>
+                      <a:ext cx="4078615" cy="2719076"/>
+                    </a:xfrm>
+                    <a:prstGeom prst="rect">
+                      <a:avLst/>
+                    </a:prstGeom>
+                  </pic:spPr>
+                </pic:pic>
+              </a:graphicData>
+            </a:graphic>
+          </wp:inline>
+        </w:drawing>
+      </w:r>
+    </w:p>
+    <w:p>
+      <w:pPr>
+        <w:spacing w:line="360" w:lineRule="auto"/>
+        <w:jc w:val="center"/>
+        <w:rPr>
+          <w:rFonts w:ascii="Times New Roman" w:hAnsi="Times New Roman" w:cs="Times New Roman"/>
+        </w:rPr>
+      </w:pPr>
+      <w:r>
+        <w:rPr>
+          <w:rFonts w:ascii="Times New Roman" w:hAnsi="Times New Roman" w:cs="Times New Roman"/>
+          <w:noProof/>
+        </w:rPr>
+        <w:drawing>
+          <wp:inline distT="0" distB="0" distL="0" distR="0" wp14:anchorId="7675BF44" wp14:editId="625E6B47">
+            <wp:extent cx="5502910" cy="2406015"/>
+            <wp:effectExtent l="0" t="0" r="2540" b="0"/>
+            <wp:docPr id="33" name="Picture 33"/>
+            <wp:cNvGraphicFramePr>
+              <a:graphicFrameLocks xmlns:a="http://schemas.openxmlformats.org/drawingml/2006/main" noChangeAspect="1"/>
+            </wp:cNvGraphicFramePr>
+            <a:graphic xmlns:a="http://schemas.openxmlformats.org/drawingml/2006/main">
+              <a:graphicData uri="http://schemas.openxmlformats.org/drawingml/2006/picture">
+                <pic:pic xmlns:pic="http://schemas.openxmlformats.org/drawingml/2006/picture">
+                  <pic:nvPicPr>
+                    <pic:cNvPr id="1" name=""/>
+                    <pic:cNvPicPr/>
+                  </pic:nvPicPr>
+                  <pic:blipFill>
+                    <a:blip r:embed="rId39"/>
+                    <a:stretch>
+                      <a:fillRect/>
+                    </a:stretch>
+                  </pic:blipFill>
+                  <pic:spPr>
+                    <a:xfrm>
+                      <a:off x="0" y="0"/>
+                      <a:ext cx="5502910" cy="2406015"/>
+                    </a:xfrm>
+                    <a:prstGeom prst="rect">
+                      <a:avLst/>
+                    </a:prstGeom>
+                  </pic:spPr>
+                </pic:pic>
+              </a:graphicData>
+            </a:graphic>
+          </wp:inline>
+        </w:drawing>
+      </w:r>
+    </w:p>
+    <w:p>
+      <w:pPr>
+        <w:spacing w:line="360" w:lineRule="auto"/>
+        <w:jc w:val="both"/>
+        <w:rPr>
+          <w:rFonts w:ascii="Times New Roman" w:hAnsi="Times New Roman" w:cs="Times New Roman"/>
+        </w:rPr>
+      </w:pPr>
+      <w:r>
+        <w:rPr>
+          <w:rFonts w:ascii="Times New Roman" w:hAnsi="Times New Roman" w:cs="Times New Roman"/>
+        </w:rPr>
+        <w:t>So</w:t>
+      </w:r>
+      <w:r>
+        <w:rPr>
+          <w:rFonts w:ascii="Times New Roman" w:hAnsi="Times New Roman" w:cs="Times New Roman"/>
+        </w:rPr>
+        <w:t>,</w:t>
+      </w:r>
+      <w:r>
+        <w:rPr>
+          <w:rFonts w:ascii="Times New Roman" w:hAnsi="Times New Roman" w:cs="Times New Roman"/>
+        </w:rPr>
+        <w:t xml:space="preserve"> the project takes </w:t>
+      </w:r>
+      <w:r>
+        <w:rPr>
+          <w:rFonts w:ascii="Times New Roman" w:hAnsi="Times New Roman" w:cs="Times New Roman"/>
+        </w:rPr>
+        <w:t>130 days</w:t>
+      </w:r>
+      <w:r>
+        <w:rPr>
+          <w:rFonts w:ascii="Times New Roman" w:hAnsi="Times New Roman" w:cs="Times New Roman"/>
+        </w:rPr>
+        <w:t xml:space="preserve"> on this earliest-start schedule.</w:t>
+      </w:r>
+    </w:p>
+    <w:p>
+      <w:pPr>
+        <w:spacing w:line="360" w:lineRule="auto"/>
+        <w:jc w:val="both"/>
+        <w:rPr>
+          <w:rFonts w:ascii="Times New Roman" w:hAnsi="Times New Roman" w:cs="Times New Roman"/>
+          <w:u w:val="single"/>
+        </w:rPr>
+      </w:pPr>
+      <w:r>
+        <w:rPr>
+          <w:rFonts w:ascii="Times New Roman" w:hAnsi="Times New Roman" w:cs="Times New Roman"/>
+          <w:u w:val="single"/>
+        </w:rPr>
+        <w:t>Gantt chart</w:t>
+      </w:r>
+    </w:p>
+    <w:p>
+      <w:pPr>
+        <w:spacing w:line="360" w:lineRule="auto"/>
+        <w:jc w:val="both"/>
+        <w:rPr>
+          <w:rFonts w:ascii="Times New Roman" w:hAnsi="Times New Roman" w:cs="Times New Roman"/>
+        </w:rPr>
+      </w:pPr>
+      <w:r>
+        <w:rPr>
+          <w:rFonts w:ascii="Times New Roman" w:hAnsi="Times New Roman" w:cs="Times New Roman"/>
+          <w:noProof/>
+        </w:rPr>
+        <w:lastRenderedPageBreak/>
+        <w:drawing>
+          <wp:inline distT="0" distB="0" distL="0" distR="0" wp14:anchorId="436BF2BE" wp14:editId="6DD059A1">
+            <wp:extent cx="5502910" cy="2017395"/>
+            <wp:effectExtent l="0" t="0" r="2540" b="1905"/>
+            <wp:docPr id="34" name="Picture 34"/>
+            <wp:cNvGraphicFramePr>
+              <a:graphicFrameLocks xmlns:a="http://schemas.openxmlformats.org/drawingml/2006/main" noChangeAspect="1"/>
+            </wp:cNvGraphicFramePr>
+            <a:graphic xmlns:a="http://schemas.openxmlformats.org/drawingml/2006/main">
+              <a:graphicData uri="http://schemas.openxmlformats.org/drawingml/2006/picture">
+                <pic:pic xmlns:pic="http://schemas.openxmlformats.org/drawingml/2006/picture">
+                  <pic:nvPicPr>
+                    <pic:cNvPr id="1" name=""/>
+                    <pic:cNvPicPr/>
+                  </pic:nvPicPr>
+                  <pic:blipFill>
+                    <a:blip r:embed="rId40"/>
+                    <a:stretch>
+                      <a:fillRect/>
+                    </a:stretch>
+                  </pic:blipFill>
+                  <pic:spPr>
+                    <a:xfrm>
+                      <a:off x="0" y="0"/>
+                      <a:ext cx="5502910" cy="2017395"/>
+                    </a:xfrm>
+                    <a:prstGeom prst="rect">
+                      <a:avLst/>
+                    </a:prstGeom>
+                  </pic:spPr>
+                </pic:pic>
+              </a:graphicData>
+            </a:graphic>
+          </wp:inline>
+        </w:drawing>
+      </w:r>
+    </w:p>
+    <w:p>
+      <w:pPr>
+        <w:spacing w:line="360" w:lineRule="auto"/>
+        <w:jc w:val="both"/>
+        <w:rPr>
+          <w:rFonts w:ascii="Times New Roman" w:hAnsi="Times New Roman" w:cs="Times New Roman"/>
+        </w:rPr>
+      </w:pPr>
+    </w:p>
+    <w:p>
+      <w:pPr>
+        <w:spacing w:line="360" w:lineRule="auto"/>
+        <w:jc w:val="both"/>
+        <w:rPr>
+          <w:rFonts w:ascii="Times New Roman" w:hAnsi="Times New Roman" w:cs="Times New Roman"/>
+          <w:u w:val="single"/>
+        </w:rPr>
+      </w:pPr>
+      <w:r>
+        <w:rPr>
+          <w:rFonts w:ascii="Times New Roman" w:hAnsi="Times New Roman" w:cs="Times New Roman"/>
+          <w:u w:val="single"/>
+        </w:rPr>
+        <w:t>Precedence Network</w:t>
+      </w:r>
+    </w:p>
+    <w:p>
+      <w:pPr>
+        <w:spacing w:line="360" w:lineRule="auto"/>
+        <w:jc w:val="both"/>
+        <w:rPr>
+          <w:rFonts w:ascii="Times New Roman" w:hAnsi="Times New Roman" w:cs="Times New Roman"/>
+        </w:rPr>
+      </w:pPr>
+      <w:r>
+        <w:rPr>
+          <w:rFonts w:ascii="Times New Roman" w:hAnsi="Times New Roman" w:cs="Times New Roman"/>
+          <w:noProof/>
+        </w:rPr>
+        <w:drawing>
+          <wp:inline distT="0" distB="0" distL="0" distR="0" wp14:anchorId="7D6DCFE2" wp14:editId="04A44DC7">
+            <wp:extent cx="5502910" cy="1588135"/>
+            <wp:effectExtent l="0" t="0" r="2540" b="0"/>
+            <wp:docPr id="35" name="Picture 35"/>
+            <wp:cNvGraphicFramePr>
+              <a:graphicFrameLocks xmlns:a="http://schemas.openxmlformats.org/drawingml/2006/main" noChangeAspect="1"/>
+            </wp:cNvGraphicFramePr>
+            <a:graphic xmlns:a="http://schemas.openxmlformats.org/drawingml/2006/main">
+              <a:graphicData uri="http://schemas.openxmlformats.org/drawingml/2006/picture">
+                <pic:pic xmlns:pic="http://schemas.openxmlformats.org/drawingml/2006/picture">
+                  <pic:nvPicPr>
+                    <pic:cNvPr id="1" name=""/>
+                    <pic:cNvPicPr/>
+                  </pic:nvPicPr>
+                  <pic:blipFill>
+                    <a:blip r:embed="rId41"/>
+                    <a:stretch>
+                      <a:fillRect/>
+                    </a:stretch>
+                  </pic:blipFill>
+                  <pic:spPr>
+                    <a:xfrm>
+                      <a:off x="0" y="0"/>
+                      <a:ext cx="5502910" cy="1588135"/>
+                    </a:xfrm>
+                    <a:prstGeom prst="rect">
+                      <a:avLst/>
+                    </a:prstGeom>
+                  </pic:spPr>
+                </pic:pic>
+              </a:graphicData>
+            </a:graphic>
+          </wp:inline>
+        </w:drawing>
+      </w:r>
+    </w:p>
+    <w:p>
+      <w:pPr>
+        <w:spacing w:line="360" w:lineRule="auto"/>
+        <w:jc w:val="both"/>
+        <w:rPr>
+          <w:rFonts w:ascii="Times New Roman" w:hAnsi="Times New Roman" w:cs="Times New Roman"/>
+        </w:rPr>
+      </w:pPr>
+    </w:p>
+    <w:p>
+      <w:pPr>
+        <w:rPr>
+          <w:rFonts w:ascii="Times New Roman" w:hAnsi="Times New Roman" w:cs="Times New Roman"/>
+        </w:rPr>
+      </w:pPr>
+      <w:r>
+        <w:rPr>
+          <w:rFonts w:ascii="Times New Roman" w:hAnsi="Times New Roman" w:cs="Times New Roman"/>
+        </w:rPr>
+        <w:br w:type="page"/>
+      </w:r>
+    </w:p>
+    <w:p>
+      <w:pPr>
+        <w:spacing w:line="360" w:lineRule="auto"/>
+        <w:jc w:val="both"/>
+        <w:rPr>
+          <w:rFonts w:ascii="Times New Roman" w:hAnsi="Times New Roman" w:cs="Times New Roman"/>
+          <w:b/>
+          <w:bCs/>
+          <w:sz w:val="28"/>
+          <w:szCs w:val="28"/>
+        </w:rPr>
+      </w:pPr>
+      <w:r>
+        <w:rPr>
+          <w:rFonts w:ascii="Times New Roman" w:hAnsi="Times New Roman" w:cs="Times New Roman"/>
+          <w:b/>
+          <w:bCs/>
+          <w:sz w:val="28"/>
+          <w:szCs w:val="28"/>
+        </w:rPr>
+        <w:lastRenderedPageBreak/>
+        <w:t>6.Draw the precedence network diagram and Gantt Chart using MS Project</w:t>
+      </w:r>
+    </w:p>
+    <w:p>
+      <w:pPr>
+        <w:spacing w:line="360" w:lineRule="auto"/>
+        <w:jc w:val="both"/>
+        <w:rPr>
+          <w:rFonts w:ascii="Times New Roman" w:hAnsi="Times New Roman" w:cs="Times New Roman"/>
+        </w:rPr>
+      </w:pPr>
+      <w:r>
+        <w:rPr>
+          <w:rFonts w:ascii="Times New Roman" w:hAnsi="Times New Roman" w:cs="Times New Roman"/>
+          <w:noProof/>
+        </w:rPr>
+        <w:drawing>
+          <wp:inline distT="0" distB="0" distL="0" distR="0" wp14:anchorId="7D981505" wp14:editId="55AF2EEE">
+            <wp:extent cx="5660136" cy="1234440"/>
+            <wp:effectExtent l="0" t="0" r="0" b="3810"/>
+            <wp:docPr id="36" name="Picture 36"/>
+            <wp:cNvGraphicFramePr>
+              <a:graphicFrameLocks xmlns:a="http://schemas.openxmlformats.org/drawingml/2006/main" noChangeAspect="1"/>
+            </wp:cNvGraphicFramePr>
+            <a:graphic xmlns:a="http://schemas.openxmlformats.org/drawingml/2006/main">
+              <a:graphicData uri="http://schemas.openxmlformats.org/drawingml/2006/picture">
+                <pic:pic xmlns:pic="http://schemas.openxmlformats.org/drawingml/2006/picture">
+                  <pic:nvPicPr>
+                    <pic:cNvPr id="1" name=""/>
+                    <pic:cNvPicPr/>
+                  </pic:nvPicPr>
+                  <pic:blipFill>
+                    <a:blip r:embed="rId42"/>
+                    <a:stretch>
+                      <a:fillRect/>
+                    </a:stretch>
+                  </pic:blipFill>
+                  <pic:spPr>
+                    <a:xfrm>
+                      <a:off x="0" y="0"/>
+                      <a:ext cx="5665280" cy="1235562"/>
+                    </a:xfrm>
+                    <a:prstGeom prst="rect">
+                      <a:avLst/>
+                    </a:prstGeom>
+                  </pic:spPr>
+                </pic:pic>
+              </a:graphicData>
+            </a:graphic>
+          </wp:inline>
+        </w:drawing>
+      </w:r>
+    </w:p>
+    <w:p>
+      <w:pPr>
+        <w:spacing w:line="360" w:lineRule="auto"/>
+        <w:jc w:val="both"/>
+        <w:rPr>
+          <w:rFonts w:ascii="Times New Roman" w:hAnsi="Times New Roman" w:cs="Times New Roman"/>
+        </w:rPr>
+      </w:pPr>
+      <w:r>
+        <w:rPr>
+          <w:rFonts w:ascii="Times New Roman" w:hAnsi="Times New Roman" w:cs="Times New Roman"/>
+          <w:noProof/>
+        </w:rPr>
+        <w:drawing>
+          <wp:inline distT="0" distB="0" distL="0" distR="0" wp14:anchorId="2A0DAD48" wp14:editId="1AED27CF">
+            <wp:extent cx="5502910" cy="1561465"/>
+            <wp:effectExtent l="0" t="0" r="2540" b="635"/>
+            <wp:docPr id="38" name="Picture 38"/>
+            <wp:cNvGraphicFramePr>
+              <a:graphicFrameLocks xmlns:a="http://schemas.openxmlformats.org/drawingml/2006/main" noChangeAspect="1"/>
+            </wp:cNvGraphicFramePr>
+            <a:graphic xmlns:a="http://schemas.openxmlformats.org/drawingml/2006/main">
+              <a:graphicData uri="http://schemas.openxmlformats.org/drawingml/2006/picture">
+                <pic:pic xmlns:pic="http://schemas.openxmlformats.org/drawingml/2006/picture">
+                  <pic:nvPicPr>
+                    <pic:cNvPr id="1" name=""/>
+                    <pic:cNvPicPr/>
+                  </pic:nvPicPr>
+                  <pic:blipFill>
+                    <a:blip r:embed="rId43"/>
+                    <a:stretch>
+                      <a:fillRect/>
+                    </a:stretch>
+                  </pic:blipFill>
+                  <pic:spPr>
+                    <a:xfrm>
+                      <a:off x="0" y="0"/>
+                      <a:ext cx="5502910" cy="1561465"/>
+                    </a:xfrm>
+                    <a:prstGeom prst="rect">
+                      <a:avLst/>
+                    </a:prstGeom>
+                  </pic:spPr>
+                </pic:pic>
+              </a:graphicData>
+            </a:graphic>
+          </wp:inline>
+        </w:drawing>
+      </w:r>
+    </w:p>
+    <w:p>
+      <w:pPr>
+        <w:spacing w:line="360" w:lineRule="auto"/>
+        <w:jc w:val="both"/>
+        <w:rPr>
+          <w:rFonts w:ascii="Times New Roman" w:hAnsi="Times New Roman" w:cs="Times New Roman"/>
+        </w:rPr>
+      </w:pPr>
+    </w:p>
+    <w:p>
+      <w:pPr>
+        <w:spacing w:line="360" w:lineRule="auto"/>
+        <w:jc w:val="both"/>
+        <w:rPr>
+          <w:rFonts w:ascii="Times New Roman" w:hAnsi="Times New Roman" w:cs="Times New Roman"/>
+          <w:u w:val="single"/>
+        </w:rPr>
+      </w:pPr>
+      <w:r>
+        <w:rPr>
+          <w:rFonts w:ascii="Times New Roman" w:hAnsi="Times New Roman" w:cs="Times New Roman"/>
+          <w:u w:val="single"/>
+        </w:rPr>
+        <w:t>Gantt Chart:</w:t>
+      </w:r>
+    </w:p>
+    <w:p>
+      <w:pPr>
+        <w:spacing w:line="360" w:lineRule="auto"/>
+        <w:jc w:val="both"/>
+        <w:rPr>
+          <w:rFonts w:ascii="Times New Roman" w:hAnsi="Times New Roman" w:cs="Times New Roman"/>
+        </w:rPr>
+      </w:pPr>
+      <w:r>
+        <w:rPr>
+          <w:rFonts w:ascii="Times New Roman" w:hAnsi="Times New Roman" w:cs="Times New Roman"/>
+          <w:noProof/>
+        </w:rPr>
+        <w:drawing>
+          <wp:inline distT="0" distB="0" distL="0" distR="0" wp14:anchorId="08FEFF02" wp14:editId="1BA51F16">
+            <wp:extent cx="5502910" cy="3265805"/>
+            <wp:effectExtent l="0" t="0" r="2540" b="0"/>
+            <wp:docPr id="37" name="Picture 37"/>
+            <wp:cNvGraphicFramePr>
+              <a:graphicFrameLocks xmlns:a="http://schemas.openxmlformats.org/drawingml/2006/main" noChangeAspect="1"/>
+            </wp:cNvGraphicFramePr>
+            <a:graphic xmlns:a="http://schemas.openxmlformats.org/drawingml/2006/main">
+              <a:graphicData uri="http://schemas.openxmlformats.org/drawingml/2006/picture">
+                <pic:pic xmlns:pic="http://schemas.openxmlformats.org/drawingml/2006/picture">
+                  <pic:nvPicPr>
+                    <pic:cNvPr id="1" name=""/>
+                    <pic:cNvPicPr/>
+                  </pic:nvPicPr>
+                  <pic:blipFill>
+                    <a:blip r:embed="rId44"/>
+                    <a:stretch>
+                      <a:fillRect/>
+                    </a:stretch>
+                  </pic:blipFill>
+                  <pic:spPr>
+                    <a:xfrm>
+                      <a:off x="0" y="0"/>
+                      <a:ext cx="5502910" cy="3265805"/>
+                    </a:xfrm>
+                    <a:prstGeom prst="rect">
+                      <a:avLst/>
+                    </a:prstGeom>
+                  </pic:spPr>
+                </pic:pic>
+              </a:graphicData>
+            </a:graphic>
+          </wp:inline>
+        </w:drawing>
+      </w:r>
+    </w:p>
+    <w:p>
+      <w:pPr>
+        <w:spacing w:line="360" w:lineRule="auto"/>
+        <w:jc w:val="both"/>
+        <w:rPr>
+          <w:rFonts w:ascii="Times New Roman" w:hAnsi="Times New Roman" w:cs="Times New Roman"/>
+          <w:u w:val="single"/>
+        </w:rPr>
+      </w:pPr>
+      <w:r>
+        <w:rPr>
+          <w:rFonts w:ascii="Times New Roman" w:hAnsi="Times New Roman" w:cs="Times New Roman"/>
+          <w:u w:val="single"/>
+        </w:rPr>
+        <w:t>Precedence Network</w:t>
+      </w:r>
+    </w:p>
+    <w:p>
+      <w:pPr>
+        <w:spacing w:line="360" w:lineRule="auto"/>
+        <w:jc w:val="both"/>
+        <w:rPr>
+          <w:rFonts w:ascii="Times New Roman" w:hAnsi="Times New Roman" w:cs="Times New Roman"/>
+        </w:rPr>
+      </w:pPr>
+      <w:r>
+        <w:rPr>
+          <w:rFonts w:ascii="Times New Roman" w:hAnsi="Times New Roman" w:cs="Times New Roman"/>
+          <w:noProof/>
+        </w:rPr>
+        <w:lastRenderedPageBreak/>
+        <w:drawing>
+          <wp:inline distT="0" distB="0" distL="0" distR="0" wp14:anchorId="478926C6" wp14:editId="6CE615E5">
+            <wp:extent cx="5502910" cy="1563370"/>
+            <wp:effectExtent l="0" t="0" r="2540" b="0"/>
+            <wp:docPr id="39" name="Picture 39"/>
+            <wp:cNvGraphicFramePr>
+              <a:graphicFrameLocks xmlns:a="http://schemas.openxmlformats.org/drawingml/2006/main" noChangeAspect="1"/>
+            </wp:cNvGraphicFramePr>
+            <a:graphic xmlns:a="http://schemas.openxmlformats.org/drawingml/2006/main">
+              <a:graphicData uri="http://schemas.openxmlformats.org/drawingml/2006/picture">
+                <pic:pic xmlns:pic="http://schemas.openxmlformats.org/drawingml/2006/picture">
+                  <pic:nvPicPr>
+                    <pic:cNvPr id="1" name=""/>
+                    <pic:cNvPicPr/>
+                  </pic:nvPicPr>
+                  <pic:blipFill>
+                    <a:blip r:embed="rId45"/>
+                    <a:stretch>
+                      <a:fillRect/>
+                    </a:stretch>
+                  </pic:blipFill>
+                  <pic:spPr>
+                    <a:xfrm>
+                      <a:off x="0" y="0"/>
+                      <a:ext cx="5502910" cy="1563370"/>
+                    </a:xfrm>
+                    <a:prstGeom prst="rect">
+                      <a:avLst/>
+                    </a:prstGeom>
+                  </pic:spPr>
+                </pic:pic>
+              </a:graphicData>
+            </a:graphic>
+          </wp:inline>
+        </w:drawing>
+      </w:r>
     </w:p>
     <w:p>
       <w:pPr>
@@ -4055,360 +7181,126 @@
       </w:pPr>
     </w:p>
     <w:sectPr>
+      <w:footerReference w:type="default" r:id="rId46"/>
       <w:pgSz w:w="11906" w:h="16838" w:code="9"/>
       <w:pgMar w:top="1440" w:right="1440" w:bottom="1440" w:left="1800" w:header="720" w:footer="720" w:gutter="0"/>
       <w:cols w:space="720"/>
+      <w:titlePg/>
       <w:docGrid w:linePitch="360"/>
     </w:sectPr>
   </w:body>
 </w:document>
 </file>
 
+<file path=word/endnotes.xml><?xml version="1.0" encoding="utf-8"?>
+<w:endnotes xmlns:wpc="http://schemas.microsoft.com/office/word/2010/wordprocessingCanvas" xmlns:cx="http://schemas.microsoft.com/office/drawing/2014/chartex" xmlns:cx1="http://schemas.microsoft.com/office/drawing/2015/9/8/chartex" xmlns:cx2="http://schemas.microsoft.com/office/drawing/2015/10/21/chartex" xmlns:cx3="http://schemas.microsoft.com/office/drawing/2016/5/9/chartex" xmlns:cx4="http://schemas.microsoft.com/office/drawing/2016/5/10/chartex" xmlns:cx5="http://schemas.microsoft.com/office/drawing/2016/5/11/chartex" xmlns:cx6="http://schemas.microsoft.com/office/drawing/2016/5/12/chartex" xmlns:cx7="http://schemas.microsoft.com/office/drawing/2016/5/13/chartex" xmlns:cx8="http://schemas.microsoft.com/office/drawing/2016/5/14/chartex" xmlns:mc="http://schemas.openxmlformats.org/markup-compatibility/2006" xmlns:aink="http://schemas.microsoft.com/office/drawing/2016/ink" xmlns:am3d="http://schemas.microsoft.com/office/drawing/2017/model3d" xmlns:o="urn:schemas-microsoft-com:office:office" xmlns:oel="http://schemas.microsoft.com/office/2019/extlst" xmlns:r="http://schemas.openxmlformats.org/officeDocument/2006/relationships" xmlns:m="http://schemas.openxmlformats.org/officeDocument/2006/math" xmlns:v="urn:schemas-microsoft-com:vml" xmlns:wp14="http://schemas.microsoft.com/office/word/2010/wordprocessingDrawing" xmlns:wp="http://schemas.openxmlformats.org/drawingml/2006/wordprocessingDrawing" xmlns:w10="urn:schemas-microsoft-com:office:word" xmlns:w="http://schemas.openxmlformats.org/wordprocessingml/2006/main" xmlns:w14="http://schemas.microsoft.com/office/word/2010/wordml" xmlns:w15="http://schemas.microsoft.com/office/word/2012/wordml" xmlns:w16cex="http://schemas.microsoft.com/office/word/2018/wordml/cex" xmlns:w16cid="http://schemas.microsoft.com/office/word/2016/wordml/cid" xmlns:w16="http://schemas.microsoft.com/office/word/2018/wordml" xmlns:w16sdtdh="http://schemas.microsoft.com/office/word/2020/wordml/sdtdatahash" xmlns:w16se="http://schemas.microsoft.com/office/word/2015/wordml/symex" xmlns:wpg="http://schemas.microsoft.com/office/word/2010/wordprocessingGroup" xmlns:wpi="http://schemas.microsoft.com/office/word/2010/wordprocessingInk" xmlns:wne="http://schemas.microsoft.com/office/word/2006/wordml" xmlns:wps="http://schemas.microsoft.com/office/word/2010/wordprocessingShape" mc:Ignorable="w14 w15 w16se w16cid w16 w16cex w16sdtdh wp14">
+  <w:endnote w:type="separator" w:id="-1">
+    <w:p>
+      <w:pPr>
+        <w:spacing w:after="0" w:line="240" w:lineRule="auto"/>
+      </w:pPr>
+      <w:r>
+        <w:separator/>
+      </w:r>
+    </w:p>
+  </w:endnote>
+  <w:endnote w:type="continuationSeparator" w:id="0">
+    <w:p>
+      <w:pPr>
+        <w:spacing w:after="0" w:line="240" w:lineRule="auto"/>
+      </w:pPr>
+      <w:r>
+        <w:continuationSeparator/>
+      </w:r>
+    </w:p>
+  </w:endnote>
+</w:endnotes>
+</file>
+
+<file path=word/footer1.xml><?xml version="1.0" encoding="utf-8"?>
+<w:ftr xmlns:wpc="http://schemas.microsoft.com/office/word/2010/wordprocessingCanvas" xmlns:cx="http://schemas.microsoft.com/office/drawing/2014/chartex" xmlns:cx1="http://schemas.microsoft.com/office/drawing/2015/9/8/chartex" xmlns:cx2="http://schemas.microsoft.com/office/drawing/2015/10/21/chartex" xmlns:cx3="http://schemas.microsoft.com/office/drawing/2016/5/9/chartex" xmlns:cx4="http://schemas.microsoft.com/office/drawing/2016/5/10/chartex" xmlns:cx5="http://schemas.microsoft.com/office/drawing/2016/5/11/chartex" xmlns:cx6="http://schemas.microsoft.com/office/drawing/2016/5/12/chartex" xmlns:cx7="http://schemas.microsoft.com/office/drawing/2016/5/13/chartex" xmlns:cx8="http://schemas.microsoft.com/office/drawing/2016/5/14/chartex" xmlns:mc="http://schemas.openxmlformats.org/markup-compatibility/2006" xmlns:aink="http://schemas.microsoft.com/office/drawing/2016/ink" xmlns:am3d="http://schemas.microsoft.com/office/drawing/2017/model3d" xmlns:o="urn:schemas-microsoft-com:office:office" xmlns:oel="http://schemas.microsoft.com/office/2019/extlst" xmlns:r="http://schemas.openxmlformats.org/officeDocument/2006/relationships" xmlns:m="http://schemas.openxmlformats.org/officeDocument/2006/math" xmlns:v="urn:schemas-microsoft-com:vml" xmlns:wp14="http://schemas.microsoft.com/office/word/2010/wordprocessingDrawing" xmlns:wp="http://schemas.openxmlformats.org/drawingml/2006/wordprocessingDrawing" xmlns:w10="urn:schemas-microsoft-com:office:word" xmlns:w="http://schemas.openxmlformats.org/wordprocessingml/2006/main" xmlns:w14="http://schemas.microsoft.com/office/word/2010/wordml" xmlns:w15="http://schemas.microsoft.com/office/word/2012/wordml" xmlns:w16cex="http://schemas.microsoft.com/office/word/2018/wordml/cex" xmlns:w16cid="http://schemas.microsoft.com/office/word/2016/wordml/cid" xmlns:w16="http://schemas.microsoft.com/office/word/2018/wordml" xmlns:w16sdtdh="http://schemas.microsoft.com/office/word/2020/wordml/sdtdatahash" xmlns:w16se="http://schemas.microsoft.com/office/word/2015/wordml/symex" xmlns:wpg="http://schemas.microsoft.com/office/word/2010/wordprocessingGroup" xmlns:wpi="http://schemas.microsoft.com/office/word/2010/wordprocessingInk" xmlns:wne="http://schemas.microsoft.com/office/word/2006/wordml" xmlns:wps="http://schemas.microsoft.com/office/word/2010/wordprocessingShape" mc:Ignorable="w14 w15 w16se w16cid w16 w16cex w16sdtdh wp14">
+  <w:sdt>
+    <w:sdtPr>
+      <w:id w:val="1112326486"/>
+      <w:docPartObj>
+        <w:docPartGallery w:val="Page Numbers (Bottom of Page)"/>
+        <w:docPartUnique/>
+      </w:docPartObj>
+    </w:sdtPr>
+    <w:sdtEndPr>
+      <w:rPr>
+        <w:noProof/>
+      </w:rPr>
+    </w:sdtEndPr>
+    <w:sdtContent>
+      <w:p>
+        <w:pPr>
+          <w:pStyle w:val="Footer"/>
+          <w:jc w:val="center"/>
+        </w:pPr>
+        <w:r>
+          <w:fldChar w:fldCharType="begin"/>
+        </w:r>
+        <w:r>
+          <w:instrText xml:space="preserve"> PAGE   \* MERGEFORMAT </w:instrText>
+        </w:r>
+        <w:r>
+          <w:fldChar w:fldCharType="separate"/>
+        </w:r>
+        <w:r>
+          <w:rPr>
+            <w:noProof/>
+          </w:rPr>
+          <w:t>2</w:t>
+        </w:r>
+        <w:r>
+          <w:rPr>
+            <w:noProof/>
+          </w:rPr>
+          <w:fldChar w:fldCharType="end"/>
+        </w:r>
+      </w:p>
+    </w:sdtContent>
+  </w:sdt>
+  <w:p>
+    <w:pPr>
+      <w:pStyle w:val="Footer"/>
+    </w:pPr>
+  </w:p>
+</w:ftr>
+</file>
+
+<file path=word/footnotes.xml><?xml version="1.0" encoding="utf-8"?>
+<w:footnotes xmlns:wpc="http://schemas.microsoft.com/office/word/2010/wordprocessingCanvas" xmlns:cx="http://schemas.microsoft.com/office/drawing/2014/chartex" xmlns:cx1="http://schemas.microsoft.com/office/drawing/2015/9/8/chartex" xmlns:cx2="http://schemas.microsoft.com/office/drawing/2015/10/21/chartex" xmlns:cx3="http://schemas.microsoft.com/office/drawing/2016/5/9/chartex" xmlns:cx4="http://schemas.microsoft.com/office/drawing/2016/5/10/chartex" xmlns:cx5="http://schemas.microsoft.com/office/drawing/2016/5/11/chartex" xmlns:cx6="http://schemas.microsoft.com/office/drawing/2016/5/12/chartex" xmlns:cx7="http://schemas.microsoft.com/office/drawing/2016/5/13/chartex" xmlns:cx8="http://schemas.microsoft.com/office/drawing/2016/5/14/chartex" xmlns:mc="http://schemas.openxmlformats.org/markup-compatibility/2006" xmlns:aink="http://schemas.microsoft.com/office/drawing/2016/ink" xmlns:am3d="http://schemas.microsoft.com/office/drawing/2017/model3d" xmlns:o="urn:schemas-microsoft-com:office:office" xmlns:oel="http://schemas.microsoft.com/office/2019/extlst" xmlns:r="http://schemas.openxmlformats.org/officeDocument/2006/relationships" xmlns:m="http://schemas.openxmlformats.org/officeDocument/2006/math" xmlns:v="urn:schemas-microsoft-com:vml" xmlns:wp14="http://schemas.microsoft.com/office/word/2010/wordprocessingDrawing" xmlns:wp="http://schemas.openxmlformats.org/drawingml/2006/wordprocessingDrawing" xmlns:w10="urn:schemas-microsoft-com:office:word" xmlns:w="http://schemas.openxmlformats.org/wordprocessingml/2006/main" xmlns:w14="http://schemas.microsoft.com/office/word/2010/wordml" xmlns:w15="http://schemas.microsoft.com/office/word/2012/wordml" xmlns:w16cex="http://schemas.microsoft.com/office/word/2018/wordml/cex" xmlns:w16cid="http://schemas.microsoft.com/office/word/2016/wordml/cid" xmlns:w16="http://schemas.microsoft.com/office/word/2018/wordml" xmlns:w16sdtdh="http://schemas.microsoft.com/office/word/2020/wordml/sdtdatahash" xmlns:w16se="http://schemas.microsoft.com/office/word/2015/wordml/symex" xmlns:wpg="http://schemas.microsoft.com/office/word/2010/wordprocessingGroup" xmlns:wpi="http://schemas.microsoft.com/office/word/2010/wordprocessingInk" xmlns:wne="http://schemas.microsoft.com/office/word/2006/wordml" xmlns:wps="http://schemas.microsoft.com/office/word/2010/wordprocessingShape" mc:Ignorable="w14 w15 w16se w16cid w16 w16cex w16sdtdh wp14">
+  <w:footnote w:type="separator" w:id="-1">
+    <w:p>
+      <w:pPr>
+        <w:spacing w:after="0" w:line="240" w:lineRule="auto"/>
+      </w:pPr>
+      <w:r>
+        <w:separator/>
+      </w:r>
+    </w:p>
+  </w:footnote>
+  <w:footnote w:type="continuationSeparator" w:id="0">
+    <w:p>
+      <w:pPr>
+        <w:spacing w:after="0" w:line="240" w:lineRule="auto"/>
+      </w:pPr>
+      <w:r>
+        <w:continuationSeparator/>
+      </w:r>
+    </w:p>
+  </w:footnote>
+</w:footnotes>
+</file>
+
 <file path=word/numbering.xml><?xml version="1.0" encoding="utf-8"?>
 <w:numbering xmlns:wpc="http://schemas.microsoft.com/office/word/2010/wordprocessingCanvas" xmlns:cx="http://schemas.microsoft.com/office/drawing/2014/chartex" xmlns:cx1="http://schemas.microsoft.com/office/drawing/2015/9/8/chartex" xmlns:cx2="http://schemas.microsoft.com/office/drawing/2015/10/21/chartex" xmlns:cx3="http://schemas.microsoft.com/office/drawing/2016/5/9/chartex" xmlns:cx4="http://schemas.microsoft.com/office/drawing/2016/5/10/chartex" xmlns:cx5="http://schemas.microsoft.com/office/drawing/2016/5/11/chartex" xmlns:cx6="http://schemas.microsoft.com/office/drawing/2016/5/12/chartex" xmlns:cx7="http://schemas.microsoft.com/office/drawing/2016/5/13/chartex" xmlns:cx8="http://schemas.microsoft.com/office/drawing/2016/5/14/chartex" xmlns:mc="http://schemas.openxmlformats.org/markup-compatibility/2006" xmlns:aink="http://schemas.microsoft.com/office/drawing/2016/ink" xmlns:am3d="http://schemas.microsoft.com/office/drawing/2017/model3d" xmlns:o="urn:schemas-microsoft-com:office:office" xmlns:oel="http://schemas.microsoft.com/office/2019/extlst" xmlns:r="http://schemas.openxmlformats.org/officeDocument/2006/relationships" xmlns:m="http://schemas.openxmlformats.org/officeDocument/2006/math" xmlns:v="urn:schemas-microsoft-com:vml" xmlns:wp14="http://schemas.microsoft.com/office/word/2010/wordprocessingDrawing" xmlns:wp="http://schemas.openxmlformats.org/drawingml/2006/wordprocessingDrawing" xmlns:w10="urn:schemas-microsoft-com:office:word" xmlns:w="http://schemas.openxmlformats.org/wordprocessingml/2006/main" xmlns:w14="http://schemas.microsoft.com/office/word/2010/wordml" xmlns:w15="http://schemas.microsoft.com/office/word/2012/wordml" xmlns:w16cex="http://schemas.microsoft.com/office/word/2018/wordml/cex" xmlns:w16cid="http://schemas.microsoft.com/office/word/2016/wordml/cid" xmlns:w16="http://schemas.microsoft.com/office/word/2018/wordml" xmlns:w16sdtdh="http://schemas.microsoft.com/office/word/2020/wordml/sdtdatahash" xmlns:w16se="http://schemas.microsoft.com/office/word/2015/wordml/symex" xmlns:wpg="http://schemas.microsoft.com/office/word/2010/wordprocessingGroup" xmlns:wpi="http://schemas.microsoft.com/office/word/2010/wordprocessingInk" xmlns:wne="http://schemas.microsoft.com/office/word/2006/wordml" xmlns:wps="http://schemas.microsoft.com/office/word/2010/wordprocessingShape" mc:Ignorable="w14 w15 w16se w16cid w16 w16cex w16sdtdh wp14">
   <w:abstractNum w:abstractNumId="0" w15:restartNumberingAfterBreak="0">
-    <w:nsid w:val="261539D2"/>
+    <w:nsid w:val="06A5093D"/>
     <w:multiLevelType w:val="multilevel"/>
-    <w:tmpl w:val="EFECAFF2"/>
-    <w:lvl w:ilvl="0">
-      <w:start w:val="1"/>
-      <w:numFmt w:val="decimal"/>
-      <w:lvlText w:val="%1."/>
-      <w:lvlJc w:val="left"/>
-      <w:pPr>
-        <w:tabs>
-          <w:tab w:val="num" w:pos="720"/>
-        </w:tabs>
-        <w:ind w:left="720" w:hanging="360"/>
-      </w:pPr>
-    </w:lvl>
-    <w:lvl w:ilvl="1" w:tentative="1">
-      <w:start w:val="1"/>
-      <w:numFmt w:val="decimal"/>
-      <w:lvlText w:val="%2."/>
-      <w:lvlJc w:val="left"/>
-      <w:pPr>
-        <w:tabs>
-          <w:tab w:val="num" w:pos="1440"/>
-        </w:tabs>
-        <w:ind w:left="1440" w:hanging="360"/>
-      </w:pPr>
-    </w:lvl>
-    <w:lvl w:ilvl="2" w:tentative="1">
-      <w:start w:val="1"/>
-      <w:numFmt w:val="decimal"/>
-      <w:lvlText w:val="%3."/>
-      <w:lvlJc w:val="left"/>
-      <w:pPr>
-        <w:tabs>
-          <w:tab w:val="num" w:pos="2160"/>
-        </w:tabs>
-        <w:ind w:left="2160" w:hanging="360"/>
-      </w:pPr>
-    </w:lvl>
-    <w:lvl w:ilvl="3" w:tentative="1">
-      <w:start w:val="1"/>
-      <w:numFmt w:val="decimal"/>
-      <w:lvlText w:val="%4."/>
-      <w:lvlJc w:val="left"/>
-      <w:pPr>
-        <w:tabs>
-          <w:tab w:val="num" w:pos="2880"/>
-        </w:tabs>
-        <w:ind w:left="2880" w:hanging="360"/>
-      </w:pPr>
-    </w:lvl>
-    <w:lvl w:ilvl="4" w:tentative="1">
-      <w:start w:val="1"/>
-      <w:numFmt w:val="decimal"/>
-      <w:lvlText w:val="%5."/>
-      <w:lvlJc w:val="left"/>
-      <w:pPr>
-        <w:tabs>
-          <w:tab w:val="num" w:pos="3600"/>
-        </w:tabs>
-        <w:ind w:left="3600" w:hanging="360"/>
-      </w:pPr>
-    </w:lvl>
-    <w:lvl w:ilvl="5" w:tentative="1">
-      <w:start w:val="1"/>
-      <w:numFmt w:val="decimal"/>
-      <w:lvlText w:val="%6."/>
-      <w:lvlJc w:val="left"/>
-      <w:pPr>
-        <w:tabs>
-          <w:tab w:val="num" w:pos="4320"/>
-        </w:tabs>
-        <w:ind w:left="4320" w:hanging="360"/>
-      </w:pPr>
-    </w:lvl>
-    <w:lvl w:ilvl="6" w:tentative="1">
-      <w:start w:val="1"/>
-      <w:numFmt w:val="decimal"/>
-      <w:lvlText w:val="%7."/>
-      <w:lvlJc w:val="left"/>
-      <w:pPr>
-        <w:tabs>
-          <w:tab w:val="num" w:pos="5040"/>
-        </w:tabs>
-        <w:ind w:left="5040" w:hanging="360"/>
-      </w:pPr>
-    </w:lvl>
-    <w:lvl w:ilvl="7" w:tentative="1">
-      <w:start w:val="1"/>
-      <w:numFmt w:val="decimal"/>
-      <w:lvlText w:val="%8."/>
-      <w:lvlJc w:val="left"/>
-      <w:pPr>
-        <w:tabs>
-          <w:tab w:val="num" w:pos="5760"/>
-        </w:tabs>
-        <w:ind w:left="5760" w:hanging="360"/>
-      </w:pPr>
-    </w:lvl>
-    <w:lvl w:ilvl="8" w:tentative="1">
-      <w:start w:val="1"/>
-      <w:numFmt w:val="decimal"/>
-      <w:lvlText w:val="%9."/>
-      <w:lvlJc w:val="left"/>
-      <w:pPr>
-        <w:tabs>
-          <w:tab w:val="num" w:pos="6480"/>
-        </w:tabs>
-        <w:ind w:left="6480" w:hanging="360"/>
-      </w:pPr>
-    </w:lvl>
-  </w:abstractNum>
-  <w:abstractNum w:abstractNumId="1" w15:restartNumberingAfterBreak="0">
-    <w:nsid w:val="2F3D7EF0"/>
-    <w:multiLevelType w:val="multilevel"/>
-    <w:tmpl w:val="0B369A98"/>
-    <w:lvl w:ilvl="0">
-      <w:start w:val="1"/>
-      <w:numFmt w:val="decimal"/>
-      <w:lvlText w:val="%1."/>
-      <w:lvlJc w:val="left"/>
-      <w:pPr>
-        <w:tabs>
-          <w:tab w:val="num" w:pos="720"/>
-        </w:tabs>
-        <w:ind w:left="720" w:hanging="360"/>
-      </w:pPr>
-    </w:lvl>
-    <w:lvl w:ilvl="1" w:tentative="1">
-      <w:start w:val="1"/>
-      <w:numFmt w:val="decimal"/>
-      <w:lvlText w:val="%2."/>
-      <w:lvlJc w:val="left"/>
-      <w:pPr>
-        <w:tabs>
-          <w:tab w:val="num" w:pos="1440"/>
-        </w:tabs>
-        <w:ind w:left="1440" w:hanging="360"/>
-      </w:pPr>
-    </w:lvl>
-    <w:lvl w:ilvl="2" w:tentative="1">
-      <w:start w:val="1"/>
-      <w:numFmt w:val="decimal"/>
-      <w:lvlText w:val="%3."/>
-      <w:lvlJc w:val="left"/>
-      <w:pPr>
-        <w:tabs>
-          <w:tab w:val="num" w:pos="2160"/>
-        </w:tabs>
-        <w:ind w:left="2160" w:hanging="360"/>
-      </w:pPr>
-    </w:lvl>
-    <w:lvl w:ilvl="3" w:tentative="1">
-      <w:start w:val="1"/>
-      <w:numFmt w:val="decimal"/>
-      <w:lvlText w:val="%4."/>
-      <w:lvlJc w:val="left"/>
-      <w:pPr>
-        <w:tabs>
-          <w:tab w:val="num" w:pos="2880"/>
-        </w:tabs>
-        <w:ind w:left="2880" w:hanging="360"/>
-      </w:pPr>
-    </w:lvl>
-    <w:lvl w:ilvl="4" w:tentative="1">
-      <w:start w:val="1"/>
-      <w:numFmt w:val="decimal"/>
-      <w:lvlText w:val="%5."/>
-      <w:lvlJc w:val="left"/>
-      <w:pPr>
-        <w:tabs>
-          <w:tab w:val="num" w:pos="3600"/>
-        </w:tabs>
-        <w:ind w:left="3600" w:hanging="360"/>
-      </w:pPr>
-    </w:lvl>
-    <w:lvl w:ilvl="5" w:tentative="1">
-      <w:start w:val="1"/>
-      <w:numFmt w:val="decimal"/>
-      <w:lvlText w:val="%6."/>
-      <w:lvlJc w:val="left"/>
-      <w:pPr>
-        <w:tabs>
-          <w:tab w:val="num" w:pos="4320"/>
-        </w:tabs>
-        <w:ind w:left="4320" w:hanging="360"/>
-      </w:pPr>
-    </w:lvl>
-    <w:lvl w:ilvl="6" w:tentative="1">
-      <w:start w:val="1"/>
-      <w:numFmt w:val="decimal"/>
-      <w:lvlText w:val="%7."/>
-      <w:lvlJc w:val="left"/>
-      <w:pPr>
-        <w:tabs>
-          <w:tab w:val="num" w:pos="5040"/>
-        </w:tabs>
-        <w:ind w:left="5040" w:hanging="360"/>
-      </w:pPr>
-    </w:lvl>
-    <w:lvl w:ilvl="7" w:tentative="1">
-      <w:start w:val="1"/>
-      <w:numFmt w:val="decimal"/>
-      <w:lvlText w:val="%8."/>
-      <w:lvlJc w:val="left"/>
-      <w:pPr>
-        <w:tabs>
-          <w:tab w:val="num" w:pos="5760"/>
-        </w:tabs>
-        <w:ind w:left="5760" w:hanging="360"/>
-      </w:pPr>
-    </w:lvl>
-    <w:lvl w:ilvl="8" w:tentative="1">
-      <w:start w:val="1"/>
-      <w:numFmt w:val="decimal"/>
-      <w:lvlText w:val="%9."/>
-      <w:lvlJc w:val="left"/>
-      <w:pPr>
-        <w:tabs>
-          <w:tab w:val="num" w:pos="6480"/>
-        </w:tabs>
-        <w:ind w:left="6480" w:hanging="360"/>
-      </w:pPr>
-    </w:lvl>
-  </w:abstractNum>
-  <w:abstractNum w:abstractNumId="2" w15:restartNumberingAfterBreak="0">
-    <w:nsid w:val="339C2B1F"/>
-    <w:multiLevelType w:val="multilevel"/>
-    <w:tmpl w:val="0A96A206"/>
-    <w:lvl w:ilvl="0">
-      <w:start w:val="1"/>
-      <w:numFmt w:val="decimal"/>
-      <w:lvlText w:val="%1."/>
-      <w:lvlJc w:val="left"/>
-      <w:pPr>
-        <w:tabs>
-          <w:tab w:val="num" w:pos="720"/>
-        </w:tabs>
-        <w:ind w:left="720" w:hanging="360"/>
-      </w:pPr>
-    </w:lvl>
-    <w:lvl w:ilvl="1" w:tentative="1">
-      <w:start w:val="1"/>
-      <w:numFmt w:val="decimal"/>
-      <w:lvlText w:val="%2."/>
-      <w:lvlJc w:val="left"/>
-      <w:pPr>
-        <w:tabs>
-          <w:tab w:val="num" w:pos="1440"/>
-        </w:tabs>
-        <w:ind w:left="1440" w:hanging="360"/>
-      </w:pPr>
-    </w:lvl>
-    <w:lvl w:ilvl="2" w:tentative="1">
-      <w:start w:val="1"/>
-      <w:numFmt w:val="decimal"/>
-      <w:lvlText w:val="%3."/>
-      <w:lvlJc w:val="left"/>
-      <w:pPr>
-        <w:tabs>
-          <w:tab w:val="num" w:pos="2160"/>
-        </w:tabs>
-        <w:ind w:left="2160" w:hanging="360"/>
-      </w:pPr>
-    </w:lvl>
-    <w:lvl w:ilvl="3" w:tentative="1">
-      <w:start w:val="1"/>
-      <w:numFmt w:val="decimal"/>
-      <w:lvlText w:val="%4."/>
-      <w:lvlJc w:val="left"/>
-      <w:pPr>
-        <w:tabs>
-          <w:tab w:val="num" w:pos="2880"/>
-        </w:tabs>
-        <w:ind w:left="2880" w:hanging="360"/>
-      </w:pPr>
-    </w:lvl>
-    <w:lvl w:ilvl="4" w:tentative="1">
-      <w:start w:val="1"/>
-      <w:numFmt w:val="decimal"/>
-      <w:lvlText w:val="%5."/>
-      <w:lvlJc w:val="left"/>
-      <w:pPr>
-        <w:tabs>
-          <w:tab w:val="num" w:pos="3600"/>
-        </w:tabs>
-        <w:ind w:left="3600" w:hanging="360"/>
-      </w:pPr>
-    </w:lvl>
-    <w:lvl w:ilvl="5" w:tentative="1">
-      <w:start w:val="1"/>
-      <w:numFmt w:val="decimal"/>
-      <w:lvlText w:val="%6."/>
-      <w:lvlJc w:val="left"/>
-      <w:pPr>
-        <w:tabs>
-          <w:tab w:val="num" w:pos="4320"/>
-        </w:tabs>
-        <w:ind w:left="4320" w:hanging="360"/>
-      </w:pPr>
-    </w:lvl>
-    <w:lvl w:ilvl="6" w:tentative="1">
-      <w:start w:val="1"/>
-      <w:numFmt w:val="decimal"/>
-      <w:lvlText w:val="%7."/>
-      <w:lvlJc w:val="left"/>
-      <w:pPr>
-        <w:tabs>
-          <w:tab w:val="num" w:pos="5040"/>
-        </w:tabs>
-        <w:ind w:left="5040" w:hanging="360"/>
-      </w:pPr>
-    </w:lvl>
-    <w:lvl w:ilvl="7" w:tentative="1">
-      <w:start w:val="1"/>
-      <w:numFmt w:val="decimal"/>
-      <w:lvlText w:val="%8."/>
-      <w:lvlJc w:val="left"/>
-      <w:pPr>
-        <w:tabs>
-          <w:tab w:val="num" w:pos="5760"/>
-        </w:tabs>
-        <w:ind w:left="5760" w:hanging="360"/>
-      </w:pPr>
-    </w:lvl>
-    <w:lvl w:ilvl="8" w:tentative="1">
-      <w:start w:val="1"/>
-      <w:numFmt w:val="decimal"/>
-      <w:lvlText w:val="%9."/>
-      <w:lvlJc w:val="left"/>
-      <w:pPr>
-        <w:tabs>
-          <w:tab w:val="num" w:pos="6480"/>
-        </w:tabs>
-        <w:ind w:left="6480" w:hanging="360"/>
-      </w:pPr>
-    </w:lvl>
-  </w:abstractNum>
-  <w:abstractNum w:abstractNumId="3" w15:restartNumberingAfterBreak="0">
-    <w:nsid w:val="54A218A2"/>
-    <w:multiLevelType w:val="multilevel"/>
-    <w:tmpl w:val="4FB0948E"/>
+    <w:tmpl w:val="4836A0C8"/>
     <w:lvl w:ilvl="0">
       <w:start w:val="1"/>
       <w:numFmt w:val="bullet"/>
@@ -4554,10 +7446,10 @@
       </w:rPr>
     </w:lvl>
   </w:abstractNum>
-  <w:abstractNum w:abstractNumId="4" w15:restartNumberingAfterBreak="0">
-    <w:nsid w:val="658317CE"/>
+  <w:abstractNum w:abstractNumId="1" w15:restartNumberingAfterBreak="0">
+    <w:nsid w:val="09617993"/>
     <w:multiLevelType w:val="multilevel"/>
-    <w:tmpl w:val="C0CCC79C"/>
+    <w:tmpl w:val="C46E6874"/>
     <w:lvl w:ilvl="0">
       <w:start w:val="1"/>
       <w:numFmt w:val="decimal"/>
@@ -4570,10 +7462,10 @@
         <w:ind w:left="720" w:hanging="360"/>
       </w:pPr>
     </w:lvl>
-    <w:lvl w:ilvl="1" w:tentative="1">
+    <w:lvl w:ilvl="1">
       <w:start w:val="1"/>
-      <w:numFmt w:val="decimal"/>
-      <w:lvlText w:val="%2."/>
+      <w:numFmt w:val="bullet"/>
+      <w:lvlText w:val="o"/>
       <w:lvlJc w:val="left"/>
       <w:pPr>
         <w:tabs>
@@ -4581,6 +7473,10 @@
         </w:tabs>
         <w:ind w:left="1440" w:hanging="360"/>
       </w:pPr>
+      <w:rPr>
+        <w:rFonts w:ascii="Courier New" w:hAnsi="Courier New" w:hint="default"/>
+        <w:sz w:val="20"/>
+      </w:rPr>
     </w:lvl>
     <w:lvl w:ilvl="2" w:tentative="1">
       <w:start w:val="1"/>
@@ -4667,10 +7563,10 @@
       </w:pPr>
     </w:lvl>
   </w:abstractNum>
-  <w:abstractNum w:abstractNumId="5" w15:restartNumberingAfterBreak="0">
-    <w:nsid w:val="67B0273D"/>
+  <w:abstractNum w:abstractNumId="2" w15:restartNumberingAfterBreak="0">
+    <w:nsid w:val="0D7333BD"/>
     <w:multiLevelType w:val="multilevel"/>
-    <w:tmpl w:val="22EAD686"/>
+    <w:tmpl w:val="463E4AAC"/>
     <w:lvl w:ilvl="0">
       <w:start w:val="1"/>
       <w:numFmt w:val="bullet"/>
@@ -4816,23 +7712,1018 @@
       </w:rPr>
     </w:lvl>
   </w:abstractNum>
+  <w:abstractNum w:abstractNumId="3" w15:restartNumberingAfterBreak="0">
+    <w:nsid w:val="261539D2"/>
+    <w:multiLevelType w:val="multilevel"/>
+    <w:tmpl w:val="EFECAFF2"/>
+    <w:lvl w:ilvl="0">
+      <w:start w:val="1"/>
+      <w:numFmt w:val="decimal"/>
+      <w:lvlText w:val="%1."/>
+      <w:lvlJc w:val="left"/>
+      <w:pPr>
+        <w:tabs>
+          <w:tab w:val="num" w:pos="720"/>
+        </w:tabs>
+        <w:ind w:left="720" w:hanging="360"/>
+      </w:pPr>
+    </w:lvl>
+    <w:lvl w:ilvl="1" w:tentative="1">
+      <w:start w:val="1"/>
+      <w:numFmt w:val="decimal"/>
+      <w:lvlText w:val="%2."/>
+      <w:lvlJc w:val="left"/>
+      <w:pPr>
+        <w:tabs>
+          <w:tab w:val="num" w:pos="1440"/>
+        </w:tabs>
+        <w:ind w:left="1440" w:hanging="360"/>
+      </w:pPr>
+    </w:lvl>
+    <w:lvl w:ilvl="2" w:tentative="1">
+      <w:start w:val="1"/>
+      <w:numFmt w:val="decimal"/>
+      <w:lvlText w:val="%3."/>
+      <w:lvlJc w:val="left"/>
+      <w:pPr>
+        <w:tabs>
+          <w:tab w:val="num" w:pos="2160"/>
+        </w:tabs>
+        <w:ind w:left="2160" w:hanging="360"/>
+      </w:pPr>
+    </w:lvl>
+    <w:lvl w:ilvl="3" w:tentative="1">
+      <w:start w:val="1"/>
+      <w:numFmt w:val="decimal"/>
+      <w:lvlText w:val="%4."/>
+      <w:lvlJc w:val="left"/>
+      <w:pPr>
+        <w:tabs>
+          <w:tab w:val="num" w:pos="2880"/>
+        </w:tabs>
+        <w:ind w:left="2880" w:hanging="360"/>
+      </w:pPr>
+    </w:lvl>
+    <w:lvl w:ilvl="4" w:tentative="1">
+      <w:start w:val="1"/>
+      <w:numFmt w:val="decimal"/>
+      <w:lvlText w:val="%5."/>
+      <w:lvlJc w:val="left"/>
+      <w:pPr>
+        <w:tabs>
+          <w:tab w:val="num" w:pos="3600"/>
+        </w:tabs>
+        <w:ind w:left="3600" w:hanging="360"/>
+      </w:pPr>
+    </w:lvl>
+    <w:lvl w:ilvl="5" w:tentative="1">
+      <w:start w:val="1"/>
+      <w:numFmt w:val="decimal"/>
+      <w:lvlText w:val="%6."/>
+      <w:lvlJc w:val="left"/>
+      <w:pPr>
+        <w:tabs>
+          <w:tab w:val="num" w:pos="4320"/>
+        </w:tabs>
+        <w:ind w:left="4320" w:hanging="360"/>
+      </w:pPr>
+    </w:lvl>
+    <w:lvl w:ilvl="6" w:tentative="1">
+      <w:start w:val="1"/>
+      <w:numFmt w:val="decimal"/>
+      <w:lvlText w:val="%7."/>
+      <w:lvlJc w:val="left"/>
+      <w:pPr>
+        <w:tabs>
+          <w:tab w:val="num" w:pos="5040"/>
+        </w:tabs>
+        <w:ind w:left="5040" w:hanging="360"/>
+      </w:pPr>
+    </w:lvl>
+    <w:lvl w:ilvl="7" w:tentative="1">
+      <w:start w:val="1"/>
+      <w:numFmt w:val="decimal"/>
+      <w:lvlText w:val="%8."/>
+      <w:lvlJc w:val="left"/>
+      <w:pPr>
+        <w:tabs>
+          <w:tab w:val="num" w:pos="5760"/>
+        </w:tabs>
+        <w:ind w:left="5760" w:hanging="360"/>
+      </w:pPr>
+    </w:lvl>
+    <w:lvl w:ilvl="8" w:tentative="1">
+      <w:start w:val="1"/>
+      <w:numFmt w:val="decimal"/>
+      <w:lvlText w:val="%9."/>
+      <w:lvlJc w:val="left"/>
+      <w:pPr>
+        <w:tabs>
+          <w:tab w:val="num" w:pos="6480"/>
+        </w:tabs>
+        <w:ind w:left="6480" w:hanging="360"/>
+      </w:pPr>
+    </w:lvl>
+  </w:abstractNum>
+  <w:abstractNum w:abstractNumId="4" w15:restartNumberingAfterBreak="0">
+    <w:nsid w:val="2F3D7EF0"/>
+    <w:multiLevelType w:val="multilevel"/>
+    <w:tmpl w:val="0B369A98"/>
+    <w:lvl w:ilvl="0">
+      <w:start w:val="1"/>
+      <w:numFmt w:val="decimal"/>
+      <w:lvlText w:val="%1."/>
+      <w:lvlJc w:val="left"/>
+      <w:pPr>
+        <w:tabs>
+          <w:tab w:val="num" w:pos="720"/>
+        </w:tabs>
+        <w:ind w:left="720" w:hanging="360"/>
+      </w:pPr>
+    </w:lvl>
+    <w:lvl w:ilvl="1" w:tentative="1">
+      <w:start w:val="1"/>
+      <w:numFmt w:val="decimal"/>
+      <w:lvlText w:val="%2."/>
+      <w:lvlJc w:val="left"/>
+      <w:pPr>
+        <w:tabs>
+          <w:tab w:val="num" w:pos="1440"/>
+        </w:tabs>
+        <w:ind w:left="1440" w:hanging="360"/>
+      </w:pPr>
+    </w:lvl>
+    <w:lvl w:ilvl="2" w:tentative="1">
+      <w:start w:val="1"/>
+      <w:numFmt w:val="decimal"/>
+      <w:lvlText w:val="%3."/>
+      <w:lvlJc w:val="left"/>
+      <w:pPr>
+        <w:tabs>
+          <w:tab w:val="num" w:pos="2160"/>
+        </w:tabs>
+        <w:ind w:left="2160" w:hanging="360"/>
+      </w:pPr>
+    </w:lvl>
+    <w:lvl w:ilvl="3" w:tentative="1">
+      <w:start w:val="1"/>
+      <w:numFmt w:val="decimal"/>
+      <w:lvlText w:val="%4."/>
+      <w:lvlJc w:val="left"/>
+      <w:pPr>
+        <w:tabs>
+          <w:tab w:val="num" w:pos="2880"/>
+        </w:tabs>
+        <w:ind w:left="2880" w:hanging="360"/>
+      </w:pPr>
+    </w:lvl>
+    <w:lvl w:ilvl="4" w:tentative="1">
+      <w:start w:val="1"/>
+      <w:numFmt w:val="decimal"/>
+      <w:lvlText w:val="%5."/>
+      <w:lvlJc w:val="left"/>
+      <w:pPr>
+        <w:tabs>
+          <w:tab w:val="num" w:pos="3600"/>
+        </w:tabs>
+        <w:ind w:left="3600" w:hanging="360"/>
+      </w:pPr>
+    </w:lvl>
+    <w:lvl w:ilvl="5" w:tentative="1">
+      <w:start w:val="1"/>
+      <w:numFmt w:val="decimal"/>
+      <w:lvlText w:val="%6."/>
+      <w:lvlJc w:val="left"/>
+      <w:pPr>
+        <w:tabs>
+          <w:tab w:val="num" w:pos="4320"/>
+        </w:tabs>
+        <w:ind w:left="4320" w:hanging="360"/>
+      </w:pPr>
+    </w:lvl>
+    <w:lvl w:ilvl="6" w:tentative="1">
+      <w:start w:val="1"/>
+      <w:numFmt w:val="decimal"/>
+      <w:lvlText w:val="%7."/>
+      <w:lvlJc w:val="left"/>
+      <w:pPr>
+        <w:tabs>
+          <w:tab w:val="num" w:pos="5040"/>
+        </w:tabs>
+        <w:ind w:left="5040" w:hanging="360"/>
+      </w:pPr>
+    </w:lvl>
+    <w:lvl w:ilvl="7" w:tentative="1">
+      <w:start w:val="1"/>
+      <w:numFmt w:val="decimal"/>
+      <w:lvlText w:val="%8."/>
+      <w:lvlJc w:val="left"/>
+      <w:pPr>
+        <w:tabs>
+          <w:tab w:val="num" w:pos="5760"/>
+        </w:tabs>
+        <w:ind w:left="5760" w:hanging="360"/>
+      </w:pPr>
+    </w:lvl>
+    <w:lvl w:ilvl="8" w:tentative="1">
+      <w:start w:val="1"/>
+      <w:numFmt w:val="decimal"/>
+      <w:lvlText w:val="%9."/>
+      <w:lvlJc w:val="left"/>
+      <w:pPr>
+        <w:tabs>
+          <w:tab w:val="num" w:pos="6480"/>
+        </w:tabs>
+        <w:ind w:left="6480" w:hanging="360"/>
+      </w:pPr>
+    </w:lvl>
+  </w:abstractNum>
+  <w:abstractNum w:abstractNumId="5" w15:restartNumberingAfterBreak="0">
+    <w:nsid w:val="339C2B1F"/>
+    <w:multiLevelType w:val="multilevel"/>
+    <w:tmpl w:val="0A96A206"/>
+    <w:lvl w:ilvl="0">
+      <w:start w:val="1"/>
+      <w:numFmt w:val="decimal"/>
+      <w:lvlText w:val="%1."/>
+      <w:lvlJc w:val="left"/>
+      <w:pPr>
+        <w:tabs>
+          <w:tab w:val="num" w:pos="720"/>
+        </w:tabs>
+        <w:ind w:left="720" w:hanging="360"/>
+      </w:pPr>
+    </w:lvl>
+    <w:lvl w:ilvl="1" w:tentative="1">
+      <w:start w:val="1"/>
+      <w:numFmt w:val="decimal"/>
+      <w:lvlText w:val="%2."/>
+      <w:lvlJc w:val="left"/>
+      <w:pPr>
+        <w:tabs>
+          <w:tab w:val="num" w:pos="1440"/>
+        </w:tabs>
+        <w:ind w:left="1440" w:hanging="360"/>
+      </w:pPr>
+    </w:lvl>
+    <w:lvl w:ilvl="2" w:tentative="1">
+      <w:start w:val="1"/>
+      <w:numFmt w:val="decimal"/>
+      <w:lvlText w:val="%3."/>
+      <w:lvlJc w:val="left"/>
+      <w:pPr>
+        <w:tabs>
+          <w:tab w:val="num" w:pos="2160"/>
+        </w:tabs>
+        <w:ind w:left="2160" w:hanging="360"/>
+      </w:pPr>
+    </w:lvl>
+    <w:lvl w:ilvl="3" w:tentative="1">
+      <w:start w:val="1"/>
+      <w:numFmt w:val="decimal"/>
+      <w:lvlText w:val="%4."/>
+      <w:lvlJc w:val="left"/>
+      <w:pPr>
+        <w:tabs>
+          <w:tab w:val="num" w:pos="2880"/>
+        </w:tabs>
+        <w:ind w:left="2880" w:hanging="360"/>
+      </w:pPr>
+    </w:lvl>
+    <w:lvl w:ilvl="4" w:tentative="1">
+      <w:start w:val="1"/>
+      <w:numFmt w:val="decimal"/>
+      <w:lvlText w:val="%5."/>
+      <w:lvlJc w:val="left"/>
+      <w:pPr>
+        <w:tabs>
+          <w:tab w:val="num" w:pos="3600"/>
+        </w:tabs>
+        <w:ind w:left="3600" w:hanging="360"/>
+      </w:pPr>
+    </w:lvl>
+    <w:lvl w:ilvl="5" w:tentative="1">
+      <w:start w:val="1"/>
+      <w:numFmt w:val="decimal"/>
+      <w:lvlText w:val="%6."/>
+      <w:lvlJc w:val="left"/>
+      <w:pPr>
+        <w:tabs>
+          <w:tab w:val="num" w:pos="4320"/>
+        </w:tabs>
+        <w:ind w:left="4320" w:hanging="360"/>
+      </w:pPr>
+    </w:lvl>
+    <w:lvl w:ilvl="6" w:tentative="1">
+      <w:start w:val="1"/>
+      <w:numFmt w:val="decimal"/>
+      <w:lvlText w:val="%7."/>
+      <w:lvlJc w:val="left"/>
+      <w:pPr>
+        <w:tabs>
+          <w:tab w:val="num" w:pos="5040"/>
+        </w:tabs>
+        <w:ind w:left="5040" w:hanging="360"/>
+      </w:pPr>
+    </w:lvl>
+    <w:lvl w:ilvl="7" w:tentative="1">
+      <w:start w:val="1"/>
+      <w:numFmt w:val="decimal"/>
+      <w:lvlText w:val="%8."/>
+      <w:lvlJc w:val="left"/>
+      <w:pPr>
+        <w:tabs>
+          <w:tab w:val="num" w:pos="5760"/>
+        </w:tabs>
+        <w:ind w:left="5760" w:hanging="360"/>
+      </w:pPr>
+    </w:lvl>
+    <w:lvl w:ilvl="8" w:tentative="1">
+      <w:start w:val="1"/>
+      <w:numFmt w:val="decimal"/>
+      <w:lvlText w:val="%9."/>
+      <w:lvlJc w:val="left"/>
+      <w:pPr>
+        <w:tabs>
+          <w:tab w:val="num" w:pos="6480"/>
+        </w:tabs>
+        <w:ind w:left="6480" w:hanging="360"/>
+      </w:pPr>
+    </w:lvl>
+  </w:abstractNum>
+  <w:abstractNum w:abstractNumId="6" w15:restartNumberingAfterBreak="0">
+    <w:nsid w:val="54A218A2"/>
+    <w:multiLevelType w:val="multilevel"/>
+    <w:tmpl w:val="4FB0948E"/>
+    <w:lvl w:ilvl="0">
+      <w:start w:val="1"/>
+      <w:numFmt w:val="bullet"/>
+      <w:lvlText w:val=""/>
+      <w:lvlJc w:val="left"/>
+      <w:pPr>
+        <w:tabs>
+          <w:tab w:val="num" w:pos="720"/>
+        </w:tabs>
+        <w:ind w:left="720" w:hanging="360"/>
+      </w:pPr>
+      <w:rPr>
+        <w:rFonts w:ascii="Symbol" w:hAnsi="Symbol" w:hint="default"/>
+        <w:sz w:val="20"/>
+      </w:rPr>
+    </w:lvl>
+    <w:lvl w:ilvl="1" w:tentative="1">
+      <w:start w:val="1"/>
+      <w:numFmt w:val="bullet"/>
+      <w:lvlText w:val="o"/>
+      <w:lvlJc w:val="left"/>
+      <w:pPr>
+        <w:tabs>
+          <w:tab w:val="num" w:pos="1440"/>
+        </w:tabs>
+        <w:ind w:left="1440" w:hanging="360"/>
+      </w:pPr>
+      <w:rPr>
+        <w:rFonts w:ascii="Courier New" w:hAnsi="Courier New" w:hint="default"/>
+        <w:sz w:val="20"/>
+      </w:rPr>
+    </w:lvl>
+    <w:lvl w:ilvl="2" w:tentative="1">
+      <w:start w:val="1"/>
+      <w:numFmt w:val="bullet"/>
+      <w:lvlText w:val=""/>
+      <w:lvlJc w:val="left"/>
+      <w:pPr>
+        <w:tabs>
+          <w:tab w:val="num" w:pos="2160"/>
+        </w:tabs>
+        <w:ind w:left="2160" w:hanging="360"/>
+      </w:pPr>
+      <w:rPr>
+        <w:rFonts w:ascii="Wingdings" w:hAnsi="Wingdings" w:hint="default"/>
+        <w:sz w:val="20"/>
+      </w:rPr>
+    </w:lvl>
+    <w:lvl w:ilvl="3" w:tentative="1">
+      <w:start w:val="1"/>
+      <w:numFmt w:val="bullet"/>
+      <w:lvlText w:val=""/>
+      <w:lvlJc w:val="left"/>
+      <w:pPr>
+        <w:tabs>
+          <w:tab w:val="num" w:pos="2880"/>
+        </w:tabs>
+        <w:ind w:left="2880" w:hanging="360"/>
+      </w:pPr>
+      <w:rPr>
+        <w:rFonts w:ascii="Wingdings" w:hAnsi="Wingdings" w:hint="default"/>
+        <w:sz w:val="20"/>
+      </w:rPr>
+    </w:lvl>
+    <w:lvl w:ilvl="4" w:tentative="1">
+      <w:start w:val="1"/>
+      <w:numFmt w:val="bullet"/>
+      <w:lvlText w:val=""/>
+      <w:lvlJc w:val="left"/>
+      <w:pPr>
+        <w:tabs>
+          <w:tab w:val="num" w:pos="3600"/>
+        </w:tabs>
+        <w:ind w:left="3600" w:hanging="360"/>
+      </w:pPr>
+      <w:rPr>
+        <w:rFonts w:ascii="Wingdings" w:hAnsi="Wingdings" w:hint="default"/>
+        <w:sz w:val="20"/>
+      </w:rPr>
+    </w:lvl>
+    <w:lvl w:ilvl="5" w:tentative="1">
+      <w:start w:val="1"/>
+      <w:numFmt w:val="bullet"/>
+      <w:lvlText w:val=""/>
+      <w:lvlJc w:val="left"/>
+      <w:pPr>
+        <w:tabs>
+          <w:tab w:val="num" w:pos="4320"/>
+        </w:tabs>
+        <w:ind w:left="4320" w:hanging="360"/>
+      </w:pPr>
+      <w:rPr>
+        <w:rFonts w:ascii="Wingdings" w:hAnsi="Wingdings" w:hint="default"/>
+        <w:sz w:val="20"/>
+      </w:rPr>
+    </w:lvl>
+    <w:lvl w:ilvl="6" w:tentative="1">
+      <w:start w:val="1"/>
+      <w:numFmt w:val="bullet"/>
+      <w:lvlText w:val=""/>
+      <w:lvlJc w:val="left"/>
+      <w:pPr>
+        <w:tabs>
+          <w:tab w:val="num" w:pos="5040"/>
+        </w:tabs>
+        <w:ind w:left="5040" w:hanging="360"/>
+      </w:pPr>
+      <w:rPr>
+        <w:rFonts w:ascii="Wingdings" w:hAnsi="Wingdings" w:hint="default"/>
+        <w:sz w:val="20"/>
+      </w:rPr>
+    </w:lvl>
+    <w:lvl w:ilvl="7" w:tentative="1">
+      <w:start w:val="1"/>
+      <w:numFmt w:val="bullet"/>
+      <w:lvlText w:val=""/>
+      <w:lvlJc w:val="left"/>
+      <w:pPr>
+        <w:tabs>
+          <w:tab w:val="num" w:pos="5760"/>
+        </w:tabs>
+        <w:ind w:left="5760" w:hanging="360"/>
+      </w:pPr>
+      <w:rPr>
+        <w:rFonts w:ascii="Wingdings" w:hAnsi="Wingdings" w:hint="default"/>
+        <w:sz w:val="20"/>
+      </w:rPr>
+    </w:lvl>
+    <w:lvl w:ilvl="8" w:tentative="1">
+      <w:start w:val="1"/>
+      <w:numFmt w:val="bullet"/>
+      <w:lvlText w:val=""/>
+      <w:lvlJc w:val="left"/>
+      <w:pPr>
+        <w:tabs>
+          <w:tab w:val="num" w:pos="6480"/>
+        </w:tabs>
+        <w:ind w:left="6480" w:hanging="360"/>
+      </w:pPr>
+      <w:rPr>
+        <w:rFonts w:ascii="Wingdings" w:hAnsi="Wingdings" w:hint="default"/>
+        <w:sz w:val="20"/>
+      </w:rPr>
+    </w:lvl>
+  </w:abstractNum>
+  <w:abstractNum w:abstractNumId="7" w15:restartNumberingAfterBreak="0">
+    <w:nsid w:val="567056BB"/>
+    <w:multiLevelType w:val="multilevel"/>
+    <w:tmpl w:val="048E1BB0"/>
+    <w:lvl w:ilvl="0">
+      <w:start w:val="1"/>
+      <w:numFmt w:val="decimal"/>
+      <w:lvlText w:val="%1."/>
+      <w:lvlJc w:val="left"/>
+      <w:pPr>
+        <w:tabs>
+          <w:tab w:val="num" w:pos="720"/>
+        </w:tabs>
+        <w:ind w:left="720" w:hanging="360"/>
+      </w:pPr>
+    </w:lvl>
+    <w:lvl w:ilvl="1" w:tentative="1">
+      <w:start w:val="1"/>
+      <w:numFmt w:val="decimal"/>
+      <w:lvlText w:val="%2."/>
+      <w:lvlJc w:val="left"/>
+      <w:pPr>
+        <w:tabs>
+          <w:tab w:val="num" w:pos="1440"/>
+        </w:tabs>
+        <w:ind w:left="1440" w:hanging="360"/>
+      </w:pPr>
+    </w:lvl>
+    <w:lvl w:ilvl="2" w:tentative="1">
+      <w:start w:val="1"/>
+      <w:numFmt w:val="decimal"/>
+      <w:lvlText w:val="%3."/>
+      <w:lvlJc w:val="left"/>
+      <w:pPr>
+        <w:tabs>
+          <w:tab w:val="num" w:pos="2160"/>
+        </w:tabs>
+        <w:ind w:left="2160" w:hanging="360"/>
+      </w:pPr>
+    </w:lvl>
+    <w:lvl w:ilvl="3" w:tentative="1">
+      <w:start w:val="1"/>
+      <w:numFmt w:val="decimal"/>
+      <w:lvlText w:val="%4."/>
+      <w:lvlJc w:val="left"/>
+      <w:pPr>
+        <w:tabs>
+          <w:tab w:val="num" w:pos="2880"/>
+        </w:tabs>
+        <w:ind w:left="2880" w:hanging="360"/>
+      </w:pPr>
+    </w:lvl>
+    <w:lvl w:ilvl="4" w:tentative="1">
+      <w:start w:val="1"/>
+      <w:numFmt w:val="decimal"/>
+      <w:lvlText w:val="%5."/>
+      <w:lvlJc w:val="left"/>
+      <w:pPr>
+        <w:tabs>
+          <w:tab w:val="num" w:pos="3600"/>
+        </w:tabs>
+        <w:ind w:left="3600" w:hanging="360"/>
+      </w:pPr>
+    </w:lvl>
+    <w:lvl w:ilvl="5" w:tentative="1">
+      <w:start w:val="1"/>
+      <w:numFmt w:val="decimal"/>
+      <w:lvlText w:val="%6."/>
+      <w:lvlJc w:val="left"/>
+      <w:pPr>
+        <w:tabs>
+          <w:tab w:val="num" w:pos="4320"/>
+        </w:tabs>
+        <w:ind w:left="4320" w:hanging="360"/>
+      </w:pPr>
+    </w:lvl>
+    <w:lvl w:ilvl="6" w:tentative="1">
+      <w:start w:val="1"/>
+      <w:numFmt w:val="decimal"/>
+      <w:lvlText w:val="%7."/>
+      <w:lvlJc w:val="left"/>
+      <w:pPr>
+        <w:tabs>
+          <w:tab w:val="num" w:pos="5040"/>
+        </w:tabs>
+        <w:ind w:left="5040" w:hanging="360"/>
+      </w:pPr>
+    </w:lvl>
+    <w:lvl w:ilvl="7" w:tentative="1">
+      <w:start w:val="1"/>
+      <w:numFmt w:val="decimal"/>
+      <w:lvlText w:val="%8."/>
+      <w:lvlJc w:val="left"/>
+      <w:pPr>
+        <w:tabs>
+          <w:tab w:val="num" w:pos="5760"/>
+        </w:tabs>
+        <w:ind w:left="5760" w:hanging="360"/>
+      </w:pPr>
+    </w:lvl>
+    <w:lvl w:ilvl="8" w:tentative="1">
+      <w:start w:val="1"/>
+      <w:numFmt w:val="decimal"/>
+      <w:lvlText w:val="%9."/>
+      <w:lvlJc w:val="left"/>
+      <w:pPr>
+        <w:tabs>
+          <w:tab w:val="num" w:pos="6480"/>
+        </w:tabs>
+        <w:ind w:left="6480" w:hanging="360"/>
+      </w:pPr>
+    </w:lvl>
+  </w:abstractNum>
+  <w:abstractNum w:abstractNumId="8" w15:restartNumberingAfterBreak="0">
+    <w:nsid w:val="5CBB4DD9"/>
+    <w:multiLevelType w:val="multilevel"/>
+    <w:tmpl w:val="8A486CA0"/>
+    <w:lvl w:ilvl="0">
+      <w:start w:val="1"/>
+      <w:numFmt w:val="decimal"/>
+      <w:lvlText w:val="%1."/>
+      <w:lvlJc w:val="left"/>
+      <w:pPr>
+        <w:tabs>
+          <w:tab w:val="num" w:pos="720"/>
+        </w:tabs>
+        <w:ind w:left="720" w:hanging="360"/>
+      </w:pPr>
+    </w:lvl>
+    <w:lvl w:ilvl="1">
+      <w:start w:val="1"/>
+      <w:numFmt w:val="bullet"/>
+      <w:lvlText w:val="o"/>
+      <w:lvlJc w:val="left"/>
+      <w:pPr>
+        <w:tabs>
+          <w:tab w:val="num" w:pos="1440"/>
+        </w:tabs>
+        <w:ind w:left="1440" w:hanging="360"/>
+      </w:pPr>
+      <w:rPr>
+        <w:rFonts w:ascii="Courier New" w:hAnsi="Courier New" w:hint="default"/>
+        <w:sz w:val="20"/>
+      </w:rPr>
+    </w:lvl>
+    <w:lvl w:ilvl="2" w:tentative="1">
+      <w:start w:val="1"/>
+      <w:numFmt w:val="decimal"/>
+      <w:lvlText w:val="%3."/>
+      <w:lvlJc w:val="left"/>
+      <w:pPr>
+        <w:tabs>
+          <w:tab w:val="num" w:pos="2160"/>
+        </w:tabs>
+        <w:ind w:left="2160" w:hanging="360"/>
+      </w:pPr>
+    </w:lvl>
+    <w:lvl w:ilvl="3" w:tentative="1">
+      <w:start w:val="1"/>
+      <w:numFmt w:val="decimal"/>
+      <w:lvlText w:val="%4."/>
+      <w:lvlJc w:val="left"/>
+      <w:pPr>
+        <w:tabs>
+          <w:tab w:val="num" w:pos="2880"/>
+        </w:tabs>
+        <w:ind w:left="2880" w:hanging="360"/>
+      </w:pPr>
+    </w:lvl>
+    <w:lvl w:ilvl="4" w:tentative="1">
+      <w:start w:val="1"/>
+      <w:numFmt w:val="decimal"/>
+      <w:lvlText w:val="%5."/>
+      <w:lvlJc w:val="left"/>
+      <w:pPr>
+        <w:tabs>
+          <w:tab w:val="num" w:pos="3600"/>
+        </w:tabs>
+        <w:ind w:left="3600" w:hanging="360"/>
+      </w:pPr>
+    </w:lvl>
+    <w:lvl w:ilvl="5" w:tentative="1">
+      <w:start w:val="1"/>
+      <w:numFmt w:val="decimal"/>
+      <w:lvlText w:val="%6."/>
+      <w:lvlJc w:val="left"/>
+      <w:pPr>
+        <w:tabs>
+          <w:tab w:val="num" w:pos="4320"/>
+        </w:tabs>
+        <w:ind w:left="4320" w:hanging="360"/>
+      </w:pPr>
+    </w:lvl>
+    <w:lvl w:ilvl="6" w:tentative="1">
+      <w:start w:val="1"/>
+      <w:numFmt w:val="decimal"/>
+      <w:lvlText w:val="%7."/>
+      <w:lvlJc w:val="left"/>
+      <w:pPr>
+        <w:tabs>
+          <w:tab w:val="num" w:pos="5040"/>
+        </w:tabs>
+        <w:ind w:left="5040" w:hanging="360"/>
+      </w:pPr>
+    </w:lvl>
+    <w:lvl w:ilvl="7" w:tentative="1">
+      <w:start w:val="1"/>
+      <w:numFmt w:val="decimal"/>
+      <w:lvlText w:val="%8."/>
+      <w:lvlJc w:val="left"/>
+      <w:pPr>
+        <w:tabs>
+          <w:tab w:val="num" w:pos="5760"/>
+        </w:tabs>
+        <w:ind w:left="5760" w:hanging="360"/>
+      </w:pPr>
+    </w:lvl>
+    <w:lvl w:ilvl="8" w:tentative="1">
+      <w:start w:val="1"/>
+      <w:numFmt w:val="decimal"/>
+      <w:lvlText w:val="%9."/>
+      <w:lvlJc w:val="left"/>
+      <w:pPr>
+        <w:tabs>
+          <w:tab w:val="num" w:pos="6480"/>
+        </w:tabs>
+        <w:ind w:left="6480" w:hanging="360"/>
+      </w:pPr>
+    </w:lvl>
+  </w:abstractNum>
+  <w:abstractNum w:abstractNumId="9" w15:restartNumberingAfterBreak="0">
+    <w:nsid w:val="658317CE"/>
+    <w:multiLevelType w:val="multilevel"/>
+    <w:tmpl w:val="C0CCC79C"/>
+    <w:lvl w:ilvl="0">
+      <w:start w:val="1"/>
+      <w:numFmt w:val="decimal"/>
+      <w:lvlText w:val="%1."/>
+      <w:lvlJc w:val="left"/>
+      <w:pPr>
+        <w:tabs>
+          <w:tab w:val="num" w:pos="720"/>
+        </w:tabs>
+        <w:ind w:left="720" w:hanging="360"/>
+      </w:pPr>
+    </w:lvl>
+    <w:lvl w:ilvl="1" w:tentative="1">
+      <w:start w:val="1"/>
+      <w:numFmt w:val="decimal"/>
+      <w:lvlText w:val="%2."/>
+      <w:lvlJc w:val="left"/>
+      <w:pPr>
+        <w:tabs>
+          <w:tab w:val="num" w:pos="1440"/>
+        </w:tabs>
+        <w:ind w:left="1440" w:hanging="360"/>
+      </w:pPr>
+    </w:lvl>
+    <w:lvl w:ilvl="2" w:tentative="1">
+      <w:start w:val="1"/>
+      <w:numFmt w:val="decimal"/>
+      <w:lvlText w:val="%3."/>
+      <w:lvlJc w:val="left"/>
+      <w:pPr>
+        <w:tabs>
+          <w:tab w:val="num" w:pos="2160"/>
+        </w:tabs>
+        <w:ind w:left="2160" w:hanging="360"/>
+      </w:pPr>
+    </w:lvl>
+    <w:lvl w:ilvl="3" w:tentative="1">
+      <w:start w:val="1"/>
+      <w:numFmt w:val="decimal"/>
+      <w:lvlText w:val="%4."/>
+      <w:lvlJc w:val="left"/>
+      <w:pPr>
+        <w:tabs>
+          <w:tab w:val="num" w:pos="2880"/>
+        </w:tabs>
+        <w:ind w:left="2880" w:hanging="360"/>
+      </w:pPr>
+    </w:lvl>
+    <w:lvl w:ilvl="4" w:tentative="1">
+      <w:start w:val="1"/>
+      <w:numFmt w:val="decimal"/>
+      <w:lvlText w:val="%5."/>
+      <w:lvlJc w:val="left"/>
+      <w:pPr>
+        <w:tabs>
+          <w:tab w:val="num" w:pos="3600"/>
+        </w:tabs>
+        <w:ind w:left="3600" w:hanging="360"/>
+      </w:pPr>
+    </w:lvl>
+    <w:lvl w:ilvl="5" w:tentative="1">
+      <w:start w:val="1"/>
+      <w:numFmt w:val="decimal"/>
+      <w:lvlText w:val="%6."/>
+      <w:lvlJc w:val="left"/>
+      <w:pPr>
+        <w:tabs>
+          <w:tab w:val="num" w:pos="4320"/>
+        </w:tabs>
+        <w:ind w:left="4320" w:hanging="360"/>
+      </w:pPr>
+    </w:lvl>
+    <w:lvl w:ilvl="6" w:tentative="1">
+      <w:start w:val="1"/>
+      <w:numFmt w:val="decimal"/>
+      <w:lvlText w:val="%7."/>
+      <w:lvlJc w:val="left"/>
+      <w:pPr>
+        <w:tabs>
+          <w:tab w:val="num" w:pos="5040"/>
+        </w:tabs>
+        <w:ind w:left="5040" w:hanging="360"/>
+      </w:pPr>
+    </w:lvl>
+    <w:lvl w:ilvl="7" w:tentative="1">
+      <w:start w:val="1"/>
+      <w:numFmt w:val="decimal"/>
+      <w:lvlText w:val="%8."/>
+      <w:lvlJc w:val="left"/>
+      <w:pPr>
+        <w:tabs>
+          <w:tab w:val="num" w:pos="5760"/>
+        </w:tabs>
+        <w:ind w:left="5760" w:hanging="360"/>
+      </w:pPr>
+    </w:lvl>
+    <w:lvl w:ilvl="8" w:tentative="1">
+      <w:start w:val="1"/>
+      <w:numFmt w:val="decimal"/>
+      <w:lvlText w:val="%9."/>
+      <w:lvlJc w:val="left"/>
+      <w:pPr>
+        <w:tabs>
+          <w:tab w:val="num" w:pos="6480"/>
+        </w:tabs>
+        <w:ind w:left="6480" w:hanging="360"/>
+      </w:pPr>
+    </w:lvl>
+  </w:abstractNum>
+  <w:abstractNum w:abstractNumId="10" w15:restartNumberingAfterBreak="0">
+    <w:nsid w:val="67B0273D"/>
+    <w:multiLevelType w:val="multilevel"/>
+    <w:tmpl w:val="22EAD686"/>
+    <w:lvl w:ilvl="0">
+      <w:start w:val="1"/>
+      <w:numFmt w:val="bullet"/>
+      <w:lvlText w:val=""/>
+      <w:lvlJc w:val="left"/>
+      <w:pPr>
+        <w:tabs>
+          <w:tab w:val="num" w:pos="720"/>
+        </w:tabs>
+        <w:ind w:left="720" w:hanging="360"/>
+      </w:pPr>
+      <w:rPr>
+        <w:rFonts w:ascii="Symbol" w:hAnsi="Symbol" w:hint="default"/>
+        <w:sz w:val="20"/>
+      </w:rPr>
+    </w:lvl>
+    <w:lvl w:ilvl="1" w:tentative="1">
+      <w:start w:val="1"/>
+      <w:numFmt w:val="bullet"/>
+      <w:lvlText w:val="o"/>
+      <w:lvlJc w:val="left"/>
+      <w:pPr>
+        <w:tabs>
+          <w:tab w:val="num" w:pos="1440"/>
+        </w:tabs>
+        <w:ind w:left="1440" w:hanging="360"/>
+      </w:pPr>
+      <w:rPr>
+        <w:rFonts w:ascii="Courier New" w:hAnsi="Courier New" w:hint="default"/>
+        <w:sz w:val="20"/>
+      </w:rPr>
+    </w:lvl>
+    <w:lvl w:ilvl="2" w:tentative="1">
+      <w:start w:val="1"/>
+      <w:numFmt w:val="bullet"/>
+      <w:lvlText w:val=""/>
+      <w:lvlJc w:val="left"/>
+      <w:pPr>
+        <w:tabs>
+          <w:tab w:val="num" w:pos="2160"/>
+        </w:tabs>
+        <w:ind w:left="2160" w:hanging="360"/>
+      </w:pPr>
+      <w:rPr>
+        <w:rFonts w:ascii="Wingdings" w:hAnsi="Wingdings" w:hint="default"/>
+        <w:sz w:val="20"/>
+      </w:rPr>
+    </w:lvl>
+    <w:lvl w:ilvl="3" w:tentative="1">
+      <w:start w:val="1"/>
+      <w:numFmt w:val="bullet"/>
+      <w:lvlText w:val=""/>
+      <w:lvlJc w:val="left"/>
+      <w:pPr>
+        <w:tabs>
+          <w:tab w:val="num" w:pos="2880"/>
+        </w:tabs>
+        <w:ind w:left="2880" w:hanging="360"/>
+      </w:pPr>
+      <w:rPr>
+        <w:rFonts w:ascii="Wingdings" w:hAnsi="Wingdings" w:hint="default"/>
+        <w:sz w:val="20"/>
+      </w:rPr>
+    </w:lvl>
+    <w:lvl w:ilvl="4" w:tentative="1">
+      <w:start w:val="1"/>
+      <w:numFmt w:val="bullet"/>
+      <w:lvlText w:val=""/>
+      <w:lvlJc w:val="left"/>
+      <w:pPr>
+        <w:tabs>
+          <w:tab w:val="num" w:pos="3600"/>
+        </w:tabs>
+        <w:ind w:left="3600" w:hanging="360"/>
+      </w:pPr>
+      <w:rPr>
+        <w:rFonts w:ascii="Wingdings" w:hAnsi="Wingdings" w:hint="default"/>
+        <w:sz w:val="20"/>
+      </w:rPr>
+    </w:lvl>
+    <w:lvl w:ilvl="5" w:tentative="1">
+      <w:start w:val="1"/>
+      <w:numFmt w:val="bullet"/>
+      <w:lvlText w:val=""/>
+      <w:lvlJc w:val="left"/>
+      <w:pPr>
+        <w:tabs>
+          <w:tab w:val="num" w:pos="4320"/>
+        </w:tabs>
+        <w:ind w:left="4320" w:hanging="360"/>
+      </w:pPr>
+      <w:rPr>
+        <w:rFonts w:ascii="Wingdings" w:hAnsi="Wingdings" w:hint="default"/>
+        <w:sz w:val="20"/>
+      </w:rPr>
+    </w:lvl>
+    <w:lvl w:ilvl="6" w:tentative="1">
+      <w:start w:val="1"/>
+      <w:numFmt w:val="bullet"/>
+      <w:lvlText w:val=""/>
+      <w:lvlJc w:val="left"/>
+      <w:pPr>
+        <w:tabs>
+          <w:tab w:val="num" w:pos="5040"/>
+        </w:tabs>
+        <w:ind w:left="5040" w:hanging="360"/>
+      </w:pPr>
+      <w:rPr>
+        <w:rFonts w:ascii="Wingdings" w:hAnsi="Wingdings" w:hint="default"/>
+        <w:sz w:val="20"/>
+      </w:rPr>
+    </w:lvl>
+    <w:lvl w:ilvl="7" w:tentative="1">
+      <w:start w:val="1"/>
+      <w:numFmt w:val="bullet"/>
+      <w:lvlText w:val=""/>
+      <w:lvlJc w:val="left"/>
+      <w:pPr>
+        <w:tabs>
+          <w:tab w:val="num" w:pos="5760"/>
+        </w:tabs>
+        <w:ind w:left="5760" w:hanging="360"/>
+      </w:pPr>
+      <w:rPr>
+        <w:rFonts w:ascii="Wingdings" w:hAnsi="Wingdings" w:hint="default"/>
+        <w:sz w:val="20"/>
+      </w:rPr>
+    </w:lvl>
+    <w:lvl w:ilvl="8" w:tentative="1">
+      <w:start w:val="1"/>
+      <w:numFmt w:val="bullet"/>
+      <w:lvlText w:val=""/>
+      <w:lvlJc w:val="left"/>
+      <w:pPr>
+        <w:tabs>
+          <w:tab w:val="num" w:pos="6480"/>
+        </w:tabs>
+        <w:ind w:left="6480" w:hanging="360"/>
+      </w:pPr>
+      <w:rPr>
+        <w:rFonts w:ascii="Wingdings" w:hAnsi="Wingdings" w:hint="default"/>
+        <w:sz w:val="20"/>
+      </w:rPr>
+    </w:lvl>
+  </w:abstractNum>
   <w:num w:numId="1" w16cid:durableId="343940654">
+    <w:abstractNumId w:val="9"/>
+  </w:num>
+  <w:num w:numId="2" w16cid:durableId="933560814">
+    <w:abstractNumId w:val="10"/>
+  </w:num>
+  <w:num w:numId="3" w16cid:durableId="762073647">
     <w:abstractNumId w:val="4"/>
   </w:num>
-  <w:num w:numId="2" w16cid:durableId="933560814">
+  <w:num w:numId="4" w16cid:durableId="1169978480">
+    <w:abstractNumId w:val="6"/>
+  </w:num>
+  <w:num w:numId="5" w16cid:durableId="866720723">
     <w:abstractNumId w:val="5"/>
   </w:num>
-  <w:num w:numId="3" w16cid:durableId="762073647">
+  <w:num w:numId="6" w16cid:durableId="662196391">
+    <w:abstractNumId w:val="3"/>
+  </w:num>
+  <w:num w:numId="7" w16cid:durableId="1154486712">
+    <w:abstractNumId w:val="0"/>
+  </w:num>
+  <w:num w:numId="8" w16cid:durableId="1518739160">
     <w:abstractNumId w:val="1"/>
   </w:num>
-  <w:num w:numId="4" w16cid:durableId="1169978480">
-    <w:abstractNumId w:val="3"/>
+  <w:num w:numId="9" w16cid:durableId="1254050277">
+    <w:abstractNumId w:val="8"/>
   </w:num>
-  <w:num w:numId="5" w16cid:durableId="866720723">
+  <w:num w:numId="10" w16cid:durableId="2103186083">
     <w:abstractNumId w:val="2"/>
   </w:num>
-  <w:num w:numId="6" w16cid:durableId="662196391">
-    <w:abstractNumId w:val="0"/>
+  <w:num w:numId="11" w16cid:durableId="1362590709">
+    <w:abstractNumId w:val="7"/>
   </w:num>
 </w:numbering>
 </file>
@@ -5237,7 +9128,7 @@
   <w:style w:type="paragraph" w:default="1" w:styleId="Normal">
     <w:name w:val="Normal"/>
     <w:qFormat/>
-    <w:rsid w:val="00087512"/>
+    <w:rsid w:val="005B7724"/>
   </w:style>
   <w:style w:type="paragraph" w:styleId="Heading1">
     <w:name w:val="heading 1"/>
@@ -5821,6 +9712,69 @@
       <w14:ligatures w14:val="none"/>
     </w:rPr>
   </w:style>
+  <w:style w:type="table" w:styleId="TableGrid">
+    <w:name w:val="Table Grid"/>
+    <w:basedOn w:val="TableNormal"/>
+    <w:uiPriority w:val="39"/>
+    <w:rsid w:val="002B5584"/>
+    <w:pPr>
+      <w:spacing w:after="0" w:line="240" w:lineRule="auto"/>
+    </w:pPr>
+    <w:tblPr>
+      <w:tblBorders>
+        <w:top w:val="single" w:sz="4" w:space="0" w:color="auto"/>
+        <w:left w:val="single" w:sz="4" w:space="0" w:color="auto"/>
+        <w:bottom w:val="single" w:sz="4" w:space="0" w:color="auto"/>
+        <w:right w:val="single" w:sz="4" w:space="0" w:color="auto"/>
+        <w:insideH w:val="single" w:sz="4" w:space="0" w:color="auto"/>
+        <w:insideV w:val="single" w:sz="4" w:space="0" w:color="auto"/>
+      </w:tblBorders>
+    </w:tblPr>
+  </w:style>
+  <w:style w:type="paragraph" w:styleId="Header">
+    <w:name w:val="header"/>
+    <w:basedOn w:val="Normal"/>
+    <w:link w:val="HeaderChar"/>
+    <w:uiPriority w:val="99"/>
+    <w:unhideWhenUsed/>
+    <w:rsid w:val="00B57220"/>
+    <w:pPr>
+      <w:tabs>
+        <w:tab w:val="center" w:pos="4680"/>
+        <w:tab w:val="right" w:pos="9360"/>
+      </w:tabs>
+      <w:spacing w:after="0" w:line="240" w:lineRule="auto"/>
+    </w:pPr>
+  </w:style>
+  <w:style w:type="character" w:customStyle="1" w:styleId="HeaderChar">
+    <w:name w:val="Header Char"/>
+    <w:basedOn w:val="DefaultParagraphFont"/>
+    <w:link w:val="Header"/>
+    <w:uiPriority w:val="99"/>
+    <w:rsid w:val="00B57220"/>
+  </w:style>
+  <w:style w:type="paragraph" w:styleId="Footer">
+    <w:name w:val="footer"/>
+    <w:basedOn w:val="Normal"/>
+    <w:link w:val="FooterChar"/>
+    <w:uiPriority w:val="99"/>
+    <w:unhideWhenUsed/>
+    <w:rsid w:val="00B57220"/>
+    <w:pPr>
+      <w:tabs>
+        <w:tab w:val="center" w:pos="4680"/>
+        <w:tab w:val="right" w:pos="9360"/>
+      </w:tabs>
+      <w:spacing w:after="0" w:line="240" w:lineRule="auto"/>
+    </w:pPr>
+  </w:style>
+  <w:style w:type="character" w:customStyle="1" w:styleId="FooterChar">
+    <w:name w:val="Footer Char"/>
+    <w:basedOn w:val="DefaultParagraphFont"/>
+    <w:link w:val="Footer"/>
+    <w:uiPriority w:val="99"/>
+    <w:rsid w:val="00B57220"/>
+  </w:style>
 </w:styles>
 </file>
 
